--- a/5.人员管理/1.流程制度规范类文件/050102-运维服务人员储备制度.docx
+++ b/5.人员管理/1.流程制度规范类文件/050102-运维服务人员储备制度.docx
@@ -1,10 +1,11 @@
 
 <file path=word/document.xml><?xml version="1.0" encoding="utf-8"?>
-<w:document xmlns:wpc="http://schemas.microsoft.com/office/word/2010/wordprocessingCanvas" xmlns:mc="http://schemas.openxmlformats.org/markup-compatibility/2006" xmlns:o="urn:schemas-microsoft-com:office:office" xmlns:r="http://schemas.openxmlformats.org/officeDocument/2006/relationships" xmlns:m="http://schemas.openxmlformats.org/officeDocument/2006/math" xmlns:v="urn:schemas-microsoft-com:vml" xmlns:wp14="http://schemas.microsoft.com/office/word/2010/wordprocessingDrawing" xmlns:wp="http://schemas.openxmlformats.org/drawingml/2006/wordprocessingDrawing" xmlns:w="http://schemas.openxmlformats.org/wordprocessingml/2006/main" xmlns:w14="http://schemas.microsoft.com/office/word/2010/wordml" xmlns:w10="urn:schemas-microsoft-com:office:word" xmlns:w15="http://schemas.microsoft.com/office/word/2012/wordml" xmlns:wpg="http://schemas.microsoft.com/office/word/2010/wordprocessingGroup" xmlns:wpi="http://schemas.microsoft.com/office/word/2010/wordprocessingInk" xmlns:wne="http://schemas.microsoft.com/office/word/2006/wordml" xmlns:wps="http://schemas.microsoft.com/office/word/2010/wordprocessingShape" xmlns:wpsCustomData="http://www.wps.cn/officeDocument/2013/wpsCustomData" mc:Ignorable="w14 w15 wp14">
+<w:document xmlns:wpc="http://schemas.microsoft.com/office/word/2010/wordprocessingCanvas" xmlns:mc="http://schemas.openxmlformats.org/markup-compatibility/2006" xmlns:o="urn:schemas-microsoft-com:office:office" xmlns:r="http://schemas.openxmlformats.org/officeDocument/2006/relationships" xmlns:m="http://schemas.openxmlformats.org/officeDocument/2006/math" xmlns:v="urn:schemas-microsoft-com:vml" xmlns:wp14="http://schemas.microsoft.com/office/word/2010/wordprocessingDrawing" xmlns:wp="http://schemas.openxmlformats.org/drawingml/2006/wordprocessingDrawing" xmlns:w10="urn:schemas-microsoft-com:office:word" xmlns:w="http://schemas.openxmlformats.org/wordprocessingml/2006/main" xmlns:w14="http://schemas.microsoft.com/office/word/2010/wordml" xmlns:w15="http://schemas.microsoft.com/office/word/2012/wordml" xmlns:wne="http://schemas.microsoft.com/office/word/2006/wordml" xmlns:wpg="http://schemas.microsoft.com/office/word/2010/wordprocessingGroup" xmlns:wpi="http://schemas.microsoft.com/office/word/2010/wordprocessingInk" xmlns:wps="http://schemas.microsoft.com/office/word/2010/wordprocessingShape" mc:Ignorable="w14 w15 wp14">
+  <!-- Generated by Aspose.Words for .NET 13.3.0.1 -->
   <w:body>
     <w:p>
       <w:pPr>
-        <w:pStyle w:val="31"/>
+        <w:pStyle w:val="a1"/>
         <w:keepNext w:val="0"/>
         <w:keepLines w:val="0"/>
         <w:pageBreakBefore w:val="0"/>
@@ -24,7 +25,7 @@
     </w:p>
     <w:p>
       <w:pPr>
-        <w:pStyle w:val="31"/>
+        <w:pStyle w:val="a1"/>
         <w:keepNext w:val="0"/>
         <w:keepLines w:val="0"/>
         <w:pageBreakBefore w:val="0"/>
@@ -40,8 +41,8 @@
         <w:snapToGrid w:val="0"/>
         <w:textAlignment w:val="baseline"/>
       </w:pPr>
-      <w:bookmarkStart w:id="23" w:name="_GoBack"/>
-      <w:bookmarkEnd w:id="23"/>
+      <w:bookmarkStart w:id="1" w:name="_GoBack"/>
+      <w:bookmarkEnd w:id="1"/>
       <w:r>
         <w:t>运维服务人员储备制度</w:t>
       </w:r>
@@ -49,7 +50,7 @@
     </w:p>
     <w:p>
       <w:pPr>
-        <w:pStyle w:val="32"/>
+        <w:pStyle w:val="a2"/>
         <w:keepNext w:val="0"/>
         <w:keepLines w:val="0"/>
         <w:pageBreakBefore w:val="0"/>
@@ -65,15 +66,15 @@
         <w:snapToGrid w:val="0"/>
         <w:textAlignment w:val="baseline"/>
       </w:pPr>
-      <w:bookmarkStart w:id="1" w:name="_Toc22374"/>
+      <w:bookmarkStart w:id="2" w:name="_Toc22374"/>
       <w:r>
-        <w:t>甘肃国邦信息科技有限公司</w:t>
+        <w:t>中达丰集团有限公司</w:t>
       </w:r>
-      <w:bookmarkEnd w:id="1"/>
+      <w:bookmarkEnd w:id="2"/>
     </w:p>
     <w:p>
       <w:pPr>
-        <w:pStyle w:val="32"/>
+        <w:pStyle w:val="a2"/>
         <w:keepNext w:val="0"/>
         <w:keepLines w:val="0"/>
         <w:pageBreakBefore w:val="0"/>
@@ -89,7 +90,7 @@
         <w:snapToGrid w:val="0"/>
         <w:textAlignment w:val="baseline"/>
         <w:rPr>
-          <w:rFonts w:hint="eastAsia" w:ascii="宋体" w:hAnsi="宋体" w:eastAsia="宋体" w:cs="宋体"/>
+          <w:rFonts w:ascii="宋体" w:eastAsia="宋体" w:hAnsi="宋体" w:cs="宋体" w:hint="eastAsia"/>
           <w:b w:val="0"/>
           <w:bCs w:val="0"/>
           <w:sz w:val="36"/>
@@ -99,22 +100,22 @@
         <w:sectPr>
           <w:pgSz w:w="11906" w:h="16839"/>
           <w:pgMar w:top="1431" w:right="1785" w:bottom="0" w:left="1785" w:header="0" w:footer="0" w:gutter="0"/>
-          <w:cols w:space="720" w:num="1"/>
+          <w:cols w:num="1" w:space="720"/>
         </w:sectPr>
       </w:pPr>
-      <w:bookmarkStart w:id="2" w:name="_Toc29960"/>
+      <w:bookmarkStart w:id="3" w:name="_Toc29960"/>
       <w:r>
         <w:rPr>
-          <w:rFonts w:hint="eastAsia" w:ascii="宋体" w:hAnsi="宋体" w:eastAsia="宋体" w:cs="宋体"/>
+          <w:rFonts w:ascii="宋体" w:eastAsia="宋体" w:hAnsi="宋体" w:cs="宋体" w:hint="eastAsia"/>
           <w:b w:val="0"/>
           <w:bCs w:val="0"/>
           <w:sz w:val="36"/>
           <w:szCs w:val="36"/>
           <w:lang w:val="en-US" w:eastAsia="zh-CN"/>
         </w:rPr>
-        <w:t>2025年1月4日</w:t>
+        <w:t>2025年7月4日</w:t>
       </w:r>
-      <w:bookmarkEnd w:id="2"/>
+      <w:bookmarkEnd w:id="3"/>
     </w:p>
     <w:p>
       <w:pPr>
@@ -136,35 +137,35 @@
         <w:textAlignment w:val="baseline"/>
         <w:outlineLvl w:val="0"/>
         <w:rPr>
-          <w:rFonts w:ascii="宋体" w:hAnsi="宋体" w:eastAsia="宋体" w:cs="宋体"/>
+          <w:rFonts w:ascii="宋体" w:eastAsia="宋体" w:hAnsi="宋体" w:cs="宋体"/>
           <w:sz w:val="28"/>
           <w:szCs w:val="28"/>
         </w:rPr>
       </w:pPr>
-      <w:bookmarkStart w:id="3" w:name="_Toc31157"/>
+      <w:bookmarkStart w:id="4" w:name="_Toc31157"/>
       <w:r>
         <w:rPr>
-          <w:rFonts w:ascii="宋体" w:hAnsi="宋体" w:eastAsia="宋体" w:cs="宋体"/>
+          <w:rFonts w:ascii="宋体" w:eastAsia="宋体" w:hAnsi="宋体" w:cs="宋体"/>
           <w:spacing w:val="-3"/>
           <w:sz w:val="28"/>
           <w:szCs w:val="28"/>
         </w:rPr>
         <w:t>文档信息</w:t>
       </w:r>
-      <w:bookmarkEnd w:id="3"/>
+      <w:bookmarkEnd w:id="4"/>
     </w:p>
     <w:tbl>
       <w:tblPr>
-        <w:tblStyle w:val="24"/>
+        <w:tblStyle w:val="TableNormal0"/>
         <w:tblW w:w="8680" w:type="dxa"/>
         <w:tblInd w:w="5" w:type="dxa"/>
         <w:tblBorders>
-          <w:top w:val="single" w:color="000000" w:sz="4" w:space="0"/>
-          <w:left w:val="single" w:color="000000" w:sz="4" w:space="0"/>
-          <w:bottom w:val="single" w:color="000000" w:sz="4" w:space="0"/>
-          <w:right w:val="single" w:color="000000" w:sz="4" w:space="0"/>
-          <w:insideH w:val="single" w:color="000000" w:sz="4" w:space="0"/>
-          <w:insideV w:val="single" w:color="000000" w:sz="4" w:space="0"/>
+          <w:top w:val="single" w:sz="4" w:space="0" w:color="000000"/>
+          <w:left w:val="single" w:sz="4" w:space="0" w:color="000000"/>
+          <w:bottom w:val="single" w:sz="4" w:space="0" w:color="000000"/>
+          <w:right w:val="single" w:sz="4" w:space="0" w:color="000000"/>
+          <w:insideH w:val="single" w:sz="4" w:space="0" w:color="000000"/>
+          <w:insideV w:val="single" w:sz="4" w:space="0" w:color="000000"/>
         </w:tblBorders>
         <w:tblLayout w:type="fixed"/>
         <w:tblCellMar>
@@ -183,14 +184,17 @@
       </w:tblGrid>
       <w:tr>
         <w:tblPrEx>
+          <w:tblW w:w="8680" w:type="dxa"/>
+          <w:tblInd w:w="5" w:type="dxa"/>
           <w:tblBorders>
-            <w:top w:val="single" w:color="000000" w:sz="4" w:space="0"/>
-            <w:left w:val="single" w:color="000000" w:sz="4" w:space="0"/>
-            <w:bottom w:val="single" w:color="000000" w:sz="4" w:space="0"/>
-            <w:right w:val="single" w:color="000000" w:sz="4" w:space="0"/>
-            <w:insideH w:val="single" w:color="000000" w:sz="4" w:space="0"/>
-            <w:insideV w:val="single" w:color="000000" w:sz="4" w:space="0"/>
+            <w:top w:val="single" w:sz="4" w:space="0" w:color="000000"/>
+            <w:left w:val="single" w:sz="4" w:space="0" w:color="000000"/>
+            <w:bottom w:val="single" w:sz="4" w:space="0" w:color="000000"/>
+            <w:right w:val="single" w:sz="4" w:space="0" w:color="000000"/>
+            <w:insideH w:val="single" w:sz="4" w:space="0" w:color="000000"/>
+            <w:insideV w:val="single" w:sz="4" w:space="0" w:color="000000"/>
           </w:tblBorders>
+          <w:tblLayout w:type="fixed"/>
           <w:tblCellMar>
             <w:top w:w="0" w:type="dxa"/>
             <w:left w:w="0" w:type="dxa"/>
@@ -199,7 +203,7 @@
           </w:tblCellMar>
         </w:tblPrEx>
         <w:trPr>
-          <w:trHeight w:val="612" w:hRule="atLeast"/>
+          <w:trHeight w:val="612"/>
         </w:trPr>
         <w:tc>
           <w:tcPr>
@@ -224,14 +228,14 @@
               <w:ind w:left="154"/>
               <w:textAlignment w:val="baseline"/>
               <w:rPr>
-                <w:rFonts w:ascii="宋体" w:hAnsi="宋体" w:eastAsia="宋体" w:cs="宋体"/>
+                <w:rFonts w:ascii="宋体" w:eastAsia="宋体" w:hAnsi="宋体" w:cs="宋体"/>
                 <w:sz w:val="21"/>
                 <w:szCs w:val="21"/>
               </w:rPr>
             </w:pPr>
             <w:r>
               <w:rPr>
-                <w:rFonts w:ascii="宋体" w:hAnsi="宋体" w:eastAsia="宋体" w:cs="宋体"/>
+                <w:rFonts w:ascii="宋体" w:eastAsia="宋体" w:hAnsi="宋体" w:cs="宋体"/>
                 <w:spacing w:val="-2"/>
                 <w:sz w:val="21"/>
                 <w:szCs w:val="21"/>
@@ -264,33 +268,28 @@
               <w:ind w:left="108"/>
               <w:textAlignment w:val="baseline"/>
               <w:rPr>
-                <w:rFonts w:ascii="宋体" w:hAnsi="宋体" w:eastAsia="宋体" w:cs="宋体"/>
+                <w:rFonts w:ascii="宋体" w:eastAsia="宋体" w:hAnsi="宋体" w:cs="宋体"/>
                 <w:sz w:val="21"/>
                 <w:szCs w:val="21"/>
               </w:rPr>
             </w:pPr>
             <w:r>
               <w:rPr>
-                <w:rFonts w:ascii="宋体" w:hAnsi="宋体" w:eastAsia="宋体" w:cs="宋体"/>
+                <w:rFonts w:ascii="宋体" w:eastAsia="宋体" w:hAnsi="宋体" w:cs="宋体"/>
                 <w:spacing w:val="-1"/>
                 <w:sz w:val="21"/>
                 <w:szCs w:val="21"/>
               </w:rPr>
-              <w:t>运维服务人员储备制度（GSGB-ITSS-RYCBZD）</w:t>
+              <w:t>运维服务人员储备制度（ZDFJT-ITSS-RYCBZD）</w:t>
             </w:r>
           </w:p>
         </w:tc>
       </w:tr>
       <w:tr>
         <w:tblPrEx>
-          <w:tblBorders>
-            <w:top w:val="single" w:color="000000" w:sz="4" w:space="0"/>
-            <w:left w:val="single" w:color="000000" w:sz="4" w:space="0"/>
-            <w:bottom w:val="single" w:color="000000" w:sz="4" w:space="0"/>
-            <w:right w:val="single" w:color="000000" w:sz="4" w:space="0"/>
-            <w:insideH w:val="single" w:color="000000" w:sz="4" w:space="0"/>
-            <w:insideV w:val="single" w:color="000000" w:sz="4" w:space="0"/>
-          </w:tblBorders>
+          <w:tblW w:w="8680" w:type="dxa"/>
+          <w:tblInd w:w="5" w:type="dxa"/>
+          <w:tblLayout w:type="fixed"/>
           <w:tblCellMar>
             <w:top w:w="0" w:type="dxa"/>
             <w:left w:w="0" w:type="dxa"/>
@@ -299,7 +298,7 @@
           </w:tblCellMar>
         </w:tblPrEx>
         <w:trPr>
-          <w:trHeight w:val="607" w:hRule="atLeast"/>
+          <w:trHeight w:val="607"/>
         </w:trPr>
         <w:tc>
           <w:tcPr>
@@ -324,14 +323,14 @@
               <w:ind w:left="364"/>
               <w:textAlignment w:val="baseline"/>
               <w:rPr>
-                <w:rFonts w:ascii="宋体" w:hAnsi="宋体" w:eastAsia="宋体" w:cs="宋体"/>
+                <w:rFonts w:ascii="宋体" w:eastAsia="宋体" w:hAnsi="宋体" w:cs="宋体"/>
                 <w:sz w:val="21"/>
                 <w:szCs w:val="21"/>
               </w:rPr>
             </w:pPr>
             <w:r>
               <w:rPr>
-                <w:rFonts w:ascii="宋体" w:hAnsi="宋体" w:eastAsia="宋体" w:cs="宋体"/>
+                <w:rFonts w:ascii="宋体" w:eastAsia="宋体" w:hAnsi="宋体" w:cs="宋体"/>
                 <w:spacing w:val="-2"/>
                 <w:sz w:val="21"/>
                 <w:szCs w:val="21"/>
@@ -364,33 +363,28 @@
               <w:ind w:left="108"/>
               <w:textAlignment w:val="baseline"/>
               <w:rPr>
-                <w:rFonts w:ascii="宋体" w:hAnsi="宋体" w:eastAsia="宋体" w:cs="宋体"/>
+                <w:rFonts w:ascii="宋体" w:eastAsia="宋体" w:hAnsi="宋体" w:cs="宋体"/>
                 <w:sz w:val="21"/>
                 <w:szCs w:val="21"/>
               </w:rPr>
             </w:pPr>
             <w:r>
               <w:rPr>
-                <w:rFonts w:ascii="宋体" w:hAnsi="宋体" w:eastAsia="宋体" w:cs="宋体"/>
+                <w:rFonts w:ascii="宋体" w:eastAsia="宋体" w:hAnsi="宋体" w:cs="宋体"/>
                 <w:spacing w:val="-1"/>
                 <w:sz w:val="21"/>
                 <w:szCs w:val="21"/>
               </w:rPr>
-              <w:t>甘肃国邦信息科技有限公司</w:t>
+              <w:t>中达丰集团有限公司</w:t>
             </w:r>
           </w:p>
         </w:tc>
       </w:tr>
       <w:tr>
         <w:tblPrEx>
-          <w:tblBorders>
-            <w:top w:val="single" w:color="000000" w:sz="4" w:space="0"/>
-            <w:left w:val="single" w:color="000000" w:sz="4" w:space="0"/>
-            <w:bottom w:val="single" w:color="000000" w:sz="4" w:space="0"/>
-            <w:right w:val="single" w:color="000000" w:sz="4" w:space="0"/>
-            <w:insideH w:val="single" w:color="000000" w:sz="4" w:space="0"/>
-            <w:insideV w:val="single" w:color="000000" w:sz="4" w:space="0"/>
-          </w:tblBorders>
+          <w:tblW w:w="8680" w:type="dxa"/>
+          <w:tblInd w:w="5" w:type="dxa"/>
+          <w:tblLayout w:type="fixed"/>
           <w:tblCellMar>
             <w:top w:w="0" w:type="dxa"/>
             <w:left w:w="0" w:type="dxa"/>
@@ -399,7 +393,7 @@
           </w:tblCellMar>
         </w:tblPrEx>
         <w:trPr>
-          <w:trHeight w:val="607" w:hRule="atLeast"/>
+          <w:trHeight w:val="607"/>
         </w:trPr>
         <w:tc>
           <w:tcPr>
@@ -424,14 +418,14 @@
               <w:ind w:left="364"/>
               <w:textAlignment w:val="baseline"/>
               <w:rPr>
-                <w:rFonts w:ascii="宋体" w:hAnsi="宋体" w:eastAsia="宋体" w:cs="宋体"/>
+                <w:rFonts w:ascii="宋体" w:eastAsia="宋体" w:hAnsi="宋体" w:cs="宋体"/>
                 <w:sz w:val="21"/>
                 <w:szCs w:val="21"/>
               </w:rPr>
             </w:pPr>
             <w:r>
               <w:rPr>
-                <w:rFonts w:ascii="宋体" w:hAnsi="宋体" w:eastAsia="宋体" w:cs="宋体"/>
+                <w:rFonts w:ascii="宋体" w:eastAsia="宋体" w:hAnsi="宋体" w:cs="宋体"/>
                 <w:spacing w:val="-2"/>
                 <w:sz w:val="21"/>
                 <w:szCs w:val="21"/>
@@ -464,14 +458,14 @@
               <w:ind w:left="107"/>
               <w:textAlignment w:val="baseline"/>
               <w:rPr>
-                <w:rFonts w:ascii="宋体" w:hAnsi="宋体" w:eastAsia="宋体" w:cs="宋体"/>
+                <w:rFonts w:ascii="宋体" w:eastAsia="宋体" w:hAnsi="宋体" w:cs="宋体"/>
                 <w:sz w:val="21"/>
                 <w:szCs w:val="21"/>
               </w:rPr>
             </w:pPr>
             <w:r>
               <w:rPr>
-                <w:rFonts w:ascii="宋体" w:hAnsi="宋体" w:eastAsia="宋体" w:cs="宋体"/>
+                <w:rFonts w:ascii="宋体" w:eastAsia="宋体" w:hAnsi="宋体" w:cs="宋体"/>
                 <w:spacing w:val="-2"/>
                 <w:sz w:val="21"/>
                 <w:szCs w:val="21"/>
@@ -483,14 +477,9 @@
       </w:tr>
       <w:tr>
         <w:tblPrEx>
-          <w:tblBorders>
-            <w:top w:val="single" w:color="000000" w:sz="4" w:space="0"/>
-            <w:left w:val="single" w:color="000000" w:sz="4" w:space="0"/>
-            <w:bottom w:val="single" w:color="000000" w:sz="4" w:space="0"/>
-            <w:right w:val="single" w:color="000000" w:sz="4" w:space="0"/>
-            <w:insideH w:val="single" w:color="000000" w:sz="4" w:space="0"/>
-            <w:insideV w:val="single" w:color="000000" w:sz="4" w:space="0"/>
-          </w:tblBorders>
+          <w:tblW w:w="8680" w:type="dxa"/>
+          <w:tblInd w:w="5" w:type="dxa"/>
+          <w:tblLayout w:type="fixed"/>
           <w:tblCellMar>
             <w:top w:w="0" w:type="dxa"/>
             <w:left w:w="0" w:type="dxa"/>
@@ -499,7 +488,7 @@
           </w:tblCellMar>
         </w:tblPrEx>
         <w:trPr>
-          <w:trHeight w:val="607" w:hRule="atLeast"/>
+          <w:trHeight w:val="607"/>
         </w:trPr>
         <w:tc>
           <w:tcPr>
@@ -524,14 +513,14 @@
               <w:ind w:left="364"/>
               <w:textAlignment w:val="baseline"/>
               <w:rPr>
-                <w:rFonts w:ascii="宋体" w:hAnsi="宋体" w:eastAsia="宋体" w:cs="宋体"/>
+                <w:rFonts w:ascii="宋体" w:eastAsia="宋体" w:hAnsi="宋体" w:cs="宋体"/>
                 <w:sz w:val="21"/>
                 <w:szCs w:val="21"/>
               </w:rPr>
             </w:pPr>
             <w:r>
               <w:rPr>
-                <w:rFonts w:ascii="宋体" w:hAnsi="宋体" w:eastAsia="宋体" w:cs="宋体"/>
+                <w:rFonts w:ascii="宋体" w:eastAsia="宋体" w:hAnsi="宋体" w:cs="宋体"/>
                 <w:spacing w:val="-2"/>
                 <w:sz w:val="21"/>
                 <w:szCs w:val="21"/>
@@ -563,14 +552,14 @@
               <w:ind w:left="430"/>
               <w:textAlignment w:val="baseline"/>
               <w:rPr>
-                <w:rFonts w:ascii="宋体" w:hAnsi="宋体" w:eastAsia="宋体" w:cs="宋体"/>
+                <w:rFonts w:ascii="宋体" w:eastAsia="宋体" w:hAnsi="宋体" w:cs="宋体"/>
                 <w:sz w:val="21"/>
                 <w:szCs w:val="21"/>
               </w:rPr>
             </w:pPr>
             <w:r>
               <w:rPr>
-                <w:rFonts w:ascii="宋体" w:hAnsi="宋体" w:eastAsia="宋体" w:cs="宋体"/>
+                <w:rFonts w:ascii="宋体" w:eastAsia="宋体" w:hAnsi="宋体" w:cs="宋体"/>
                 <w:spacing w:val="-2"/>
                 <w:sz w:val="21"/>
                 <w:szCs w:val="21"/>
@@ -602,14 +591,14 @@
               <w:ind w:left="735"/>
               <w:textAlignment w:val="baseline"/>
               <w:rPr>
-                <w:rFonts w:ascii="宋体" w:hAnsi="宋体" w:eastAsia="宋体" w:cs="宋体"/>
+                <w:rFonts w:ascii="宋体" w:eastAsia="宋体" w:hAnsi="宋体" w:cs="宋体"/>
                 <w:sz w:val="21"/>
                 <w:szCs w:val="21"/>
               </w:rPr>
             </w:pPr>
             <w:r>
               <w:rPr>
-                <w:rFonts w:ascii="宋体" w:hAnsi="宋体" w:eastAsia="宋体" w:cs="宋体"/>
+                <w:rFonts w:ascii="宋体" w:eastAsia="宋体" w:hAnsi="宋体" w:cs="宋体"/>
                 <w:spacing w:val="-2"/>
                 <w:sz w:val="21"/>
                 <w:szCs w:val="21"/>
@@ -641,14 +630,14 @@
               <w:ind w:left="575"/>
               <w:textAlignment w:val="baseline"/>
               <w:rPr>
-                <w:rFonts w:ascii="宋体" w:hAnsi="宋体" w:eastAsia="宋体" w:cs="宋体"/>
+                <w:rFonts w:ascii="宋体" w:eastAsia="宋体" w:hAnsi="宋体" w:cs="宋体"/>
                 <w:sz w:val="21"/>
                 <w:szCs w:val="21"/>
               </w:rPr>
             </w:pPr>
             <w:r>
               <w:rPr>
-                <w:rFonts w:ascii="宋体" w:hAnsi="宋体" w:eastAsia="宋体" w:cs="宋体"/>
+                <w:rFonts w:ascii="宋体" w:eastAsia="宋体" w:hAnsi="宋体" w:cs="宋体"/>
                 <w:spacing w:val="-3"/>
                 <w:sz w:val="21"/>
                 <w:szCs w:val="21"/>
@@ -680,14 +669,14 @@
               <w:ind w:left="587"/>
               <w:textAlignment w:val="baseline"/>
               <w:rPr>
-                <w:rFonts w:ascii="宋体" w:hAnsi="宋体" w:eastAsia="宋体" w:cs="宋体"/>
+                <w:rFonts w:ascii="宋体" w:eastAsia="宋体" w:hAnsi="宋体" w:cs="宋体"/>
                 <w:sz w:val="21"/>
                 <w:szCs w:val="21"/>
               </w:rPr>
             </w:pPr>
             <w:r>
               <w:rPr>
-                <w:rFonts w:ascii="宋体" w:hAnsi="宋体" w:eastAsia="宋体" w:cs="宋体"/>
+                <w:rFonts w:ascii="宋体" w:eastAsia="宋体" w:hAnsi="宋体" w:cs="宋体"/>
                 <w:spacing w:val="-5"/>
                 <w:sz w:val="21"/>
                 <w:szCs w:val="21"/>
@@ -699,14 +688,9 @@
       </w:tr>
       <w:tr>
         <w:tblPrEx>
-          <w:tblBorders>
-            <w:top w:val="single" w:color="000000" w:sz="4" w:space="0"/>
-            <w:left w:val="single" w:color="000000" w:sz="4" w:space="0"/>
-            <w:bottom w:val="single" w:color="000000" w:sz="4" w:space="0"/>
-            <w:right w:val="single" w:color="000000" w:sz="4" w:space="0"/>
-            <w:insideH w:val="single" w:color="000000" w:sz="4" w:space="0"/>
-            <w:insideV w:val="single" w:color="000000" w:sz="4" w:space="0"/>
-          </w:tblBorders>
+          <w:tblW w:w="8680" w:type="dxa"/>
+          <w:tblInd w:w="5" w:type="dxa"/>
+          <w:tblLayout w:type="fixed"/>
           <w:tblCellMar>
             <w:top w:w="0" w:type="dxa"/>
             <w:left w:w="0" w:type="dxa"/>
@@ -715,7 +699,7 @@
           </w:tblCellMar>
         </w:tblPrEx>
         <w:trPr>
-          <w:trHeight w:val="474" w:hRule="atLeast"/>
+          <w:trHeight w:val="474"/>
         </w:trPr>
         <w:tc>
           <w:tcPr>
@@ -740,14 +724,14 @@
               <w:ind w:left="568"/>
               <w:textAlignment w:val="baseline"/>
               <w:rPr>
-                <w:rFonts w:ascii="宋体" w:hAnsi="宋体" w:eastAsia="宋体" w:cs="宋体"/>
+                <w:rFonts w:ascii="宋体" w:eastAsia="宋体" w:hAnsi="宋体" w:cs="宋体"/>
                 <w:sz w:val="21"/>
                 <w:szCs w:val="21"/>
               </w:rPr>
             </w:pPr>
             <w:r>
               <w:rPr>
-                <w:rFonts w:ascii="宋体" w:hAnsi="宋体" w:eastAsia="宋体" w:cs="宋体"/>
+                <w:rFonts w:ascii="宋体" w:eastAsia="宋体" w:hAnsi="宋体" w:cs="宋体"/>
                 <w:spacing w:val="-1"/>
                 <w:sz w:val="21"/>
                 <w:szCs w:val="21"/>
@@ -779,19 +763,19 @@
               <w:ind w:left="431"/>
               <w:textAlignment w:val="baseline"/>
               <w:rPr>
-                <w:rFonts w:ascii="宋体" w:hAnsi="宋体" w:eastAsia="宋体" w:cs="宋体"/>
+                <w:rFonts w:ascii="宋体" w:eastAsia="宋体" w:hAnsi="宋体" w:cs="宋体"/>
                 <w:sz w:val="21"/>
                 <w:szCs w:val="21"/>
               </w:rPr>
             </w:pPr>
             <w:r>
               <w:rPr>
-                <w:rFonts w:ascii="宋体" w:hAnsi="宋体" w:eastAsia="宋体" w:cs="宋体"/>
+                <w:rFonts w:ascii="宋体" w:eastAsia="宋体" w:hAnsi="宋体" w:cs="宋体"/>
                 <w:spacing w:val="-2"/>
                 <w:sz w:val="21"/>
                 <w:szCs w:val="21"/>
               </w:rPr>
-              <w:t>2025-1-4</w:t>
+              <w:t>2025-7-4</w:t>
             </w:r>
           </w:p>
         </w:tc>
@@ -818,14 +802,14 @@
               <w:ind w:left="738"/>
               <w:textAlignment w:val="baseline"/>
               <w:rPr>
-                <w:rFonts w:ascii="宋体" w:hAnsi="宋体" w:eastAsia="宋体" w:cs="宋体"/>
+                <w:rFonts w:ascii="宋体" w:eastAsia="宋体" w:hAnsi="宋体" w:cs="宋体"/>
                 <w:sz w:val="21"/>
                 <w:szCs w:val="21"/>
               </w:rPr>
             </w:pPr>
             <w:r>
               <w:rPr>
-                <w:rFonts w:ascii="宋体" w:hAnsi="宋体" w:eastAsia="宋体" w:cs="宋体"/>
+                <w:rFonts w:ascii="宋体" w:eastAsia="宋体" w:hAnsi="宋体" w:cs="宋体"/>
                 <w:spacing w:val="-3"/>
                 <w:sz w:val="21"/>
                 <w:szCs w:val="21"/>
@@ -857,7 +841,7 @@
               <w:ind w:left="576"/>
               <w:textAlignment w:val="baseline"/>
               <w:rPr>
-                <w:rFonts w:hint="eastAsia" w:ascii="宋体" w:hAnsi="宋体" w:eastAsia="宋体" w:cs="宋体"/>
+                <w:rFonts w:ascii="宋体" w:eastAsia="宋体" w:hAnsi="宋体" w:cs="宋体" w:hint="eastAsia"/>
                 <w:sz w:val="21"/>
                 <w:szCs w:val="21"/>
                 <w:lang w:val="en-US" w:eastAsia="zh-CN"/>
@@ -865,12 +849,12 @@
             </w:pPr>
             <w:r>
               <w:rPr>
-                <w:rFonts w:hint="eastAsia" w:ascii="宋体" w:hAnsi="宋体" w:eastAsia="宋体" w:cs="宋体"/>
+                <w:rFonts w:ascii="宋体" w:eastAsia="宋体" w:hAnsi="宋体" w:cs="宋体" w:hint="eastAsia"/>
                 <w:sz w:val="21"/>
                 <w:szCs w:val="21"/>
                 <w:lang w:val="en-US" w:eastAsia="zh-CN"/>
               </w:rPr>
-              <w:t>王海燕</w:t>
+              <w:t>庄霞</w:t>
             </w:r>
           </w:p>
         </w:tc>
@@ -897,33 +881,28 @@
               <w:ind w:left="476"/>
               <w:textAlignment w:val="baseline"/>
               <w:rPr>
-                <w:rFonts w:ascii="宋体" w:hAnsi="宋体" w:eastAsia="宋体" w:cs="宋体"/>
+                <w:rFonts w:ascii="宋体" w:eastAsia="宋体" w:hAnsi="宋体" w:cs="宋体"/>
                 <w:sz w:val="21"/>
                 <w:szCs w:val="21"/>
               </w:rPr>
             </w:pPr>
             <w:r>
               <w:rPr>
-                <w:rFonts w:ascii="宋体" w:hAnsi="宋体" w:eastAsia="宋体" w:cs="宋体"/>
+                <w:rFonts w:ascii="宋体" w:eastAsia="宋体" w:hAnsi="宋体" w:cs="宋体"/>
                 <w:spacing w:val="-3"/>
                 <w:sz w:val="21"/>
                 <w:szCs w:val="21"/>
               </w:rPr>
-              <w:t>黄益溪</w:t>
+              <w:t>吴向阳</w:t>
             </w:r>
           </w:p>
         </w:tc>
       </w:tr>
       <w:tr>
         <w:tblPrEx>
-          <w:tblBorders>
-            <w:top w:val="single" w:color="000000" w:sz="4" w:space="0"/>
-            <w:left w:val="single" w:color="000000" w:sz="4" w:space="0"/>
-            <w:bottom w:val="single" w:color="000000" w:sz="4" w:space="0"/>
-            <w:right w:val="single" w:color="000000" w:sz="4" w:space="0"/>
-            <w:insideH w:val="single" w:color="000000" w:sz="4" w:space="0"/>
-            <w:insideV w:val="single" w:color="000000" w:sz="4" w:space="0"/>
-          </w:tblBorders>
+          <w:tblW w:w="8680" w:type="dxa"/>
+          <w:tblInd w:w="5" w:type="dxa"/>
+          <w:tblLayout w:type="fixed"/>
           <w:tblCellMar>
             <w:top w:w="0" w:type="dxa"/>
             <w:left w:w="0" w:type="dxa"/>
@@ -932,7 +911,7 @@
           </w:tblCellMar>
         </w:tblPrEx>
         <w:trPr>
-          <w:trHeight w:val="474" w:hRule="atLeast"/>
+          <w:trHeight w:val="474"/>
         </w:trPr>
         <w:tc>
           <w:tcPr>
@@ -940,7 +919,7 @@
           </w:tcPr>
           <w:p>
             <w:pPr>
-              <w:pStyle w:val="25"/>
+              <w:pStyle w:val="TableText"/>
               <w:keepNext w:val="0"/>
               <w:keepLines w:val="0"/>
               <w:pageBreakBefore w:val="0"/>
@@ -964,7 +943,7 @@
           </w:tcPr>
           <w:p>
             <w:pPr>
-              <w:pStyle w:val="25"/>
+              <w:pStyle w:val="TableText"/>
               <w:keepNext w:val="0"/>
               <w:keepLines w:val="0"/>
               <w:pageBreakBefore w:val="0"/>
@@ -988,7 +967,7 @@
           </w:tcPr>
           <w:p>
             <w:pPr>
-              <w:pStyle w:val="25"/>
+              <w:pStyle w:val="TableText"/>
               <w:keepNext w:val="0"/>
               <w:keepLines w:val="0"/>
               <w:pageBreakBefore w:val="0"/>
@@ -1012,7 +991,7 @@
           </w:tcPr>
           <w:p>
             <w:pPr>
-              <w:pStyle w:val="25"/>
+              <w:pStyle w:val="TableText"/>
               <w:keepNext w:val="0"/>
               <w:keepLines w:val="0"/>
               <w:pageBreakBefore w:val="0"/>
@@ -1036,7 +1015,7 @@
           </w:tcPr>
           <w:p>
             <w:pPr>
-              <w:pStyle w:val="25"/>
+              <w:pStyle w:val="TableText"/>
               <w:keepNext w:val="0"/>
               <w:keepLines w:val="0"/>
               <w:pageBreakBefore w:val="0"/>
@@ -1057,14 +1036,9 @@
       </w:tr>
       <w:tr>
         <w:tblPrEx>
-          <w:tblBorders>
-            <w:top w:val="single" w:color="000000" w:sz="4" w:space="0"/>
-            <w:left w:val="single" w:color="000000" w:sz="4" w:space="0"/>
-            <w:bottom w:val="single" w:color="000000" w:sz="4" w:space="0"/>
-            <w:right w:val="single" w:color="000000" w:sz="4" w:space="0"/>
-            <w:insideH w:val="single" w:color="000000" w:sz="4" w:space="0"/>
-            <w:insideV w:val="single" w:color="000000" w:sz="4" w:space="0"/>
-          </w:tblBorders>
+          <w:tblW w:w="8680" w:type="dxa"/>
+          <w:tblInd w:w="5" w:type="dxa"/>
+          <w:tblLayout w:type="fixed"/>
           <w:tblCellMar>
             <w:top w:w="0" w:type="dxa"/>
             <w:left w:w="0" w:type="dxa"/>
@@ -1073,7 +1047,7 @@
           </w:tblCellMar>
         </w:tblPrEx>
         <w:trPr>
-          <w:trHeight w:val="475" w:hRule="atLeast"/>
+          <w:trHeight w:val="475"/>
         </w:trPr>
         <w:tc>
           <w:tcPr>
@@ -1081,7 +1055,7 @@
           </w:tcPr>
           <w:p>
             <w:pPr>
-              <w:pStyle w:val="25"/>
+              <w:pStyle w:val="TableText"/>
               <w:keepNext w:val="0"/>
               <w:keepLines w:val="0"/>
               <w:pageBreakBefore w:val="0"/>
@@ -1105,7 +1079,7 @@
           </w:tcPr>
           <w:p>
             <w:pPr>
-              <w:pStyle w:val="25"/>
+              <w:pStyle w:val="TableText"/>
               <w:keepNext w:val="0"/>
               <w:keepLines w:val="0"/>
               <w:pageBreakBefore w:val="0"/>
@@ -1129,7 +1103,7 @@
           </w:tcPr>
           <w:p>
             <w:pPr>
-              <w:pStyle w:val="25"/>
+              <w:pStyle w:val="TableText"/>
               <w:keepNext w:val="0"/>
               <w:keepLines w:val="0"/>
               <w:pageBreakBefore w:val="0"/>
@@ -1153,7 +1127,7 @@
           </w:tcPr>
           <w:p>
             <w:pPr>
-              <w:pStyle w:val="25"/>
+              <w:pStyle w:val="TableText"/>
               <w:keepNext w:val="0"/>
               <w:keepLines w:val="0"/>
               <w:pageBreakBefore w:val="0"/>
@@ -1177,7 +1151,7 @@
           </w:tcPr>
           <w:p>
             <w:pPr>
-              <w:pStyle w:val="25"/>
+              <w:pStyle w:val="TableText"/>
               <w:keepNext w:val="0"/>
               <w:keepLines w:val="0"/>
               <w:pageBreakBefore w:val="0"/>
@@ -1198,14 +1172,9 @@
       </w:tr>
       <w:tr>
         <w:tblPrEx>
-          <w:tblBorders>
-            <w:top w:val="single" w:color="000000" w:sz="4" w:space="0"/>
-            <w:left w:val="single" w:color="000000" w:sz="4" w:space="0"/>
-            <w:bottom w:val="single" w:color="000000" w:sz="4" w:space="0"/>
-            <w:right w:val="single" w:color="000000" w:sz="4" w:space="0"/>
-            <w:insideH w:val="single" w:color="000000" w:sz="4" w:space="0"/>
-            <w:insideV w:val="single" w:color="000000" w:sz="4" w:space="0"/>
-          </w:tblBorders>
+          <w:tblW w:w="8680" w:type="dxa"/>
+          <w:tblInd w:w="5" w:type="dxa"/>
+          <w:tblLayout w:type="fixed"/>
           <w:tblCellMar>
             <w:top w:w="0" w:type="dxa"/>
             <w:left w:w="0" w:type="dxa"/>
@@ -1214,7 +1183,7 @@
           </w:tblCellMar>
         </w:tblPrEx>
         <w:trPr>
-          <w:trHeight w:val="474" w:hRule="atLeast"/>
+          <w:trHeight w:val="474"/>
         </w:trPr>
         <w:tc>
           <w:tcPr>
@@ -1222,7 +1191,7 @@
           </w:tcPr>
           <w:p>
             <w:pPr>
-              <w:pStyle w:val="25"/>
+              <w:pStyle w:val="TableText"/>
               <w:keepNext w:val="0"/>
               <w:keepLines w:val="0"/>
               <w:pageBreakBefore w:val="0"/>
@@ -1246,7 +1215,7 @@
           </w:tcPr>
           <w:p>
             <w:pPr>
-              <w:pStyle w:val="25"/>
+              <w:pStyle w:val="TableText"/>
               <w:keepNext w:val="0"/>
               <w:keepLines w:val="0"/>
               <w:pageBreakBefore w:val="0"/>
@@ -1270,7 +1239,7 @@
           </w:tcPr>
           <w:p>
             <w:pPr>
-              <w:pStyle w:val="25"/>
+              <w:pStyle w:val="TableText"/>
               <w:keepNext w:val="0"/>
               <w:keepLines w:val="0"/>
               <w:pageBreakBefore w:val="0"/>
@@ -1294,7 +1263,7 @@
           </w:tcPr>
           <w:p>
             <w:pPr>
-              <w:pStyle w:val="25"/>
+              <w:pStyle w:val="TableText"/>
               <w:keepNext w:val="0"/>
               <w:keepLines w:val="0"/>
               <w:pageBreakBefore w:val="0"/>
@@ -1318,7 +1287,7 @@
           </w:tcPr>
           <w:p>
             <w:pPr>
-              <w:pStyle w:val="25"/>
+              <w:pStyle w:val="TableText"/>
               <w:keepNext w:val="0"/>
               <w:keepLines w:val="0"/>
               <w:pageBreakBefore w:val="0"/>
@@ -1339,14 +1308,9 @@
       </w:tr>
       <w:tr>
         <w:tblPrEx>
-          <w:tblBorders>
-            <w:top w:val="single" w:color="000000" w:sz="4" w:space="0"/>
-            <w:left w:val="single" w:color="000000" w:sz="4" w:space="0"/>
-            <w:bottom w:val="single" w:color="000000" w:sz="4" w:space="0"/>
-            <w:right w:val="single" w:color="000000" w:sz="4" w:space="0"/>
-            <w:insideH w:val="single" w:color="000000" w:sz="4" w:space="0"/>
-            <w:insideV w:val="single" w:color="000000" w:sz="4" w:space="0"/>
-          </w:tblBorders>
+          <w:tblW w:w="8680" w:type="dxa"/>
+          <w:tblInd w:w="5" w:type="dxa"/>
+          <w:tblLayout w:type="fixed"/>
           <w:tblCellMar>
             <w:top w:w="0" w:type="dxa"/>
             <w:left w:w="0" w:type="dxa"/>
@@ -1355,7 +1319,7 @@
           </w:tblCellMar>
         </w:tblPrEx>
         <w:trPr>
-          <w:trHeight w:val="474" w:hRule="atLeast"/>
+          <w:trHeight w:val="474"/>
         </w:trPr>
         <w:tc>
           <w:tcPr>
@@ -1363,7 +1327,7 @@
           </w:tcPr>
           <w:p>
             <w:pPr>
-              <w:pStyle w:val="25"/>
+              <w:pStyle w:val="TableText"/>
               <w:keepNext w:val="0"/>
               <w:keepLines w:val="0"/>
               <w:pageBreakBefore w:val="0"/>
@@ -1387,7 +1351,7 @@
           </w:tcPr>
           <w:p>
             <w:pPr>
-              <w:pStyle w:val="25"/>
+              <w:pStyle w:val="TableText"/>
               <w:keepNext w:val="0"/>
               <w:keepLines w:val="0"/>
               <w:pageBreakBefore w:val="0"/>
@@ -1411,7 +1375,7 @@
           </w:tcPr>
           <w:p>
             <w:pPr>
-              <w:pStyle w:val="25"/>
+              <w:pStyle w:val="TableText"/>
               <w:keepNext w:val="0"/>
               <w:keepLines w:val="0"/>
               <w:pageBreakBefore w:val="0"/>
@@ -1435,7 +1399,7 @@
           </w:tcPr>
           <w:p>
             <w:pPr>
-              <w:pStyle w:val="25"/>
+              <w:pStyle w:val="TableText"/>
               <w:keepNext w:val="0"/>
               <w:keepLines w:val="0"/>
               <w:pageBreakBefore w:val="0"/>
@@ -1459,7 +1423,7 @@
           </w:tcPr>
           <w:p>
             <w:pPr>
-              <w:pStyle w:val="25"/>
+              <w:pStyle w:val="TableText"/>
               <w:keepNext w:val="0"/>
               <w:keepLines w:val="0"/>
               <w:pageBreakBefore w:val="0"/>
@@ -1480,14 +1444,9 @@
       </w:tr>
       <w:tr>
         <w:tblPrEx>
-          <w:tblBorders>
-            <w:top w:val="single" w:color="000000" w:sz="4" w:space="0"/>
-            <w:left w:val="single" w:color="000000" w:sz="4" w:space="0"/>
-            <w:bottom w:val="single" w:color="000000" w:sz="4" w:space="0"/>
-            <w:right w:val="single" w:color="000000" w:sz="4" w:space="0"/>
-            <w:insideH w:val="single" w:color="000000" w:sz="4" w:space="0"/>
-            <w:insideV w:val="single" w:color="000000" w:sz="4" w:space="0"/>
-          </w:tblBorders>
+          <w:tblW w:w="8680" w:type="dxa"/>
+          <w:tblInd w:w="5" w:type="dxa"/>
+          <w:tblLayout w:type="fixed"/>
           <w:tblCellMar>
             <w:top w:w="0" w:type="dxa"/>
             <w:left w:w="0" w:type="dxa"/>
@@ -1496,7 +1455,7 @@
           </w:tblCellMar>
         </w:tblPrEx>
         <w:trPr>
-          <w:trHeight w:val="474" w:hRule="atLeast"/>
+          <w:trHeight w:val="474"/>
         </w:trPr>
         <w:tc>
           <w:tcPr>
@@ -1504,7 +1463,7 @@
           </w:tcPr>
           <w:p>
             <w:pPr>
-              <w:pStyle w:val="25"/>
+              <w:pStyle w:val="TableText"/>
               <w:keepNext w:val="0"/>
               <w:keepLines w:val="0"/>
               <w:pageBreakBefore w:val="0"/>
@@ -1528,7 +1487,7 @@
           </w:tcPr>
           <w:p>
             <w:pPr>
-              <w:pStyle w:val="25"/>
+              <w:pStyle w:val="TableText"/>
               <w:keepNext w:val="0"/>
               <w:keepLines w:val="0"/>
               <w:pageBreakBefore w:val="0"/>
@@ -1552,7 +1511,7 @@
           </w:tcPr>
           <w:p>
             <w:pPr>
-              <w:pStyle w:val="25"/>
+              <w:pStyle w:val="TableText"/>
               <w:keepNext w:val="0"/>
               <w:keepLines w:val="0"/>
               <w:pageBreakBefore w:val="0"/>
@@ -1576,7 +1535,7 @@
           </w:tcPr>
           <w:p>
             <w:pPr>
-              <w:pStyle w:val="25"/>
+              <w:pStyle w:val="TableText"/>
               <w:keepNext w:val="0"/>
               <w:keepLines w:val="0"/>
               <w:pageBreakBefore w:val="0"/>
@@ -1600,7 +1559,7 @@
           </w:tcPr>
           <w:p>
             <w:pPr>
-              <w:pStyle w:val="25"/>
+              <w:pStyle w:val="TableText"/>
               <w:keepNext w:val="0"/>
               <w:keepLines w:val="0"/>
               <w:pageBreakBefore w:val="0"/>
@@ -1621,14 +1580,9 @@
       </w:tr>
       <w:tr>
         <w:tblPrEx>
-          <w:tblBorders>
-            <w:top w:val="single" w:color="000000" w:sz="4" w:space="0"/>
-            <w:left w:val="single" w:color="000000" w:sz="4" w:space="0"/>
-            <w:bottom w:val="single" w:color="000000" w:sz="4" w:space="0"/>
-            <w:right w:val="single" w:color="000000" w:sz="4" w:space="0"/>
-            <w:insideH w:val="single" w:color="000000" w:sz="4" w:space="0"/>
-            <w:insideV w:val="single" w:color="000000" w:sz="4" w:space="0"/>
-          </w:tblBorders>
+          <w:tblW w:w="8680" w:type="dxa"/>
+          <w:tblInd w:w="5" w:type="dxa"/>
+          <w:tblLayout w:type="fixed"/>
           <w:tblCellMar>
             <w:top w:w="0" w:type="dxa"/>
             <w:left w:w="0" w:type="dxa"/>
@@ -1637,7 +1591,7 @@
           </w:tblCellMar>
         </w:tblPrEx>
         <w:trPr>
-          <w:trHeight w:val="528" w:hRule="atLeast"/>
+          <w:trHeight w:val="528"/>
         </w:trPr>
         <w:tc>
           <w:tcPr>
@@ -1645,7 +1599,7 @@
           </w:tcPr>
           <w:p>
             <w:pPr>
-              <w:pStyle w:val="25"/>
+              <w:pStyle w:val="TableText"/>
               <w:keepNext w:val="0"/>
               <w:keepLines w:val="0"/>
               <w:pageBreakBefore w:val="0"/>
@@ -1669,7 +1623,7 @@
           </w:tcPr>
           <w:p>
             <w:pPr>
-              <w:pStyle w:val="25"/>
+              <w:pStyle w:val="TableText"/>
               <w:keepNext w:val="0"/>
               <w:keepLines w:val="0"/>
               <w:pageBreakBefore w:val="0"/>
@@ -1693,7 +1647,7 @@
           </w:tcPr>
           <w:p>
             <w:pPr>
-              <w:pStyle w:val="25"/>
+              <w:pStyle w:val="TableText"/>
               <w:keepNext w:val="0"/>
               <w:keepLines w:val="0"/>
               <w:pageBreakBefore w:val="0"/>
@@ -1717,7 +1671,7 @@
           </w:tcPr>
           <w:p>
             <w:pPr>
-              <w:pStyle w:val="25"/>
+              <w:pStyle w:val="TableText"/>
               <w:keepNext w:val="0"/>
               <w:keepLines w:val="0"/>
               <w:pageBreakBefore w:val="0"/>
@@ -1741,7 +1695,7 @@
           </w:tcPr>
           <w:p>
             <w:pPr>
-              <w:pStyle w:val="25"/>
+              <w:pStyle w:val="TableText"/>
               <w:keepNext w:val="0"/>
               <w:keepLines w:val="0"/>
               <w:pageBreakBefore w:val="0"/>
@@ -1762,14 +1716,9 @@
       </w:tr>
       <w:tr>
         <w:tblPrEx>
-          <w:tblBorders>
-            <w:top w:val="single" w:color="000000" w:sz="4" w:space="0"/>
-            <w:left w:val="single" w:color="000000" w:sz="4" w:space="0"/>
-            <w:bottom w:val="single" w:color="000000" w:sz="4" w:space="0"/>
-            <w:right w:val="single" w:color="000000" w:sz="4" w:space="0"/>
-            <w:insideH w:val="single" w:color="000000" w:sz="4" w:space="0"/>
-            <w:insideV w:val="single" w:color="000000" w:sz="4" w:space="0"/>
-          </w:tblBorders>
+          <w:tblW w:w="8680" w:type="dxa"/>
+          <w:tblInd w:w="5" w:type="dxa"/>
+          <w:tblLayout w:type="fixed"/>
           <w:tblCellMar>
             <w:top w:w="0" w:type="dxa"/>
             <w:left w:w="0" w:type="dxa"/>
@@ -1778,7 +1727,7 @@
           </w:tblCellMar>
         </w:tblPrEx>
         <w:trPr>
-          <w:trHeight w:val="589" w:hRule="atLeast"/>
+          <w:trHeight w:val="589"/>
         </w:trPr>
         <w:tc>
           <w:tcPr>
@@ -1786,7 +1735,7 @@
           </w:tcPr>
           <w:p>
             <w:pPr>
-              <w:pStyle w:val="25"/>
+              <w:pStyle w:val="TableText"/>
               <w:keepNext w:val="0"/>
               <w:keepLines w:val="0"/>
               <w:pageBreakBefore w:val="0"/>
@@ -1810,7 +1759,7 @@
           </w:tcPr>
           <w:p>
             <w:pPr>
-              <w:pStyle w:val="25"/>
+              <w:pStyle w:val="TableText"/>
               <w:keepNext w:val="0"/>
               <w:keepLines w:val="0"/>
               <w:pageBreakBefore w:val="0"/>
@@ -1834,7 +1783,7 @@
           </w:tcPr>
           <w:p>
             <w:pPr>
-              <w:pStyle w:val="25"/>
+              <w:pStyle w:val="TableText"/>
               <w:keepNext w:val="0"/>
               <w:keepLines w:val="0"/>
               <w:pageBreakBefore w:val="0"/>
@@ -1858,7 +1807,7 @@
           </w:tcPr>
           <w:p>
             <w:pPr>
-              <w:pStyle w:val="25"/>
+              <w:pStyle w:val="TableText"/>
               <w:keepNext w:val="0"/>
               <w:keepLines w:val="0"/>
               <w:pageBreakBefore w:val="0"/>
@@ -1882,7 +1831,7 @@
           </w:tcPr>
           <w:p>
             <w:pPr>
-              <w:pStyle w:val="25"/>
+              <w:pStyle w:val="TableText"/>
               <w:keepNext w:val="0"/>
               <w:keepLines w:val="0"/>
               <w:pageBreakBefore w:val="0"/>
@@ -1904,7 +1853,7 @@
     </w:tbl>
     <w:p>
       <w:pPr>
-        <w:pStyle w:val="12"/>
+        <w:pStyle w:val="BodyText"/>
         <w:keepNext w:val="0"/>
         <w:keepLines w:val="0"/>
         <w:pageBreakBefore w:val="0"/>
@@ -1938,17 +1887,17 @@
         <w:snapToGrid w:val="0"/>
         <w:textAlignment w:val="baseline"/>
         <w:sectPr>
-          <w:footerReference r:id="rId5" w:type="default"/>
+          <w:footerReference w:type="default" r:id="rId4"/>
           <w:pgSz w:w="11906" w:h="16839"/>
           <w:pgMar w:top="1431" w:right="1561" w:bottom="1374" w:left="1653" w:header="0" w:footer="1211" w:gutter="0"/>
-          <w:cols w:space="720" w:num="1"/>
+          <w:cols w:num="1" w:space="720"/>
         </w:sectPr>
       </w:pPr>
     </w:p>
     <w:sdt>
       <w:sdtPr>
         <w:rPr>
-          <w:rFonts w:ascii="宋体" w:hAnsi="宋体" w:eastAsia="宋体" w:cs="Arial"/>
+          <w:rFonts w:ascii="宋体" w:eastAsia="宋体" w:hAnsi="宋体" w:cs="Arial"/>
           <w:snapToGrid w:val="0"/>
           <w:color w:val="000000"/>
           <w:kern w:val="0"/>
@@ -1964,7 +1913,7 @@
       </w:sdtPr>
       <w:sdtEndPr>
         <w:rPr>
-          <w:rFonts w:ascii="Calibri" w:hAnsi="Calibri" w:eastAsia="Calibri" w:cs="Calibri"/>
+          <w:rFonts w:ascii="Calibri" w:eastAsia="Calibri" w:hAnsi="Calibri" w:cs="Calibri"/>
           <w:snapToGrid w:val="0"/>
           <w:color w:val="000000"/>
           <w:kern w:val="0"/>
@@ -1990,13 +1939,13 @@
             <w:adjustRightInd w:val="0"/>
             <w:snapToGrid w:val="0"/>
             <w:spacing w:before="0" w:beforeLines="0" w:after="0" w:afterLines="0" w:line="240" w:lineRule="auto"/>
-            <w:ind w:left="0" w:leftChars="0" w:right="0" w:rightChars="0" w:firstLine="0" w:firstLineChars="0"/>
+            <w:ind w:left="0" w:right="0" w:firstLine="0" w:leftChars="0" w:rightChars="0" w:firstLineChars="0"/>
             <w:jc w:val="center"/>
             <w:textAlignment w:val="baseline"/>
           </w:pPr>
           <w:r>
             <w:rPr>
-              <w:rFonts w:ascii="宋体" w:hAnsi="宋体" w:eastAsia="宋体"/>
+              <w:rFonts w:ascii="宋体" w:eastAsia="宋体" w:hAnsi="宋体"/>
               <w:sz w:val="21"/>
             </w:rPr>
             <w:t>目录</w:t>
@@ -2004,14 +1953,14 @@
         </w:p>
         <w:p>
           <w:pPr>
-            <w:pStyle w:val="16"/>
+            <w:pStyle w:val="TOC1"/>
             <w:tabs>
               <w:tab w:val="right" w:leader="dot" w:pos="8336"/>
             </w:tabs>
           </w:pPr>
           <w:r>
             <w:rPr>
-              <w:rFonts w:ascii="Calibri" w:hAnsi="Calibri" w:eastAsia="Calibri" w:cs="Calibri"/>
+              <w:rFonts w:ascii="Calibri" w:eastAsia="Calibri" w:hAnsi="Calibri" w:cs="Calibri"/>
               <w:sz w:val="22"/>
               <w:szCs w:val="22"/>
             </w:rPr>
@@ -2019,7 +1968,7 @@
           </w:r>
           <w:r>
             <w:rPr>
-              <w:rFonts w:ascii="Calibri" w:hAnsi="Calibri" w:eastAsia="Calibri" w:cs="Calibri"/>
+              <w:rFonts w:ascii="Calibri" w:eastAsia="Calibri" w:hAnsi="Calibri" w:cs="Calibri"/>
               <w:sz w:val="22"/>
               <w:szCs w:val="22"/>
             </w:rPr>
@@ -2027,7 +1976,7 @@
           </w:r>
           <w:r>
             <w:rPr>
-              <w:rFonts w:ascii="Calibri" w:hAnsi="Calibri" w:eastAsia="Calibri" w:cs="Calibri"/>
+              <w:rFonts w:ascii="Calibri" w:eastAsia="Calibri" w:hAnsi="Calibri" w:cs="Calibri"/>
               <w:sz w:val="22"/>
               <w:szCs w:val="22"/>
             </w:rPr>
@@ -2035,21 +1984,21 @@
           </w:r>
           <w:r>
             <w:rPr>
-              <w:rFonts w:ascii="Calibri" w:hAnsi="Calibri" w:eastAsia="Calibri" w:cs="Calibri"/>
+              <w:rFonts w:ascii="Calibri" w:eastAsia="Calibri" w:hAnsi="Calibri" w:cs="Calibri"/>
               <w:szCs w:val="22"/>
             </w:rPr>
             <w:fldChar w:fldCharType="begin"/>
           </w:r>
           <w:r>
             <w:rPr>
-              <w:rFonts w:ascii="Calibri" w:hAnsi="Calibri" w:eastAsia="Calibri" w:cs="Calibri"/>
+              <w:rFonts w:ascii="Calibri" w:eastAsia="Calibri" w:hAnsi="Calibri" w:cs="Calibri"/>
               <w:szCs w:val="22"/>
             </w:rPr>
             <w:instrText xml:space="preserve"> HYPERLINK \l _Toc18428 </w:instrText>
           </w:r>
           <w:r>
             <w:rPr>
-              <w:rFonts w:ascii="Calibri" w:hAnsi="Calibri" w:eastAsia="Calibri" w:cs="Calibri"/>
+              <w:rFonts w:ascii="Calibri" w:eastAsia="Calibri" w:hAnsi="Calibri" w:cs="Calibri"/>
               <w:szCs w:val="22"/>
             </w:rPr>
             <w:fldChar w:fldCharType="separate"/>
@@ -2077,7 +2026,7 @@
           </w:r>
           <w:r>
             <w:rPr>
-              <w:rFonts w:ascii="Calibri" w:hAnsi="Calibri" w:eastAsia="Calibri" w:cs="Calibri"/>
+              <w:rFonts w:ascii="Calibri" w:eastAsia="Calibri" w:hAnsi="Calibri" w:cs="Calibri"/>
               <w:szCs w:val="22"/>
             </w:rPr>
             <w:fldChar w:fldCharType="end"/>
@@ -2085,34 +2034,34 @@
         </w:p>
         <w:p>
           <w:pPr>
-            <w:pStyle w:val="16"/>
+            <w:pStyle w:val="TOC1"/>
             <w:tabs>
               <w:tab w:val="right" w:leader="dot" w:pos="8336"/>
             </w:tabs>
           </w:pPr>
           <w:r>
             <w:rPr>
-              <w:rFonts w:ascii="Calibri" w:hAnsi="Calibri" w:eastAsia="Calibri" w:cs="Calibri"/>
+              <w:rFonts w:ascii="Calibri" w:eastAsia="Calibri" w:hAnsi="Calibri" w:cs="Calibri"/>
               <w:szCs w:val="22"/>
             </w:rPr>
             <w:fldChar w:fldCharType="begin"/>
           </w:r>
           <w:r>
             <w:rPr>
-              <w:rFonts w:ascii="Calibri" w:hAnsi="Calibri" w:eastAsia="Calibri" w:cs="Calibri"/>
+              <w:rFonts w:ascii="Calibri" w:eastAsia="Calibri" w:hAnsi="Calibri" w:cs="Calibri"/>
               <w:szCs w:val="22"/>
             </w:rPr>
             <w:instrText xml:space="preserve"> HYPERLINK \l _Toc22374 </w:instrText>
           </w:r>
           <w:r>
             <w:rPr>
-              <w:rFonts w:ascii="Calibri" w:hAnsi="Calibri" w:eastAsia="Calibri" w:cs="Calibri"/>
+              <w:rFonts w:ascii="Calibri" w:eastAsia="Calibri" w:hAnsi="Calibri" w:cs="Calibri"/>
               <w:szCs w:val="22"/>
             </w:rPr>
             <w:fldChar w:fldCharType="separate"/>
           </w:r>
           <w:r>
-            <w:t>甘肃国邦信息科技有限公司</w:t>
+            <w:t>中达丰集团有限公司</w:t>
           </w:r>
           <w:r>
             <w:tab/>
@@ -2134,7 +2083,7 @@
           </w:r>
           <w:r>
             <w:rPr>
-              <w:rFonts w:ascii="Calibri" w:hAnsi="Calibri" w:eastAsia="Calibri" w:cs="Calibri"/>
+              <w:rFonts w:ascii="Calibri" w:eastAsia="Calibri" w:hAnsi="Calibri" w:cs="Calibri"/>
               <w:szCs w:val="22"/>
             </w:rPr>
             <w:fldChar w:fldCharType="end"/>
@@ -2142,40 +2091,40 @@
         </w:p>
         <w:p>
           <w:pPr>
-            <w:pStyle w:val="16"/>
+            <w:pStyle w:val="TOC1"/>
             <w:tabs>
               <w:tab w:val="right" w:leader="dot" w:pos="8336"/>
             </w:tabs>
           </w:pPr>
           <w:r>
             <w:rPr>
-              <w:rFonts w:ascii="Calibri" w:hAnsi="Calibri" w:eastAsia="Calibri" w:cs="Calibri"/>
+              <w:rFonts w:ascii="Calibri" w:eastAsia="Calibri" w:hAnsi="Calibri" w:cs="Calibri"/>
               <w:szCs w:val="22"/>
             </w:rPr>
             <w:fldChar w:fldCharType="begin"/>
           </w:r>
           <w:r>
             <w:rPr>
-              <w:rFonts w:ascii="Calibri" w:hAnsi="Calibri" w:eastAsia="Calibri" w:cs="Calibri"/>
+              <w:rFonts w:ascii="Calibri" w:eastAsia="Calibri" w:hAnsi="Calibri" w:cs="Calibri"/>
               <w:szCs w:val="22"/>
             </w:rPr>
             <w:instrText xml:space="preserve"> HYPERLINK \l _Toc29960 </w:instrText>
           </w:r>
           <w:r>
             <w:rPr>
-              <w:rFonts w:ascii="Calibri" w:hAnsi="Calibri" w:eastAsia="Calibri" w:cs="Calibri"/>
+              <w:rFonts w:ascii="Calibri" w:eastAsia="Calibri" w:hAnsi="Calibri" w:cs="Calibri"/>
               <w:szCs w:val="22"/>
             </w:rPr>
             <w:fldChar w:fldCharType="separate"/>
           </w:r>
           <w:r>
             <w:rPr>
-              <w:rFonts w:hint="eastAsia" w:ascii="宋体" w:hAnsi="宋体" w:eastAsia="宋体" w:cs="宋体"/>
+              <w:rFonts w:ascii="宋体" w:eastAsia="宋体" w:hAnsi="宋体" w:cs="宋体" w:hint="eastAsia"/>
               <w:bCs w:val="0"/>
               <w:szCs w:val="36"/>
               <w:lang w:val="en-US" w:eastAsia="zh-CN"/>
             </w:rPr>
-            <w:t>2025年1月4日</w:t>
+            <w:t>2025年7月4日</w:t>
           </w:r>
           <w:r>
             <w:tab/>
@@ -2197,7 +2146,7 @@
           </w:r>
           <w:r>
             <w:rPr>
-              <w:rFonts w:ascii="Calibri" w:hAnsi="Calibri" w:eastAsia="Calibri" w:cs="Calibri"/>
+              <w:rFonts w:ascii="Calibri" w:eastAsia="Calibri" w:hAnsi="Calibri" w:cs="Calibri"/>
               <w:szCs w:val="22"/>
             </w:rPr>
             <w:fldChar w:fldCharType="end"/>
@@ -2205,35 +2154,35 @@
         </w:p>
         <w:p>
           <w:pPr>
-            <w:pStyle w:val="16"/>
+            <w:pStyle w:val="TOC1"/>
             <w:tabs>
               <w:tab w:val="right" w:leader="dot" w:pos="8336"/>
             </w:tabs>
           </w:pPr>
           <w:r>
             <w:rPr>
-              <w:rFonts w:ascii="Calibri" w:hAnsi="Calibri" w:eastAsia="Calibri" w:cs="Calibri"/>
+              <w:rFonts w:ascii="Calibri" w:eastAsia="Calibri" w:hAnsi="Calibri" w:cs="Calibri"/>
               <w:szCs w:val="22"/>
             </w:rPr>
             <w:fldChar w:fldCharType="begin"/>
           </w:r>
           <w:r>
             <w:rPr>
-              <w:rFonts w:ascii="Calibri" w:hAnsi="Calibri" w:eastAsia="Calibri" w:cs="Calibri"/>
+              <w:rFonts w:ascii="Calibri" w:eastAsia="Calibri" w:hAnsi="Calibri" w:cs="Calibri"/>
               <w:szCs w:val="22"/>
             </w:rPr>
             <w:instrText xml:space="preserve"> HYPERLINK \l _Toc31157 </w:instrText>
           </w:r>
           <w:r>
             <w:rPr>
-              <w:rFonts w:ascii="Calibri" w:hAnsi="Calibri" w:eastAsia="Calibri" w:cs="Calibri"/>
+              <w:rFonts w:ascii="Calibri" w:eastAsia="Calibri" w:hAnsi="Calibri" w:cs="Calibri"/>
               <w:szCs w:val="22"/>
             </w:rPr>
             <w:fldChar w:fldCharType="separate"/>
           </w:r>
           <w:r>
             <w:rPr>
-              <w:rFonts w:ascii="宋体" w:hAnsi="宋体" w:eastAsia="宋体" w:cs="宋体"/>
+              <w:rFonts w:ascii="宋体" w:eastAsia="宋体" w:hAnsi="宋体" w:cs="宋体"/>
               <w:spacing w:val="-3"/>
               <w:szCs w:val="28"/>
             </w:rPr>
@@ -2259,7 +2208,7 @@
           </w:r>
           <w:r>
             <w:rPr>
-              <w:rFonts w:ascii="Calibri" w:hAnsi="Calibri" w:eastAsia="Calibri" w:cs="Calibri"/>
+              <w:rFonts w:ascii="Calibri" w:eastAsia="Calibri" w:hAnsi="Calibri" w:cs="Calibri"/>
               <w:szCs w:val="22"/>
             </w:rPr>
             <w:fldChar w:fldCharType="end"/>
@@ -2267,28 +2216,28 @@
         </w:p>
         <w:p>
           <w:pPr>
-            <w:pStyle w:val="16"/>
+            <w:pStyle w:val="TOC1"/>
             <w:tabs>
               <w:tab w:val="right" w:leader="dot" w:pos="8336"/>
             </w:tabs>
           </w:pPr>
           <w:r>
             <w:rPr>
-              <w:rFonts w:ascii="Calibri" w:hAnsi="Calibri" w:eastAsia="Calibri" w:cs="Calibri"/>
+              <w:rFonts w:ascii="Calibri" w:eastAsia="Calibri" w:hAnsi="Calibri" w:cs="Calibri"/>
               <w:szCs w:val="22"/>
             </w:rPr>
             <w:fldChar w:fldCharType="begin"/>
           </w:r>
           <w:r>
             <w:rPr>
-              <w:rFonts w:ascii="Calibri" w:hAnsi="Calibri" w:eastAsia="Calibri" w:cs="Calibri"/>
+              <w:rFonts w:ascii="Calibri" w:eastAsia="Calibri" w:hAnsi="Calibri" w:cs="Calibri"/>
               <w:szCs w:val="22"/>
             </w:rPr>
             <w:instrText xml:space="preserve"> HYPERLINK \l _Toc20320 </w:instrText>
           </w:r>
           <w:r>
             <w:rPr>
-              <w:rFonts w:ascii="Calibri" w:hAnsi="Calibri" w:eastAsia="Calibri" w:cs="Calibri"/>
+              <w:rFonts w:ascii="Calibri" w:eastAsia="Calibri" w:hAnsi="Calibri" w:cs="Calibri"/>
               <w:szCs w:val="22"/>
             </w:rPr>
             <w:fldChar w:fldCharType="separate"/>
@@ -2322,7 +2271,7 @@
           </w:r>
           <w:r>
             <w:rPr>
-              <w:rFonts w:ascii="Calibri" w:hAnsi="Calibri" w:eastAsia="Calibri" w:cs="Calibri"/>
+              <w:rFonts w:ascii="Calibri" w:eastAsia="Calibri" w:hAnsi="Calibri" w:cs="Calibri"/>
               <w:szCs w:val="22"/>
             </w:rPr>
             <w:fldChar w:fldCharType="end"/>
@@ -2330,28 +2279,28 @@
         </w:p>
         <w:p>
           <w:pPr>
-            <w:pStyle w:val="17"/>
+            <w:pStyle w:val="TOC2"/>
             <w:tabs>
               <w:tab w:val="right" w:leader="dot" w:pos="8336"/>
             </w:tabs>
           </w:pPr>
           <w:r>
             <w:rPr>
-              <w:rFonts w:ascii="Calibri" w:hAnsi="Calibri" w:eastAsia="Calibri" w:cs="Calibri"/>
+              <w:rFonts w:ascii="Calibri" w:eastAsia="Calibri" w:hAnsi="Calibri" w:cs="Calibri"/>
               <w:szCs w:val="22"/>
             </w:rPr>
             <w:fldChar w:fldCharType="begin"/>
           </w:r>
           <w:r>
             <w:rPr>
-              <w:rFonts w:ascii="Calibri" w:hAnsi="Calibri" w:eastAsia="Calibri" w:cs="Calibri"/>
+              <w:rFonts w:ascii="Calibri" w:eastAsia="Calibri" w:hAnsi="Calibri" w:cs="Calibri"/>
               <w:szCs w:val="22"/>
             </w:rPr>
             <w:instrText xml:space="preserve"> HYPERLINK \l _Toc28152 </w:instrText>
           </w:r>
           <w:r>
             <w:rPr>
-              <w:rFonts w:ascii="Calibri" w:hAnsi="Calibri" w:eastAsia="Calibri" w:cs="Calibri"/>
+              <w:rFonts w:ascii="Calibri" w:eastAsia="Calibri" w:hAnsi="Calibri" w:cs="Calibri"/>
               <w:szCs w:val="22"/>
             </w:rPr>
             <w:fldChar w:fldCharType="separate"/>
@@ -2385,7 +2334,7 @@
           </w:r>
           <w:r>
             <w:rPr>
-              <w:rFonts w:ascii="Calibri" w:hAnsi="Calibri" w:eastAsia="Calibri" w:cs="Calibri"/>
+              <w:rFonts w:ascii="Calibri" w:eastAsia="Calibri" w:hAnsi="Calibri" w:cs="Calibri"/>
               <w:szCs w:val="22"/>
             </w:rPr>
             <w:fldChar w:fldCharType="end"/>
@@ -2393,28 +2342,28 @@
         </w:p>
         <w:p>
           <w:pPr>
-            <w:pStyle w:val="17"/>
+            <w:pStyle w:val="TOC2"/>
             <w:tabs>
               <w:tab w:val="right" w:leader="dot" w:pos="8336"/>
             </w:tabs>
           </w:pPr>
           <w:r>
             <w:rPr>
-              <w:rFonts w:ascii="Calibri" w:hAnsi="Calibri" w:eastAsia="Calibri" w:cs="Calibri"/>
+              <w:rFonts w:ascii="Calibri" w:eastAsia="Calibri" w:hAnsi="Calibri" w:cs="Calibri"/>
               <w:szCs w:val="22"/>
             </w:rPr>
             <w:fldChar w:fldCharType="begin"/>
           </w:r>
           <w:r>
             <w:rPr>
-              <w:rFonts w:ascii="Calibri" w:hAnsi="Calibri" w:eastAsia="Calibri" w:cs="Calibri"/>
+              <w:rFonts w:ascii="Calibri" w:eastAsia="Calibri" w:hAnsi="Calibri" w:cs="Calibri"/>
               <w:szCs w:val="22"/>
             </w:rPr>
             <w:instrText xml:space="preserve"> HYPERLINK \l _Toc4952 </w:instrText>
           </w:r>
           <w:r>
             <w:rPr>
-              <w:rFonts w:ascii="Calibri" w:hAnsi="Calibri" w:eastAsia="Calibri" w:cs="Calibri"/>
+              <w:rFonts w:ascii="Calibri" w:eastAsia="Calibri" w:hAnsi="Calibri" w:cs="Calibri"/>
               <w:szCs w:val="22"/>
             </w:rPr>
             <w:fldChar w:fldCharType="separate"/>
@@ -2448,7 +2397,7 @@
           </w:r>
           <w:r>
             <w:rPr>
-              <w:rFonts w:ascii="Calibri" w:hAnsi="Calibri" w:eastAsia="Calibri" w:cs="Calibri"/>
+              <w:rFonts w:ascii="Calibri" w:eastAsia="Calibri" w:hAnsi="Calibri" w:cs="Calibri"/>
               <w:szCs w:val="22"/>
             </w:rPr>
             <w:fldChar w:fldCharType="end"/>
@@ -2456,28 +2405,28 @@
         </w:p>
         <w:p>
           <w:pPr>
-            <w:pStyle w:val="13"/>
+            <w:pStyle w:val="TOC3"/>
             <w:tabs>
               <w:tab w:val="right" w:leader="dot" w:pos="8336"/>
             </w:tabs>
           </w:pPr>
           <w:r>
             <w:rPr>
-              <w:rFonts w:ascii="Calibri" w:hAnsi="Calibri" w:eastAsia="Calibri" w:cs="Calibri"/>
+              <w:rFonts w:ascii="Calibri" w:eastAsia="Calibri" w:hAnsi="Calibri" w:cs="Calibri"/>
               <w:szCs w:val="22"/>
             </w:rPr>
             <w:fldChar w:fldCharType="begin"/>
           </w:r>
           <w:r>
             <w:rPr>
-              <w:rFonts w:ascii="Calibri" w:hAnsi="Calibri" w:eastAsia="Calibri" w:cs="Calibri"/>
+              <w:rFonts w:ascii="Calibri" w:eastAsia="Calibri" w:hAnsi="Calibri" w:cs="Calibri"/>
               <w:szCs w:val="22"/>
             </w:rPr>
             <w:instrText xml:space="preserve"> HYPERLINK \l _Toc16362 </w:instrText>
           </w:r>
           <w:r>
             <w:rPr>
-              <w:rFonts w:ascii="Calibri" w:hAnsi="Calibri" w:eastAsia="Calibri" w:cs="Calibri"/>
+              <w:rFonts w:ascii="Calibri" w:eastAsia="Calibri" w:hAnsi="Calibri" w:cs="Calibri"/>
               <w:szCs w:val="22"/>
             </w:rPr>
             <w:fldChar w:fldCharType="separate"/>
@@ -2511,7 +2460,7 @@
           </w:r>
           <w:r>
             <w:rPr>
-              <w:rFonts w:ascii="Calibri" w:hAnsi="Calibri" w:eastAsia="Calibri" w:cs="Calibri"/>
+              <w:rFonts w:ascii="Calibri" w:eastAsia="Calibri" w:hAnsi="Calibri" w:cs="Calibri"/>
               <w:szCs w:val="22"/>
             </w:rPr>
             <w:fldChar w:fldCharType="end"/>
@@ -2519,28 +2468,28 @@
         </w:p>
         <w:p>
           <w:pPr>
-            <w:pStyle w:val="13"/>
+            <w:pStyle w:val="TOC3"/>
             <w:tabs>
               <w:tab w:val="right" w:leader="dot" w:pos="8336"/>
             </w:tabs>
           </w:pPr>
           <w:r>
             <w:rPr>
-              <w:rFonts w:ascii="Calibri" w:hAnsi="Calibri" w:eastAsia="Calibri" w:cs="Calibri"/>
+              <w:rFonts w:ascii="Calibri" w:eastAsia="Calibri" w:hAnsi="Calibri" w:cs="Calibri"/>
               <w:szCs w:val="22"/>
             </w:rPr>
             <w:fldChar w:fldCharType="begin"/>
           </w:r>
           <w:r>
             <w:rPr>
-              <w:rFonts w:ascii="Calibri" w:hAnsi="Calibri" w:eastAsia="Calibri" w:cs="Calibri"/>
+              <w:rFonts w:ascii="Calibri" w:eastAsia="Calibri" w:hAnsi="Calibri" w:cs="Calibri"/>
               <w:szCs w:val="22"/>
             </w:rPr>
             <w:instrText xml:space="preserve"> HYPERLINK \l _Toc17298 </w:instrText>
           </w:r>
           <w:r>
             <w:rPr>
-              <w:rFonts w:ascii="Calibri" w:hAnsi="Calibri" w:eastAsia="Calibri" w:cs="Calibri"/>
+              <w:rFonts w:ascii="Calibri" w:eastAsia="Calibri" w:hAnsi="Calibri" w:cs="Calibri"/>
               <w:szCs w:val="22"/>
             </w:rPr>
             <w:fldChar w:fldCharType="separate"/>
@@ -2574,7 +2523,7 @@
           </w:r>
           <w:r>
             <w:rPr>
-              <w:rFonts w:ascii="Calibri" w:hAnsi="Calibri" w:eastAsia="Calibri" w:cs="Calibri"/>
+              <w:rFonts w:ascii="Calibri" w:eastAsia="Calibri" w:hAnsi="Calibri" w:cs="Calibri"/>
               <w:szCs w:val="22"/>
             </w:rPr>
             <w:fldChar w:fldCharType="end"/>
@@ -2582,28 +2531,28 @@
         </w:p>
         <w:p>
           <w:pPr>
-            <w:pStyle w:val="13"/>
+            <w:pStyle w:val="TOC3"/>
             <w:tabs>
               <w:tab w:val="right" w:leader="dot" w:pos="8336"/>
             </w:tabs>
           </w:pPr>
           <w:r>
             <w:rPr>
-              <w:rFonts w:ascii="Calibri" w:hAnsi="Calibri" w:eastAsia="Calibri" w:cs="Calibri"/>
+              <w:rFonts w:ascii="Calibri" w:eastAsia="Calibri" w:hAnsi="Calibri" w:cs="Calibri"/>
               <w:szCs w:val="22"/>
             </w:rPr>
             <w:fldChar w:fldCharType="begin"/>
           </w:r>
           <w:r>
             <w:rPr>
-              <w:rFonts w:ascii="Calibri" w:hAnsi="Calibri" w:eastAsia="Calibri" w:cs="Calibri"/>
+              <w:rFonts w:ascii="Calibri" w:eastAsia="Calibri" w:hAnsi="Calibri" w:cs="Calibri"/>
               <w:szCs w:val="22"/>
             </w:rPr>
             <w:instrText xml:space="preserve"> HYPERLINK \l _Toc15923 </w:instrText>
           </w:r>
           <w:r>
             <w:rPr>
-              <w:rFonts w:ascii="Calibri" w:hAnsi="Calibri" w:eastAsia="Calibri" w:cs="Calibri"/>
+              <w:rFonts w:ascii="Calibri" w:eastAsia="Calibri" w:hAnsi="Calibri" w:cs="Calibri"/>
               <w:szCs w:val="22"/>
             </w:rPr>
             <w:fldChar w:fldCharType="separate"/>
@@ -2637,7 +2586,7 @@
           </w:r>
           <w:r>
             <w:rPr>
-              <w:rFonts w:ascii="Calibri" w:hAnsi="Calibri" w:eastAsia="Calibri" w:cs="Calibri"/>
+              <w:rFonts w:ascii="Calibri" w:eastAsia="Calibri" w:hAnsi="Calibri" w:cs="Calibri"/>
               <w:szCs w:val="22"/>
             </w:rPr>
             <w:fldChar w:fldCharType="end"/>
@@ -2645,28 +2594,28 @@
         </w:p>
         <w:p>
           <w:pPr>
-            <w:pStyle w:val="16"/>
+            <w:pStyle w:val="TOC1"/>
             <w:tabs>
               <w:tab w:val="right" w:leader="dot" w:pos="8336"/>
             </w:tabs>
           </w:pPr>
           <w:r>
             <w:rPr>
-              <w:rFonts w:ascii="Calibri" w:hAnsi="Calibri" w:eastAsia="Calibri" w:cs="Calibri"/>
+              <w:rFonts w:ascii="Calibri" w:eastAsia="Calibri" w:hAnsi="Calibri" w:cs="Calibri"/>
               <w:szCs w:val="22"/>
             </w:rPr>
             <w:fldChar w:fldCharType="begin"/>
           </w:r>
           <w:r>
             <w:rPr>
-              <w:rFonts w:ascii="Calibri" w:hAnsi="Calibri" w:eastAsia="Calibri" w:cs="Calibri"/>
+              <w:rFonts w:ascii="Calibri" w:eastAsia="Calibri" w:hAnsi="Calibri" w:cs="Calibri"/>
               <w:szCs w:val="22"/>
             </w:rPr>
             <w:instrText xml:space="preserve"> HYPERLINK \l _Toc6258 </w:instrText>
           </w:r>
           <w:r>
             <w:rPr>
-              <w:rFonts w:ascii="Calibri" w:hAnsi="Calibri" w:eastAsia="Calibri" w:cs="Calibri"/>
+              <w:rFonts w:ascii="Calibri" w:eastAsia="Calibri" w:hAnsi="Calibri" w:cs="Calibri"/>
               <w:szCs w:val="22"/>
             </w:rPr>
             <w:fldChar w:fldCharType="separate"/>
@@ -2700,7 +2649,7 @@
           </w:r>
           <w:r>
             <w:rPr>
-              <w:rFonts w:ascii="Calibri" w:hAnsi="Calibri" w:eastAsia="Calibri" w:cs="Calibri"/>
+              <w:rFonts w:ascii="Calibri" w:eastAsia="Calibri" w:hAnsi="Calibri" w:cs="Calibri"/>
               <w:szCs w:val="22"/>
             </w:rPr>
             <w:fldChar w:fldCharType="end"/>
@@ -2708,28 +2657,28 @@
         </w:p>
         <w:p>
           <w:pPr>
-            <w:pStyle w:val="16"/>
+            <w:pStyle w:val="TOC1"/>
             <w:tabs>
               <w:tab w:val="right" w:leader="dot" w:pos="8336"/>
             </w:tabs>
           </w:pPr>
           <w:r>
             <w:rPr>
-              <w:rFonts w:ascii="Calibri" w:hAnsi="Calibri" w:eastAsia="Calibri" w:cs="Calibri"/>
+              <w:rFonts w:ascii="Calibri" w:eastAsia="Calibri" w:hAnsi="Calibri" w:cs="Calibri"/>
               <w:szCs w:val="22"/>
             </w:rPr>
             <w:fldChar w:fldCharType="begin"/>
           </w:r>
           <w:r>
             <w:rPr>
-              <w:rFonts w:ascii="Calibri" w:hAnsi="Calibri" w:eastAsia="Calibri" w:cs="Calibri"/>
+              <w:rFonts w:ascii="Calibri" w:eastAsia="Calibri" w:hAnsi="Calibri" w:cs="Calibri"/>
               <w:szCs w:val="22"/>
             </w:rPr>
             <w:instrText xml:space="preserve"> HYPERLINK \l _Toc23168 </w:instrText>
           </w:r>
           <w:r>
             <w:rPr>
-              <w:rFonts w:ascii="Calibri" w:hAnsi="Calibri" w:eastAsia="Calibri" w:cs="Calibri"/>
+              <w:rFonts w:ascii="Calibri" w:eastAsia="Calibri" w:hAnsi="Calibri" w:cs="Calibri"/>
               <w:szCs w:val="22"/>
             </w:rPr>
             <w:fldChar w:fldCharType="separate"/>
@@ -2763,7 +2712,7 @@
           </w:r>
           <w:r>
             <w:rPr>
-              <w:rFonts w:ascii="Calibri" w:hAnsi="Calibri" w:eastAsia="Calibri" w:cs="Calibri"/>
+              <w:rFonts w:ascii="Calibri" w:eastAsia="Calibri" w:hAnsi="Calibri" w:cs="Calibri"/>
               <w:szCs w:val="22"/>
             </w:rPr>
             <w:fldChar w:fldCharType="end"/>
@@ -2771,28 +2720,28 @@
         </w:p>
         <w:p>
           <w:pPr>
-            <w:pStyle w:val="16"/>
+            <w:pStyle w:val="TOC1"/>
             <w:tabs>
               <w:tab w:val="right" w:leader="dot" w:pos="8336"/>
             </w:tabs>
           </w:pPr>
           <w:r>
             <w:rPr>
-              <w:rFonts w:ascii="Calibri" w:hAnsi="Calibri" w:eastAsia="Calibri" w:cs="Calibri"/>
+              <w:rFonts w:ascii="Calibri" w:eastAsia="Calibri" w:hAnsi="Calibri" w:cs="Calibri"/>
               <w:szCs w:val="22"/>
             </w:rPr>
             <w:fldChar w:fldCharType="begin"/>
           </w:r>
           <w:r>
             <w:rPr>
-              <w:rFonts w:ascii="Calibri" w:hAnsi="Calibri" w:eastAsia="Calibri" w:cs="Calibri"/>
+              <w:rFonts w:ascii="Calibri" w:eastAsia="Calibri" w:hAnsi="Calibri" w:cs="Calibri"/>
               <w:szCs w:val="22"/>
             </w:rPr>
             <w:instrText xml:space="preserve"> HYPERLINK \l _Toc21608 </w:instrText>
           </w:r>
           <w:r>
             <w:rPr>
-              <w:rFonts w:ascii="Calibri" w:hAnsi="Calibri" w:eastAsia="Calibri" w:cs="Calibri"/>
+              <w:rFonts w:ascii="Calibri" w:eastAsia="Calibri" w:hAnsi="Calibri" w:cs="Calibri"/>
               <w:szCs w:val="22"/>
             </w:rPr>
             <w:fldChar w:fldCharType="separate"/>
@@ -2826,7 +2775,7 @@
           </w:r>
           <w:r>
             <w:rPr>
-              <w:rFonts w:ascii="Calibri" w:hAnsi="Calibri" w:eastAsia="Calibri" w:cs="Calibri"/>
+              <w:rFonts w:ascii="Calibri" w:eastAsia="Calibri" w:hAnsi="Calibri" w:cs="Calibri"/>
               <w:szCs w:val="22"/>
             </w:rPr>
             <w:fldChar w:fldCharType="end"/>
@@ -2834,28 +2783,28 @@
         </w:p>
         <w:p>
           <w:pPr>
-            <w:pStyle w:val="17"/>
+            <w:pStyle w:val="TOC2"/>
             <w:tabs>
               <w:tab w:val="right" w:leader="dot" w:pos="8336"/>
             </w:tabs>
           </w:pPr>
           <w:r>
             <w:rPr>
-              <w:rFonts w:ascii="Calibri" w:hAnsi="Calibri" w:eastAsia="Calibri" w:cs="Calibri"/>
+              <w:rFonts w:ascii="Calibri" w:eastAsia="Calibri" w:hAnsi="Calibri" w:cs="Calibri"/>
               <w:szCs w:val="22"/>
             </w:rPr>
             <w:fldChar w:fldCharType="begin"/>
           </w:r>
           <w:r>
             <w:rPr>
-              <w:rFonts w:ascii="Calibri" w:hAnsi="Calibri" w:eastAsia="Calibri" w:cs="Calibri"/>
+              <w:rFonts w:ascii="Calibri" w:eastAsia="Calibri" w:hAnsi="Calibri" w:cs="Calibri"/>
               <w:szCs w:val="22"/>
             </w:rPr>
             <w:instrText xml:space="preserve"> HYPERLINK \l _Toc20265 </w:instrText>
           </w:r>
           <w:r>
             <w:rPr>
-              <w:rFonts w:ascii="Calibri" w:hAnsi="Calibri" w:eastAsia="Calibri" w:cs="Calibri"/>
+              <w:rFonts w:ascii="Calibri" w:eastAsia="Calibri" w:hAnsi="Calibri" w:cs="Calibri"/>
               <w:szCs w:val="22"/>
             </w:rPr>
             <w:fldChar w:fldCharType="separate"/>
@@ -2889,7 +2838,7 @@
           </w:r>
           <w:r>
             <w:rPr>
-              <w:rFonts w:ascii="Calibri" w:hAnsi="Calibri" w:eastAsia="Calibri" w:cs="Calibri"/>
+              <w:rFonts w:ascii="Calibri" w:eastAsia="Calibri" w:hAnsi="Calibri" w:cs="Calibri"/>
               <w:szCs w:val="22"/>
             </w:rPr>
             <w:fldChar w:fldCharType="end"/>
@@ -2897,28 +2846,28 @@
         </w:p>
         <w:p>
           <w:pPr>
-            <w:pStyle w:val="17"/>
+            <w:pStyle w:val="TOC2"/>
             <w:tabs>
               <w:tab w:val="right" w:leader="dot" w:pos="8336"/>
             </w:tabs>
           </w:pPr>
           <w:r>
             <w:rPr>
-              <w:rFonts w:ascii="Calibri" w:hAnsi="Calibri" w:eastAsia="Calibri" w:cs="Calibri"/>
+              <w:rFonts w:ascii="Calibri" w:eastAsia="Calibri" w:hAnsi="Calibri" w:cs="Calibri"/>
               <w:szCs w:val="22"/>
             </w:rPr>
             <w:fldChar w:fldCharType="begin"/>
           </w:r>
           <w:r>
             <w:rPr>
-              <w:rFonts w:ascii="Calibri" w:hAnsi="Calibri" w:eastAsia="Calibri" w:cs="Calibri"/>
+              <w:rFonts w:ascii="Calibri" w:eastAsia="Calibri" w:hAnsi="Calibri" w:cs="Calibri"/>
               <w:szCs w:val="22"/>
             </w:rPr>
             <w:instrText xml:space="preserve"> HYPERLINK \l _Toc27500 </w:instrText>
           </w:r>
           <w:r>
             <w:rPr>
-              <w:rFonts w:ascii="Calibri" w:hAnsi="Calibri" w:eastAsia="Calibri" w:cs="Calibri"/>
+              <w:rFonts w:ascii="Calibri" w:eastAsia="Calibri" w:hAnsi="Calibri" w:cs="Calibri"/>
               <w:szCs w:val="22"/>
             </w:rPr>
             <w:fldChar w:fldCharType="separate"/>
@@ -2952,7 +2901,7 @@
           </w:r>
           <w:r>
             <w:rPr>
-              <w:rFonts w:ascii="Calibri" w:hAnsi="Calibri" w:eastAsia="Calibri" w:cs="Calibri"/>
+              <w:rFonts w:ascii="Calibri" w:eastAsia="Calibri" w:hAnsi="Calibri" w:cs="Calibri"/>
               <w:szCs w:val="22"/>
             </w:rPr>
             <w:fldChar w:fldCharType="end"/>
@@ -2960,28 +2909,28 @@
         </w:p>
         <w:p>
           <w:pPr>
-            <w:pStyle w:val="17"/>
+            <w:pStyle w:val="TOC2"/>
             <w:tabs>
               <w:tab w:val="right" w:leader="dot" w:pos="8336"/>
             </w:tabs>
           </w:pPr>
           <w:r>
             <w:rPr>
-              <w:rFonts w:ascii="Calibri" w:hAnsi="Calibri" w:eastAsia="Calibri" w:cs="Calibri"/>
+              <w:rFonts w:ascii="Calibri" w:eastAsia="Calibri" w:hAnsi="Calibri" w:cs="Calibri"/>
               <w:szCs w:val="22"/>
             </w:rPr>
             <w:fldChar w:fldCharType="begin"/>
           </w:r>
           <w:r>
             <w:rPr>
-              <w:rFonts w:ascii="Calibri" w:hAnsi="Calibri" w:eastAsia="Calibri" w:cs="Calibri"/>
+              <w:rFonts w:ascii="Calibri" w:eastAsia="Calibri" w:hAnsi="Calibri" w:cs="Calibri"/>
               <w:szCs w:val="22"/>
             </w:rPr>
             <w:instrText xml:space="preserve"> HYPERLINK \l _Toc24385 </w:instrText>
           </w:r>
           <w:r>
             <w:rPr>
-              <w:rFonts w:ascii="Calibri" w:hAnsi="Calibri" w:eastAsia="Calibri" w:cs="Calibri"/>
+              <w:rFonts w:ascii="Calibri" w:eastAsia="Calibri" w:hAnsi="Calibri" w:cs="Calibri"/>
               <w:szCs w:val="22"/>
             </w:rPr>
             <w:fldChar w:fldCharType="separate"/>
@@ -3015,7 +2964,7 @@
           </w:r>
           <w:r>
             <w:rPr>
-              <w:rFonts w:ascii="Calibri" w:hAnsi="Calibri" w:eastAsia="Calibri" w:cs="Calibri"/>
+              <w:rFonts w:ascii="Calibri" w:eastAsia="Calibri" w:hAnsi="Calibri" w:cs="Calibri"/>
               <w:szCs w:val="22"/>
             </w:rPr>
             <w:fldChar w:fldCharType="end"/>
@@ -3023,28 +2972,28 @@
         </w:p>
         <w:p>
           <w:pPr>
-            <w:pStyle w:val="16"/>
+            <w:pStyle w:val="TOC1"/>
             <w:tabs>
               <w:tab w:val="right" w:leader="dot" w:pos="8336"/>
             </w:tabs>
           </w:pPr>
           <w:r>
             <w:rPr>
-              <w:rFonts w:ascii="Calibri" w:hAnsi="Calibri" w:eastAsia="Calibri" w:cs="Calibri"/>
+              <w:rFonts w:ascii="Calibri" w:eastAsia="Calibri" w:hAnsi="Calibri" w:cs="Calibri"/>
               <w:szCs w:val="22"/>
             </w:rPr>
             <w:fldChar w:fldCharType="begin"/>
           </w:r>
           <w:r>
             <w:rPr>
-              <w:rFonts w:ascii="Calibri" w:hAnsi="Calibri" w:eastAsia="Calibri" w:cs="Calibri"/>
+              <w:rFonts w:ascii="Calibri" w:eastAsia="Calibri" w:hAnsi="Calibri" w:cs="Calibri"/>
               <w:szCs w:val="22"/>
             </w:rPr>
             <w:instrText xml:space="preserve"> HYPERLINK \l _Toc8021 </w:instrText>
           </w:r>
           <w:r>
             <w:rPr>
-              <w:rFonts w:ascii="Calibri" w:hAnsi="Calibri" w:eastAsia="Calibri" w:cs="Calibri"/>
+              <w:rFonts w:ascii="Calibri" w:eastAsia="Calibri" w:hAnsi="Calibri" w:cs="Calibri"/>
               <w:szCs w:val="22"/>
             </w:rPr>
             <w:fldChar w:fldCharType="separate"/>
@@ -3078,7 +3027,7 @@
           </w:r>
           <w:r>
             <w:rPr>
-              <w:rFonts w:ascii="Calibri" w:hAnsi="Calibri" w:eastAsia="Calibri" w:cs="Calibri"/>
+              <w:rFonts w:ascii="Calibri" w:eastAsia="Calibri" w:hAnsi="Calibri" w:cs="Calibri"/>
               <w:szCs w:val="22"/>
             </w:rPr>
             <w:fldChar w:fldCharType="end"/>
@@ -3086,28 +3035,28 @@
         </w:p>
         <w:p>
           <w:pPr>
-            <w:pStyle w:val="17"/>
+            <w:pStyle w:val="TOC2"/>
             <w:tabs>
               <w:tab w:val="right" w:leader="dot" w:pos="8336"/>
             </w:tabs>
           </w:pPr>
           <w:r>
             <w:rPr>
-              <w:rFonts w:ascii="Calibri" w:hAnsi="Calibri" w:eastAsia="Calibri" w:cs="Calibri"/>
+              <w:rFonts w:ascii="Calibri" w:eastAsia="Calibri" w:hAnsi="Calibri" w:cs="Calibri"/>
               <w:szCs w:val="22"/>
             </w:rPr>
             <w:fldChar w:fldCharType="begin"/>
           </w:r>
           <w:r>
             <w:rPr>
-              <w:rFonts w:ascii="Calibri" w:hAnsi="Calibri" w:eastAsia="Calibri" w:cs="Calibri"/>
+              <w:rFonts w:ascii="Calibri" w:eastAsia="Calibri" w:hAnsi="Calibri" w:cs="Calibri"/>
               <w:szCs w:val="22"/>
             </w:rPr>
             <w:instrText xml:space="preserve"> HYPERLINK \l _Toc27662 </w:instrText>
           </w:r>
           <w:r>
             <w:rPr>
-              <w:rFonts w:ascii="Calibri" w:hAnsi="Calibri" w:eastAsia="Calibri" w:cs="Calibri"/>
+              <w:rFonts w:ascii="Calibri" w:eastAsia="Calibri" w:hAnsi="Calibri" w:cs="Calibri"/>
               <w:szCs w:val="22"/>
             </w:rPr>
             <w:fldChar w:fldCharType="separate"/>
@@ -3141,7 +3090,7 @@
           </w:r>
           <w:r>
             <w:rPr>
-              <w:rFonts w:ascii="Calibri" w:hAnsi="Calibri" w:eastAsia="Calibri" w:cs="Calibri"/>
+              <w:rFonts w:ascii="Calibri" w:eastAsia="Calibri" w:hAnsi="Calibri" w:cs="Calibri"/>
               <w:szCs w:val="22"/>
             </w:rPr>
             <w:fldChar w:fldCharType="end"/>
@@ -3149,28 +3098,28 @@
         </w:p>
         <w:p>
           <w:pPr>
-            <w:pStyle w:val="17"/>
+            <w:pStyle w:val="TOC2"/>
             <w:tabs>
               <w:tab w:val="right" w:leader="dot" w:pos="8336"/>
             </w:tabs>
           </w:pPr>
           <w:r>
             <w:rPr>
-              <w:rFonts w:ascii="Calibri" w:hAnsi="Calibri" w:eastAsia="Calibri" w:cs="Calibri"/>
+              <w:rFonts w:ascii="Calibri" w:eastAsia="Calibri" w:hAnsi="Calibri" w:cs="Calibri"/>
               <w:szCs w:val="22"/>
             </w:rPr>
             <w:fldChar w:fldCharType="begin"/>
           </w:r>
           <w:r>
             <w:rPr>
-              <w:rFonts w:ascii="Calibri" w:hAnsi="Calibri" w:eastAsia="Calibri" w:cs="Calibri"/>
+              <w:rFonts w:ascii="Calibri" w:eastAsia="Calibri" w:hAnsi="Calibri" w:cs="Calibri"/>
               <w:szCs w:val="22"/>
             </w:rPr>
             <w:instrText xml:space="preserve"> HYPERLINK \l _Toc32759 </w:instrText>
           </w:r>
           <w:r>
             <w:rPr>
-              <w:rFonts w:ascii="Calibri" w:hAnsi="Calibri" w:eastAsia="Calibri" w:cs="Calibri"/>
+              <w:rFonts w:ascii="Calibri" w:eastAsia="Calibri" w:hAnsi="Calibri" w:cs="Calibri"/>
               <w:szCs w:val="22"/>
             </w:rPr>
             <w:fldChar w:fldCharType="separate"/>
@@ -3204,7 +3153,7 @@
           </w:r>
           <w:r>
             <w:rPr>
-              <w:rFonts w:ascii="Calibri" w:hAnsi="Calibri" w:eastAsia="Calibri" w:cs="Calibri"/>
+              <w:rFonts w:ascii="Calibri" w:eastAsia="Calibri" w:hAnsi="Calibri" w:cs="Calibri"/>
               <w:szCs w:val="22"/>
             </w:rPr>
             <w:fldChar w:fldCharType="end"/>
@@ -3212,28 +3161,28 @@
         </w:p>
         <w:p>
           <w:pPr>
-            <w:pStyle w:val="16"/>
+            <w:pStyle w:val="TOC1"/>
             <w:tabs>
               <w:tab w:val="right" w:leader="dot" w:pos="8336"/>
             </w:tabs>
           </w:pPr>
           <w:r>
             <w:rPr>
-              <w:rFonts w:ascii="Calibri" w:hAnsi="Calibri" w:eastAsia="Calibri" w:cs="Calibri"/>
+              <w:rFonts w:ascii="Calibri" w:eastAsia="Calibri" w:hAnsi="Calibri" w:cs="Calibri"/>
               <w:szCs w:val="22"/>
             </w:rPr>
             <w:fldChar w:fldCharType="begin"/>
           </w:r>
           <w:r>
             <w:rPr>
-              <w:rFonts w:ascii="Calibri" w:hAnsi="Calibri" w:eastAsia="Calibri" w:cs="Calibri"/>
+              <w:rFonts w:ascii="Calibri" w:eastAsia="Calibri" w:hAnsi="Calibri" w:cs="Calibri"/>
               <w:szCs w:val="22"/>
             </w:rPr>
             <w:instrText xml:space="preserve"> HYPERLINK \l _Toc13100 </w:instrText>
           </w:r>
           <w:r>
             <w:rPr>
-              <w:rFonts w:ascii="Calibri" w:hAnsi="Calibri" w:eastAsia="Calibri" w:cs="Calibri"/>
+              <w:rFonts w:ascii="Calibri" w:eastAsia="Calibri" w:hAnsi="Calibri" w:cs="Calibri"/>
               <w:szCs w:val="22"/>
             </w:rPr>
             <w:fldChar w:fldCharType="separate"/>
@@ -3267,7 +3216,7 @@
           </w:r>
           <w:r>
             <w:rPr>
-              <w:rFonts w:ascii="Calibri" w:hAnsi="Calibri" w:eastAsia="Calibri" w:cs="Calibri"/>
+              <w:rFonts w:ascii="Calibri" w:eastAsia="Calibri" w:hAnsi="Calibri" w:cs="Calibri"/>
               <w:szCs w:val="22"/>
             </w:rPr>
             <w:fldChar w:fldCharType="end"/>
@@ -3275,28 +3224,28 @@
         </w:p>
         <w:p>
           <w:pPr>
-            <w:pStyle w:val="16"/>
+            <w:pStyle w:val="TOC1"/>
             <w:tabs>
               <w:tab w:val="right" w:leader="dot" w:pos="8336"/>
             </w:tabs>
           </w:pPr>
           <w:r>
             <w:rPr>
-              <w:rFonts w:ascii="Calibri" w:hAnsi="Calibri" w:eastAsia="Calibri" w:cs="Calibri"/>
+              <w:rFonts w:ascii="Calibri" w:eastAsia="Calibri" w:hAnsi="Calibri" w:cs="Calibri"/>
               <w:szCs w:val="22"/>
             </w:rPr>
             <w:fldChar w:fldCharType="begin"/>
           </w:r>
           <w:r>
             <w:rPr>
-              <w:rFonts w:ascii="Calibri" w:hAnsi="Calibri" w:eastAsia="Calibri" w:cs="Calibri"/>
+              <w:rFonts w:ascii="Calibri" w:eastAsia="Calibri" w:hAnsi="Calibri" w:cs="Calibri"/>
               <w:szCs w:val="22"/>
             </w:rPr>
             <w:instrText xml:space="preserve"> HYPERLINK \l _Toc30000 </w:instrText>
           </w:r>
           <w:r>
             <w:rPr>
-              <w:rFonts w:ascii="Calibri" w:hAnsi="Calibri" w:eastAsia="Calibri" w:cs="Calibri"/>
+              <w:rFonts w:ascii="Calibri" w:eastAsia="Calibri" w:hAnsi="Calibri" w:cs="Calibri"/>
               <w:szCs w:val="22"/>
             </w:rPr>
             <w:fldChar w:fldCharType="separate"/>
@@ -3330,7 +3279,7 @@
           </w:r>
           <w:r>
             <w:rPr>
-              <w:rFonts w:ascii="Calibri" w:hAnsi="Calibri" w:eastAsia="Calibri" w:cs="Calibri"/>
+              <w:rFonts w:ascii="Calibri" w:eastAsia="Calibri" w:hAnsi="Calibri" w:cs="Calibri"/>
               <w:szCs w:val="22"/>
             </w:rPr>
             <w:fldChar w:fldCharType="end"/>
@@ -3354,7 +3303,7 @@
             <w:spacing w:line="219" w:lineRule="auto"/>
             <w:textAlignment w:val="baseline"/>
             <w:rPr>
-              <w:rFonts w:ascii="Calibri" w:hAnsi="Calibri" w:eastAsia="Calibri" w:cs="Calibri"/>
+              <w:rFonts w:ascii="Calibri" w:eastAsia="Calibri" w:hAnsi="Calibri" w:cs="Calibri"/>
               <w:snapToGrid w:val="0"/>
               <w:color w:val="000000"/>
               <w:kern w:val="0"/>
@@ -3365,7 +3314,7 @@
           </w:pPr>
           <w:r>
             <w:rPr>
-              <w:rFonts w:ascii="Calibri" w:hAnsi="Calibri" w:eastAsia="Calibri" w:cs="Calibri"/>
+              <w:rFonts w:ascii="Calibri" w:eastAsia="Calibri" w:hAnsi="Calibri" w:cs="Calibri"/>
               <w:szCs w:val="22"/>
             </w:rPr>
             <w:fldChar w:fldCharType="end"/>
@@ -3391,7 +3340,7 @@
         <w:spacing w:line="219" w:lineRule="auto"/>
         <w:textAlignment w:val="baseline"/>
         <w:rPr>
-          <w:rFonts w:ascii="Calibri" w:hAnsi="Calibri" w:eastAsia="Calibri" w:cs="Calibri"/>
+          <w:rFonts w:ascii="Calibri" w:eastAsia="Calibri" w:hAnsi="Calibri" w:cs="Calibri"/>
           <w:snapToGrid w:val="0"/>
           <w:color w:val="000000"/>
           <w:kern w:val="0"/>
@@ -3400,16 +3349,16 @@
           <w:lang w:val="en-US" w:eastAsia="en-US" w:bidi="ar-SA"/>
         </w:rPr>
         <w:sectPr>
-          <w:footerReference r:id="rId6" w:type="default"/>
+          <w:footerReference w:type="default" r:id="rId5"/>
           <w:pgSz w:w="11906" w:h="16839"/>
           <w:pgMar w:top="1431" w:right="1785" w:bottom="1375" w:left="1785" w:header="0" w:footer="1211" w:gutter="0"/>
-          <w:cols w:space="720" w:num="1"/>
+          <w:cols w:num="1" w:space="720"/>
         </w:sectPr>
       </w:pPr>
     </w:p>
     <w:p>
       <w:pPr>
-        <w:pStyle w:val="26"/>
+        <w:pStyle w:val="1"/>
         <w:keepNext w:val="0"/>
         <w:keepLines w:val="0"/>
         <w:pageBreakBefore w:val="0"/>
@@ -3425,17 +3374,17 @@
         <w:snapToGrid w:val="0"/>
         <w:textAlignment w:val="baseline"/>
       </w:pPr>
-      <w:bookmarkStart w:id="4" w:name="bookmark1"/>
-      <w:bookmarkEnd w:id="4"/>
-      <w:bookmarkStart w:id="5" w:name="_Toc20320"/>
+      <w:bookmarkStart w:id="5" w:name="bookmark1"/>
+      <w:bookmarkEnd w:id="5"/>
+      <w:bookmarkStart w:id="6" w:name="_Toc20320"/>
       <w:r>
         <w:t>简介</w:t>
       </w:r>
-      <w:bookmarkEnd w:id="5"/>
+      <w:bookmarkEnd w:id="6"/>
     </w:p>
     <w:p>
       <w:pPr>
-        <w:pStyle w:val="28"/>
+        <w:pStyle w:val="2"/>
         <w:keepNext w:val="0"/>
         <w:keepLines w:val="0"/>
         <w:pageBreakBefore w:val="0"/>
@@ -3451,15 +3400,15 @@
         <w:snapToGrid w:val="0"/>
         <w:textAlignment w:val="baseline"/>
       </w:pPr>
-      <w:bookmarkStart w:id="6" w:name="_Toc28152"/>
+      <w:bookmarkStart w:id="7" w:name="_Toc28152"/>
       <w:r>
         <w:t>目的</w:t>
       </w:r>
-      <w:bookmarkEnd w:id="6"/>
+      <w:bookmarkEnd w:id="7"/>
     </w:p>
     <w:p>
       <w:pPr>
-        <w:pStyle w:val="27"/>
+        <w:pStyle w:val="a"/>
         <w:keepNext w:val="0"/>
         <w:keepLines w:val="0"/>
         <w:pageBreakBefore w:val="0"/>
@@ -3481,7 +3430,7 @@
     </w:p>
     <w:p>
       <w:pPr>
-        <w:pStyle w:val="28"/>
+        <w:pStyle w:val="2"/>
         <w:keepNext w:val="0"/>
         <w:keepLines w:val="0"/>
         <w:pageBreakBefore w:val="0"/>
@@ -3497,15 +3446,15 @@
         <w:snapToGrid w:val="0"/>
         <w:textAlignment w:val="baseline"/>
       </w:pPr>
-      <w:bookmarkStart w:id="7" w:name="_Toc4952"/>
+      <w:bookmarkStart w:id="8" w:name="_Toc4952"/>
       <w:r>
         <w:t>原则</w:t>
       </w:r>
-      <w:bookmarkEnd w:id="7"/>
+      <w:bookmarkEnd w:id="8"/>
     </w:p>
     <w:p>
       <w:pPr>
-        <w:pStyle w:val="29"/>
+        <w:pStyle w:val="3"/>
         <w:keepNext w:val="0"/>
         <w:keepLines w:val="0"/>
         <w:pageBreakBefore w:val="0"/>
@@ -3521,15 +3470,15 @@
         <w:snapToGrid w:val="0"/>
         <w:textAlignment w:val="baseline"/>
       </w:pPr>
-      <w:bookmarkStart w:id="8" w:name="_Toc16362"/>
+      <w:bookmarkStart w:id="9" w:name="_Toc16362"/>
       <w:r>
         <w:t>适用原则</w:t>
       </w:r>
-      <w:bookmarkEnd w:id="8"/>
+      <w:bookmarkEnd w:id="9"/>
     </w:p>
     <w:p>
       <w:pPr>
-        <w:pStyle w:val="27"/>
+        <w:pStyle w:val="a"/>
         <w:keepNext w:val="0"/>
         <w:keepLines w:val="0"/>
         <w:pageBreakBefore w:val="0"/>
@@ -3551,7 +3500,7 @@
     </w:p>
     <w:p>
       <w:pPr>
-        <w:pStyle w:val="29"/>
+        <w:pStyle w:val="3"/>
         <w:keepNext w:val="0"/>
         <w:keepLines w:val="0"/>
         <w:pageBreakBefore w:val="0"/>
@@ -3567,15 +3516,15 @@
         <w:snapToGrid w:val="0"/>
         <w:textAlignment w:val="baseline"/>
       </w:pPr>
-      <w:bookmarkStart w:id="9" w:name="_Toc17298"/>
+      <w:bookmarkStart w:id="10" w:name="_Toc17298"/>
       <w:r>
         <w:t>以人为本的原则</w:t>
       </w:r>
-      <w:bookmarkEnd w:id="9"/>
+      <w:bookmarkEnd w:id="10"/>
     </w:p>
     <w:p>
       <w:pPr>
-        <w:pStyle w:val="27"/>
+        <w:pStyle w:val="a"/>
         <w:keepNext w:val="0"/>
         <w:keepLines w:val="0"/>
         <w:pageBreakBefore w:val="0"/>
@@ -3597,7 +3546,7 @@
     </w:p>
     <w:p>
       <w:pPr>
-        <w:pStyle w:val="29"/>
+        <w:pStyle w:val="3"/>
         <w:keepNext w:val="0"/>
         <w:keepLines w:val="0"/>
         <w:pageBreakBefore w:val="0"/>
@@ -3613,15 +3562,15 @@
         <w:snapToGrid w:val="0"/>
         <w:textAlignment w:val="baseline"/>
       </w:pPr>
-      <w:bookmarkStart w:id="10" w:name="_Toc15923"/>
+      <w:bookmarkStart w:id="11" w:name="_Toc15923"/>
       <w:r>
         <w:t>权变原则</w:t>
       </w:r>
-      <w:bookmarkEnd w:id="10"/>
+      <w:bookmarkEnd w:id="11"/>
     </w:p>
     <w:p>
       <w:pPr>
-        <w:pStyle w:val="27"/>
+        <w:pStyle w:val="a"/>
         <w:keepNext w:val="0"/>
         <w:keepLines w:val="0"/>
         <w:pageBreakBefore w:val="0"/>
@@ -3643,7 +3592,7 @@
     </w:p>
     <w:p>
       <w:pPr>
-        <w:pStyle w:val="26"/>
+        <w:pStyle w:val="1"/>
         <w:keepNext w:val="0"/>
         <w:keepLines w:val="0"/>
         <w:pageBreakBefore w:val="0"/>
@@ -3659,15 +3608,15 @@
         <w:snapToGrid w:val="0"/>
         <w:textAlignment w:val="baseline"/>
       </w:pPr>
-      <w:bookmarkStart w:id="11" w:name="_Toc6258"/>
+      <w:bookmarkStart w:id="12" w:name="_Toc6258"/>
       <w:r>
         <w:t>储备原因分类</w:t>
       </w:r>
-      <w:bookmarkEnd w:id="11"/>
+      <w:bookmarkEnd w:id="12"/>
     </w:p>
     <w:p>
       <w:pPr>
-        <w:pStyle w:val="27"/>
+        <w:pStyle w:val="a"/>
         <w:keepNext w:val="0"/>
         <w:keepLines w:val="0"/>
         <w:pageBreakBefore w:val="0"/>
@@ -3685,7 +3634,7 @@
         <w:bidi w:val="0"/>
         <w:adjustRightInd w:val="0"/>
         <w:snapToGrid w:val="0"/>
-        <w:ind w:left="425" w:leftChars="0" w:hanging="425" w:firstLineChars="0"/>
+        <w:ind w:left="425" w:hanging="425" w:leftChars="0" w:firstLineChars="0"/>
         <w:textAlignment w:val="baseline"/>
       </w:pPr>
       <w:r>
@@ -3694,7 +3643,7 @@
     </w:p>
     <w:p>
       <w:pPr>
-        <w:pStyle w:val="27"/>
+        <w:pStyle w:val="a"/>
         <w:keepNext w:val="0"/>
         <w:keepLines w:val="0"/>
         <w:pageBreakBefore w:val="0"/>
@@ -3712,7 +3661,7 @@
         <w:bidi w:val="0"/>
         <w:adjustRightInd w:val="0"/>
         <w:snapToGrid w:val="0"/>
-        <w:ind w:left="425" w:leftChars="0" w:hanging="425" w:firstLineChars="0"/>
+        <w:ind w:left="425" w:hanging="425" w:leftChars="0" w:firstLineChars="0"/>
         <w:textAlignment w:val="baseline"/>
       </w:pPr>
       <w:r>
@@ -3721,7 +3670,7 @@
     </w:p>
     <w:p>
       <w:pPr>
-        <w:pStyle w:val="27"/>
+        <w:pStyle w:val="a"/>
         <w:keepNext w:val="0"/>
         <w:keepLines w:val="0"/>
         <w:pageBreakBefore w:val="0"/>
@@ -3739,7 +3688,7 @@
         <w:bidi w:val="0"/>
         <w:adjustRightInd w:val="0"/>
         <w:snapToGrid w:val="0"/>
-        <w:ind w:left="425" w:leftChars="0" w:hanging="425" w:firstLineChars="0"/>
+        <w:ind w:left="425" w:hanging="425" w:leftChars="0" w:firstLineChars="0"/>
         <w:textAlignment w:val="baseline"/>
       </w:pPr>
       <w:r>
@@ -3748,7 +3697,7 @@
     </w:p>
     <w:p>
       <w:pPr>
-        <w:pStyle w:val="26"/>
+        <w:pStyle w:val="1"/>
         <w:keepNext w:val="0"/>
         <w:keepLines w:val="0"/>
         <w:pageBreakBefore w:val="0"/>
@@ -3764,15 +3713,15 @@
         <w:snapToGrid w:val="0"/>
         <w:textAlignment w:val="baseline"/>
       </w:pPr>
-      <w:bookmarkStart w:id="12" w:name="_Toc23168"/>
+      <w:bookmarkStart w:id="13" w:name="_Toc23168"/>
       <w:r>
         <w:t>储备人才分类</w:t>
       </w:r>
-      <w:bookmarkEnd w:id="12"/>
+      <w:bookmarkEnd w:id="13"/>
     </w:p>
     <w:p>
       <w:pPr>
-        <w:pStyle w:val="27"/>
+        <w:pStyle w:val="a"/>
         <w:keepNext w:val="0"/>
         <w:keepLines w:val="0"/>
         <w:pageBreakBefore w:val="0"/>
@@ -3790,7 +3739,7 @@
         <w:bidi w:val="0"/>
         <w:adjustRightInd w:val="0"/>
         <w:snapToGrid w:val="0"/>
-        <w:ind w:left="425" w:leftChars="0" w:hanging="425" w:firstLineChars="0"/>
+        <w:ind w:left="425" w:hanging="425" w:leftChars="0" w:firstLineChars="0"/>
         <w:textAlignment w:val="baseline"/>
       </w:pPr>
       <w:r>
@@ -3799,7 +3748,7 @@
     </w:p>
     <w:p>
       <w:pPr>
-        <w:pStyle w:val="27"/>
+        <w:pStyle w:val="a"/>
         <w:keepNext w:val="0"/>
         <w:keepLines w:val="0"/>
         <w:pageBreakBefore w:val="0"/>
@@ -3817,7 +3766,7 @@
         <w:bidi w:val="0"/>
         <w:adjustRightInd w:val="0"/>
         <w:snapToGrid w:val="0"/>
-        <w:ind w:left="425" w:leftChars="0" w:hanging="425" w:firstLineChars="0"/>
+        <w:ind w:left="425" w:hanging="425" w:leftChars="0" w:firstLineChars="0"/>
         <w:textAlignment w:val="baseline"/>
       </w:pPr>
       <w:r>
@@ -3826,7 +3775,7 @@
     </w:p>
     <w:p>
       <w:pPr>
-        <w:pStyle w:val="26"/>
+        <w:pStyle w:val="1"/>
         <w:keepNext w:val="0"/>
         <w:keepLines w:val="0"/>
         <w:pageBreakBefore w:val="0"/>
@@ -3842,15 +3791,15 @@
         <w:snapToGrid w:val="0"/>
         <w:textAlignment w:val="baseline"/>
       </w:pPr>
-      <w:bookmarkStart w:id="13" w:name="_Toc21608"/>
+      <w:bookmarkStart w:id="14" w:name="_Toc21608"/>
       <w:r>
         <w:t>储备人才渠道</w:t>
       </w:r>
-      <w:bookmarkEnd w:id="13"/>
+      <w:bookmarkEnd w:id="14"/>
     </w:p>
     <w:p>
       <w:pPr>
-        <w:pStyle w:val="28"/>
+        <w:pStyle w:val="2"/>
         <w:keepNext w:val="0"/>
         <w:keepLines w:val="0"/>
         <w:pageBreakBefore w:val="0"/>
@@ -3866,15 +3815,15 @@
         <w:snapToGrid w:val="0"/>
         <w:textAlignment w:val="baseline"/>
       </w:pPr>
-      <w:bookmarkStart w:id="14" w:name="_Toc20265"/>
+      <w:bookmarkStart w:id="15" w:name="_Toc20265"/>
       <w:r>
         <w:t>外部招聘渠道</w:t>
       </w:r>
-      <w:bookmarkEnd w:id="14"/>
+      <w:bookmarkEnd w:id="15"/>
     </w:p>
     <w:p>
       <w:pPr>
-        <w:pStyle w:val="27"/>
+        <w:pStyle w:val="a"/>
         <w:keepNext w:val="0"/>
         <w:keepLines w:val="0"/>
         <w:pageBreakBefore w:val="0"/>
@@ -3896,7 +3845,7 @@
     </w:p>
     <w:p>
       <w:pPr>
-        <w:pStyle w:val="28"/>
+        <w:pStyle w:val="2"/>
         <w:keepNext w:val="0"/>
         <w:keepLines w:val="0"/>
         <w:pageBreakBefore w:val="0"/>
@@ -3912,15 +3861,15 @@
         <w:snapToGrid w:val="0"/>
         <w:textAlignment w:val="baseline"/>
       </w:pPr>
-      <w:bookmarkStart w:id="15" w:name="_Toc27500"/>
+      <w:bookmarkStart w:id="16" w:name="_Toc27500"/>
       <w:r>
         <w:t>内部招聘渠道</w:t>
       </w:r>
-      <w:bookmarkEnd w:id="15"/>
+      <w:bookmarkEnd w:id="16"/>
     </w:p>
     <w:p>
       <w:pPr>
-        <w:pStyle w:val="27"/>
+        <w:pStyle w:val="a"/>
         <w:keepNext w:val="0"/>
         <w:keepLines w:val="0"/>
         <w:pageBreakBefore w:val="0"/>
@@ -3942,7 +3891,7 @@
     </w:p>
     <w:p>
       <w:pPr>
-        <w:pStyle w:val="28"/>
+        <w:pStyle w:val="2"/>
         <w:keepNext w:val="0"/>
         <w:keepLines w:val="0"/>
         <w:pageBreakBefore w:val="0"/>
@@ -3958,15 +3907,15 @@
         <w:snapToGrid w:val="0"/>
         <w:textAlignment w:val="baseline"/>
       </w:pPr>
-      <w:bookmarkStart w:id="16" w:name="_Toc24385"/>
+      <w:bookmarkStart w:id="17" w:name="_Toc24385"/>
       <w:r>
         <w:t>内部调控和培养</w:t>
       </w:r>
-      <w:bookmarkEnd w:id="16"/>
+      <w:bookmarkEnd w:id="17"/>
     </w:p>
     <w:p>
       <w:pPr>
-        <w:pStyle w:val="27"/>
+        <w:pStyle w:val="a"/>
         <w:keepNext w:val="0"/>
         <w:keepLines w:val="0"/>
         <w:pageBreakBefore w:val="0"/>
@@ -3988,7 +3937,7 @@
     </w:p>
     <w:p>
       <w:pPr>
-        <w:pStyle w:val="26"/>
+        <w:pStyle w:val="1"/>
         <w:keepNext w:val="0"/>
         <w:keepLines w:val="0"/>
         <w:pageBreakBefore w:val="0"/>
@@ -4004,15 +3953,15 @@
         <w:snapToGrid w:val="0"/>
         <w:textAlignment w:val="baseline"/>
       </w:pPr>
-      <w:bookmarkStart w:id="17" w:name="_Toc8021"/>
+      <w:bookmarkStart w:id="18" w:name="_Toc8021"/>
       <w:r>
         <w:t>储备人才的培养与考核</w:t>
       </w:r>
-      <w:bookmarkEnd w:id="17"/>
+      <w:bookmarkEnd w:id="18"/>
     </w:p>
     <w:p>
       <w:pPr>
-        <w:pStyle w:val="28"/>
+        <w:pStyle w:val="2"/>
         <w:keepNext w:val="0"/>
         <w:keepLines w:val="0"/>
         <w:pageBreakBefore w:val="0"/>
@@ -4028,17 +3977,17 @@
         <w:snapToGrid w:val="0"/>
         <w:textAlignment w:val="baseline"/>
       </w:pPr>
-      <w:bookmarkStart w:id="18" w:name="bookmark16"/>
-      <w:bookmarkEnd w:id="18"/>
-      <w:bookmarkStart w:id="19" w:name="_Toc27662"/>
+      <w:bookmarkStart w:id="19" w:name="bookmark16"/>
+      <w:bookmarkEnd w:id="19"/>
+      <w:bookmarkStart w:id="20" w:name="_Toc27662"/>
       <w:r>
         <w:t>建立长效的培训机制</w:t>
       </w:r>
-      <w:bookmarkEnd w:id="19"/>
+      <w:bookmarkEnd w:id="20"/>
     </w:p>
     <w:p>
       <w:pPr>
-        <w:pStyle w:val="27"/>
+        <w:pStyle w:val="a"/>
         <w:keepNext w:val="0"/>
         <w:keepLines w:val="0"/>
         <w:pageBreakBefore w:val="0"/>
@@ -4060,7 +4009,7 @@
     </w:p>
     <w:p>
       <w:pPr>
-        <w:pStyle w:val="28"/>
+        <w:pStyle w:val="2"/>
         <w:keepNext w:val="0"/>
         <w:keepLines w:val="0"/>
         <w:pageBreakBefore w:val="0"/>
@@ -4076,15 +4025,15 @@
         <w:snapToGrid w:val="0"/>
         <w:textAlignment w:val="baseline"/>
       </w:pPr>
-      <w:bookmarkStart w:id="20" w:name="_Toc32759"/>
+      <w:bookmarkStart w:id="21" w:name="_Toc32759"/>
       <w:r>
         <w:t>利用社会培训资源对储备人才能力提升作用</w:t>
       </w:r>
-      <w:bookmarkEnd w:id="20"/>
+      <w:bookmarkEnd w:id="21"/>
     </w:p>
     <w:p>
       <w:pPr>
-        <w:pStyle w:val="27"/>
+        <w:pStyle w:val="a"/>
         <w:keepNext w:val="0"/>
         <w:keepLines w:val="0"/>
         <w:pageBreakBefore w:val="0"/>
@@ -4106,7 +4055,7 @@
     </w:p>
     <w:p>
       <w:pPr>
-        <w:pStyle w:val="27"/>
+        <w:pStyle w:val="a"/>
         <w:keepNext w:val="0"/>
         <w:keepLines w:val="0"/>
         <w:pageBreakBefore w:val="0"/>
@@ -4128,7 +4077,7 @@
     </w:p>
     <w:p>
       <w:pPr>
-        <w:pStyle w:val="26"/>
+        <w:pStyle w:val="1"/>
         <w:keepNext w:val="0"/>
         <w:keepLines w:val="0"/>
         <w:pageBreakBefore w:val="0"/>
@@ -4144,21 +4093,21 @@
         <w:snapToGrid w:val="0"/>
         <w:textAlignment w:val="baseline"/>
       </w:pPr>
-      <w:bookmarkStart w:id="21" w:name="_Toc13100"/>
+      <w:bookmarkStart w:id="22" w:name="_Toc13100"/>
       <w:r>
         <w:t>储备人才的激励</w:t>
       </w:r>
-      <w:bookmarkEnd w:id="21"/>
+      <w:bookmarkEnd w:id="22"/>
     </w:p>
     <w:p>
       <w:pPr>
-        <w:pStyle w:val="39"/>
+        <w:pStyle w:val="a3"/>
         <w:numPr>
           <w:ilvl w:val="0"/>
           <w:numId w:val="4"/>
         </w:numPr>
         <w:bidi w:val="0"/>
-        <w:ind w:left="425" w:leftChars="0" w:hanging="425" w:firstLineChars="0"/>
+        <w:ind w:left="425" w:hanging="425" w:leftChars="0" w:firstLineChars="0"/>
       </w:pPr>
       <w:r>
         <w:t>激励与学费补助：公司支持员工参加和岗位相关的外部专业培训以及职业资格认证，对于通过考试或者认证的员工给予一定的奖励，或者学费补助。</w:t>
@@ -4166,13 +4115,13 @@
     </w:p>
     <w:p>
       <w:pPr>
-        <w:pStyle w:val="39"/>
+        <w:pStyle w:val="a3"/>
         <w:numPr>
           <w:ilvl w:val="0"/>
           <w:numId w:val="4"/>
         </w:numPr>
         <w:bidi w:val="0"/>
-        <w:ind w:left="425" w:leftChars="0" w:hanging="425" w:firstLineChars="0"/>
+        <w:ind w:left="425" w:hanging="425" w:leftChars="0" w:firstLineChars="0"/>
       </w:pPr>
       <w:r>
         <w:t>年度优秀评选：根据年度KPI考核以及岗位任职能力测评成绩，推荐员工参加各项年度优秀奖项的评选。</w:t>
@@ -4180,13 +4129,13 @@
     </w:p>
     <w:p>
       <w:pPr>
-        <w:pStyle w:val="39"/>
+        <w:pStyle w:val="a3"/>
         <w:numPr>
           <w:ilvl w:val="0"/>
           <w:numId w:val="4"/>
         </w:numPr>
         <w:bidi w:val="0"/>
-        <w:ind w:left="425" w:leftChars="0" w:hanging="425" w:firstLineChars="0"/>
+        <w:ind w:left="425" w:hanging="425" w:leftChars="0" w:firstLineChars="0"/>
       </w:pPr>
       <w:r>
         <w:t>为员工提供跨职系发展等多渠道职业通道：使员工根据自身能力情况与企业要求进行匹配分析，员工可选择个人志趣与企业发展需要相符的职业通道，通过努力考核晋升为管理职位或技术职位。</w:t>
@@ -4194,7 +4143,7 @@
     </w:p>
     <w:p>
       <w:pPr>
-        <w:pStyle w:val="26"/>
+        <w:pStyle w:val="1"/>
         <w:keepNext w:val="0"/>
         <w:keepLines w:val="0"/>
         <w:pageBreakBefore w:val="0"/>
@@ -4210,24 +4159,24 @@
         <w:snapToGrid w:val="0"/>
         <w:textAlignment w:val="baseline"/>
       </w:pPr>
-      <w:bookmarkStart w:id="22" w:name="_Toc30000"/>
+      <w:bookmarkStart w:id="23" w:name="_Toc30000"/>
       <w:r>
         <w:t>流程衡量指标</w:t>
       </w:r>
-      <w:bookmarkEnd w:id="22"/>
+      <w:bookmarkEnd w:id="23"/>
     </w:p>
     <w:tbl>
       <w:tblPr>
-        <w:tblStyle w:val="24"/>
+        <w:tblStyle w:val="TableNormal0"/>
         <w:tblW w:w="8139" w:type="dxa"/>
         <w:tblInd w:w="130" w:type="dxa"/>
         <w:tblBorders>
-          <w:top w:val="single" w:color="000000" w:sz="2" w:space="0"/>
-          <w:left w:val="single" w:color="000000" w:sz="2" w:space="0"/>
-          <w:bottom w:val="single" w:color="000000" w:sz="2" w:space="0"/>
-          <w:right w:val="single" w:color="000000" w:sz="2" w:space="0"/>
-          <w:insideH w:val="single" w:color="000000" w:sz="2" w:space="0"/>
-          <w:insideV w:val="single" w:color="000000" w:sz="2" w:space="0"/>
+          <w:top w:val="single" w:sz="2" w:space="0" w:color="000000"/>
+          <w:left w:val="single" w:sz="2" w:space="0" w:color="000000"/>
+          <w:bottom w:val="single" w:sz="2" w:space="0" w:color="000000"/>
+          <w:right w:val="single" w:sz="2" w:space="0" w:color="000000"/>
+          <w:insideH w:val="single" w:sz="2" w:space="0" w:color="000000"/>
+          <w:insideV w:val="single" w:sz="2" w:space="0" w:color="000000"/>
         </w:tblBorders>
         <w:tblLayout w:type="fixed"/>
         <w:tblCellMar>
@@ -4246,14 +4195,17 @@
       </w:tblGrid>
       <w:tr>
         <w:tblPrEx>
+          <w:tblW w:w="8139" w:type="dxa"/>
+          <w:tblInd w:w="130" w:type="dxa"/>
           <w:tblBorders>
-            <w:top w:val="single" w:color="000000" w:sz="2" w:space="0"/>
-            <w:left w:val="single" w:color="000000" w:sz="2" w:space="0"/>
-            <w:bottom w:val="single" w:color="000000" w:sz="2" w:space="0"/>
-            <w:right w:val="single" w:color="000000" w:sz="2" w:space="0"/>
-            <w:insideH w:val="single" w:color="000000" w:sz="2" w:space="0"/>
-            <w:insideV w:val="single" w:color="000000" w:sz="2" w:space="0"/>
+            <w:top w:val="single" w:sz="2" w:space="0" w:color="000000"/>
+            <w:left w:val="single" w:sz="2" w:space="0" w:color="000000"/>
+            <w:bottom w:val="single" w:sz="2" w:space="0" w:color="000000"/>
+            <w:right w:val="single" w:sz="2" w:space="0" w:color="000000"/>
+            <w:insideH w:val="single" w:sz="2" w:space="0" w:color="000000"/>
+            <w:insideV w:val="single" w:sz="2" w:space="0" w:color="000000"/>
           </w:tblBorders>
+          <w:tblLayout w:type="fixed"/>
           <w:tblCellMar>
             <w:top w:w="0" w:type="dxa"/>
             <w:left w:w="0" w:type="dxa"/>
@@ -4262,15 +4214,15 @@
           </w:tblCellMar>
         </w:tblPrEx>
         <w:trPr>
-          <w:trHeight w:val="583" w:hRule="atLeast"/>
+          <w:trHeight w:val="583"/>
         </w:trPr>
         <w:tc>
           <w:tcPr>
             <w:tcW w:w="727" w:type="dxa"/>
             <w:tcBorders>
-              <w:top w:val="single" w:color="000000" w:sz="6" w:space="0"/>
-              <w:left w:val="single" w:color="000000" w:sz="6" w:space="0"/>
-              <w:bottom w:val="single" w:color="000000" w:sz="6" w:space="0"/>
+              <w:top w:val="single" w:sz="6" w:space="0" w:color="000000"/>
+              <w:left w:val="single" w:sz="6" w:space="0" w:color="000000"/>
+              <w:bottom w:val="single" w:sz="6" w:space="0" w:color="000000"/>
             </w:tcBorders>
             <w:shd w:val="clear" w:color="auto" w:fill="C0C0C0"/>
           </w:tcPr>
@@ -4293,7 +4245,7 @@
               <w:ind w:left="195"/>
               <w:textAlignment w:val="baseline"/>
               <w:rPr>
-                <w:rFonts w:ascii="宋体" w:hAnsi="宋体" w:eastAsia="宋体" w:cs="宋体"/>
+                <w:rFonts w:ascii="宋体" w:eastAsia="宋体" w:hAnsi="宋体" w:cs="宋体"/>
                 <w:b/>
                 <w:bCs/>
                 <w:spacing w:val="-7"/>
@@ -4303,7 +4255,7 @@
             </w:pPr>
             <w:r>
               <w:rPr>
-                <w:rFonts w:ascii="宋体" w:hAnsi="宋体" w:eastAsia="宋体" w:cs="宋体"/>
+                <w:rFonts w:ascii="宋体" w:eastAsia="宋体" w:hAnsi="宋体" w:cs="宋体"/>
                 <w:b/>
                 <w:bCs/>
                 <w:spacing w:val="-7"/>
@@ -4318,8 +4270,8 @@
           <w:tcPr>
             <w:tcW w:w="1337" w:type="dxa"/>
             <w:tcBorders>
-              <w:top w:val="single" w:color="000000" w:sz="6" w:space="0"/>
-              <w:bottom w:val="single" w:color="000000" w:sz="6" w:space="0"/>
+              <w:top w:val="single" w:sz="6" w:space="0" w:color="000000"/>
+              <w:bottom w:val="single" w:sz="6" w:space="0" w:color="000000"/>
             </w:tcBorders>
             <w:shd w:val="clear" w:color="auto" w:fill="C0C0C0"/>
           </w:tcPr>
@@ -4342,7 +4294,7 @@
               <w:ind w:left="195"/>
               <w:textAlignment w:val="baseline"/>
               <w:rPr>
-                <w:rFonts w:ascii="宋体" w:hAnsi="宋体" w:eastAsia="宋体" w:cs="宋体"/>
+                <w:rFonts w:ascii="宋体" w:eastAsia="宋体" w:hAnsi="宋体" w:cs="宋体"/>
                 <w:b/>
                 <w:bCs/>
                 <w:spacing w:val="-7"/>
@@ -4352,7 +4304,7 @@
             </w:pPr>
             <w:r>
               <w:rPr>
-                <w:rFonts w:ascii="宋体" w:hAnsi="宋体" w:eastAsia="宋体" w:cs="宋体"/>
+                <w:rFonts w:ascii="宋体" w:eastAsia="宋体" w:hAnsi="宋体" w:cs="宋体"/>
                 <w:b/>
                 <w:bCs/>
                 <w:spacing w:val="-7"/>
@@ -4367,9 +4319,9 @@
           <w:tcPr>
             <w:tcW w:w="3948" w:type="dxa"/>
             <w:tcBorders>
-              <w:top w:val="single" w:color="000000" w:sz="6" w:space="0"/>
-              <w:bottom w:val="single" w:color="000000" w:sz="6" w:space="0"/>
-              <w:right w:val="single" w:color="000000" w:sz="6" w:space="0"/>
+              <w:top w:val="single" w:sz="6" w:space="0" w:color="000000"/>
+              <w:bottom w:val="single" w:sz="6" w:space="0" w:color="000000"/>
+              <w:right w:val="single" w:sz="6" w:space="0" w:color="000000"/>
             </w:tcBorders>
             <w:shd w:val="clear" w:color="auto" w:fill="C0C0C0"/>
           </w:tcPr>
@@ -4392,7 +4344,7 @@
               <w:ind w:left="195"/>
               <w:textAlignment w:val="baseline"/>
               <w:rPr>
-                <w:rFonts w:ascii="宋体" w:hAnsi="宋体" w:eastAsia="宋体" w:cs="宋体"/>
+                <w:rFonts w:ascii="宋体" w:eastAsia="宋体" w:hAnsi="宋体" w:cs="宋体"/>
                 <w:b/>
                 <w:bCs/>
                 <w:spacing w:val="-7"/>
@@ -4402,7 +4354,7 @@
             </w:pPr>
             <w:r>
               <w:rPr>
-                <w:rFonts w:ascii="宋体" w:hAnsi="宋体" w:eastAsia="宋体" w:cs="宋体"/>
+                <w:rFonts w:ascii="宋体" w:eastAsia="宋体" w:hAnsi="宋体" w:cs="宋体"/>
                 <w:b/>
                 <w:bCs/>
                 <w:spacing w:val="-7"/>
@@ -4417,9 +4369,9 @@
           <w:tcPr>
             <w:tcW w:w="1176" w:type="dxa"/>
             <w:tcBorders>
-              <w:top w:val="single" w:color="000000" w:sz="6" w:space="0"/>
-              <w:bottom w:val="single" w:color="000000" w:sz="6" w:space="0"/>
-              <w:right w:val="single" w:color="000000" w:sz="6" w:space="0"/>
+              <w:top w:val="single" w:sz="6" w:space="0" w:color="000000"/>
+              <w:bottom w:val="single" w:sz="6" w:space="0" w:color="000000"/>
+              <w:right w:val="single" w:sz="6" w:space="0" w:color="000000"/>
             </w:tcBorders>
             <w:shd w:val="clear" w:color="auto" w:fill="C0C0C0"/>
           </w:tcPr>
@@ -4442,7 +4394,7 @@
               <w:ind w:left="195"/>
               <w:textAlignment w:val="baseline"/>
               <w:rPr>
-                <w:rFonts w:hint="default" w:ascii="宋体" w:hAnsi="宋体" w:eastAsia="宋体" w:cs="宋体"/>
+                <w:rFonts w:ascii="宋体" w:eastAsia="宋体" w:hAnsi="宋体" w:cs="宋体" w:hint="default"/>
                 <w:b/>
                 <w:bCs/>
                 <w:spacing w:val="-7"/>
@@ -4453,7 +4405,7 @@
             </w:pPr>
             <w:r>
               <w:rPr>
-                <w:rFonts w:hint="eastAsia" w:ascii="宋体" w:hAnsi="宋体" w:eastAsia="宋体" w:cs="宋体"/>
+                <w:rFonts w:ascii="宋体" w:eastAsia="宋体" w:hAnsi="宋体" w:cs="宋体" w:hint="eastAsia"/>
                 <w:b/>
                 <w:bCs/>
                 <w:spacing w:val="-7"/>
@@ -4469,9 +4421,9 @@
           <w:tcPr>
             <w:tcW w:w="951" w:type="dxa"/>
             <w:tcBorders>
-              <w:top w:val="single" w:color="000000" w:sz="6" w:space="0"/>
-              <w:bottom w:val="single" w:color="000000" w:sz="6" w:space="0"/>
-              <w:right w:val="single" w:color="000000" w:sz="6" w:space="0"/>
+              <w:top w:val="single" w:sz="6" w:space="0" w:color="000000"/>
+              <w:bottom w:val="single" w:sz="6" w:space="0" w:color="000000"/>
+              <w:right w:val="single" w:sz="6" w:space="0" w:color="000000"/>
             </w:tcBorders>
             <w:shd w:val="clear" w:color="auto" w:fill="C0C0C0"/>
           </w:tcPr>
@@ -4494,7 +4446,7 @@
               <w:ind w:left="195"/>
               <w:textAlignment w:val="baseline"/>
               <w:rPr>
-                <w:rFonts w:hint="default" w:ascii="宋体" w:hAnsi="宋体" w:eastAsia="宋体" w:cs="宋体"/>
+                <w:rFonts w:ascii="宋体" w:eastAsia="宋体" w:hAnsi="宋体" w:cs="宋体" w:hint="default"/>
                 <w:b/>
                 <w:bCs/>
                 <w:spacing w:val="-7"/>
@@ -4505,7 +4457,7 @@
             </w:pPr>
             <w:r>
               <w:rPr>
-                <w:rFonts w:hint="eastAsia" w:ascii="宋体" w:hAnsi="宋体" w:cs="宋体"/>
+                <w:rFonts w:ascii="宋体" w:hAnsi="宋体" w:cs="宋体" w:hint="eastAsia"/>
                 <w:b/>
                 <w:bCs/>
                 <w:spacing w:val="-7"/>
@@ -4520,14 +4472,9 @@
       </w:tr>
       <w:tr>
         <w:tblPrEx>
-          <w:tblBorders>
-            <w:top w:val="single" w:color="000000" w:sz="2" w:space="0"/>
-            <w:left w:val="single" w:color="000000" w:sz="2" w:space="0"/>
-            <w:bottom w:val="single" w:color="000000" w:sz="2" w:space="0"/>
-            <w:right w:val="single" w:color="000000" w:sz="2" w:space="0"/>
-            <w:insideH w:val="single" w:color="000000" w:sz="2" w:space="0"/>
-            <w:insideV w:val="single" w:color="000000" w:sz="2" w:space="0"/>
-          </w:tblBorders>
+          <w:tblW w:w="8139" w:type="dxa"/>
+          <w:tblInd w:w="130" w:type="dxa"/>
+          <w:tblLayout w:type="fixed"/>
           <w:tblCellMar>
             <w:top w:w="0" w:type="dxa"/>
             <w:left w:w="0" w:type="dxa"/>
@@ -4536,14 +4483,14 @@
           </w:tblCellMar>
         </w:tblPrEx>
         <w:trPr>
-          <w:trHeight w:val="549" w:hRule="atLeast"/>
+          <w:trHeight w:val="549"/>
         </w:trPr>
         <w:tc>
           <w:tcPr>
             <w:tcW w:w="727" w:type="dxa"/>
             <w:tcBorders>
-              <w:top w:val="single" w:color="000000" w:sz="6" w:space="0"/>
-              <w:left w:val="single" w:color="000000" w:sz="6" w:space="0"/>
+              <w:top w:val="single" w:sz="6" w:space="0" w:color="000000"/>
+              <w:left w:val="single" w:sz="6" w:space="0" w:color="000000"/>
             </w:tcBorders>
           </w:tcPr>
           <w:p>
@@ -4562,11 +4509,11 @@
               <w:adjustRightInd w:val="0"/>
               <w:snapToGrid w:val="0"/>
               <w:spacing w:before="194" w:line="219" w:lineRule="auto"/>
-              <w:ind w:left="0" w:leftChars="0" w:right="0" w:rightChars="0" w:firstLine="0" w:firstLineChars="0"/>
+              <w:ind w:left="0" w:right="0" w:firstLine="0" w:leftChars="0" w:rightChars="0" w:firstLineChars="0"/>
               <w:jc w:val="center"/>
               <w:textAlignment w:val="baseline"/>
               <w:rPr>
-                <w:rFonts w:hint="eastAsia" w:ascii="宋体" w:hAnsi="宋体" w:eastAsia="宋体" w:cs="宋体"/>
+                <w:rFonts w:ascii="宋体" w:eastAsia="宋体" w:hAnsi="宋体" w:cs="宋体" w:hint="eastAsia"/>
                 <w:spacing w:val="-2"/>
                 <w:sz w:val="18"/>
                 <w:szCs w:val="18"/>
@@ -4575,7 +4522,7 @@
             </w:pPr>
             <w:r>
               <w:rPr>
-                <w:rFonts w:hint="eastAsia" w:ascii="宋体" w:hAnsi="宋体" w:eastAsia="宋体" w:cs="宋体"/>
+                <w:rFonts w:ascii="宋体" w:eastAsia="宋体" w:hAnsi="宋体" w:cs="宋体" w:hint="eastAsia"/>
                 <w:spacing w:val="-2"/>
                 <w:sz w:val="18"/>
                 <w:szCs w:val="18"/>
@@ -4589,7 +4536,7 @@
           <w:tcPr>
             <w:tcW w:w="1337" w:type="dxa"/>
             <w:tcBorders>
-              <w:top w:val="single" w:color="000000" w:sz="6" w:space="0"/>
+              <w:top w:val="single" w:sz="6" w:space="0" w:color="000000"/>
             </w:tcBorders>
           </w:tcPr>
           <w:p>
@@ -4608,11 +4555,11 @@
               <w:adjustRightInd w:val="0"/>
               <w:snapToGrid w:val="0"/>
               <w:spacing w:before="194" w:line="219" w:lineRule="auto"/>
-              <w:ind w:left="0" w:leftChars="0" w:right="0" w:rightChars="0" w:firstLine="0" w:firstLineChars="0"/>
+              <w:ind w:left="0" w:right="0" w:firstLine="0" w:leftChars="0" w:rightChars="0" w:firstLineChars="0"/>
               <w:jc w:val="center"/>
               <w:textAlignment w:val="baseline"/>
               <w:rPr>
-                <w:rFonts w:hint="default" w:ascii="宋体" w:hAnsi="宋体" w:eastAsia="宋体" w:cs="宋体"/>
+                <w:rFonts w:ascii="宋体" w:eastAsia="宋体" w:hAnsi="宋体" w:cs="宋体" w:hint="default"/>
                 <w:spacing w:val="-2"/>
                 <w:sz w:val="18"/>
                 <w:szCs w:val="18"/>
@@ -4621,7 +4568,7 @@
             </w:pPr>
             <w:r>
               <w:rPr>
-                <w:rFonts w:hint="eastAsia" w:ascii="宋体" w:hAnsi="宋体" w:cs="宋体"/>
+                <w:rFonts w:ascii="宋体" w:hAnsi="宋体" w:cs="宋体" w:hint="eastAsia"/>
                 <w:spacing w:val="-2"/>
                 <w:sz w:val="18"/>
                 <w:szCs w:val="18"/>
@@ -4631,7 +4578,7 @@
             </w:r>
             <w:r>
               <w:rPr>
-                <w:rFonts w:hint="eastAsia" w:ascii="宋体" w:hAnsi="宋体" w:eastAsia="宋体" w:cs="宋体"/>
+                <w:rFonts w:ascii="宋体" w:eastAsia="宋体" w:hAnsi="宋体" w:cs="宋体" w:hint="eastAsia"/>
                 <w:spacing w:val="-2"/>
                 <w:sz w:val="18"/>
                 <w:szCs w:val="18"/>
@@ -4645,8 +4592,8 @@
           <w:tcPr>
             <w:tcW w:w="3948" w:type="dxa"/>
             <w:tcBorders>
-              <w:top w:val="single" w:color="000000" w:sz="6" w:space="0"/>
-              <w:right w:val="single" w:color="000000" w:sz="6" w:space="0"/>
+              <w:top w:val="single" w:sz="6" w:space="0" w:color="000000"/>
+              <w:right w:val="single" w:sz="6" w:space="0" w:color="000000"/>
             </w:tcBorders>
           </w:tcPr>
           <w:p>
@@ -4665,11 +4612,11 @@
               <w:adjustRightInd w:val="0"/>
               <w:snapToGrid w:val="0"/>
               <w:spacing w:before="194" w:line="219" w:lineRule="auto"/>
-              <w:ind w:left="0" w:leftChars="0" w:right="0" w:rightChars="0" w:firstLine="0" w:firstLineChars="0"/>
+              <w:ind w:left="0" w:right="0" w:firstLine="0" w:leftChars="0" w:rightChars="0" w:firstLineChars="0"/>
               <w:jc w:val="center"/>
               <w:textAlignment w:val="baseline"/>
               <w:rPr>
-                <w:rFonts w:hint="default" w:ascii="宋体" w:hAnsi="宋体" w:eastAsia="宋体" w:cs="宋体"/>
+                <w:rFonts w:ascii="宋体" w:eastAsia="宋体" w:hAnsi="宋体" w:cs="宋体" w:hint="default"/>
                 <w:spacing w:val="-2"/>
                 <w:sz w:val="18"/>
                 <w:szCs w:val="18"/>
@@ -4678,7 +4625,7 @@
             </w:pPr>
             <w:r>
               <w:rPr>
-                <w:rFonts w:hint="eastAsia" w:ascii="宋体" w:hAnsi="宋体" w:eastAsia="宋体" w:cs="宋体"/>
+                <w:rFonts w:ascii="宋体" w:eastAsia="宋体" w:hAnsi="宋体" w:cs="宋体" w:hint="eastAsia"/>
                 <w:spacing w:val="-2"/>
                 <w:sz w:val="18"/>
                 <w:szCs w:val="18"/>
@@ -4692,8 +4639,8 @@
           <w:tcPr>
             <w:tcW w:w="1176" w:type="dxa"/>
             <w:tcBorders>
-              <w:top w:val="single" w:color="000000" w:sz="6" w:space="0"/>
-              <w:right w:val="single" w:color="000000" w:sz="6" w:space="0"/>
+              <w:top w:val="single" w:sz="6" w:space="0" w:color="000000"/>
+              <w:right w:val="single" w:sz="6" w:space="0" w:color="000000"/>
             </w:tcBorders>
           </w:tcPr>
           <w:p>
@@ -4712,11 +4659,11 @@
               <w:adjustRightInd w:val="0"/>
               <w:snapToGrid w:val="0"/>
               <w:spacing w:before="194" w:line="219" w:lineRule="auto"/>
-              <w:ind w:left="0" w:leftChars="0" w:right="0" w:rightChars="0" w:firstLine="0" w:firstLineChars="0"/>
+              <w:ind w:left="0" w:right="0" w:firstLine="0" w:leftChars="0" w:rightChars="0" w:firstLineChars="0"/>
               <w:jc w:val="center"/>
               <w:textAlignment w:val="baseline"/>
               <w:rPr>
-                <w:rFonts w:hint="default" w:ascii="宋体" w:hAnsi="宋体" w:eastAsia="宋体" w:cs="宋体"/>
+                <w:rFonts w:ascii="宋体" w:eastAsia="宋体" w:hAnsi="宋体" w:cs="宋体" w:hint="default"/>
                 <w:spacing w:val="-2"/>
                 <w:sz w:val="18"/>
                 <w:szCs w:val="18"/>
@@ -4725,7 +4672,7 @@
             </w:pPr>
             <w:r>
               <w:rPr>
-                <w:rFonts w:hint="eastAsia" w:ascii="宋体" w:hAnsi="宋体" w:eastAsia="宋体" w:cs="宋体"/>
+                <w:rFonts w:ascii="宋体" w:eastAsia="宋体" w:hAnsi="宋体" w:cs="宋体" w:hint="eastAsia"/>
                 <w:spacing w:val="-2"/>
                 <w:sz w:val="18"/>
                 <w:szCs w:val="18"/>
@@ -4739,8 +4686,8 @@
           <w:tcPr>
             <w:tcW w:w="951" w:type="dxa"/>
             <w:tcBorders>
-              <w:top w:val="single" w:color="000000" w:sz="6" w:space="0"/>
-              <w:right w:val="single" w:color="000000" w:sz="6" w:space="0"/>
+              <w:top w:val="single" w:sz="6" w:space="0" w:color="000000"/>
+              <w:right w:val="single" w:sz="6" w:space="0" w:color="000000"/>
             </w:tcBorders>
           </w:tcPr>
           <w:p>
@@ -4759,11 +4706,11 @@
               <w:adjustRightInd w:val="0"/>
               <w:snapToGrid w:val="0"/>
               <w:spacing w:before="194" w:line="219" w:lineRule="auto"/>
-              <w:ind w:left="0" w:leftChars="0" w:right="0" w:rightChars="0" w:firstLine="0" w:firstLineChars="0"/>
+              <w:ind w:left="0" w:right="0" w:firstLine="0" w:leftChars="0" w:rightChars="0" w:firstLineChars="0"/>
               <w:jc w:val="center"/>
               <w:textAlignment w:val="baseline"/>
               <w:rPr>
-                <w:rFonts w:hint="default" w:ascii="宋体" w:hAnsi="宋体" w:eastAsia="宋体" w:cs="宋体"/>
+                <w:rFonts w:ascii="宋体" w:eastAsia="宋体" w:hAnsi="宋体" w:cs="宋体" w:hint="default"/>
                 <w:spacing w:val="-2"/>
                 <w:sz w:val="18"/>
                 <w:szCs w:val="18"/>
@@ -4772,7 +4719,7 @@
             </w:pPr>
             <w:r>
               <w:rPr>
-                <w:rFonts w:hint="eastAsia" w:ascii="宋体" w:hAnsi="宋体" w:cs="宋体"/>
+                <w:rFonts w:ascii="宋体" w:hAnsi="宋体" w:cs="宋体" w:hint="eastAsia"/>
                 <w:spacing w:val="-2"/>
                 <w:sz w:val="18"/>
                 <w:szCs w:val="18"/>
@@ -4803,7 +4750,7 @@
         <w:ind w:left="927" w:right="220" w:hanging="419"/>
         <w:textAlignment w:val="baseline"/>
         <w:rPr>
-          <w:rFonts w:ascii="宋体" w:hAnsi="宋体" w:eastAsia="宋体" w:cs="宋体"/>
+          <w:rFonts w:ascii="宋体" w:eastAsia="宋体" w:hAnsi="宋体" w:cs="宋体"/>
           <w:spacing w:val="-2"/>
           <w:sz w:val="24"/>
           <w:szCs w:val="24"/>
@@ -4811,55 +4758,30 @@
       </w:pPr>
     </w:p>
     <w:sectPr>
-      <w:footerReference r:id="rId7" w:type="default"/>
+      <w:footerReference w:type="default" r:id="rId6"/>
       <w:pgSz w:w="11906" w:h="16839"/>
       <w:pgMar w:top="1431" w:right="1785" w:bottom="1374" w:left="1785" w:header="0" w:footer="1211" w:gutter="0"/>
-      <w:cols w:space="720" w:num="1"/>
+      <w:cols w:num="1" w:space="720"/>
     </w:sectPr>
   </w:body>
 </w:document>
 </file>
 
-<file path=word/endnotes.xml><?xml version="1.0" encoding="utf-8"?>
-<w:endnotes xmlns:wpc="http://schemas.microsoft.com/office/word/2010/wordprocessingCanvas" xmlns:mc="http://schemas.openxmlformats.org/markup-compatibility/2006" xmlns:o="urn:schemas-microsoft-com:office:office" xmlns:r="http://schemas.openxmlformats.org/officeDocument/2006/relationships" xmlns:m="http://schemas.openxmlformats.org/officeDocument/2006/math" xmlns:v="urn:schemas-microsoft-com:vml" xmlns:wp14="http://schemas.microsoft.com/office/word/2010/wordprocessingDrawing" xmlns:wp="http://schemas.openxmlformats.org/drawingml/2006/wordprocessingDrawing" xmlns:w="http://schemas.openxmlformats.org/wordprocessingml/2006/main" xmlns:w14="http://schemas.microsoft.com/office/word/2010/wordml" xmlns:w15="http://schemas.microsoft.com/office/word/2012/wordml" xmlns:w10="urn:schemas-microsoft-com:office:word" xmlns:wpg="http://schemas.microsoft.com/office/word/2010/wordprocessingGroup" xmlns:wpi="http://schemas.microsoft.com/office/word/2010/wordprocessingInk" xmlns:wne="http://schemas.microsoft.com/office/word/2006/wordml" xmlns:wps="http://schemas.microsoft.com/office/word/2010/wordprocessingShape" xmlns:wpsCustomData="http://www.wps.cn/officeDocument/2013/wpsCustomData" mc:Ignorable="w14 w15 wp14">
-  <w:endnote w:type="separator" w:id="0">
-    <w:p>
-      <w:pPr>
-        <w:spacing w:line="240" w:lineRule="auto"/>
-      </w:pPr>
-      <w:r>
-        <w:separator/>
-      </w:r>
-    </w:p>
-  </w:endnote>
-  <w:endnote w:type="continuationSeparator" w:id="1">
-    <w:p>
-      <w:pPr>
-        <w:spacing w:line="240" w:lineRule="auto"/>
-      </w:pPr>
-      <w:r>
-        <w:continuationSeparator/>
-      </w:r>
-    </w:p>
-  </w:endnote>
-</w:endnotes>
-</file>
-
 <file path=word/footer1.xml><?xml version="1.0" encoding="utf-8"?>
-<w:ftr xmlns:wpc="http://schemas.microsoft.com/office/word/2010/wordprocessingCanvas" xmlns:mc="http://schemas.openxmlformats.org/markup-compatibility/2006" xmlns:o="urn:schemas-microsoft-com:office:office" xmlns:r="http://schemas.openxmlformats.org/officeDocument/2006/relationships" xmlns:m="http://schemas.openxmlformats.org/officeDocument/2006/math" xmlns:v="urn:schemas-microsoft-com:vml" xmlns:wp14="http://schemas.microsoft.com/office/word/2010/wordprocessingDrawing" xmlns:wp="http://schemas.openxmlformats.org/drawingml/2006/wordprocessingDrawing" xmlns:w10="urn:schemas-microsoft-com:office:word" xmlns:w="http://schemas.openxmlformats.org/wordprocessingml/2006/main" xmlns:w14="http://schemas.microsoft.com/office/word/2010/wordml" xmlns:w15="http://schemas.microsoft.com/office/word/2012/wordml" xmlns:wpg="http://schemas.microsoft.com/office/word/2010/wordprocessingGroup" xmlns:wpi="http://schemas.microsoft.com/office/word/2010/wordprocessingInk" xmlns:wne="http://schemas.microsoft.com/office/word/2006/wordml" xmlns:wps="http://schemas.microsoft.com/office/word/2010/wordprocessingShape" xmlns:wpsCustomData="http://www.wps.cn/officeDocument/2013/wpsCustomData" mc:Ignorable="w14 w15 wp14">
+<w:ftr xmlns:wpc="http://schemas.microsoft.com/office/word/2010/wordprocessingCanvas" xmlns:mc="http://schemas.openxmlformats.org/markup-compatibility/2006" xmlns:o="urn:schemas-microsoft-com:office:office" xmlns:r="http://schemas.openxmlformats.org/officeDocument/2006/relationships" xmlns:m="http://schemas.openxmlformats.org/officeDocument/2006/math" xmlns:v="urn:schemas-microsoft-com:vml" xmlns:wp14="http://schemas.microsoft.com/office/word/2010/wordprocessingDrawing" xmlns:wp="http://schemas.openxmlformats.org/drawingml/2006/wordprocessingDrawing" xmlns:w10="urn:schemas-microsoft-com:office:word" xmlns:w="http://schemas.openxmlformats.org/wordprocessingml/2006/main" xmlns:w14="http://schemas.microsoft.com/office/word/2010/wordml" xmlns:w15="http://schemas.microsoft.com/office/word/2012/wordml" xmlns:wne="http://schemas.microsoft.com/office/word/2006/wordml" xmlns:wpg="http://schemas.microsoft.com/office/word/2010/wordprocessingGroup" xmlns:wpi="http://schemas.microsoft.com/office/word/2010/wordprocessingInk" xmlns:wps="http://schemas.microsoft.com/office/word/2010/wordprocessingShape" mc:Ignorable="w14 w15 wp14">
   <w:p>
     <w:pPr>
       <w:spacing w:line="166" w:lineRule="auto"/>
       <w:ind w:left="4269"/>
       <w:rPr>
-        <w:rFonts w:ascii="Calibri" w:hAnsi="Calibri" w:eastAsia="Calibri" w:cs="Calibri"/>
+        <w:rFonts w:ascii="Calibri" w:eastAsia="Calibri" w:hAnsi="Calibri" w:cs="Calibri"/>
         <w:sz w:val="18"/>
         <w:szCs w:val="18"/>
       </w:rPr>
     </w:pPr>
     <w:r>
       <w:rPr>
-        <w:rFonts w:ascii="Calibri" w:hAnsi="Calibri" w:eastAsia="Calibri" w:cs="Calibri"/>
+        <w:rFonts w:ascii="Calibri" w:eastAsia="Calibri" w:hAnsi="Calibri" w:cs="Calibri"/>
         <w:sz w:val="18"/>
         <w:szCs w:val="18"/>
       </w:rPr>
@@ -4870,20 +4792,20 @@
 </file>
 
 <file path=word/footer2.xml><?xml version="1.0" encoding="utf-8"?>
-<w:ftr xmlns:wpc="http://schemas.microsoft.com/office/word/2010/wordprocessingCanvas" xmlns:mc="http://schemas.openxmlformats.org/markup-compatibility/2006" xmlns:o="urn:schemas-microsoft-com:office:office" xmlns:r="http://schemas.openxmlformats.org/officeDocument/2006/relationships" xmlns:m="http://schemas.openxmlformats.org/officeDocument/2006/math" xmlns:v="urn:schemas-microsoft-com:vml" xmlns:wp14="http://schemas.microsoft.com/office/word/2010/wordprocessingDrawing" xmlns:wp="http://schemas.openxmlformats.org/drawingml/2006/wordprocessingDrawing" xmlns:w10="urn:schemas-microsoft-com:office:word" xmlns:w="http://schemas.openxmlformats.org/wordprocessingml/2006/main" xmlns:w14="http://schemas.microsoft.com/office/word/2010/wordml" xmlns:w15="http://schemas.microsoft.com/office/word/2012/wordml" xmlns:wpg="http://schemas.microsoft.com/office/word/2010/wordprocessingGroup" xmlns:wpi="http://schemas.microsoft.com/office/word/2010/wordprocessingInk" xmlns:wne="http://schemas.microsoft.com/office/word/2006/wordml" xmlns:wps="http://schemas.microsoft.com/office/word/2010/wordprocessingShape" xmlns:wpsCustomData="http://www.wps.cn/officeDocument/2013/wpsCustomData" mc:Ignorable="w14 w15 wp14">
+<w:ftr xmlns:wpc="http://schemas.microsoft.com/office/word/2010/wordprocessingCanvas" xmlns:mc="http://schemas.openxmlformats.org/markup-compatibility/2006" xmlns:o="urn:schemas-microsoft-com:office:office" xmlns:r="http://schemas.openxmlformats.org/officeDocument/2006/relationships" xmlns:m="http://schemas.openxmlformats.org/officeDocument/2006/math" xmlns:v="urn:schemas-microsoft-com:vml" xmlns:wp14="http://schemas.microsoft.com/office/word/2010/wordprocessingDrawing" xmlns:wp="http://schemas.openxmlformats.org/drawingml/2006/wordprocessingDrawing" xmlns:w10="urn:schemas-microsoft-com:office:word" xmlns:w="http://schemas.openxmlformats.org/wordprocessingml/2006/main" xmlns:w14="http://schemas.microsoft.com/office/word/2010/wordml" xmlns:w15="http://schemas.microsoft.com/office/word/2012/wordml" xmlns:wne="http://schemas.microsoft.com/office/word/2006/wordml" xmlns:wpg="http://schemas.microsoft.com/office/word/2010/wordprocessingGroup" xmlns:wpi="http://schemas.microsoft.com/office/word/2010/wordprocessingInk" xmlns:wps="http://schemas.microsoft.com/office/word/2010/wordprocessingShape" mc:Ignorable="w14 w15 wp14">
   <w:p>
     <w:pPr>
       <w:spacing w:line="167" w:lineRule="auto"/>
       <w:ind w:left="4131"/>
       <w:rPr>
-        <w:rFonts w:ascii="Calibri" w:hAnsi="Calibri" w:eastAsia="Calibri" w:cs="Calibri"/>
+        <w:rFonts w:ascii="Calibri" w:eastAsia="Calibri" w:hAnsi="Calibri" w:cs="Calibri"/>
         <w:sz w:val="18"/>
         <w:szCs w:val="18"/>
       </w:rPr>
     </w:pPr>
     <w:r>
       <w:rPr>
-        <w:rFonts w:ascii="Calibri" w:hAnsi="Calibri" w:eastAsia="Calibri" w:cs="Calibri"/>
+        <w:rFonts w:ascii="Calibri" w:eastAsia="Calibri" w:hAnsi="Calibri" w:cs="Calibri"/>
         <w:sz w:val="18"/>
         <w:szCs w:val="18"/>
       </w:rPr>
@@ -4894,20 +4816,20 @@
 </file>
 
 <file path=word/footer3.xml><?xml version="1.0" encoding="utf-8"?>
-<w:ftr xmlns:wpc="http://schemas.microsoft.com/office/word/2010/wordprocessingCanvas" xmlns:mc="http://schemas.openxmlformats.org/markup-compatibility/2006" xmlns:o="urn:schemas-microsoft-com:office:office" xmlns:r="http://schemas.openxmlformats.org/officeDocument/2006/relationships" xmlns:m="http://schemas.openxmlformats.org/officeDocument/2006/math" xmlns:v="urn:schemas-microsoft-com:vml" xmlns:wp14="http://schemas.microsoft.com/office/word/2010/wordprocessingDrawing" xmlns:wp="http://schemas.openxmlformats.org/drawingml/2006/wordprocessingDrawing" xmlns:w10="urn:schemas-microsoft-com:office:word" xmlns:w="http://schemas.openxmlformats.org/wordprocessingml/2006/main" xmlns:w14="http://schemas.microsoft.com/office/word/2010/wordml" xmlns:w15="http://schemas.microsoft.com/office/word/2012/wordml" xmlns:wpg="http://schemas.microsoft.com/office/word/2010/wordprocessingGroup" xmlns:wpi="http://schemas.microsoft.com/office/word/2010/wordprocessingInk" xmlns:wne="http://schemas.microsoft.com/office/word/2006/wordml" xmlns:wps="http://schemas.microsoft.com/office/word/2010/wordprocessingShape" xmlns:wpsCustomData="http://www.wps.cn/officeDocument/2013/wpsCustomData" mc:Ignorable="w14 w15 wp14">
+<w:ftr xmlns:wpc="http://schemas.microsoft.com/office/word/2010/wordprocessingCanvas" xmlns:mc="http://schemas.openxmlformats.org/markup-compatibility/2006" xmlns:o="urn:schemas-microsoft-com:office:office" xmlns:r="http://schemas.openxmlformats.org/officeDocument/2006/relationships" xmlns:m="http://schemas.openxmlformats.org/officeDocument/2006/math" xmlns:v="urn:schemas-microsoft-com:vml" xmlns:wp14="http://schemas.microsoft.com/office/word/2010/wordprocessingDrawing" xmlns:wp="http://schemas.openxmlformats.org/drawingml/2006/wordprocessingDrawing" xmlns:w10="urn:schemas-microsoft-com:office:word" xmlns:w="http://schemas.openxmlformats.org/wordprocessingml/2006/main" xmlns:w14="http://schemas.microsoft.com/office/word/2010/wordml" xmlns:w15="http://schemas.microsoft.com/office/word/2012/wordml" xmlns:wne="http://schemas.microsoft.com/office/word/2006/wordml" xmlns:wpg="http://schemas.microsoft.com/office/word/2010/wordprocessingGroup" xmlns:wpi="http://schemas.microsoft.com/office/word/2010/wordprocessingInk" xmlns:wps="http://schemas.microsoft.com/office/word/2010/wordprocessingShape" mc:Ignorable="w14 w15 wp14">
   <w:p>
     <w:pPr>
       <w:spacing w:line="166" w:lineRule="auto"/>
       <w:ind w:left="4125"/>
       <w:rPr>
-        <w:rFonts w:ascii="Calibri" w:hAnsi="Calibri" w:eastAsia="Calibri" w:cs="Calibri"/>
+        <w:rFonts w:ascii="Calibri" w:eastAsia="Calibri" w:hAnsi="Calibri" w:cs="Calibri"/>
         <w:sz w:val="18"/>
         <w:szCs w:val="18"/>
       </w:rPr>
     </w:pPr>
     <w:r>
       <w:rPr>
-        <w:rFonts w:ascii="Calibri" w:hAnsi="Calibri" w:eastAsia="Calibri" w:cs="Calibri"/>
+        <w:rFonts w:ascii="Calibri" w:eastAsia="Calibri" w:hAnsi="Calibri" w:cs="Calibri"/>
         <w:sz w:val="18"/>
         <w:szCs w:val="18"/>
       </w:rPr>
@@ -4917,41 +4839,16 @@
 </w:ftr>
 </file>
 
-<file path=word/footnotes.xml><?xml version="1.0" encoding="utf-8"?>
-<w:footnotes xmlns:wpc="http://schemas.microsoft.com/office/word/2010/wordprocessingCanvas" xmlns:mc="http://schemas.openxmlformats.org/markup-compatibility/2006" xmlns:o="urn:schemas-microsoft-com:office:office" xmlns:r="http://schemas.openxmlformats.org/officeDocument/2006/relationships" xmlns:m="http://schemas.openxmlformats.org/officeDocument/2006/math" xmlns:v="urn:schemas-microsoft-com:vml" xmlns:wp14="http://schemas.microsoft.com/office/word/2010/wordprocessingDrawing" xmlns:wp="http://schemas.openxmlformats.org/drawingml/2006/wordprocessingDrawing" xmlns:w="http://schemas.openxmlformats.org/wordprocessingml/2006/main" xmlns:w14="http://schemas.microsoft.com/office/word/2010/wordml" xmlns:w15="http://schemas.microsoft.com/office/word/2012/wordml" xmlns:w10="urn:schemas-microsoft-com:office:word" xmlns:wpg="http://schemas.microsoft.com/office/word/2010/wordprocessingGroup" xmlns:wpi="http://schemas.microsoft.com/office/word/2010/wordprocessingInk" xmlns:wne="http://schemas.microsoft.com/office/word/2006/wordml" xmlns:wps="http://schemas.microsoft.com/office/word/2010/wordprocessingShape" xmlns:wpsCustomData="http://www.wps.cn/officeDocument/2013/wpsCustomData" mc:Ignorable="w14 w15 wp14">
-  <w:footnote w:type="separator" w:id="0">
-    <w:p>
-      <w:pPr>
-        <w:spacing w:line="360" w:lineRule="auto"/>
-      </w:pPr>
-      <w:r>
-        <w:separator/>
-      </w:r>
-    </w:p>
-  </w:footnote>
-  <w:footnote w:type="continuationSeparator" w:id="1">
-    <w:p>
-      <w:pPr>
-        <w:spacing w:line="360" w:lineRule="auto"/>
-      </w:pPr>
-      <w:r>
-        <w:continuationSeparator/>
-      </w:r>
-    </w:p>
-  </w:footnote>
-</w:footnotes>
-</file>
-
 <file path=word/numbering.xml><?xml version="1.0" encoding="utf-8"?>
-<w:numbering xmlns:wpc="http://schemas.microsoft.com/office/word/2010/wordprocessingCanvas" xmlns:mc="http://schemas.openxmlformats.org/markup-compatibility/2006" xmlns:o="urn:schemas-microsoft-com:office:office" xmlns:r="http://schemas.openxmlformats.org/officeDocument/2006/relationships" xmlns:m="http://schemas.openxmlformats.org/officeDocument/2006/math" xmlns:v="urn:schemas-microsoft-com:vml" xmlns:wp14="http://schemas.microsoft.com/office/word/2010/wordprocessingDrawing" xmlns:wp="http://schemas.openxmlformats.org/drawingml/2006/wordprocessingDrawing" xmlns:w10="urn:schemas-microsoft-com:office:word" xmlns:w="http://schemas.openxmlformats.org/wordprocessingml/2006/main" xmlns:w14="http://schemas.microsoft.com/office/word/2010/wordml" xmlns:wpg="http://schemas.microsoft.com/office/word/2010/wordprocessingGroup" xmlns:wpi="http://schemas.microsoft.com/office/word/2010/wordprocessingInk" xmlns:wne="http://schemas.microsoft.com/office/word/2006/wordml" xmlns:wps="http://schemas.microsoft.com/office/word/2010/wordprocessingShape" xmlns:wpsCustomData="http://www.wps.cn/officeDocument/2013/wpsCustomData" mc:Ignorable="w14 wp14">
+<w:numbering xmlns:wpc="http://schemas.microsoft.com/office/word/2010/wordprocessingCanvas" xmlns:mc="http://schemas.openxmlformats.org/markup-compatibility/2006" xmlns:o="urn:schemas-microsoft-com:office:office" xmlns:r="http://schemas.openxmlformats.org/officeDocument/2006/relationships" xmlns:m="http://schemas.openxmlformats.org/officeDocument/2006/math" xmlns:v="urn:schemas-microsoft-com:vml" xmlns:wp14="http://schemas.microsoft.com/office/word/2010/wordprocessingDrawing" xmlns:wp="http://schemas.openxmlformats.org/drawingml/2006/wordprocessingDrawing" xmlns:w10="urn:schemas-microsoft-com:office:word" xmlns:w="http://schemas.openxmlformats.org/wordprocessingml/2006/main" xmlns:w14="http://schemas.microsoft.com/office/word/2010/wordml" xmlns:w15="http://schemas.microsoft.com/office/word/2012/wordml" xmlns:wne="http://schemas.microsoft.com/office/word/2006/wordml" xmlns:wpg="http://schemas.microsoft.com/office/word/2010/wordprocessingGroup" xmlns:wpi="http://schemas.microsoft.com/office/word/2010/wordprocessingInk" xmlns:wps="http://schemas.microsoft.com/office/word/2010/wordprocessingShape" mc:Ignorable="w14 w15 wp14">
   <w:abstractNum w:abstractNumId="0">
     <w:nsid w:val="8E964DCE"/>
     <w:multiLevelType w:val="multilevel"/>
     <w:tmpl w:val="8E964DCE"/>
-    <w:lvl w:ilvl="0" w:tentative="0">
+    <w:lvl w:ilvl="0">
       <w:start w:val="1"/>
       <w:numFmt w:val="decimal"/>
-      <w:pStyle w:val="2"/>
+      <w:pStyle w:val="Heading1"/>
       <w:lvlText w:val="%1."/>
       <w:lvlJc w:val="left"/>
       <w:pPr>
@@ -4961,10 +4858,10 @@
         <w:rFonts w:hint="default"/>
       </w:rPr>
     </w:lvl>
-    <w:lvl w:ilvl="1" w:tentative="0">
+    <w:lvl w:ilvl="1">
       <w:start w:val="1"/>
       <w:numFmt w:val="decimal"/>
-      <w:pStyle w:val="3"/>
+      <w:pStyle w:val="Heading2"/>
       <w:lvlText w:val="%1.%2."/>
       <w:lvlJc w:val="left"/>
       <w:pPr>
@@ -4974,10 +4871,10 @@
         <w:rFonts w:hint="default"/>
       </w:rPr>
     </w:lvl>
-    <w:lvl w:ilvl="2" w:tentative="0">
+    <w:lvl w:ilvl="2">
       <w:start w:val="1"/>
       <w:numFmt w:val="decimal"/>
-      <w:pStyle w:val="4"/>
+      <w:pStyle w:val="Heading3"/>
       <w:lvlText w:val="%1.%2.%3."/>
       <w:lvlJc w:val="left"/>
       <w:pPr>
@@ -4987,10 +4884,10 @@
         <w:rFonts w:hint="default"/>
       </w:rPr>
     </w:lvl>
-    <w:lvl w:ilvl="3" w:tentative="0">
+    <w:lvl w:ilvl="3">
       <w:start w:val="1"/>
       <w:numFmt w:val="decimal"/>
-      <w:pStyle w:val="5"/>
+      <w:pStyle w:val="Heading4"/>
       <w:lvlText w:val="%1.%2.%3.%4."/>
       <w:lvlJc w:val="left"/>
       <w:pPr>
@@ -5000,10 +4897,10 @@
         <w:rFonts w:hint="default"/>
       </w:rPr>
     </w:lvl>
-    <w:lvl w:ilvl="4" w:tentative="0">
+    <w:lvl w:ilvl="4">
       <w:start w:val="1"/>
       <w:numFmt w:val="decimal"/>
-      <w:pStyle w:val="6"/>
+      <w:pStyle w:val="Heading5"/>
       <w:lvlText w:val="%1.%2.%3.%4.%5."/>
       <w:lvlJc w:val="left"/>
       <w:pPr>
@@ -5013,10 +4910,10 @@
         <w:rFonts w:hint="default"/>
       </w:rPr>
     </w:lvl>
-    <w:lvl w:ilvl="5" w:tentative="0">
+    <w:lvl w:ilvl="5">
       <w:start w:val="1"/>
       <w:numFmt w:val="decimal"/>
-      <w:pStyle w:val="7"/>
+      <w:pStyle w:val="Heading6"/>
       <w:lvlText w:val="%1.%2.%3.%4.%5.%6."/>
       <w:lvlJc w:val="left"/>
       <w:pPr>
@@ -5026,10 +4923,10 @@
         <w:rFonts w:hint="default"/>
       </w:rPr>
     </w:lvl>
-    <w:lvl w:ilvl="6" w:tentative="0">
+    <w:lvl w:ilvl="6">
       <w:start w:val="1"/>
       <w:numFmt w:val="decimal"/>
-      <w:pStyle w:val="8"/>
+      <w:pStyle w:val="Heading7"/>
       <w:lvlText w:val="%1.%2.%3.%4.%5.%6.%7."/>
       <w:lvlJc w:val="left"/>
       <w:pPr>
@@ -5039,10 +4936,10 @@
         <w:rFonts w:hint="default"/>
       </w:rPr>
     </w:lvl>
-    <w:lvl w:ilvl="7" w:tentative="0">
+    <w:lvl w:ilvl="7">
       <w:start w:val="1"/>
       <w:numFmt w:val="decimal"/>
-      <w:pStyle w:val="9"/>
+      <w:pStyle w:val="Heading8"/>
       <w:lvlText w:val="%1.%2.%3.%4.%5.%6.%7.%8."/>
       <w:lvlJc w:val="left"/>
       <w:pPr>
@@ -5052,10 +4949,10 @@
         <w:rFonts w:hint="default"/>
       </w:rPr>
     </w:lvl>
-    <w:lvl w:ilvl="8" w:tentative="0">
+    <w:lvl w:ilvl="8">
       <w:start w:val="1"/>
       <w:numFmt w:val="decimal"/>
-      <w:pStyle w:val="10"/>
+      <w:pStyle w:val="Heading9"/>
       <w:lvlText w:val="%1.%2.%3.%4.%5.%6.%7.%8.%9."/>
       <w:lvlJc w:val="left"/>
       <w:pPr>
@@ -5070,7 +4967,7 @@
     <w:nsid w:val="BCCCAC4A"/>
     <w:multiLevelType w:val="singleLevel"/>
     <w:tmpl w:val="BCCCAC4A"/>
-    <w:lvl w:ilvl="0" w:tentative="0">
+    <w:lvl w:ilvl="0">
       <w:start w:val="1"/>
       <w:numFmt w:val="decimal"/>
       <w:lvlText w:val="%1."/>
@@ -5087,7 +4984,7 @@
     <w:nsid w:val="C375DE28"/>
     <w:multiLevelType w:val="singleLevel"/>
     <w:tmpl w:val="C375DE28"/>
-    <w:lvl w:ilvl="0" w:tentative="0">
+    <w:lvl w:ilvl="0">
       <w:start w:val="1"/>
       <w:numFmt w:val="decimal"/>
       <w:lvlText w:val="%1."/>
@@ -5104,7 +5001,7 @@
     <w:nsid w:val="03705F6A"/>
     <w:multiLevelType w:val="singleLevel"/>
     <w:tmpl w:val="03705F6A"/>
-    <w:lvl w:ilvl="0" w:tentative="0">
+    <w:lvl w:ilvl="0">
       <w:start w:val="1"/>
       <w:numFmt w:val="decimal"/>
       <w:lvlText w:val="%1."/>
@@ -5133,269 +5030,267 @@
 </file>
 
 <file path=word/styles.xml><?xml version="1.0" encoding="utf-8"?>
-<w:styles xmlns:mc="http://schemas.openxmlformats.org/markup-compatibility/2006" xmlns:o="urn:schemas-microsoft-com:office:office" xmlns:r="http://schemas.openxmlformats.org/officeDocument/2006/relationships" xmlns:m="http://schemas.openxmlformats.org/officeDocument/2006/math" xmlns:v="urn:schemas-microsoft-com:vml" xmlns:w="http://schemas.openxmlformats.org/wordprocessingml/2006/main" xmlns:w14="http://schemas.microsoft.com/office/word/2010/wordml" xmlns:w10="urn:schemas-microsoft-com:office:word" xmlns:sl="http://schemas.openxmlformats.org/schemaLibrary/2006/main" xmlns:wpsCustomData="http://www.wps.cn/officeDocument/2013/wpsCustomData" mc:Ignorable="w14">
+<w:styles xmlns:mc="http://schemas.openxmlformats.org/markup-compatibility/2006" xmlns:r="http://schemas.openxmlformats.org/officeDocument/2006/relationships" xmlns:w="http://schemas.openxmlformats.org/wordprocessingml/2006/main" xmlns:w14="http://schemas.microsoft.com/office/word/2010/wordml" xmlns:w15="http://schemas.microsoft.com/office/word/2012/wordml" mc:Ignorable="w14 w15">
   <w:docDefaults>
     <w:rPrDefault>
       <w:rPr>
-        <w:rFonts w:ascii="Arial" w:hAnsi="Arial" w:eastAsia="Arial" w:cs="Arial"/>
+        <w:rFonts w:ascii="Arial" w:eastAsia="Arial" w:hAnsi="Arial" w:cs="Arial"/>
       </w:rPr>
     </w:rPrDefault>
     <w:pPrDefault/>
   </w:docDefaults>
-  <w:latentStyles w:count="260" w:defQFormat="0" w:defUnhideWhenUsed="1" w:defSemiHidden="1" w:defUIPriority="99" w:defLockedState="0">
-    <w:lsdException w:qFormat="1" w:unhideWhenUsed="0" w:uiPriority="0" w:semiHidden="0" w:name="Normal"/>
-    <w:lsdException w:qFormat="1" w:unhideWhenUsed="0" w:uiPriority="0" w:semiHidden="0" w:name="heading 1"/>
-    <w:lsdException w:qFormat="1" w:uiPriority="0" w:semiHidden="0" w:name="heading 2"/>
-    <w:lsdException w:qFormat="1" w:uiPriority="0" w:name="heading 3"/>
-    <w:lsdException w:qFormat="1" w:uiPriority="0" w:semiHidden="0" w:name="heading 4"/>
-    <w:lsdException w:qFormat="1" w:uiPriority="0" w:name="heading 5"/>
-    <w:lsdException w:qFormat="1" w:uiPriority="0" w:name="heading 6"/>
-    <w:lsdException w:qFormat="1" w:uiPriority="0" w:name="heading 7"/>
-    <w:lsdException w:qFormat="1" w:uiPriority="0" w:name="heading 8"/>
-    <w:lsdException w:qFormat="1" w:uiPriority="0" w:name="heading 9"/>
-    <w:lsdException w:unhideWhenUsed="0" w:uiPriority="0" w:semiHidden="0" w:name="index 1"/>
-    <w:lsdException w:unhideWhenUsed="0" w:uiPriority="0" w:semiHidden="0" w:name="index 2"/>
-    <w:lsdException w:unhideWhenUsed="0" w:uiPriority="0" w:semiHidden="0" w:name="index 3"/>
-    <w:lsdException w:unhideWhenUsed="0" w:uiPriority="0" w:semiHidden="0" w:name="index 4"/>
-    <w:lsdException w:unhideWhenUsed="0" w:uiPriority="0" w:semiHidden="0" w:name="index 5"/>
-    <w:lsdException w:unhideWhenUsed="0" w:uiPriority="0" w:semiHidden="0" w:name="index 6"/>
-    <w:lsdException w:unhideWhenUsed="0" w:uiPriority="0" w:semiHidden="0" w:name="index 7"/>
-    <w:lsdException w:unhideWhenUsed="0" w:uiPriority="0" w:semiHidden="0" w:name="index 8"/>
-    <w:lsdException w:unhideWhenUsed="0" w:uiPriority="0" w:semiHidden="0" w:name="index 9"/>
-    <w:lsdException w:qFormat="1" w:unhideWhenUsed="0" w:uiPriority="0" w:semiHidden="0" w:name="toc 1"/>
-    <w:lsdException w:qFormat="1" w:unhideWhenUsed="0" w:uiPriority="0" w:semiHidden="0" w:name="toc 2"/>
-    <w:lsdException w:qFormat="1" w:unhideWhenUsed="0" w:uiPriority="0" w:semiHidden="0" w:name="toc 3"/>
-    <w:lsdException w:unhideWhenUsed="0" w:uiPriority="0" w:semiHidden="0" w:name="toc 4"/>
-    <w:lsdException w:unhideWhenUsed="0" w:uiPriority="0" w:semiHidden="0" w:name="toc 5"/>
-    <w:lsdException w:unhideWhenUsed="0" w:uiPriority="0" w:semiHidden="0" w:name="toc 6"/>
-    <w:lsdException w:unhideWhenUsed="0" w:uiPriority="0" w:semiHidden="0" w:name="toc 7"/>
-    <w:lsdException w:unhideWhenUsed="0" w:uiPriority="0" w:semiHidden="0" w:name="toc 8"/>
-    <w:lsdException w:unhideWhenUsed="0" w:uiPriority="0" w:semiHidden="0" w:name="toc 9"/>
-    <w:lsdException w:unhideWhenUsed="0" w:uiPriority="0" w:semiHidden="0" w:name="Normal Indent"/>
-    <w:lsdException w:unhideWhenUsed="0" w:uiPriority="0" w:semiHidden="0" w:name="footnote text"/>
-    <w:lsdException w:qFormat="1" w:unhideWhenUsed="0" w:uiPriority="0" w:semiHidden="0" w:name="annotation text"/>
-    <w:lsdException w:qFormat="1" w:unhideWhenUsed="0" w:uiPriority="0" w:semiHidden="0" w:name="header"/>
-    <w:lsdException w:qFormat="1" w:unhideWhenUsed="0" w:uiPriority="0" w:semiHidden="0" w:name="footer"/>
-    <w:lsdException w:unhideWhenUsed="0" w:uiPriority="0" w:semiHidden="0" w:name="index heading"/>
-    <w:lsdException w:qFormat="1" w:uiPriority="0" w:name="caption"/>
-    <w:lsdException w:unhideWhenUsed="0" w:uiPriority="0" w:semiHidden="0" w:name="table of figures"/>
-    <w:lsdException w:unhideWhenUsed="0" w:uiPriority="0" w:semiHidden="0" w:name="envelope address"/>
-    <w:lsdException w:unhideWhenUsed="0" w:uiPriority="0" w:semiHidden="0" w:name="envelope return"/>
-    <w:lsdException w:unhideWhenUsed="0" w:uiPriority="0" w:semiHidden="0" w:name="footnote reference"/>
-    <w:lsdException w:unhideWhenUsed="0" w:uiPriority="0" w:semiHidden="0" w:name="annotation reference"/>
-    <w:lsdException w:unhideWhenUsed="0" w:uiPriority="0" w:semiHidden="0" w:name="line number"/>
-    <w:lsdException w:unhideWhenUsed="0" w:uiPriority="0" w:semiHidden="0" w:name="page number"/>
-    <w:lsdException w:unhideWhenUsed="0" w:uiPriority="0" w:semiHidden="0" w:name="endnote reference"/>
-    <w:lsdException w:unhideWhenUsed="0" w:uiPriority="0" w:semiHidden="0" w:name="endnote text"/>
-    <w:lsdException w:unhideWhenUsed="0" w:uiPriority="0" w:semiHidden="0" w:name="table of authorities"/>
-    <w:lsdException w:unhideWhenUsed="0" w:uiPriority="0" w:semiHidden="0" w:name="macro"/>
-    <w:lsdException w:unhideWhenUsed="0" w:uiPriority="0" w:semiHidden="0" w:name="toa heading"/>
-    <w:lsdException w:unhideWhenUsed="0" w:uiPriority="0" w:semiHidden="0" w:name="List"/>
-    <w:lsdException w:unhideWhenUsed="0" w:uiPriority="0" w:semiHidden="0" w:name="List Bullet"/>
-    <w:lsdException w:unhideWhenUsed="0" w:uiPriority="0" w:semiHidden="0" w:name="List Number"/>
-    <w:lsdException w:unhideWhenUsed="0" w:uiPriority="0" w:semiHidden="0" w:name="List 2"/>
-    <w:lsdException w:unhideWhenUsed="0" w:uiPriority="0" w:semiHidden="0" w:name="List 3"/>
-    <w:lsdException w:unhideWhenUsed="0" w:uiPriority="0" w:semiHidden="0" w:name="List 4"/>
-    <w:lsdException w:unhideWhenUsed="0" w:uiPriority="0" w:semiHidden="0" w:name="List 5"/>
-    <w:lsdException w:unhideWhenUsed="0" w:uiPriority="0" w:semiHidden="0" w:name="List Bullet 2"/>
-    <w:lsdException w:unhideWhenUsed="0" w:uiPriority="0" w:semiHidden="0" w:name="List Bullet 3"/>
-    <w:lsdException w:unhideWhenUsed="0" w:uiPriority="0" w:semiHidden="0" w:name="List Bullet 4"/>
-    <w:lsdException w:unhideWhenUsed="0" w:uiPriority="0" w:semiHidden="0" w:name="List Bullet 5"/>
-    <w:lsdException w:unhideWhenUsed="0" w:uiPriority="0" w:semiHidden="0" w:name="List Number 2"/>
-    <w:lsdException w:unhideWhenUsed="0" w:uiPriority="0" w:semiHidden="0" w:name="List Number 3"/>
-    <w:lsdException w:unhideWhenUsed="0" w:uiPriority="0" w:semiHidden="0" w:name="List Number 4"/>
-    <w:lsdException w:unhideWhenUsed="0" w:uiPriority="0" w:semiHidden="0" w:name="List Number 5"/>
-    <w:lsdException w:qFormat="1" w:unhideWhenUsed="0" w:uiPriority="0" w:semiHidden="0" w:name="Title"/>
-    <w:lsdException w:unhideWhenUsed="0" w:uiPriority="0" w:semiHidden="0" w:name="Closing"/>
-    <w:lsdException w:unhideWhenUsed="0" w:uiPriority="0" w:semiHidden="0" w:name="Signature"/>
-    <w:lsdException w:qFormat="1" w:unhideWhenUsed="0" w:uiPriority="0" w:name="Default Paragraph Font"/>
-    <w:lsdException w:qFormat="1" w:unhideWhenUsed="0" w:uiPriority="0" w:name="Body Text"/>
-    <w:lsdException w:unhideWhenUsed="0" w:uiPriority="0" w:semiHidden="0" w:name="Body Text Indent"/>
-    <w:lsdException w:unhideWhenUsed="0" w:uiPriority="0" w:semiHidden="0" w:name="List Continue"/>
-    <w:lsdException w:unhideWhenUsed="0" w:uiPriority="0" w:semiHidden="0" w:name="List Continue 2"/>
-    <w:lsdException w:unhideWhenUsed="0" w:uiPriority="0" w:semiHidden="0" w:name="List Continue 3"/>
-    <w:lsdException w:unhideWhenUsed="0" w:uiPriority="0" w:semiHidden="0" w:name="List Continue 4"/>
-    <w:lsdException w:unhideWhenUsed="0" w:uiPriority="0" w:semiHidden="0" w:name="List Continue 5"/>
-    <w:lsdException w:unhideWhenUsed="0" w:uiPriority="0" w:semiHidden="0" w:name="Message Header"/>
-    <w:lsdException w:qFormat="1" w:unhideWhenUsed="0" w:uiPriority="0" w:semiHidden="0" w:name="Subtitle"/>
-    <w:lsdException w:unhideWhenUsed="0" w:uiPriority="0" w:semiHidden="0" w:name="Salutation"/>
-    <w:lsdException w:unhideWhenUsed="0" w:uiPriority="0" w:semiHidden="0" w:name="Date"/>
-    <w:lsdException w:unhideWhenUsed="0" w:uiPriority="0" w:semiHidden="0" w:name="Body Text First Indent"/>
-    <w:lsdException w:unhideWhenUsed="0" w:uiPriority="0" w:semiHidden="0" w:name="Body Text First Indent 2"/>
-    <w:lsdException w:uiPriority="99" w:name="Note Heading"/>
-    <w:lsdException w:unhideWhenUsed="0" w:uiPriority="0" w:semiHidden="0" w:name="Body Text 2"/>
-    <w:lsdException w:unhideWhenUsed="0" w:uiPriority="0" w:semiHidden="0" w:name="Body Text 3"/>
-    <w:lsdException w:unhideWhenUsed="0" w:uiPriority="0" w:semiHidden="0" w:name="Body Text Indent 2"/>
-    <w:lsdException w:unhideWhenUsed="0" w:uiPriority="0" w:semiHidden="0" w:name="Body Text Indent 3"/>
-    <w:lsdException w:unhideWhenUsed="0" w:uiPriority="0" w:semiHidden="0" w:name="Block Text"/>
-    <w:lsdException w:unhideWhenUsed="0" w:uiPriority="0" w:semiHidden="0" w:name="Hyperlink"/>
-    <w:lsdException w:unhideWhenUsed="0" w:uiPriority="0" w:semiHidden="0" w:name="FollowedHyperlink"/>
-    <w:lsdException w:qFormat="1" w:unhideWhenUsed="0" w:uiPriority="0" w:semiHidden="0" w:name="Strong"/>
-    <w:lsdException w:qFormat="1" w:unhideWhenUsed="0" w:uiPriority="0" w:semiHidden="0" w:name="Emphasis"/>
-    <w:lsdException w:unhideWhenUsed="0" w:uiPriority="0" w:semiHidden="0" w:name="Document Map"/>
-    <w:lsdException w:unhideWhenUsed="0" w:uiPriority="0" w:semiHidden="0" w:name="Plain Text"/>
-    <w:lsdException w:unhideWhenUsed="0" w:uiPriority="0" w:semiHidden="0" w:name="E-mail Signature"/>
-    <w:lsdException w:qFormat="1" w:unhideWhenUsed="0" w:uiPriority="0" w:semiHidden="0" w:name="Normal (Web)"/>
-    <w:lsdException w:unhideWhenUsed="0" w:uiPriority="0" w:semiHidden="0" w:name="HTML Acronym"/>
-    <w:lsdException w:unhideWhenUsed="0" w:uiPriority="0" w:semiHidden="0" w:name="HTML Address"/>
-    <w:lsdException w:unhideWhenUsed="0" w:uiPriority="0" w:semiHidden="0" w:name="HTML Cite"/>
-    <w:lsdException w:unhideWhenUsed="0" w:uiPriority="0" w:semiHidden="0" w:name="HTML Code"/>
-    <w:lsdException w:unhideWhenUsed="0" w:uiPriority="0" w:semiHidden="0" w:name="HTML Definition"/>
-    <w:lsdException w:unhideWhenUsed="0" w:uiPriority="0" w:semiHidden="0" w:name="HTML Keyboard"/>
-    <w:lsdException w:unhideWhenUsed="0" w:uiPriority="0" w:semiHidden="0" w:name="HTML Preformatted"/>
-    <w:lsdException w:unhideWhenUsed="0" w:uiPriority="0" w:semiHidden="0" w:name="HTML Sample"/>
-    <w:lsdException w:unhideWhenUsed="0" w:uiPriority="0" w:semiHidden="0" w:name="HTML Typewriter"/>
-    <w:lsdException w:unhideWhenUsed="0" w:uiPriority="0" w:semiHidden="0" w:name="HTML Variable"/>
-    <w:lsdException w:qFormat="1" w:unhideWhenUsed="0" w:uiPriority="0" w:name="Normal Table"/>
-    <w:lsdException w:unhideWhenUsed="0" w:uiPriority="0" w:semiHidden="0" w:name="annotation subject"/>
-    <w:lsdException w:unhideWhenUsed="0" w:uiPriority="0" w:semiHidden="0" w:name="Table Simple 1"/>
-    <w:lsdException w:unhideWhenUsed="0" w:uiPriority="0" w:semiHidden="0" w:name="Table Simple 2"/>
-    <w:lsdException w:unhideWhenUsed="0" w:uiPriority="0" w:semiHidden="0" w:name="Table Simple 3"/>
-    <w:lsdException w:unhideWhenUsed="0" w:uiPriority="0" w:semiHidden="0" w:name="Table Classic 1"/>
-    <w:lsdException w:unhideWhenUsed="0" w:uiPriority="0" w:semiHidden="0" w:name="Table Classic 2"/>
-    <w:lsdException w:unhideWhenUsed="0" w:uiPriority="0" w:semiHidden="0" w:name="Table Classic 3"/>
-    <w:lsdException w:unhideWhenUsed="0" w:uiPriority="0" w:semiHidden="0" w:name="Table Classic 4"/>
-    <w:lsdException w:unhideWhenUsed="0" w:uiPriority="0" w:semiHidden="0" w:name="Table Colorful 1"/>
-    <w:lsdException w:unhideWhenUsed="0" w:uiPriority="0" w:semiHidden="0" w:name="Table Colorful 2"/>
-    <w:lsdException w:unhideWhenUsed="0" w:uiPriority="0" w:semiHidden="0" w:name="Table Colorful 3"/>
-    <w:lsdException w:unhideWhenUsed="0" w:uiPriority="0" w:semiHidden="0" w:name="Table Columns 1"/>
-    <w:lsdException w:unhideWhenUsed="0" w:uiPriority="0" w:semiHidden="0" w:name="Table Columns 2"/>
-    <w:lsdException w:unhideWhenUsed="0" w:uiPriority="0" w:semiHidden="0" w:name="Table Columns 3"/>
-    <w:lsdException w:unhideWhenUsed="0" w:uiPriority="0" w:semiHidden="0" w:name="Table Columns 4"/>
-    <w:lsdException w:unhideWhenUsed="0" w:uiPriority="0" w:semiHidden="0" w:name="Table Columns 5"/>
-    <w:lsdException w:unhideWhenUsed="0" w:uiPriority="0" w:semiHidden="0" w:name="Table Grid 1"/>
-    <w:lsdException w:unhideWhenUsed="0" w:uiPriority="0" w:semiHidden="0" w:name="Table Grid 2"/>
-    <w:lsdException w:unhideWhenUsed="0" w:uiPriority="0" w:semiHidden="0" w:name="Table Grid 3"/>
-    <w:lsdException w:unhideWhenUsed="0" w:uiPriority="0" w:semiHidden="0" w:name="Table Grid 4"/>
-    <w:lsdException w:unhideWhenUsed="0" w:uiPriority="0" w:semiHidden="0" w:name="Table Grid 5"/>
-    <w:lsdException w:unhideWhenUsed="0" w:uiPriority="0" w:semiHidden="0" w:name="Table Grid 6"/>
-    <w:lsdException w:unhideWhenUsed="0" w:uiPriority="0" w:semiHidden="0" w:name="Table Grid 7"/>
-    <w:lsdException w:unhideWhenUsed="0" w:uiPriority="0" w:semiHidden="0" w:name="Table Grid 8"/>
-    <w:lsdException w:unhideWhenUsed="0" w:uiPriority="0" w:semiHidden="0" w:name="Table List 1"/>
-    <w:lsdException w:unhideWhenUsed="0" w:uiPriority="0" w:semiHidden="0" w:name="Table List 2"/>
-    <w:lsdException w:unhideWhenUsed="0" w:uiPriority="0" w:semiHidden="0" w:name="Table List 3"/>
-    <w:lsdException w:unhideWhenUsed="0" w:uiPriority="0" w:semiHidden="0" w:name="Table List 4"/>
-    <w:lsdException w:unhideWhenUsed="0" w:uiPriority="0" w:semiHidden="0" w:name="Table List 5"/>
-    <w:lsdException w:unhideWhenUsed="0" w:uiPriority="0" w:semiHidden="0" w:name="Table List 6"/>
-    <w:lsdException w:unhideWhenUsed="0" w:uiPriority="0" w:semiHidden="0" w:name="Table List 7"/>
-    <w:lsdException w:unhideWhenUsed="0" w:uiPriority="0" w:semiHidden="0" w:name="Table List 8"/>
-    <w:lsdException w:unhideWhenUsed="0" w:uiPriority="0" w:semiHidden="0" w:name="Table 3D effects 1"/>
-    <w:lsdException w:unhideWhenUsed="0" w:uiPriority="0" w:semiHidden="0" w:name="Table 3D effects 2"/>
-    <w:lsdException w:unhideWhenUsed="0" w:uiPriority="0" w:semiHidden="0" w:name="Table 3D effects 3"/>
-    <w:lsdException w:unhideWhenUsed="0" w:uiPriority="0" w:semiHidden="0" w:name="Table Contemporary"/>
-    <w:lsdException w:unhideWhenUsed="0" w:uiPriority="0" w:semiHidden="0" w:name="Table Elegant"/>
-    <w:lsdException w:unhideWhenUsed="0" w:uiPriority="0" w:semiHidden="0" w:name="Table Professional"/>
-    <w:lsdException w:unhideWhenUsed="0" w:uiPriority="0" w:semiHidden="0" w:name="Table Subtle 1"/>
-    <w:lsdException w:unhideWhenUsed="0" w:uiPriority="0" w:semiHidden="0" w:name="Table Subtle 2"/>
-    <w:lsdException w:unhideWhenUsed="0" w:uiPriority="0" w:semiHidden="0" w:name="Table Web 1"/>
-    <w:lsdException w:unhideWhenUsed="0" w:uiPriority="0" w:semiHidden="0" w:name="Table Web 2"/>
-    <w:lsdException w:unhideWhenUsed="0" w:uiPriority="0" w:semiHidden="0" w:name="Table Web 3"/>
-    <w:lsdException w:unhideWhenUsed="0" w:uiPriority="0" w:semiHidden="0" w:name="Balloon Text"/>
-    <w:lsdException w:qFormat="1" w:unhideWhenUsed="0" w:uiPriority="0" w:semiHidden="0" w:name="Table Grid"/>
-    <w:lsdException w:unhideWhenUsed="0" w:uiPriority="0" w:semiHidden="0" w:name="Table Theme"/>
-    <w:lsdException w:unhideWhenUsed="0" w:uiPriority="60" w:semiHidden="0" w:name="Light Shading"/>
-    <w:lsdException w:unhideWhenUsed="0" w:uiPriority="61" w:semiHidden="0" w:name="Light List"/>
-    <w:lsdException w:unhideWhenUsed="0" w:uiPriority="62" w:semiHidden="0" w:name="Light Grid"/>
-    <w:lsdException w:unhideWhenUsed="0" w:uiPriority="63" w:semiHidden="0" w:name="Medium Shading 1"/>
-    <w:lsdException w:unhideWhenUsed="0" w:uiPriority="64" w:semiHidden="0" w:name="Medium Shading 2"/>
-    <w:lsdException w:unhideWhenUsed="0" w:uiPriority="65" w:semiHidden="0" w:name="Medium List 1"/>
-    <w:lsdException w:unhideWhenUsed="0" w:uiPriority="66" w:semiHidden="0" w:name="Medium List 2"/>
-    <w:lsdException w:unhideWhenUsed="0" w:uiPriority="67" w:semiHidden="0" w:name="Medium Grid 1"/>
-    <w:lsdException w:unhideWhenUsed="0" w:uiPriority="68" w:semiHidden="0" w:name="Medium Grid 2"/>
-    <w:lsdException w:unhideWhenUsed="0" w:uiPriority="69" w:semiHidden="0" w:name="Medium Grid 3"/>
-    <w:lsdException w:unhideWhenUsed="0" w:uiPriority="70" w:semiHidden="0" w:name="Dark List"/>
-    <w:lsdException w:unhideWhenUsed="0" w:uiPriority="71" w:semiHidden="0" w:name="Colorful Shading"/>
-    <w:lsdException w:unhideWhenUsed="0" w:uiPriority="72" w:semiHidden="0" w:name="Colorful List"/>
-    <w:lsdException w:unhideWhenUsed="0" w:uiPriority="73" w:semiHidden="0" w:name="Colorful Grid"/>
-    <w:lsdException w:unhideWhenUsed="0" w:uiPriority="60" w:semiHidden="0" w:name="Light Shading Accent 1"/>
-    <w:lsdException w:unhideWhenUsed="0" w:uiPriority="61" w:semiHidden="0" w:name="Light List Accent 1"/>
-    <w:lsdException w:unhideWhenUsed="0" w:uiPriority="62" w:semiHidden="0" w:name="Light Grid Accent 1"/>
-    <w:lsdException w:unhideWhenUsed="0" w:uiPriority="63" w:semiHidden="0" w:name="Medium Shading 1 Accent 1"/>
-    <w:lsdException w:unhideWhenUsed="0" w:uiPriority="64" w:semiHidden="0" w:name="Medium Shading 2 Accent 1"/>
-    <w:lsdException w:unhideWhenUsed="0" w:uiPriority="65" w:semiHidden="0" w:name="Medium List 1 Accent 1"/>
-    <w:lsdException w:unhideWhenUsed="0" w:uiPriority="66" w:semiHidden="0" w:name="Medium List 2 Accent 1"/>
-    <w:lsdException w:unhideWhenUsed="0" w:uiPriority="67" w:semiHidden="0" w:name="Medium Grid 1 Accent 1"/>
-    <w:lsdException w:unhideWhenUsed="0" w:uiPriority="68" w:semiHidden="0" w:name="Medium Grid 2 Accent 1"/>
-    <w:lsdException w:unhideWhenUsed="0" w:uiPriority="69" w:semiHidden="0" w:name="Medium Grid 3 Accent 1"/>
-    <w:lsdException w:unhideWhenUsed="0" w:uiPriority="70" w:semiHidden="0" w:name="Dark List Accent 1"/>
-    <w:lsdException w:unhideWhenUsed="0" w:uiPriority="71" w:semiHidden="0" w:name="Colorful Shading Accent 1"/>
-    <w:lsdException w:unhideWhenUsed="0" w:uiPriority="72" w:semiHidden="0" w:name="Colorful List Accent 1"/>
-    <w:lsdException w:unhideWhenUsed="0" w:uiPriority="73" w:semiHidden="0" w:name="Colorful Grid Accent 1"/>
-    <w:lsdException w:unhideWhenUsed="0" w:uiPriority="60" w:semiHidden="0" w:name="Light Shading Accent 2"/>
-    <w:lsdException w:unhideWhenUsed="0" w:uiPriority="61" w:semiHidden="0" w:name="Light List Accent 2"/>
-    <w:lsdException w:unhideWhenUsed="0" w:uiPriority="62" w:semiHidden="0" w:name="Light Grid Accent 2"/>
-    <w:lsdException w:unhideWhenUsed="0" w:uiPriority="63" w:semiHidden="0" w:name="Medium Shading 1 Accent 2"/>
-    <w:lsdException w:unhideWhenUsed="0" w:uiPriority="64" w:semiHidden="0" w:name="Medium Shading 2 Accent 2"/>
-    <w:lsdException w:unhideWhenUsed="0" w:uiPriority="65" w:semiHidden="0" w:name="Medium List 1 Accent 2"/>
-    <w:lsdException w:unhideWhenUsed="0" w:uiPriority="66" w:semiHidden="0" w:name="Medium List 2 Accent 2"/>
-    <w:lsdException w:unhideWhenUsed="0" w:uiPriority="67" w:semiHidden="0" w:name="Medium Grid 1 Accent 2"/>
-    <w:lsdException w:unhideWhenUsed="0" w:uiPriority="68" w:semiHidden="0" w:name="Medium Grid 2 Accent 2"/>
-    <w:lsdException w:unhideWhenUsed="0" w:uiPriority="69" w:semiHidden="0" w:name="Medium Grid 3 Accent 2"/>
-    <w:lsdException w:unhideWhenUsed="0" w:uiPriority="70" w:semiHidden="0" w:name="Dark List Accent 2"/>
-    <w:lsdException w:unhideWhenUsed="0" w:uiPriority="71" w:semiHidden="0" w:name="Colorful Shading Accent 2"/>
-    <w:lsdException w:unhideWhenUsed="0" w:uiPriority="72" w:semiHidden="0" w:name="Colorful List Accent 2"/>
-    <w:lsdException w:unhideWhenUsed="0" w:uiPriority="73" w:semiHidden="0" w:name="Colorful Grid Accent 2"/>
-    <w:lsdException w:unhideWhenUsed="0" w:uiPriority="60" w:semiHidden="0" w:name="Light Shading Accent 3"/>
-    <w:lsdException w:unhideWhenUsed="0" w:uiPriority="61" w:semiHidden="0" w:name="Light List Accent 3"/>
-    <w:lsdException w:unhideWhenUsed="0" w:uiPriority="62" w:semiHidden="0" w:name="Light Grid Accent 3"/>
-    <w:lsdException w:unhideWhenUsed="0" w:uiPriority="63" w:semiHidden="0" w:name="Medium Shading 1 Accent 3"/>
-    <w:lsdException w:unhideWhenUsed="0" w:uiPriority="64" w:semiHidden="0" w:name="Medium Shading 2 Accent 3"/>
-    <w:lsdException w:unhideWhenUsed="0" w:uiPriority="65" w:semiHidden="0" w:name="Medium List 1 Accent 3"/>
-    <w:lsdException w:unhideWhenUsed="0" w:uiPriority="66" w:semiHidden="0" w:name="Medium List 2 Accent 3"/>
-    <w:lsdException w:unhideWhenUsed="0" w:uiPriority="67" w:semiHidden="0" w:name="Medium Grid 1 Accent 3"/>
-    <w:lsdException w:unhideWhenUsed="0" w:uiPriority="68" w:semiHidden="0" w:name="Medium Grid 2 Accent 3"/>
-    <w:lsdException w:unhideWhenUsed="0" w:uiPriority="69" w:semiHidden="0" w:name="Medium Grid 3 Accent 3"/>
-    <w:lsdException w:unhideWhenUsed="0" w:uiPriority="70" w:semiHidden="0" w:name="Dark List Accent 3"/>
-    <w:lsdException w:unhideWhenUsed="0" w:uiPriority="71" w:semiHidden="0" w:name="Colorful Shading Accent 3"/>
-    <w:lsdException w:unhideWhenUsed="0" w:uiPriority="72" w:semiHidden="0" w:name="Colorful List Accent 3"/>
-    <w:lsdException w:unhideWhenUsed="0" w:uiPriority="73" w:semiHidden="0" w:name="Colorful Grid Accent 3"/>
-    <w:lsdException w:unhideWhenUsed="0" w:uiPriority="60" w:semiHidden="0" w:name="Light Shading Accent 4"/>
-    <w:lsdException w:unhideWhenUsed="0" w:uiPriority="61" w:semiHidden="0" w:name="Light List Accent 4"/>
-    <w:lsdException w:unhideWhenUsed="0" w:uiPriority="62" w:semiHidden="0" w:name="Light Grid Accent 4"/>
-    <w:lsdException w:unhideWhenUsed="0" w:uiPriority="63" w:semiHidden="0" w:name="Medium Shading 1 Accent 4"/>
-    <w:lsdException w:unhideWhenUsed="0" w:uiPriority="64" w:semiHidden="0" w:name="Medium Shading 2 Accent 4"/>
-    <w:lsdException w:unhideWhenUsed="0" w:uiPriority="65" w:semiHidden="0" w:name="Medium List 1 Accent 4"/>
-    <w:lsdException w:unhideWhenUsed="0" w:uiPriority="66" w:semiHidden="0" w:name="Medium List 2 Accent 4"/>
-    <w:lsdException w:unhideWhenUsed="0" w:uiPriority="67" w:semiHidden="0" w:name="Medium Grid 1 Accent 4"/>
-    <w:lsdException w:unhideWhenUsed="0" w:uiPriority="68" w:semiHidden="0" w:name="Medium Grid 2 Accent 4"/>
-    <w:lsdException w:unhideWhenUsed="0" w:uiPriority="69" w:semiHidden="0" w:name="Medium Grid 3 Accent 4"/>
-    <w:lsdException w:unhideWhenUsed="0" w:uiPriority="70" w:semiHidden="0" w:name="Dark List Accent 4"/>
-    <w:lsdException w:unhideWhenUsed="0" w:uiPriority="71" w:semiHidden="0" w:name="Colorful Shading Accent 4"/>
-    <w:lsdException w:unhideWhenUsed="0" w:uiPriority="72" w:semiHidden="0" w:name="Colorful List Accent 4"/>
-    <w:lsdException w:unhideWhenUsed="0" w:uiPriority="73" w:semiHidden="0" w:name="Colorful Grid Accent 4"/>
-    <w:lsdException w:unhideWhenUsed="0" w:uiPriority="60" w:semiHidden="0" w:name="Light Shading Accent 5"/>
-    <w:lsdException w:unhideWhenUsed="0" w:uiPriority="61" w:semiHidden="0" w:name="Light List Accent 5"/>
-    <w:lsdException w:unhideWhenUsed="0" w:uiPriority="62" w:semiHidden="0" w:name="Light Grid Accent 5"/>
-    <w:lsdException w:unhideWhenUsed="0" w:uiPriority="63" w:semiHidden="0" w:name="Medium Shading 1 Accent 5"/>
-    <w:lsdException w:unhideWhenUsed="0" w:uiPriority="64" w:semiHidden="0" w:name="Medium Shading 2 Accent 5"/>
-    <w:lsdException w:unhideWhenUsed="0" w:uiPriority="65" w:semiHidden="0" w:name="Medium List 1 Accent 5"/>
-    <w:lsdException w:unhideWhenUsed="0" w:uiPriority="66" w:semiHidden="0" w:name="Medium List 2 Accent 5"/>
-    <w:lsdException w:unhideWhenUsed="0" w:uiPriority="67" w:semiHidden="0" w:name="Medium Grid 1 Accent 5"/>
-    <w:lsdException w:unhideWhenUsed="0" w:uiPriority="68" w:semiHidden="0" w:name="Medium Grid 2 Accent 5"/>
-    <w:lsdException w:unhideWhenUsed="0" w:uiPriority="69" w:semiHidden="0" w:name="Medium Grid 3 Accent 5"/>
-    <w:lsdException w:unhideWhenUsed="0" w:uiPriority="70" w:semiHidden="0" w:name="Dark List Accent 5"/>
-    <w:lsdException w:unhideWhenUsed="0" w:uiPriority="71" w:semiHidden="0" w:name="Colorful Shading Accent 5"/>
-    <w:lsdException w:unhideWhenUsed="0" w:uiPriority="72" w:semiHidden="0" w:name="Colorful List Accent 5"/>
-    <w:lsdException w:unhideWhenUsed="0" w:uiPriority="73" w:semiHidden="0" w:name="Colorful Grid Accent 5"/>
-    <w:lsdException w:unhideWhenUsed="0" w:uiPriority="60" w:semiHidden="0" w:name="Light Shading Accent 6"/>
-    <w:lsdException w:unhideWhenUsed="0" w:uiPriority="61" w:semiHidden="0" w:name="Light List Accent 6"/>
-    <w:lsdException w:unhideWhenUsed="0" w:uiPriority="62" w:semiHidden="0" w:name="Light Grid Accent 6"/>
-    <w:lsdException w:unhideWhenUsed="0" w:uiPriority="63" w:semiHidden="0" w:name="Medium Shading 1 Accent 6"/>
-    <w:lsdException w:unhideWhenUsed="0" w:uiPriority="64" w:semiHidden="0" w:name="Medium Shading 2 Accent 6"/>
-    <w:lsdException w:unhideWhenUsed="0" w:uiPriority="65" w:semiHidden="0" w:name="Medium List 1 Accent 6"/>
-    <w:lsdException w:unhideWhenUsed="0" w:uiPriority="66" w:semiHidden="0" w:name="Medium List 2 Accent 6"/>
-    <w:lsdException w:unhideWhenUsed="0" w:uiPriority="67" w:semiHidden="0" w:name="Medium Grid 1 Accent 6"/>
-    <w:lsdException w:unhideWhenUsed="0" w:uiPriority="68" w:semiHidden="0" w:name="Medium Grid 2 Accent 6"/>
-    <w:lsdException w:unhideWhenUsed="0" w:uiPriority="69" w:semiHidden="0" w:name="Medium Grid 3 Accent 6"/>
-    <w:lsdException w:unhideWhenUsed="0" w:uiPriority="70" w:semiHidden="0" w:name="Dark List Accent 6"/>
-    <w:lsdException w:unhideWhenUsed="0" w:uiPriority="71" w:semiHidden="0" w:name="Colorful Shading Accent 6"/>
-    <w:lsdException w:unhideWhenUsed="0" w:uiPriority="72" w:semiHidden="0" w:name="Colorful List Accent 6"/>
-    <w:lsdException w:unhideWhenUsed="0" w:uiPriority="73" w:semiHidden="0" w:name="Colorful Grid Accent 6"/>
+  <w:latentStyles w:defLockedState="0" w:defUIPriority="99" w:defSemiHidden="1" w:defUnhideWhenUsed="1" w:defQFormat="0" w:count="260">
+    <w:lsdException w:name="Normal" w:semiHidden="0" w:uiPriority="0" w:unhideWhenUsed="0" w:qFormat="1"/>
+    <w:lsdException w:name="heading 1" w:semiHidden="0" w:uiPriority="0" w:unhideWhenUsed="0" w:qFormat="1"/>
+    <w:lsdException w:name="heading 2" w:semiHidden="0" w:uiPriority="0" w:qFormat="1"/>
+    <w:lsdException w:name="heading 3" w:uiPriority="0" w:qFormat="1"/>
+    <w:lsdException w:name="heading 4" w:semiHidden="0" w:uiPriority="0" w:qFormat="1"/>
+    <w:lsdException w:name="heading 5" w:uiPriority="0" w:qFormat="1"/>
+    <w:lsdException w:name="heading 6" w:uiPriority="0" w:qFormat="1"/>
+    <w:lsdException w:name="heading 7" w:uiPriority="0" w:qFormat="1"/>
+    <w:lsdException w:name="heading 8" w:uiPriority="0" w:qFormat="1"/>
+    <w:lsdException w:name="heading 9" w:uiPriority="0" w:qFormat="1"/>
+    <w:lsdException w:name="index 1" w:semiHidden="0" w:uiPriority="0" w:unhideWhenUsed="0"/>
+    <w:lsdException w:name="index 2" w:semiHidden="0" w:uiPriority="0" w:unhideWhenUsed="0"/>
+    <w:lsdException w:name="index 3" w:semiHidden="0" w:uiPriority="0" w:unhideWhenUsed="0"/>
+    <w:lsdException w:name="index 4" w:semiHidden="0" w:uiPriority="0" w:unhideWhenUsed="0"/>
+    <w:lsdException w:name="index 5" w:semiHidden="0" w:uiPriority="0" w:unhideWhenUsed="0"/>
+    <w:lsdException w:name="index 6" w:semiHidden="0" w:uiPriority="0" w:unhideWhenUsed="0"/>
+    <w:lsdException w:name="index 7" w:semiHidden="0" w:uiPriority="0" w:unhideWhenUsed="0"/>
+    <w:lsdException w:name="index 8" w:semiHidden="0" w:uiPriority="0" w:unhideWhenUsed="0"/>
+    <w:lsdException w:name="index 9" w:semiHidden="0" w:uiPriority="0" w:unhideWhenUsed="0"/>
+    <w:lsdException w:name="toc 1" w:semiHidden="0" w:uiPriority="0" w:unhideWhenUsed="0" w:qFormat="1"/>
+    <w:lsdException w:name="toc 2" w:semiHidden="0" w:uiPriority="0" w:unhideWhenUsed="0" w:qFormat="1"/>
+    <w:lsdException w:name="toc 3" w:semiHidden="0" w:uiPriority="0" w:unhideWhenUsed="0" w:qFormat="1"/>
+    <w:lsdException w:name="toc 4" w:semiHidden="0" w:uiPriority="0" w:unhideWhenUsed="0"/>
+    <w:lsdException w:name="toc 5" w:semiHidden="0" w:uiPriority="0" w:unhideWhenUsed="0"/>
+    <w:lsdException w:name="toc 6" w:semiHidden="0" w:uiPriority="0" w:unhideWhenUsed="0"/>
+    <w:lsdException w:name="toc 7" w:semiHidden="0" w:uiPriority="0" w:unhideWhenUsed="0"/>
+    <w:lsdException w:name="toc 8" w:semiHidden="0" w:uiPriority="0" w:unhideWhenUsed="0"/>
+    <w:lsdException w:name="toc 9" w:semiHidden="0" w:uiPriority="0" w:unhideWhenUsed="0"/>
+    <w:lsdException w:name="Normal Indent" w:semiHidden="0" w:uiPriority="0" w:unhideWhenUsed="0"/>
+    <w:lsdException w:name="footnote text" w:semiHidden="0" w:uiPriority="0" w:unhideWhenUsed="0"/>
+    <w:lsdException w:name="annotation text" w:semiHidden="0" w:uiPriority="0" w:unhideWhenUsed="0" w:qFormat="1"/>
+    <w:lsdException w:name="header" w:semiHidden="0" w:uiPriority="0" w:unhideWhenUsed="0" w:qFormat="1"/>
+    <w:lsdException w:name="footer" w:semiHidden="0" w:uiPriority="0" w:unhideWhenUsed="0" w:qFormat="1"/>
+    <w:lsdException w:name="index heading" w:semiHidden="0" w:uiPriority="0" w:unhideWhenUsed="0"/>
+    <w:lsdException w:name="caption" w:uiPriority="0" w:qFormat="1"/>
+    <w:lsdException w:name="table of figures" w:semiHidden="0" w:uiPriority="0" w:unhideWhenUsed="0"/>
+    <w:lsdException w:name="envelope address" w:semiHidden="0" w:uiPriority="0" w:unhideWhenUsed="0"/>
+    <w:lsdException w:name="envelope return" w:semiHidden="0" w:uiPriority="0" w:unhideWhenUsed="0"/>
+    <w:lsdException w:name="footnote reference" w:semiHidden="0" w:uiPriority="0" w:unhideWhenUsed="0"/>
+    <w:lsdException w:name="annotation reference" w:semiHidden="0" w:uiPriority="0" w:unhideWhenUsed="0"/>
+    <w:lsdException w:name="line number" w:semiHidden="0" w:uiPriority="0" w:unhideWhenUsed="0"/>
+    <w:lsdException w:name="page number" w:semiHidden="0" w:uiPriority="0" w:unhideWhenUsed="0"/>
+    <w:lsdException w:name="endnote reference" w:semiHidden="0" w:uiPriority="0" w:unhideWhenUsed="0"/>
+    <w:lsdException w:name="endnote text" w:semiHidden="0" w:uiPriority="0" w:unhideWhenUsed="0"/>
+    <w:lsdException w:name="table of authorities" w:semiHidden="0" w:uiPriority="0" w:unhideWhenUsed="0"/>
+    <w:lsdException w:name="macro" w:semiHidden="0" w:uiPriority="0" w:unhideWhenUsed="0"/>
+    <w:lsdException w:name="toa heading" w:semiHidden="0" w:uiPriority="0" w:unhideWhenUsed="0"/>
+    <w:lsdException w:name="List" w:semiHidden="0" w:uiPriority="0" w:unhideWhenUsed="0"/>
+    <w:lsdException w:name="List Bullet" w:semiHidden="0" w:uiPriority="0" w:unhideWhenUsed="0"/>
+    <w:lsdException w:name="List Number" w:semiHidden="0" w:uiPriority="0" w:unhideWhenUsed="0"/>
+    <w:lsdException w:name="List 2" w:semiHidden="0" w:uiPriority="0" w:unhideWhenUsed="0"/>
+    <w:lsdException w:name="List 3" w:semiHidden="0" w:uiPriority="0" w:unhideWhenUsed="0"/>
+    <w:lsdException w:name="List 4" w:semiHidden="0" w:uiPriority="0" w:unhideWhenUsed="0"/>
+    <w:lsdException w:name="List 5" w:semiHidden="0" w:uiPriority="0" w:unhideWhenUsed="0"/>
+    <w:lsdException w:name="List Bullet 2" w:semiHidden="0" w:uiPriority="0" w:unhideWhenUsed="0"/>
+    <w:lsdException w:name="List Bullet 3" w:semiHidden="0" w:uiPriority="0" w:unhideWhenUsed="0"/>
+    <w:lsdException w:name="List Bullet 4" w:semiHidden="0" w:uiPriority="0" w:unhideWhenUsed="0"/>
+    <w:lsdException w:name="List Bullet 5" w:semiHidden="0" w:uiPriority="0" w:unhideWhenUsed="0"/>
+    <w:lsdException w:name="List Number 2" w:semiHidden="0" w:uiPriority="0" w:unhideWhenUsed="0"/>
+    <w:lsdException w:name="List Number 3" w:semiHidden="0" w:uiPriority="0" w:unhideWhenUsed="0"/>
+    <w:lsdException w:name="List Number 4" w:semiHidden="0" w:uiPriority="0" w:unhideWhenUsed="0"/>
+    <w:lsdException w:name="List Number 5" w:semiHidden="0" w:uiPriority="0" w:unhideWhenUsed="0"/>
+    <w:lsdException w:name="Title" w:semiHidden="0" w:uiPriority="0" w:unhideWhenUsed="0" w:qFormat="1"/>
+    <w:lsdException w:name="Closing" w:semiHidden="0" w:uiPriority="0" w:unhideWhenUsed="0"/>
+    <w:lsdException w:name="Signature" w:semiHidden="0" w:uiPriority="0" w:unhideWhenUsed="0"/>
+    <w:lsdException w:name="Default Paragraph Font" w:uiPriority="0" w:unhideWhenUsed="0" w:qFormat="1"/>
+    <w:lsdException w:name="Body Text" w:uiPriority="0" w:unhideWhenUsed="0" w:qFormat="1"/>
+    <w:lsdException w:name="Body Text Indent" w:semiHidden="0" w:uiPriority="0" w:unhideWhenUsed="0"/>
+    <w:lsdException w:name="List Continue" w:semiHidden="0" w:uiPriority="0" w:unhideWhenUsed="0"/>
+    <w:lsdException w:name="List Continue 2" w:semiHidden="0" w:uiPriority="0" w:unhideWhenUsed="0"/>
+    <w:lsdException w:name="List Continue 3" w:semiHidden="0" w:uiPriority="0" w:unhideWhenUsed="0"/>
+    <w:lsdException w:name="List Continue 4" w:semiHidden="0" w:uiPriority="0" w:unhideWhenUsed="0"/>
+    <w:lsdException w:name="List Continue 5" w:semiHidden="0" w:uiPriority="0" w:unhideWhenUsed="0"/>
+    <w:lsdException w:name="Message Header" w:semiHidden="0" w:uiPriority="0" w:unhideWhenUsed="0"/>
+    <w:lsdException w:name="Subtitle" w:semiHidden="0" w:uiPriority="0" w:unhideWhenUsed="0" w:qFormat="1"/>
+    <w:lsdException w:name="Salutation" w:semiHidden="0" w:uiPriority="0" w:unhideWhenUsed="0"/>
+    <w:lsdException w:name="Date" w:semiHidden="0" w:uiPriority="0" w:unhideWhenUsed="0"/>
+    <w:lsdException w:name="Body Text First Indent" w:semiHidden="0" w:uiPriority="0" w:unhideWhenUsed="0"/>
+    <w:lsdException w:name="Body Text First Indent 2" w:semiHidden="0" w:uiPriority="0" w:unhideWhenUsed="0"/>
+    <w:lsdException w:name="Body Text 2" w:semiHidden="0" w:uiPriority="0" w:unhideWhenUsed="0"/>
+    <w:lsdException w:name="Body Text 3" w:semiHidden="0" w:uiPriority="0" w:unhideWhenUsed="0"/>
+    <w:lsdException w:name="Body Text Indent 2" w:semiHidden="0" w:uiPriority="0" w:unhideWhenUsed="0"/>
+    <w:lsdException w:name="Body Text Indent 3" w:semiHidden="0" w:uiPriority="0" w:unhideWhenUsed="0"/>
+    <w:lsdException w:name="Block Text" w:semiHidden="0" w:uiPriority="0" w:unhideWhenUsed="0"/>
+    <w:lsdException w:name="Hyperlink" w:semiHidden="0" w:uiPriority="0" w:unhideWhenUsed="0"/>
+    <w:lsdException w:name="FollowedHyperlink" w:semiHidden="0" w:uiPriority="0" w:unhideWhenUsed="0"/>
+    <w:lsdException w:name="Strong" w:semiHidden="0" w:uiPriority="0" w:unhideWhenUsed="0" w:qFormat="1"/>
+    <w:lsdException w:name="Emphasis" w:semiHidden="0" w:uiPriority="0" w:unhideWhenUsed="0" w:qFormat="1"/>
+    <w:lsdException w:name="Document Map" w:semiHidden="0" w:uiPriority="0" w:unhideWhenUsed="0"/>
+    <w:lsdException w:name="Plain Text" w:semiHidden="0" w:uiPriority="0" w:unhideWhenUsed="0"/>
+    <w:lsdException w:name="E-mail Signature" w:semiHidden="0" w:uiPriority="0" w:unhideWhenUsed="0"/>
+    <w:lsdException w:name="Normal (Web)" w:semiHidden="0" w:uiPriority="0" w:unhideWhenUsed="0" w:qFormat="1"/>
+    <w:lsdException w:name="HTML Acronym" w:semiHidden="0" w:uiPriority="0" w:unhideWhenUsed="0"/>
+    <w:lsdException w:name="HTML Address" w:semiHidden="0" w:uiPriority="0" w:unhideWhenUsed="0"/>
+    <w:lsdException w:name="HTML Cite" w:semiHidden="0" w:uiPriority="0" w:unhideWhenUsed="0"/>
+    <w:lsdException w:name="HTML Code" w:semiHidden="0" w:uiPriority="0" w:unhideWhenUsed="0"/>
+    <w:lsdException w:name="HTML Definition" w:semiHidden="0" w:uiPriority="0" w:unhideWhenUsed="0"/>
+    <w:lsdException w:name="HTML Keyboard" w:semiHidden="0" w:uiPriority="0" w:unhideWhenUsed="0"/>
+    <w:lsdException w:name="HTML Preformatted" w:semiHidden="0" w:uiPriority="0" w:unhideWhenUsed="0"/>
+    <w:lsdException w:name="HTML Sample" w:semiHidden="0" w:uiPriority="0" w:unhideWhenUsed="0"/>
+    <w:lsdException w:name="HTML Typewriter" w:semiHidden="0" w:uiPriority="0" w:unhideWhenUsed="0"/>
+    <w:lsdException w:name="HTML Variable" w:semiHidden="0" w:uiPriority="0" w:unhideWhenUsed="0"/>
+    <w:lsdException w:name="Normal Table" w:uiPriority="0" w:unhideWhenUsed="0" w:qFormat="1"/>
+    <w:lsdException w:name="annotation subject" w:semiHidden="0" w:uiPriority="0" w:unhideWhenUsed="0"/>
+    <w:lsdException w:name="Table Simple 1" w:semiHidden="0" w:uiPriority="0" w:unhideWhenUsed="0"/>
+    <w:lsdException w:name="Table Simple 2" w:semiHidden="0" w:uiPriority="0" w:unhideWhenUsed="0"/>
+    <w:lsdException w:name="Table Simple 3" w:semiHidden="0" w:uiPriority="0" w:unhideWhenUsed="0"/>
+    <w:lsdException w:name="Table Classic 1" w:semiHidden="0" w:uiPriority="0" w:unhideWhenUsed="0"/>
+    <w:lsdException w:name="Table Classic 2" w:semiHidden="0" w:uiPriority="0" w:unhideWhenUsed="0"/>
+    <w:lsdException w:name="Table Classic 3" w:semiHidden="0" w:uiPriority="0" w:unhideWhenUsed="0"/>
+    <w:lsdException w:name="Table Classic 4" w:semiHidden="0" w:uiPriority="0" w:unhideWhenUsed="0"/>
+    <w:lsdException w:name="Table Colorful 1" w:semiHidden="0" w:uiPriority="0" w:unhideWhenUsed="0"/>
+    <w:lsdException w:name="Table Colorful 2" w:semiHidden="0" w:uiPriority="0" w:unhideWhenUsed="0"/>
+    <w:lsdException w:name="Table Colorful 3" w:semiHidden="0" w:uiPriority="0" w:unhideWhenUsed="0"/>
+    <w:lsdException w:name="Table Columns 1" w:semiHidden="0" w:uiPriority="0" w:unhideWhenUsed="0"/>
+    <w:lsdException w:name="Table Columns 2" w:semiHidden="0" w:uiPriority="0" w:unhideWhenUsed="0"/>
+    <w:lsdException w:name="Table Columns 3" w:semiHidden="0" w:uiPriority="0" w:unhideWhenUsed="0"/>
+    <w:lsdException w:name="Table Columns 4" w:semiHidden="0" w:uiPriority="0" w:unhideWhenUsed="0"/>
+    <w:lsdException w:name="Table Columns 5" w:semiHidden="0" w:uiPriority="0" w:unhideWhenUsed="0"/>
+    <w:lsdException w:name="Table Grid 1" w:semiHidden="0" w:uiPriority="0" w:unhideWhenUsed="0"/>
+    <w:lsdException w:name="Table Grid 2" w:semiHidden="0" w:uiPriority="0" w:unhideWhenUsed="0"/>
+    <w:lsdException w:name="Table Grid 3" w:semiHidden="0" w:uiPriority="0" w:unhideWhenUsed="0"/>
+    <w:lsdException w:name="Table Grid 4" w:semiHidden="0" w:uiPriority="0" w:unhideWhenUsed="0"/>
+    <w:lsdException w:name="Table Grid 5" w:semiHidden="0" w:uiPriority="0" w:unhideWhenUsed="0"/>
+    <w:lsdException w:name="Table Grid 6" w:semiHidden="0" w:uiPriority="0" w:unhideWhenUsed="0"/>
+    <w:lsdException w:name="Table Grid 7" w:semiHidden="0" w:uiPriority="0" w:unhideWhenUsed="0"/>
+    <w:lsdException w:name="Table Grid 8" w:semiHidden="0" w:uiPriority="0" w:unhideWhenUsed="0"/>
+    <w:lsdException w:name="Table List 1" w:semiHidden="0" w:uiPriority="0" w:unhideWhenUsed="0"/>
+    <w:lsdException w:name="Table List 2" w:semiHidden="0" w:uiPriority="0" w:unhideWhenUsed="0"/>
+    <w:lsdException w:name="Table List 3" w:semiHidden="0" w:uiPriority="0" w:unhideWhenUsed="0"/>
+    <w:lsdException w:name="Table List 4" w:semiHidden="0" w:uiPriority="0" w:unhideWhenUsed="0"/>
+    <w:lsdException w:name="Table List 5" w:semiHidden="0" w:uiPriority="0" w:unhideWhenUsed="0"/>
+    <w:lsdException w:name="Table List 6" w:semiHidden="0" w:uiPriority="0" w:unhideWhenUsed="0"/>
+    <w:lsdException w:name="Table List 7" w:semiHidden="0" w:uiPriority="0" w:unhideWhenUsed="0"/>
+    <w:lsdException w:name="Table List 8" w:semiHidden="0" w:uiPriority="0" w:unhideWhenUsed="0"/>
+    <w:lsdException w:name="Table 3D effects 1" w:semiHidden="0" w:uiPriority="0" w:unhideWhenUsed="0"/>
+    <w:lsdException w:name="Table 3D effects 2" w:semiHidden="0" w:uiPriority="0" w:unhideWhenUsed="0"/>
+    <w:lsdException w:name="Table 3D effects 3" w:semiHidden="0" w:uiPriority="0" w:unhideWhenUsed="0"/>
+    <w:lsdException w:name="Table Contemporary" w:semiHidden="0" w:uiPriority="0" w:unhideWhenUsed="0"/>
+    <w:lsdException w:name="Table Elegant" w:semiHidden="0" w:uiPriority="0" w:unhideWhenUsed="0"/>
+    <w:lsdException w:name="Table Professional" w:semiHidden="0" w:uiPriority="0" w:unhideWhenUsed="0"/>
+    <w:lsdException w:name="Table Subtle 1" w:semiHidden="0" w:uiPriority="0" w:unhideWhenUsed="0"/>
+    <w:lsdException w:name="Table Subtle 2" w:semiHidden="0" w:uiPriority="0" w:unhideWhenUsed="0"/>
+    <w:lsdException w:name="Table Web 1" w:semiHidden="0" w:uiPriority="0" w:unhideWhenUsed="0"/>
+    <w:lsdException w:name="Table Web 2" w:semiHidden="0" w:uiPriority="0" w:unhideWhenUsed="0"/>
+    <w:lsdException w:name="Table Web 3" w:semiHidden="0" w:uiPriority="0" w:unhideWhenUsed="0"/>
+    <w:lsdException w:name="Balloon Text" w:semiHidden="0" w:uiPriority="0" w:unhideWhenUsed="0"/>
+    <w:lsdException w:name="Table Grid" w:semiHidden="0" w:uiPriority="0" w:unhideWhenUsed="0" w:qFormat="1"/>
+    <w:lsdException w:name="Table Theme" w:semiHidden="0" w:uiPriority="0" w:unhideWhenUsed="0"/>
+    <w:lsdException w:name="Light Shading" w:semiHidden="0" w:uiPriority="60" w:unhideWhenUsed="0"/>
+    <w:lsdException w:name="Light List" w:semiHidden="0" w:uiPriority="61" w:unhideWhenUsed="0"/>
+    <w:lsdException w:name="Light Grid" w:semiHidden="0" w:uiPriority="62" w:unhideWhenUsed="0"/>
+    <w:lsdException w:name="Medium Shading 1" w:semiHidden="0" w:uiPriority="63" w:unhideWhenUsed="0"/>
+    <w:lsdException w:name="Medium Shading 2" w:semiHidden="0" w:uiPriority="64" w:unhideWhenUsed="0"/>
+    <w:lsdException w:name="Medium List 1" w:semiHidden="0" w:uiPriority="65" w:unhideWhenUsed="0"/>
+    <w:lsdException w:name="Medium List 2" w:semiHidden="0" w:uiPriority="66" w:unhideWhenUsed="0"/>
+    <w:lsdException w:name="Medium Grid 1" w:semiHidden="0" w:uiPriority="67" w:unhideWhenUsed="0"/>
+    <w:lsdException w:name="Medium Grid 2" w:semiHidden="0" w:uiPriority="68" w:unhideWhenUsed="0"/>
+    <w:lsdException w:name="Medium Grid 3" w:semiHidden="0" w:uiPriority="69" w:unhideWhenUsed="0"/>
+    <w:lsdException w:name="Dark List" w:semiHidden="0" w:uiPriority="70" w:unhideWhenUsed="0"/>
+    <w:lsdException w:name="Colorful Shading" w:semiHidden="0" w:uiPriority="71" w:unhideWhenUsed="0"/>
+    <w:lsdException w:name="Colorful List" w:semiHidden="0" w:uiPriority="72" w:unhideWhenUsed="0"/>
+    <w:lsdException w:name="Colorful Grid" w:semiHidden="0" w:uiPriority="73" w:unhideWhenUsed="0"/>
+    <w:lsdException w:name="Light Shading Accent 1" w:semiHidden="0" w:uiPriority="60" w:unhideWhenUsed="0"/>
+    <w:lsdException w:name="Light List Accent 1" w:semiHidden="0" w:uiPriority="61" w:unhideWhenUsed="0"/>
+    <w:lsdException w:name="Light Grid Accent 1" w:semiHidden="0" w:uiPriority="62" w:unhideWhenUsed="0"/>
+    <w:lsdException w:name="Medium Shading 1 Accent 1" w:semiHidden="0" w:uiPriority="63" w:unhideWhenUsed="0"/>
+    <w:lsdException w:name="Medium Shading 2 Accent 1" w:semiHidden="0" w:uiPriority="64" w:unhideWhenUsed="0"/>
+    <w:lsdException w:name="Medium List 1 Accent 1" w:semiHidden="0" w:uiPriority="65" w:unhideWhenUsed="0"/>
+    <w:lsdException w:name="Medium List 2 Accent 1" w:semiHidden="0" w:uiPriority="66" w:unhideWhenUsed="0"/>
+    <w:lsdException w:name="Medium Grid 1 Accent 1" w:semiHidden="0" w:uiPriority="67" w:unhideWhenUsed="0"/>
+    <w:lsdException w:name="Medium Grid 2 Accent 1" w:semiHidden="0" w:uiPriority="68" w:unhideWhenUsed="0"/>
+    <w:lsdException w:name="Medium Grid 3 Accent 1" w:semiHidden="0" w:uiPriority="69" w:unhideWhenUsed="0"/>
+    <w:lsdException w:name="Dark List Accent 1" w:semiHidden="0" w:uiPriority="70" w:unhideWhenUsed="0"/>
+    <w:lsdException w:name="Colorful Shading Accent 1" w:semiHidden="0" w:uiPriority="71" w:unhideWhenUsed="0"/>
+    <w:lsdException w:name="Colorful List Accent 1" w:semiHidden="0" w:uiPriority="72" w:unhideWhenUsed="0"/>
+    <w:lsdException w:name="Colorful Grid Accent 1" w:semiHidden="0" w:uiPriority="73" w:unhideWhenUsed="0"/>
+    <w:lsdException w:name="Light Shading Accent 2" w:semiHidden="0" w:uiPriority="60" w:unhideWhenUsed="0"/>
+    <w:lsdException w:name="Light List Accent 2" w:semiHidden="0" w:uiPriority="61" w:unhideWhenUsed="0"/>
+    <w:lsdException w:name="Light Grid Accent 2" w:semiHidden="0" w:uiPriority="62" w:unhideWhenUsed="0"/>
+    <w:lsdException w:name="Medium Shading 1 Accent 2" w:semiHidden="0" w:uiPriority="63" w:unhideWhenUsed="0"/>
+    <w:lsdException w:name="Medium Shading 2 Accent 2" w:semiHidden="0" w:uiPriority="64" w:unhideWhenUsed="0"/>
+    <w:lsdException w:name="Medium List 1 Accent 2" w:semiHidden="0" w:uiPriority="65" w:unhideWhenUsed="0"/>
+    <w:lsdException w:name="Medium List 2 Accent 2" w:semiHidden="0" w:uiPriority="66" w:unhideWhenUsed="0"/>
+    <w:lsdException w:name="Medium Grid 1 Accent 2" w:semiHidden="0" w:uiPriority="67" w:unhideWhenUsed="0"/>
+    <w:lsdException w:name="Medium Grid 2 Accent 2" w:semiHidden="0" w:uiPriority="68" w:unhideWhenUsed="0"/>
+    <w:lsdException w:name="Medium Grid 3 Accent 2" w:semiHidden="0" w:uiPriority="69" w:unhideWhenUsed="0"/>
+    <w:lsdException w:name="Dark List Accent 2" w:semiHidden="0" w:uiPriority="70" w:unhideWhenUsed="0"/>
+    <w:lsdException w:name="Colorful Shading Accent 2" w:semiHidden="0" w:uiPriority="71" w:unhideWhenUsed="0"/>
+    <w:lsdException w:name="Colorful List Accent 2" w:semiHidden="0" w:uiPriority="72" w:unhideWhenUsed="0"/>
+    <w:lsdException w:name="Colorful Grid Accent 2" w:semiHidden="0" w:uiPriority="73" w:unhideWhenUsed="0"/>
+    <w:lsdException w:name="Light Shading Accent 3" w:semiHidden="0" w:uiPriority="60" w:unhideWhenUsed="0"/>
+    <w:lsdException w:name="Light List Accent 3" w:semiHidden="0" w:uiPriority="61" w:unhideWhenUsed="0"/>
+    <w:lsdException w:name="Light Grid Accent 3" w:semiHidden="0" w:uiPriority="62" w:unhideWhenUsed="0"/>
+    <w:lsdException w:name="Medium Shading 1 Accent 3" w:semiHidden="0" w:uiPriority="63" w:unhideWhenUsed="0"/>
+    <w:lsdException w:name="Medium Shading 2 Accent 3" w:semiHidden="0" w:uiPriority="64" w:unhideWhenUsed="0"/>
+    <w:lsdException w:name="Medium List 1 Accent 3" w:semiHidden="0" w:uiPriority="65" w:unhideWhenUsed="0"/>
+    <w:lsdException w:name="Medium List 2 Accent 3" w:semiHidden="0" w:uiPriority="66" w:unhideWhenUsed="0"/>
+    <w:lsdException w:name="Medium Grid 1 Accent 3" w:semiHidden="0" w:uiPriority="67" w:unhideWhenUsed="0"/>
+    <w:lsdException w:name="Medium Grid 2 Accent 3" w:semiHidden="0" w:uiPriority="68" w:unhideWhenUsed="0"/>
+    <w:lsdException w:name="Medium Grid 3 Accent 3" w:semiHidden="0" w:uiPriority="69" w:unhideWhenUsed="0"/>
+    <w:lsdException w:name="Dark List Accent 3" w:semiHidden="0" w:uiPriority="70" w:unhideWhenUsed="0"/>
+    <w:lsdException w:name="Colorful Shading Accent 3" w:semiHidden="0" w:uiPriority="71" w:unhideWhenUsed="0"/>
+    <w:lsdException w:name="Colorful List Accent 3" w:semiHidden="0" w:uiPriority="72" w:unhideWhenUsed="0"/>
+    <w:lsdException w:name="Colorful Grid Accent 3" w:semiHidden="0" w:uiPriority="73" w:unhideWhenUsed="0"/>
+    <w:lsdException w:name="Light Shading Accent 4" w:semiHidden="0" w:uiPriority="60" w:unhideWhenUsed="0"/>
+    <w:lsdException w:name="Light List Accent 4" w:semiHidden="0" w:uiPriority="61" w:unhideWhenUsed="0"/>
+    <w:lsdException w:name="Light Grid Accent 4" w:semiHidden="0" w:uiPriority="62" w:unhideWhenUsed="0"/>
+    <w:lsdException w:name="Medium Shading 1 Accent 4" w:semiHidden="0" w:uiPriority="63" w:unhideWhenUsed="0"/>
+    <w:lsdException w:name="Medium Shading 2 Accent 4" w:semiHidden="0" w:uiPriority="64" w:unhideWhenUsed="0"/>
+    <w:lsdException w:name="Medium List 1 Accent 4" w:semiHidden="0" w:uiPriority="65" w:unhideWhenUsed="0"/>
+    <w:lsdException w:name="Medium List 2 Accent 4" w:semiHidden="0" w:uiPriority="66" w:unhideWhenUsed="0"/>
+    <w:lsdException w:name="Medium Grid 1 Accent 4" w:semiHidden="0" w:uiPriority="67" w:unhideWhenUsed="0"/>
+    <w:lsdException w:name="Medium Grid 2 Accent 4" w:semiHidden="0" w:uiPriority="68" w:unhideWhenUsed="0"/>
+    <w:lsdException w:name="Medium Grid 3 Accent 4" w:semiHidden="0" w:uiPriority="69" w:unhideWhenUsed="0"/>
+    <w:lsdException w:name="Dark List Accent 4" w:semiHidden="0" w:uiPriority="70" w:unhideWhenUsed="0"/>
+    <w:lsdException w:name="Colorful Shading Accent 4" w:semiHidden="0" w:uiPriority="71" w:unhideWhenUsed="0"/>
+    <w:lsdException w:name="Colorful List Accent 4" w:semiHidden="0" w:uiPriority="72" w:unhideWhenUsed="0"/>
+    <w:lsdException w:name="Colorful Grid Accent 4" w:semiHidden="0" w:uiPriority="73" w:unhideWhenUsed="0"/>
+    <w:lsdException w:name="Light Shading Accent 5" w:semiHidden="0" w:uiPriority="60" w:unhideWhenUsed="0"/>
+    <w:lsdException w:name="Light List Accent 5" w:semiHidden="0" w:uiPriority="61" w:unhideWhenUsed="0"/>
+    <w:lsdException w:name="Light Grid Accent 5" w:semiHidden="0" w:uiPriority="62" w:unhideWhenUsed="0"/>
+    <w:lsdException w:name="Medium Shading 1 Accent 5" w:semiHidden="0" w:uiPriority="63" w:unhideWhenUsed="0"/>
+    <w:lsdException w:name="Medium Shading 2 Accent 5" w:semiHidden="0" w:uiPriority="64" w:unhideWhenUsed="0"/>
+    <w:lsdException w:name="Medium List 1 Accent 5" w:semiHidden="0" w:uiPriority="65" w:unhideWhenUsed="0"/>
+    <w:lsdException w:name="Medium List 2 Accent 5" w:semiHidden="0" w:uiPriority="66" w:unhideWhenUsed="0"/>
+    <w:lsdException w:name="Medium Grid 1 Accent 5" w:semiHidden="0" w:uiPriority="67" w:unhideWhenUsed="0"/>
+    <w:lsdException w:name="Medium Grid 2 Accent 5" w:semiHidden="0" w:uiPriority="68" w:unhideWhenUsed="0"/>
+    <w:lsdException w:name="Medium Grid 3 Accent 5" w:semiHidden="0" w:uiPriority="69" w:unhideWhenUsed="0"/>
+    <w:lsdException w:name="Dark List Accent 5" w:semiHidden="0" w:uiPriority="70" w:unhideWhenUsed="0"/>
+    <w:lsdException w:name="Colorful Shading Accent 5" w:semiHidden="0" w:uiPriority="71" w:unhideWhenUsed="0"/>
+    <w:lsdException w:name="Colorful List Accent 5" w:semiHidden="0" w:uiPriority="72" w:unhideWhenUsed="0"/>
+    <w:lsdException w:name="Colorful Grid Accent 5" w:semiHidden="0" w:uiPriority="73" w:unhideWhenUsed="0"/>
+    <w:lsdException w:name="Light Shading Accent 6" w:semiHidden="0" w:uiPriority="60" w:unhideWhenUsed="0"/>
+    <w:lsdException w:name="Light List Accent 6" w:semiHidden="0" w:uiPriority="61" w:unhideWhenUsed="0"/>
+    <w:lsdException w:name="Light Grid Accent 6" w:semiHidden="0" w:uiPriority="62" w:unhideWhenUsed="0"/>
+    <w:lsdException w:name="Medium Shading 1 Accent 6" w:semiHidden="0" w:uiPriority="63" w:unhideWhenUsed="0"/>
+    <w:lsdException w:name="Medium Shading 2 Accent 6" w:semiHidden="0" w:uiPriority="64" w:unhideWhenUsed="0"/>
+    <w:lsdException w:name="Medium List 1 Accent 6" w:semiHidden="0" w:uiPriority="65" w:unhideWhenUsed="0"/>
+    <w:lsdException w:name="Medium List 2 Accent 6" w:semiHidden="0" w:uiPriority="66" w:unhideWhenUsed="0"/>
+    <w:lsdException w:name="Medium Grid 1 Accent 6" w:semiHidden="0" w:uiPriority="67" w:unhideWhenUsed="0"/>
+    <w:lsdException w:name="Medium Grid 2 Accent 6" w:semiHidden="0" w:uiPriority="68" w:unhideWhenUsed="0"/>
+    <w:lsdException w:name="Medium Grid 3 Accent 6" w:semiHidden="0" w:uiPriority="69" w:unhideWhenUsed="0"/>
+    <w:lsdException w:name="Dark List Accent 6" w:semiHidden="0" w:uiPriority="70" w:unhideWhenUsed="0"/>
+    <w:lsdException w:name="Colorful Shading Accent 6" w:semiHidden="0" w:uiPriority="71" w:unhideWhenUsed="0"/>
+    <w:lsdException w:name="Colorful List Accent 6" w:semiHidden="0" w:uiPriority="72" w:unhideWhenUsed="0"/>
+    <w:lsdException w:name="Colorful Grid Accent 6" w:semiHidden="0" w:uiPriority="73" w:unhideWhenUsed="0"/>
   </w:latentStyles>
-  <w:style w:type="paragraph" w:default="1" w:styleId="1">
+  <w:style w:type="paragraph" w:default="1" w:styleId="Normal">
     <w:name w:val="Normal"/>
     <w:qFormat/>
-    <w:uiPriority w:val="0"/>
     <w:pPr>
       <w:kinsoku w:val="0"/>
       <w:autoSpaceDE w:val="0"/>
@@ -5407,7 +5302,7 @@
       <w:textAlignment w:val="baseline"/>
     </w:pPr>
     <w:rPr>
-      <w:rFonts w:ascii="Arial" w:hAnsi="Arial" w:eastAsia="宋体" w:cs="Arial"/>
+      <w:rFonts w:ascii="Arial" w:eastAsia="宋体" w:hAnsi="Arial" w:cs="Arial"/>
       <w:snapToGrid w:val="0"/>
       <w:color w:val="000000"/>
       <w:kern w:val="0"/>
@@ -5416,12 +5311,11 @@
       <w:lang w:val="en-US" w:eastAsia="en-US" w:bidi="ar-SA"/>
     </w:rPr>
   </w:style>
-  <w:style w:type="paragraph" w:styleId="2">
+  <w:style w:type="paragraph" w:styleId="Heading1">
     <w:name w:val="heading 1"/>
-    <w:basedOn w:val="1"/>
-    <w:next w:val="1"/>
+    <w:basedOn w:val="Normal"/>
+    <w:next w:val="Normal"/>
     <w:qFormat/>
-    <w:uiPriority w:val="0"/>
     <w:pPr>
       <w:keepNext/>
       <w:keepLines/>
@@ -5439,13 +5333,12 @@
       <w:sz w:val="44"/>
     </w:rPr>
   </w:style>
-  <w:style w:type="paragraph" w:styleId="3">
+  <w:style w:type="paragraph" w:styleId="Heading2">
     <w:name w:val="heading 2"/>
-    <w:basedOn w:val="1"/>
-    <w:next w:val="1"/>
+    <w:basedOn w:val="Normal"/>
+    <w:next w:val="Normal"/>
     <w:unhideWhenUsed/>
     <w:qFormat/>
-    <w:uiPriority w:val="0"/>
     <w:pPr>
       <w:keepNext/>
       <w:keepLines/>
@@ -5458,19 +5351,18 @@
       <w:outlineLvl w:val="1"/>
     </w:pPr>
     <w:rPr>
-      <w:rFonts w:ascii="Arial" w:hAnsi="Arial" w:eastAsia="黑体"/>
+      <w:rFonts w:ascii="Arial" w:eastAsia="黑体" w:hAnsi="Arial"/>
       <w:b/>
       <w:sz w:val="32"/>
     </w:rPr>
   </w:style>
-  <w:style w:type="paragraph" w:styleId="4">
+  <w:style w:type="paragraph" w:styleId="Heading3">
     <w:name w:val="heading 3"/>
-    <w:basedOn w:val="1"/>
-    <w:next w:val="1"/>
+    <w:basedOn w:val="Normal"/>
+    <w:next w:val="Normal"/>
     <w:semiHidden/>
     <w:unhideWhenUsed/>
     <w:qFormat/>
-    <w:uiPriority w:val="0"/>
     <w:pPr>
       <w:keepNext/>
       <w:keepLines/>
@@ -5487,13 +5379,12 @@
       <w:sz w:val="32"/>
     </w:rPr>
   </w:style>
-  <w:style w:type="paragraph" w:styleId="5">
+  <w:style w:type="paragraph" w:styleId="Heading4">
     <w:name w:val="heading 4"/>
-    <w:basedOn w:val="1"/>
-    <w:next w:val="1"/>
+    <w:basedOn w:val="Normal"/>
+    <w:next w:val="Normal"/>
     <w:unhideWhenUsed/>
     <w:qFormat/>
-    <w:uiPriority w:val="0"/>
     <w:pPr>
       <w:keepNext/>
       <w:keepLines/>
@@ -5506,19 +5397,18 @@
       <w:outlineLvl w:val="3"/>
     </w:pPr>
     <w:rPr>
-      <w:rFonts w:ascii="Arial" w:hAnsi="Arial" w:eastAsia="黑体"/>
+      <w:rFonts w:ascii="Arial" w:eastAsia="黑体" w:hAnsi="Arial"/>
       <w:b/>
       <w:sz w:val="28"/>
     </w:rPr>
   </w:style>
-  <w:style w:type="paragraph" w:styleId="6">
+  <w:style w:type="paragraph" w:styleId="Heading5">
     <w:name w:val="heading 5"/>
-    <w:basedOn w:val="1"/>
-    <w:next w:val="1"/>
+    <w:basedOn w:val="Normal"/>
+    <w:next w:val="Normal"/>
     <w:semiHidden/>
     <w:unhideWhenUsed/>
     <w:qFormat/>
-    <w:uiPriority w:val="0"/>
     <w:pPr>
       <w:keepNext/>
       <w:keepLines/>
@@ -5535,14 +5425,13 @@
       <w:sz w:val="28"/>
     </w:rPr>
   </w:style>
-  <w:style w:type="paragraph" w:styleId="7">
+  <w:style w:type="paragraph" w:styleId="Heading6">
     <w:name w:val="heading 6"/>
-    <w:basedOn w:val="1"/>
-    <w:next w:val="1"/>
+    <w:basedOn w:val="Normal"/>
+    <w:next w:val="Normal"/>
     <w:semiHidden/>
     <w:unhideWhenUsed/>
     <w:qFormat/>
-    <w:uiPriority w:val="0"/>
     <w:pPr>
       <w:keepNext/>
       <w:keepLines/>
@@ -5555,19 +5444,18 @@
       <w:outlineLvl w:val="5"/>
     </w:pPr>
     <w:rPr>
-      <w:rFonts w:ascii="Arial" w:hAnsi="Arial" w:eastAsia="黑体"/>
+      <w:rFonts w:ascii="Arial" w:eastAsia="黑体" w:hAnsi="Arial"/>
       <w:b/>
       <w:sz w:val="24"/>
     </w:rPr>
   </w:style>
-  <w:style w:type="paragraph" w:styleId="8">
+  <w:style w:type="paragraph" w:styleId="Heading7">
     <w:name w:val="heading 7"/>
-    <w:basedOn w:val="1"/>
-    <w:next w:val="1"/>
+    <w:basedOn w:val="Normal"/>
+    <w:next w:val="Normal"/>
     <w:semiHidden/>
     <w:unhideWhenUsed/>
     <w:qFormat/>
-    <w:uiPriority w:val="0"/>
     <w:pPr>
       <w:keepNext/>
       <w:keepLines/>
@@ -5584,14 +5472,13 @@
       <w:sz w:val="24"/>
     </w:rPr>
   </w:style>
-  <w:style w:type="paragraph" w:styleId="9">
+  <w:style w:type="paragraph" w:styleId="Heading8">
     <w:name w:val="heading 8"/>
-    <w:basedOn w:val="1"/>
-    <w:next w:val="1"/>
+    <w:basedOn w:val="Normal"/>
+    <w:next w:val="Normal"/>
     <w:semiHidden/>
     <w:unhideWhenUsed/>
     <w:qFormat/>
-    <w:uiPriority w:val="0"/>
     <w:pPr>
       <w:keepNext/>
       <w:keepLines/>
@@ -5604,18 +5491,17 @@
       <w:outlineLvl w:val="7"/>
     </w:pPr>
     <w:rPr>
-      <w:rFonts w:ascii="Arial" w:hAnsi="Arial" w:eastAsia="黑体"/>
+      <w:rFonts w:ascii="Arial" w:eastAsia="黑体" w:hAnsi="Arial"/>
       <w:sz w:val="24"/>
     </w:rPr>
   </w:style>
-  <w:style w:type="paragraph" w:styleId="10">
+  <w:style w:type="paragraph" w:styleId="Heading9">
     <w:name w:val="heading 9"/>
-    <w:basedOn w:val="1"/>
-    <w:next w:val="1"/>
+    <w:basedOn w:val="Normal"/>
+    <w:next w:val="Normal"/>
     <w:semiHidden/>
     <w:unhideWhenUsed/>
     <w:qFormat/>
-    <w:uiPriority w:val="0"/>
     <w:pPr>
       <w:keepNext/>
       <w:keepLines/>
@@ -5628,21 +5514,19 @@
       <w:outlineLvl w:val="8"/>
     </w:pPr>
     <w:rPr>
-      <w:rFonts w:ascii="Arial" w:hAnsi="Arial" w:eastAsia="黑体"/>
+      <w:rFonts w:ascii="Arial" w:eastAsia="黑体" w:hAnsi="Arial"/>
       <w:sz w:val="21"/>
     </w:rPr>
   </w:style>
-  <w:style w:type="character" w:default="1" w:styleId="22">
+  <w:style w:type="character" w:default="1" w:styleId="DefaultParagraphFont">
     <w:name w:val="Default Paragraph Font"/>
     <w:semiHidden/>
     <w:qFormat/>
-    <w:uiPriority w:val="0"/>
   </w:style>
-  <w:style w:type="table" w:default="1" w:styleId="20">
+  <w:style w:type="table" w:default="1" w:styleId="TableNormal">
     <w:name w:val="Normal Table"/>
     <w:semiHidden/>
     <w:qFormat/>
-    <w:uiPriority w:val="0"/>
     <w:tblPr>
       <w:tblCellMar>
         <w:top w:w="0" w:type="dxa"/>
@@ -5652,43 +5536,39 @@
       </w:tblCellMar>
     </w:tblPr>
   </w:style>
-  <w:style w:type="paragraph" w:styleId="11">
+  <w:style w:type="paragraph" w:styleId="CommentText">
     <w:name w:val="annotation text"/>
-    <w:basedOn w:val="1"/>
+    <w:basedOn w:val="Normal"/>
     <w:qFormat/>
-    <w:uiPriority w:val="0"/>
     <w:pPr>
       <w:jc w:val="left"/>
     </w:pPr>
   </w:style>
-  <w:style w:type="paragraph" w:styleId="12">
+  <w:style w:type="paragraph" w:styleId="BodyText">
     <w:name w:val="Body Text"/>
-    <w:basedOn w:val="1"/>
+    <w:basedOn w:val="Normal"/>
     <w:semiHidden/>
     <w:qFormat/>
-    <w:uiPriority w:val="0"/>
     <w:rPr>
-      <w:rFonts w:ascii="Arial" w:hAnsi="Arial" w:eastAsia="Arial" w:cs="Arial"/>
+      <w:rFonts w:ascii="Arial" w:eastAsia="Arial" w:hAnsi="Arial" w:cs="Arial"/>
       <w:sz w:val="21"/>
       <w:szCs w:val="21"/>
       <w:lang w:val="en-US" w:eastAsia="en-US" w:bidi="ar-SA"/>
     </w:rPr>
   </w:style>
-  <w:style w:type="paragraph" w:styleId="13">
+  <w:style w:type="paragraph" w:styleId="TOC3">
     <w:name w:val="toc 3"/>
-    <w:basedOn w:val="1"/>
-    <w:next w:val="1"/>
+    <w:basedOn w:val="Normal"/>
+    <w:next w:val="Normal"/>
     <w:qFormat/>
-    <w:uiPriority w:val="0"/>
     <w:pPr>
       <w:ind w:left="840" w:leftChars="400"/>
     </w:pPr>
   </w:style>
-  <w:style w:type="paragraph" w:styleId="14">
+  <w:style w:type="paragraph" w:styleId="Footer">
     <w:name w:val="footer"/>
-    <w:basedOn w:val="1"/>
+    <w:basedOn w:val="Normal"/>
     <w:qFormat/>
-    <w:uiPriority w:val="0"/>
     <w:pPr>
       <w:tabs>
         <w:tab w:val="center" w:pos="4153"/>
@@ -5701,17 +5581,16 @@
       <w:sz w:val="18"/>
     </w:rPr>
   </w:style>
-  <w:style w:type="paragraph" w:styleId="15">
+  <w:style w:type="paragraph" w:styleId="Header">
     <w:name w:val="header"/>
-    <w:basedOn w:val="1"/>
+    <w:basedOn w:val="Normal"/>
     <w:qFormat/>
-    <w:uiPriority w:val="0"/>
     <w:pPr>
       <w:pBdr>
-        <w:top w:val="none" w:color="auto" w:sz="0" w:space="0"/>
-        <w:left w:val="none" w:color="auto" w:sz="0" w:space="0"/>
-        <w:bottom w:val="none" w:color="auto" w:sz="0" w:space="0"/>
-        <w:right w:val="none" w:color="auto" w:sz="0" w:space="0"/>
+        <w:top w:val="nil"/>
+        <w:left w:val="nil"/>
+        <w:bottom w:val="nil"/>
+        <w:right w:val="nil"/>
       </w:pBdr>
       <w:tabs>
         <w:tab w:val="center" w:pos="4153"/>
@@ -5726,41 +5605,37 @@
       <w:sz w:val="18"/>
     </w:rPr>
   </w:style>
-  <w:style w:type="paragraph" w:styleId="16">
+  <w:style w:type="paragraph" w:styleId="TOC1">
     <w:name w:val="toc 1"/>
-    <w:basedOn w:val="1"/>
-    <w:next w:val="1"/>
+    <w:basedOn w:val="Normal"/>
+    <w:next w:val="Normal"/>
     <w:qFormat/>
-    <w:uiPriority w:val="0"/>
     <w:rPr>
-      <w:rFonts w:ascii="Arial" w:hAnsi="Arial" w:eastAsia="Microsoft JhengHei"/>
+      <w:rFonts w:ascii="Arial" w:eastAsia="Microsoft JhengHei" w:hAnsi="Arial"/>
       <w:sz w:val="24"/>
     </w:rPr>
   </w:style>
-  <w:style w:type="paragraph" w:styleId="17">
+  <w:style w:type="paragraph" w:styleId="TOC2">
     <w:name w:val="toc 2"/>
-    <w:basedOn w:val="1"/>
-    <w:next w:val="1"/>
+    <w:basedOn w:val="Normal"/>
+    <w:next w:val="Normal"/>
     <w:qFormat/>
-    <w:uiPriority w:val="0"/>
     <w:pPr>
       <w:ind w:left="420" w:leftChars="200"/>
     </w:pPr>
   </w:style>
-  <w:style w:type="paragraph" w:styleId="18">
+  <w:style w:type="paragraph" w:styleId="NormalWeb">
     <w:name w:val="Normal (Web)"/>
-    <w:basedOn w:val="1"/>
+    <w:basedOn w:val="Normal"/>
     <w:qFormat/>
-    <w:uiPriority w:val="0"/>
     <w:rPr>
       <w:sz w:val="24"/>
     </w:rPr>
   </w:style>
-  <w:style w:type="paragraph" w:styleId="19">
+  <w:style w:type="paragraph" w:styleId="Title">
     <w:name w:val="Title"/>
-    <w:basedOn w:val="1"/>
+    <w:basedOn w:val="Normal"/>
     <w:qFormat/>
-    <w:uiPriority w:val="0"/>
     <w:pPr>
       <w:spacing w:before="240" w:beforeLines="0" w:beforeAutospacing="0" w:after="60" w:afterLines="0" w:afterAutospacing="0"/>
       <w:jc w:val="center"/>
@@ -5772,41 +5647,38 @@
       <w:sz w:val="32"/>
     </w:rPr>
   </w:style>
-  <w:style w:type="table" w:styleId="21">
+  <w:style w:type="table" w:styleId="TableGrid">
     <w:name w:val="Table Grid"/>
-    <w:basedOn w:val="20"/>
+    <w:basedOn w:val="TableNormal"/>
     <w:qFormat/>
-    <w:uiPriority w:val="0"/>
     <w:pPr>
       <w:widowControl w:val="0"/>
       <w:jc w:val="both"/>
     </w:pPr>
     <w:tblPr>
       <w:tblBorders>
-        <w:top w:val="single" w:color="auto" w:sz="4" w:space="0"/>
-        <w:left w:val="single" w:color="auto" w:sz="4" w:space="0"/>
-        <w:bottom w:val="single" w:color="auto" w:sz="4" w:space="0"/>
-        <w:right w:val="single" w:color="auto" w:sz="4" w:space="0"/>
-        <w:insideH w:val="single" w:color="auto" w:sz="4" w:space="0"/>
-        <w:insideV w:val="single" w:color="auto" w:sz="4" w:space="0"/>
+        <w:top w:val="single" w:sz="4" w:space="0" w:color="auto"/>
+        <w:left w:val="single" w:sz="4" w:space="0" w:color="auto"/>
+        <w:bottom w:val="single" w:sz="4" w:space="0" w:color="auto"/>
+        <w:right w:val="single" w:sz="4" w:space="0" w:color="auto"/>
+        <w:insideH w:val="single" w:sz="4" w:space="0" w:color="auto"/>
+        <w:insideV w:val="single" w:sz="4" w:space="0" w:color="auto"/>
       </w:tblBorders>
     </w:tblPr>
   </w:style>
-  <w:style w:type="character" w:styleId="23">
+  <w:style w:type="character" w:styleId="Strong">
     <w:name w:val="Strong"/>
-    <w:basedOn w:val="22"/>
+    <w:basedOn w:val="DefaultParagraphFont"/>
     <w:qFormat/>
-    <w:uiPriority w:val="0"/>
     <w:rPr>
       <w:b/>
     </w:rPr>
   </w:style>
-  <w:style w:type="table" w:customStyle="1" w:styleId="24">
+  <w:style w:type="table" w:customStyle="1" w:styleId="TableNormal0">
     <w:name w:val="Table Normal_0"/>
     <w:semiHidden/>
     <w:unhideWhenUsed/>
     <w:qFormat/>
-    <w:uiPriority w:val="0"/>
     <w:tblPr>
       <w:tblCellMar>
         <w:top w:w="0" w:type="dxa"/>
@@ -5816,87 +5688,81 @@
       </w:tblCellMar>
     </w:tblPr>
   </w:style>
-  <w:style w:type="paragraph" w:customStyle="1" w:styleId="25">
+  <w:style w:type="paragraph" w:customStyle="1" w:styleId="TableText">
     <w:name w:val="Table Text"/>
-    <w:basedOn w:val="1"/>
+    <w:basedOn w:val="Normal"/>
     <w:semiHidden/>
     <w:qFormat/>
-    <w:uiPriority w:val="0"/>
     <w:rPr>
-      <w:rFonts w:ascii="宋体" w:hAnsi="宋体" w:eastAsia="宋体" w:cs="宋体"/>
+      <w:rFonts w:ascii="宋体" w:eastAsia="宋体" w:hAnsi="宋体" w:cs="宋体"/>
       <w:sz w:val="21"/>
       <w:szCs w:val="21"/>
       <w:lang w:val="en-US" w:eastAsia="en-US" w:bidi="ar-SA"/>
     </w:rPr>
   </w:style>
-  <w:style w:type="paragraph" w:customStyle="1" w:styleId="26">
+  <w:style w:type="paragraph" w:customStyle="1" w:styleId="1">
     <w:name w:val="柴_标题1"/>
-    <w:basedOn w:val="2"/>
-    <w:next w:val="27"/>
-    <w:link w:val="38"/>
+    <w:basedOn w:val="Heading1"/>
+    <w:next w:val="a"/>
+    <w:link w:val="1Char"/>
     <w:qFormat/>
-    <w:uiPriority w:val="0"/>
     <w:pPr>
       <w:spacing w:before="100" w:after="90" w:line="360" w:lineRule="auto"/>
     </w:pPr>
     <w:rPr>
-      <w:rFonts w:ascii="Arial" w:hAnsi="Arial" w:eastAsia="宋体"/>
+      <w:rFonts w:ascii="Arial" w:eastAsia="宋体" w:hAnsi="Arial"/>
       <w:sz w:val="32"/>
     </w:rPr>
   </w:style>
-  <w:style w:type="paragraph" w:customStyle="1" w:styleId="27">
+  <w:style w:type="paragraph" w:customStyle="1" w:styleId="a">
     <w:name w:val="柴_正文"/>
-    <w:basedOn w:val="12"/>
-    <w:link w:val="41"/>
+    <w:basedOn w:val="BodyText"/>
+    <w:link w:val="Char"/>
     <w:qFormat/>
-    <w:uiPriority w:val="0"/>
     <w:pPr>
       <w:spacing w:line="360" w:lineRule="auto"/>
       <w:ind w:firstLine="470" w:firstLineChars="200"/>
     </w:pPr>
     <w:rPr>
-      <w:rFonts w:ascii="Arial" w:hAnsi="Arial" w:eastAsia="宋体"/>
+      <w:rFonts w:ascii="Arial" w:eastAsia="宋体" w:hAnsi="Arial"/>
       <w:sz w:val="24"/>
       <w:lang w:eastAsia="zh-CN"/>
     </w:rPr>
   </w:style>
-  <w:style w:type="paragraph" w:customStyle="1" w:styleId="28">
+  <w:style w:type="paragraph" w:customStyle="1" w:styleId="2">
     <w:name w:val="柴_标题2"/>
-    <w:basedOn w:val="3"/>
-    <w:next w:val="27"/>
+    <w:basedOn w:val="Heading2"/>
+    <w:next w:val="a"/>
     <w:qFormat/>
-    <w:uiPriority w:val="0"/>
     <w:pPr>
       <w:spacing w:line="360" w:lineRule="auto"/>
     </w:pPr>
     <w:rPr>
-      <w:rFonts w:ascii="Arial" w:hAnsi="Arial" w:eastAsia="宋体"/>
+      <w:rFonts w:ascii="Arial" w:eastAsia="宋体" w:hAnsi="Arial"/>
       <w:sz w:val="28"/>
     </w:rPr>
   </w:style>
-  <w:style w:type="paragraph" w:customStyle="1" w:styleId="29">
+  <w:style w:type="paragraph" w:customStyle="1" w:styleId="3">
     <w:name w:val="柴_标题3"/>
-    <w:basedOn w:val="4"/>
-    <w:next w:val="27"/>
+    <w:basedOn w:val="Heading3"/>
+    <w:next w:val="a"/>
     <w:qFormat/>
-    <w:uiPriority w:val="0"/>
     <w:pPr>
       <w:spacing w:line="360" w:lineRule="auto"/>
       <w:ind w:left="0" w:firstLine="472" w:firstLineChars="200"/>
     </w:pPr>
     <w:rPr>
-      <w:rFonts w:ascii="宋体" w:hAnsi="宋体" w:eastAsia="宋体" w:cs="宋体"/>
+      <w:rFonts w:ascii="宋体" w:eastAsia="宋体" w:hAnsi="宋体" w:cs="宋体"/>
       <w:spacing w:val="-2"/>
       <w:sz w:val="24"/>
       <w:szCs w:val="24"/>
     </w:rPr>
   </w:style>
-  <w:style w:type="paragraph" w:customStyle="1" w:styleId="30">
+  <w:style w:type="paragraph" w:customStyle="1" w:styleId="a0">
     <w:name w:val="柴_目录"/>
-    <w:basedOn w:val="1"/>
-    <w:next w:val="12"/>
+    <w:basedOn w:val="Normal"/>
+    <w:next w:val="BodyText"/>
     <w:qFormat/>
-    <w:uiPriority w:val="0"/>
     <w:pPr>
       <w:tabs>
         <w:tab w:val="right" w:leader="dot" w:pos="8442"/>
@@ -5904,96 +5770,89 @@
       <w:ind w:left="0" w:leftChars="0"/>
     </w:pPr>
     <w:rPr>
-      <w:rFonts w:ascii="Arial" w:hAnsi="Arial" w:eastAsia="Microsoft JhengHei"/>
+      <w:rFonts w:ascii="Arial" w:eastAsia="Microsoft JhengHei" w:hAnsi="Arial"/>
       <w:sz w:val="24"/>
     </w:rPr>
   </w:style>
-  <w:style w:type="paragraph" w:customStyle="1" w:styleId="31">
+  <w:style w:type="paragraph" w:customStyle="1" w:styleId="a1">
     <w:name w:val="柴_公司名"/>
-    <w:basedOn w:val="19"/>
+    <w:basedOn w:val="Title"/>
     <w:qFormat/>
-    <w:uiPriority w:val="0"/>
     <w:pPr>
       <w:spacing w:after="600" w:afterLines="600"/>
     </w:pPr>
     <w:rPr>
-      <w:rFonts w:hint="eastAsia" w:ascii="宋体" w:hAnsi="宋体" w:eastAsia="宋体" w:cs="宋体"/>
+      <w:rFonts w:ascii="宋体" w:eastAsia="宋体" w:hAnsi="宋体" w:cs="宋体" w:hint="eastAsia"/>
       <w:bCs/>
       <w:spacing w:val="-6"/>
       <w:sz w:val="52"/>
       <w:szCs w:val="52"/>
     </w:rPr>
   </w:style>
-  <w:style w:type="paragraph" w:customStyle="1" w:styleId="32">
+  <w:style w:type="paragraph" w:customStyle="1" w:styleId="a2">
     <w:name w:val="柴_文档名"/>
-    <w:basedOn w:val="19"/>
+    <w:basedOn w:val="Title"/>
     <w:qFormat/>
-    <w:uiPriority w:val="0"/>
     <w:pPr>
       <w:spacing w:after="900" w:afterLines="900"/>
     </w:pPr>
     <w:rPr>
-      <w:rFonts w:ascii="黑体" w:hAnsi="黑体" w:eastAsia="黑体" w:cs="黑体"/>
+      <w:rFonts w:ascii="黑体" w:eastAsia="黑体" w:hAnsi="黑体" w:cs="黑体"/>
       <w:bCs/>
       <w:spacing w:val="-7"/>
       <w:sz w:val="52"/>
       <w:szCs w:val="52"/>
     </w:rPr>
   </w:style>
-  <w:style w:type="paragraph" w:customStyle="1" w:styleId="33">
+  <w:style w:type="paragraph" w:customStyle="1" w:styleId="WPSOffice1">
     <w:name w:val="WPSOffice手动目录 1"/>
     <w:qFormat/>
-    <w:uiPriority w:val="0"/>
     <w:pPr>
       <w:ind w:leftChars="0"/>
     </w:pPr>
     <w:rPr>
-      <w:rFonts w:ascii="Times New Roman" w:hAnsi="Times New Roman" w:eastAsia="宋体" w:cs="Times New Roman"/>
+      <w:rFonts w:ascii="Times New Roman" w:eastAsia="宋体" w:hAnsi="Times New Roman" w:cs="Times New Roman"/>
       <w:sz w:val="20"/>
       <w:szCs w:val="20"/>
     </w:rPr>
   </w:style>
-  <w:style w:type="paragraph" w:customStyle="1" w:styleId="34">
+  <w:style w:type="paragraph" w:customStyle="1" w:styleId="WPSOffice2">
     <w:name w:val="WPSOffice手动目录 2"/>
     <w:qFormat/>
-    <w:uiPriority w:val="0"/>
     <w:pPr>
       <w:ind w:leftChars="200"/>
     </w:pPr>
     <w:rPr>
-      <w:rFonts w:ascii="Times New Roman" w:hAnsi="Times New Roman" w:eastAsia="宋体" w:cs="Times New Roman"/>
+      <w:rFonts w:ascii="Times New Roman" w:eastAsia="宋体" w:hAnsi="Times New Roman" w:cs="Times New Roman"/>
       <w:sz w:val="20"/>
       <w:szCs w:val="20"/>
     </w:rPr>
   </w:style>
-  <w:style w:type="paragraph" w:customStyle="1" w:styleId="35">
+  <w:style w:type="paragraph" w:customStyle="1" w:styleId="WPSOffice3">
     <w:name w:val="WPSOffice手动目录 3"/>
     <w:qFormat/>
-    <w:uiPriority w:val="0"/>
     <w:pPr>
       <w:ind w:leftChars="400"/>
     </w:pPr>
     <w:rPr>
-      <w:rFonts w:ascii="Times New Roman" w:hAnsi="Times New Roman" w:eastAsia="宋体" w:cs="Times New Roman"/>
+      <w:rFonts w:ascii="Times New Roman" w:eastAsia="宋体" w:hAnsi="Times New Roman" w:cs="Times New Roman"/>
       <w:sz w:val="20"/>
       <w:szCs w:val="20"/>
     </w:rPr>
   </w:style>
-  <w:style w:type="paragraph" w:customStyle="1" w:styleId="36">
+  <w:style w:type="paragraph" w:customStyle="1" w:styleId="Compact">
     <w:name w:val="Compact"/>
-    <w:basedOn w:val="12"/>
+    <w:basedOn w:val="BodyText"/>
     <w:qFormat/>
-    <w:uiPriority w:val="0"/>
     <w:pPr>
       <w:spacing w:before="36" w:after="36"/>
     </w:pPr>
   </w:style>
-  <w:style w:type="table" w:customStyle="1" w:styleId="37">
+  <w:style w:type="table" w:customStyle="1" w:styleId="Table">
     <w:name w:val="Table"/>
     <w:semiHidden/>
     <w:unhideWhenUsed/>
     <w:qFormat/>
-    <w:uiPriority w:val="0"/>
     <w:tblPr>
       <w:tblCellMar>
         <w:top w:w="0" w:type="dxa"/>
@@ -6005,27 +5864,25 @@
     <w:tblStylePr w:type="firstRow">
       <w:tcPr>
         <w:tcBorders>
-          <w:bottom w:val="single" w:color="auto" w:sz="0" w:space="0"/>
+          <w:bottom w:val="single" w:sz="0" w:space="0" w:color="auto"/>
         </w:tcBorders>
         <w:vAlign w:val="bottom"/>
       </w:tcPr>
     </w:tblStylePr>
   </w:style>
-  <w:style w:type="character" w:customStyle="1" w:styleId="38">
+  <w:style w:type="character" w:customStyle="1" w:styleId="1Char">
     <w:name w:val="柴_标题1 Char"/>
-    <w:link w:val="26"/>
+    <w:link w:val="1"/>
     <w:qFormat/>
-    <w:uiPriority w:val="0"/>
     <w:rPr>
-      <w:rFonts w:ascii="Arial" w:hAnsi="Arial" w:eastAsia="宋体"/>
+      <w:rFonts w:ascii="Arial" w:eastAsia="宋体" w:hAnsi="Arial"/>
       <w:sz w:val="32"/>
     </w:rPr>
   </w:style>
-  <w:style w:type="paragraph" w:customStyle="1" w:styleId="39">
+  <w:style w:type="paragraph" w:customStyle="1" w:styleId="a3">
     <w:name w:val="柴_正文_无缩进"/>
-    <w:basedOn w:val="1"/>
+    <w:basedOn w:val="Normal"/>
     <w:qFormat/>
-    <w:uiPriority w:val="0"/>
     <w:pPr>
       <w:ind w:firstLine="0" w:firstLineChars="0"/>
     </w:pPr>
@@ -6035,31 +5892,29 @@
       <w:lang w:eastAsia="zh-CN"/>
     </w:rPr>
   </w:style>
-  <w:style w:type="paragraph" w:customStyle="1" w:styleId="40">
+  <w:style w:type="paragraph" w:customStyle="1" w:styleId="4">
     <w:name w:val="柴_标题4"/>
-    <w:basedOn w:val="5"/>
-    <w:next w:val="1"/>
+    <w:basedOn w:val="Heading4"/>
+    <w:next w:val="Normal"/>
     <w:qFormat/>
-    <w:uiPriority w:val="0"/>
     <w:pPr>
       <w:widowControl w:val="0"/>
       <w:spacing w:before="160" w:line="360" w:lineRule="auto"/>
-      <w:ind w:left="981" w:leftChars="300" w:hanging="862"/>
+      <w:ind w:left="981" w:hanging="862" w:leftChars="300"/>
     </w:pPr>
     <w:rPr>
-      <w:rFonts w:hint="eastAsia" w:ascii="Calibri" w:hAnsi="Calibri" w:eastAsia="宋体" w:cs="宋体"/>
+      <w:rFonts w:ascii="Calibri" w:eastAsia="宋体" w:hAnsi="Calibri" w:cs="宋体" w:hint="eastAsia"/>
       <w:sz w:val="24"/>
       <w:szCs w:val="24"/>
       <w:lang w:eastAsia="zh-CN" w:bidi="zh-CN"/>
     </w:rPr>
   </w:style>
-  <w:style w:type="character" w:customStyle="1" w:styleId="41">
+  <w:style w:type="character" w:customStyle="1" w:styleId="Char">
     <w:name w:val="柴_正文 Char"/>
-    <w:link w:val="27"/>
+    <w:link w:val="a"/>
     <w:qFormat/>
-    <w:uiPriority w:val="0"/>
     <w:rPr>
-      <w:rFonts w:ascii="Arial" w:hAnsi="Arial" w:eastAsia="宋体"/>
+      <w:rFonts w:ascii="Arial" w:eastAsia="宋体" w:hAnsi="Arial"/>
       <w:sz w:val="24"/>
       <w:lang w:eastAsia="zh-CN"/>
     </w:rPr>

--- a/5.人员管理/1.流程制度规范类文件/050102-运维服务人员储备制度.docx
+++ b/5.人员管理/1.流程制度规范类文件/050102-运维服务人员储备制度.docx
@@ -113,7 +113,7 @@
           <w:szCs w:val="36"/>
           <w:lang w:val="en-US" w:eastAsia="zh-CN"/>
         </w:rPr>
-        <w:t>2025年7月4日</w:t>
+        <w:t>2025年4月4日</w:t>
       </w:r>
       <w:bookmarkEnd w:id="3"/>
     </w:p>
@@ -775,7 +775,7 @@
                 <w:sz w:val="21"/>
                 <w:szCs w:val="21"/>
               </w:rPr>
-              <w:t>2025-7-4</w:t>
+              <w:t>2025-4-4</w:t>
             </w:r>
           </w:p>
         </w:tc>
@@ -2124,7 +2124,7 @@
               <w:szCs w:val="36"/>
               <w:lang w:val="en-US" w:eastAsia="zh-CN"/>
             </w:rPr>
-            <w:t>2025年7月4日</w:t>
+            <w:t>2025年4月4日</w:t>
           </w:r>
           <w:r>
             <w:tab/>

--- a/5.人员管理/1.流程制度规范类文件/050102-运维服务人员储备制度.docx
+++ b/5.人员管理/1.流程制度规范类文件/050102-运维服务人员储备制度.docx
@@ -1,11 +1,10 @@
 
 <file path=word/document.xml><?xml version="1.0" encoding="utf-8"?>
-<w:document xmlns:wpc="http://schemas.microsoft.com/office/word/2010/wordprocessingCanvas" xmlns:mc="http://schemas.openxmlformats.org/markup-compatibility/2006" xmlns:o="urn:schemas-microsoft-com:office:office" xmlns:r="http://schemas.openxmlformats.org/officeDocument/2006/relationships" xmlns:m="http://schemas.openxmlformats.org/officeDocument/2006/math" xmlns:v="urn:schemas-microsoft-com:vml" xmlns:wp14="http://schemas.microsoft.com/office/word/2010/wordprocessingDrawing" xmlns:wp="http://schemas.openxmlformats.org/drawingml/2006/wordprocessingDrawing" xmlns:w10="urn:schemas-microsoft-com:office:word" xmlns:w="http://schemas.openxmlformats.org/wordprocessingml/2006/main" xmlns:w14="http://schemas.microsoft.com/office/word/2010/wordml" xmlns:w15="http://schemas.microsoft.com/office/word/2012/wordml" xmlns:wne="http://schemas.microsoft.com/office/word/2006/wordml" xmlns:wpg="http://schemas.microsoft.com/office/word/2010/wordprocessingGroup" xmlns:wpi="http://schemas.microsoft.com/office/word/2010/wordprocessingInk" xmlns:wps="http://schemas.microsoft.com/office/word/2010/wordprocessingShape" mc:Ignorable="w14 w15 wp14">
-  <!-- Generated by Aspose.Words for .NET 13.3.0.1 -->
+<w:document xmlns:wpc="http://schemas.microsoft.com/office/word/2010/wordprocessingCanvas" xmlns:mc="http://schemas.openxmlformats.org/markup-compatibility/2006" xmlns:o="urn:schemas-microsoft-com:office:office" xmlns:r="http://schemas.openxmlformats.org/officeDocument/2006/relationships" xmlns:m="http://schemas.openxmlformats.org/officeDocument/2006/math" xmlns:v="urn:schemas-microsoft-com:vml" xmlns:wp14="http://schemas.microsoft.com/office/word/2010/wordprocessingDrawing" xmlns:wp="http://schemas.openxmlformats.org/drawingml/2006/wordprocessingDrawing" xmlns:w="http://schemas.openxmlformats.org/wordprocessingml/2006/main" xmlns:w14="http://schemas.microsoft.com/office/word/2010/wordml" xmlns:w10="urn:schemas-microsoft-com:office:word" xmlns:w15="http://schemas.microsoft.com/office/word/2012/wordml" xmlns:wpg="http://schemas.microsoft.com/office/word/2010/wordprocessingGroup" xmlns:wpi="http://schemas.microsoft.com/office/word/2010/wordprocessingInk" xmlns:wne="http://schemas.microsoft.com/office/word/2006/wordml" xmlns:wps="http://schemas.microsoft.com/office/word/2010/wordprocessingShape" xmlns:wpsCustomData="http://www.wps.cn/officeDocument/2013/wpsCustomData" mc:Ignorable="w14 w15 wp14">
   <w:body>
     <w:p>
       <w:pPr>
-        <w:pStyle w:val="a1"/>
+        <w:pStyle w:val="31"/>
         <w:keepNext w:val="0"/>
         <w:keepLines w:val="0"/>
         <w:pageBreakBefore w:val="0"/>
@@ -21,11 +20,10 @@
         <w:snapToGrid w:val="0"/>
         <w:textAlignment w:val="baseline"/>
       </w:pPr>
-      <w:bookmarkStart w:id="0" w:name="_Toc18428"/>
     </w:p>
     <w:p>
       <w:pPr>
-        <w:pStyle w:val="a1"/>
+        <w:pStyle w:val="31"/>
         <w:keepNext w:val="0"/>
         <w:keepLines w:val="0"/>
         <w:pageBreakBefore w:val="0"/>
@@ -41,8 +39,7 @@
         <w:snapToGrid w:val="0"/>
         <w:textAlignment w:val="baseline"/>
       </w:pPr>
-      <w:bookmarkStart w:id="1" w:name="_GoBack"/>
-      <w:bookmarkEnd w:id="1"/>
+      <w:bookmarkStart w:id="0" w:name="_Toc21639"/>
       <w:r>
         <w:t>运维服务人员储备制度</w:t>
       </w:r>
@@ -50,7 +47,7 @@
     </w:p>
     <w:p>
       <w:pPr>
-        <w:pStyle w:val="a2"/>
+        <w:pStyle w:val="32"/>
         <w:keepNext w:val="0"/>
         <w:keepLines w:val="0"/>
         <w:pageBreakBefore w:val="0"/>
@@ -66,15 +63,15 @@
         <w:snapToGrid w:val="0"/>
         <w:textAlignment w:val="baseline"/>
       </w:pPr>
-      <w:bookmarkStart w:id="2" w:name="_Toc22374"/>
+      <w:bookmarkStart w:id="1" w:name="_Toc26679"/>
       <w:r>
         <w:t>中达丰集团有限公司</w:t>
       </w:r>
-      <w:bookmarkEnd w:id="2"/>
+      <w:bookmarkEnd w:id="1"/>
     </w:p>
     <w:p>
       <w:pPr>
-        <w:pStyle w:val="a2"/>
+        <w:pStyle w:val="32"/>
         <w:keepNext w:val="0"/>
         <w:keepLines w:val="0"/>
         <w:pageBreakBefore w:val="0"/>
@@ -90,7 +87,7 @@
         <w:snapToGrid w:val="0"/>
         <w:textAlignment w:val="baseline"/>
         <w:rPr>
-          <w:rFonts w:ascii="宋体" w:eastAsia="宋体" w:hAnsi="宋体" w:cs="宋体" w:hint="eastAsia"/>
+          <w:rFonts w:hint="eastAsia" w:ascii="宋体" w:hAnsi="宋体" w:eastAsia="宋体" w:cs="宋体"/>
           <w:b w:val="0"/>
           <w:bCs w:val="0"/>
           <w:sz w:val="36"/>
@@ -100,13 +97,13 @@
         <w:sectPr>
           <w:pgSz w:w="11906" w:h="16839"/>
           <w:pgMar w:top="1431" w:right="1785" w:bottom="0" w:left="1785" w:header="0" w:footer="0" w:gutter="0"/>
-          <w:cols w:num="1" w:space="720"/>
+          <w:cols w:space="720" w:num="1"/>
         </w:sectPr>
       </w:pPr>
-      <w:bookmarkStart w:id="3" w:name="_Toc29960"/>
+      <w:bookmarkStart w:id="2" w:name="_Toc25745"/>
       <w:r>
         <w:rPr>
-          <w:rFonts w:ascii="宋体" w:eastAsia="宋体" w:hAnsi="宋体" w:cs="宋体" w:hint="eastAsia"/>
+          <w:rFonts w:hint="eastAsia" w:ascii="宋体" w:hAnsi="宋体" w:eastAsia="宋体" w:cs="宋体"/>
           <w:b w:val="0"/>
           <w:bCs w:val="0"/>
           <w:sz w:val="36"/>
@@ -115,7 +112,7 @@
         </w:rPr>
         <w:t>2025年4月4日</w:t>
       </w:r>
-      <w:bookmarkEnd w:id="3"/>
+      <w:bookmarkEnd w:id="2"/>
     </w:p>
     <w:p>
       <w:pPr>
@@ -137,35 +134,35 @@
         <w:textAlignment w:val="baseline"/>
         <w:outlineLvl w:val="0"/>
         <w:rPr>
-          <w:rFonts w:ascii="宋体" w:eastAsia="宋体" w:hAnsi="宋体" w:cs="宋体"/>
+          <w:rFonts w:ascii="宋体" w:hAnsi="宋体" w:eastAsia="宋体" w:cs="宋体"/>
           <w:sz w:val="28"/>
           <w:szCs w:val="28"/>
         </w:rPr>
       </w:pPr>
-      <w:bookmarkStart w:id="4" w:name="_Toc31157"/>
+      <w:bookmarkStart w:id="3" w:name="_Toc13620"/>
       <w:r>
         <w:rPr>
-          <w:rFonts w:ascii="宋体" w:eastAsia="宋体" w:hAnsi="宋体" w:cs="宋体"/>
+          <w:rFonts w:ascii="宋体" w:hAnsi="宋体" w:eastAsia="宋体" w:cs="宋体"/>
           <w:spacing w:val="-3"/>
           <w:sz w:val="28"/>
           <w:szCs w:val="28"/>
         </w:rPr>
         <w:t>文档信息</w:t>
       </w:r>
-      <w:bookmarkEnd w:id="4"/>
+      <w:bookmarkEnd w:id="3"/>
     </w:p>
     <w:tbl>
       <w:tblPr>
-        <w:tblStyle w:val="TableNormal0"/>
+        <w:tblStyle w:val="24"/>
         <w:tblW w:w="8680" w:type="dxa"/>
         <w:tblInd w:w="5" w:type="dxa"/>
         <w:tblBorders>
-          <w:top w:val="single" w:sz="4" w:space="0" w:color="000000"/>
-          <w:left w:val="single" w:sz="4" w:space="0" w:color="000000"/>
-          <w:bottom w:val="single" w:sz="4" w:space="0" w:color="000000"/>
-          <w:right w:val="single" w:sz="4" w:space="0" w:color="000000"/>
-          <w:insideH w:val="single" w:sz="4" w:space="0" w:color="000000"/>
-          <w:insideV w:val="single" w:sz="4" w:space="0" w:color="000000"/>
+          <w:top w:val="single" w:color="000000" w:sz="4" w:space="0"/>
+          <w:left w:val="single" w:color="000000" w:sz="4" w:space="0"/>
+          <w:bottom w:val="single" w:color="000000" w:sz="4" w:space="0"/>
+          <w:right w:val="single" w:color="000000" w:sz="4" w:space="0"/>
+          <w:insideH w:val="single" w:color="000000" w:sz="4" w:space="0"/>
+          <w:insideV w:val="single" w:color="000000" w:sz="4" w:space="0"/>
         </w:tblBorders>
         <w:tblLayout w:type="fixed"/>
         <w:tblCellMar>
@@ -184,17 +181,14 @@
       </w:tblGrid>
       <w:tr>
         <w:tblPrEx>
-          <w:tblW w:w="8680" w:type="dxa"/>
-          <w:tblInd w:w="5" w:type="dxa"/>
           <w:tblBorders>
-            <w:top w:val="single" w:sz="4" w:space="0" w:color="000000"/>
-            <w:left w:val="single" w:sz="4" w:space="0" w:color="000000"/>
-            <w:bottom w:val="single" w:sz="4" w:space="0" w:color="000000"/>
-            <w:right w:val="single" w:sz="4" w:space="0" w:color="000000"/>
-            <w:insideH w:val="single" w:sz="4" w:space="0" w:color="000000"/>
-            <w:insideV w:val="single" w:sz="4" w:space="0" w:color="000000"/>
+            <w:top w:val="single" w:color="000000" w:sz="4" w:space="0"/>
+            <w:left w:val="single" w:color="000000" w:sz="4" w:space="0"/>
+            <w:bottom w:val="single" w:color="000000" w:sz="4" w:space="0"/>
+            <w:right w:val="single" w:color="000000" w:sz="4" w:space="0"/>
+            <w:insideH w:val="single" w:color="000000" w:sz="4" w:space="0"/>
+            <w:insideV w:val="single" w:color="000000" w:sz="4" w:space="0"/>
           </w:tblBorders>
-          <w:tblLayout w:type="fixed"/>
           <w:tblCellMar>
             <w:top w:w="0" w:type="dxa"/>
             <w:left w:w="0" w:type="dxa"/>
@@ -203,7 +197,7 @@
           </w:tblCellMar>
         </w:tblPrEx>
         <w:trPr>
-          <w:trHeight w:val="612"/>
+          <w:trHeight w:val="612" w:hRule="atLeast"/>
         </w:trPr>
         <w:tc>
           <w:tcPr>
@@ -228,14 +222,14 @@
               <w:ind w:left="154"/>
               <w:textAlignment w:val="baseline"/>
               <w:rPr>
-                <w:rFonts w:ascii="宋体" w:eastAsia="宋体" w:hAnsi="宋体" w:cs="宋体"/>
+                <w:rFonts w:ascii="宋体" w:hAnsi="宋体" w:eastAsia="宋体" w:cs="宋体"/>
                 <w:sz w:val="21"/>
                 <w:szCs w:val="21"/>
               </w:rPr>
             </w:pPr>
             <w:r>
               <w:rPr>
-                <w:rFonts w:ascii="宋体" w:eastAsia="宋体" w:hAnsi="宋体" w:cs="宋体"/>
+                <w:rFonts w:ascii="宋体" w:hAnsi="宋体" w:eastAsia="宋体" w:cs="宋体"/>
                 <w:spacing w:val="-2"/>
                 <w:sz w:val="21"/>
                 <w:szCs w:val="21"/>
@@ -268,14 +262,14 @@
               <w:ind w:left="108"/>
               <w:textAlignment w:val="baseline"/>
               <w:rPr>
-                <w:rFonts w:ascii="宋体" w:eastAsia="宋体" w:hAnsi="宋体" w:cs="宋体"/>
+                <w:rFonts w:ascii="宋体" w:hAnsi="宋体" w:eastAsia="宋体" w:cs="宋体"/>
                 <w:sz w:val="21"/>
                 <w:szCs w:val="21"/>
               </w:rPr>
             </w:pPr>
             <w:r>
               <w:rPr>
-                <w:rFonts w:ascii="宋体" w:eastAsia="宋体" w:hAnsi="宋体" w:cs="宋体"/>
+                <w:rFonts w:ascii="宋体" w:hAnsi="宋体" w:eastAsia="宋体" w:cs="宋体"/>
                 <w:spacing w:val="-1"/>
                 <w:sz w:val="21"/>
                 <w:szCs w:val="21"/>
@@ -287,9 +281,14 @@
       </w:tr>
       <w:tr>
         <w:tblPrEx>
-          <w:tblW w:w="8680" w:type="dxa"/>
-          <w:tblInd w:w="5" w:type="dxa"/>
-          <w:tblLayout w:type="fixed"/>
+          <w:tblBorders>
+            <w:top w:val="single" w:color="000000" w:sz="4" w:space="0"/>
+            <w:left w:val="single" w:color="000000" w:sz="4" w:space="0"/>
+            <w:bottom w:val="single" w:color="000000" w:sz="4" w:space="0"/>
+            <w:right w:val="single" w:color="000000" w:sz="4" w:space="0"/>
+            <w:insideH w:val="single" w:color="000000" w:sz="4" w:space="0"/>
+            <w:insideV w:val="single" w:color="000000" w:sz="4" w:space="0"/>
+          </w:tblBorders>
           <w:tblCellMar>
             <w:top w:w="0" w:type="dxa"/>
             <w:left w:w="0" w:type="dxa"/>
@@ -298,7 +297,7 @@
           </w:tblCellMar>
         </w:tblPrEx>
         <w:trPr>
-          <w:trHeight w:val="607"/>
+          <w:trHeight w:val="607" w:hRule="atLeast"/>
         </w:trPr>
         <w:tc>
           <w:tcPr>
@@ -323,14 +322,14 @@
               <w:ind w:left="364"/>
               <w:textAlignment w:val="baseline"/>
               <w:rPr>
-                <w:rFonts w:ascii="宋体" w:eastAsia="宋体" w:hAnsi="宋体" w:cs="宋体"/>
+                <w:rFonts w:ascii="宋体" w:hAnsi="宋体" w:eastAsia="宋体" w:cs="宋体"/>
                 <w:sz w:val="21"/>
                 <w:szCs w:val="21"/>
               </w:rPr>
             </w:pPr>
             <w:r>
               <w:rPr>
-                <w:rFonts w:ascii="宋体" w:eastAsia="宋体" w:hAnsi="宋体" w:cs="宋体"/>
+                <w:rFonts w:ascii="宋体" w:hAnsi="宋体" w:eastAsia="宋体" w:cs="宋体"/>
                 <w:spacing w:val="-2"/>
                 <w:sz w:val="21"/>
                 <w:szCs w:val="21"/>
@@ -363,14 +362,14 @@
               <w:ind w:left="108"/>
               <w:textAlignment w:val="baseline"/>
               <w:rPr>
-                <w:rFonts w:ascii="宋体" w:eastAsia="宋体" w:hAnsi="宋体" w:cs="宋体"/>
+                <w:rFonts w:ascii="宋体" w:hAnsi="宋体" w:eastAsia="宋体" w:cs="宋体"/>
                 <w:sz w:val="21"/>
                 <w:szCs w:val="21"/>
               </w:rPr>
             </w:pPr>
             <w:r>
               <w:rPr>
-                <w:rFonts w:ascii="宋体" w:eastAsia="宋体" w:hAnsi="宋体" w:cs="宋体"/>
+                <w:rFonts w:ascii="宋体" w:hAnsi="宋体" w:eastAsia="宋体" w:cs="宋体"/>
                 <w:spacing w:val="-1"/>
                 <w:sz w:val="21"/>
                 <w:szCs w:val="21"/>
@@ -382,9 +381,14 @@
       </w:tr>
       <w:tr>
         <w:tblPrEx>
-          <w:tblW w:w="8680" w:type="dxa"/>
-          <w:tblInd w:w="5" w:type="dxa"/>
-          <w:tblLayout w:type="fixed"/>
+          <w:tblBorders>
+            <w:top w:val="single" w:color="000000" w:sz="4" w:space="0"/>
+            <w:left w:val="single" w:color="000000" w:sz="4" w:space="0"/>
+            <w:bottom w:val="single" w:color="000000" w:sz="4" w:space="0"/>
+            <w:right w:val="single" w:color="000000" w:sz="4" w:space="0"/>
+            <w:insideH w:val="single" w:color="000000" w:sz="4" w:space="0"/>
+            <w:insideV w:val="single" w:color="000000" w:sz="4" w:space="0"/>
+          </w:tblBorders>
           <w:tblCellMar>
             <w:top w:w="0" w:type="dxa"/>
             <w:left w:w="0" w:type="dxa"/>
@@ -393,7 +397,7 @@
           </w:tblCellMar>
         </w:tblPrEx>
         <w:trPr>
-          <w:trHeight w:val="607"/>
+          <w:trHeight w:val="607" w:hRule="atLeast"/>
         </w:trPr>
         <w:tc>
           <w:tcPr>
@@ -418,14 +422,14 @@
               <w:ind w:left="364"/>
               <w:textAlignment w:val="baseline"/>
               <w:rPr>
-                <w:rFonts w:ascii="宋体" w:eastAsia="宋体" w:hAnsi="宋体" w:cs="宋体"/>
+                <w:rFonts w:ascii="宋体" w:hAnsi="宋体" w:eastAsia="宋体" w:cs="宋体"/>
                 <w:sz w:val="21"/>
                 <w:szCs w:val="21"/>
               </w:rPr>
             </w:pPr>
             <w:r>
               <w:rPr>
-                <w:rFonts w:ascii="宋体" w:eastAsia="宋体" w:hAnsi="宋体" w:cs="宋体"/>
+                <w:rFonts w:ascii="宋体" w:hAnsi="宋体" w:eastAsia="宋体" w:cs="宋体"/>
                 <w:spacing w:val="-2"/>
                 <w:sz w:val="21"/>
                 <w:szCs w:val="21"/>
@@ -458,14 +462,14 @@
               <w:ind w:left="107"/>
               <w:textAlignment w:val="baseline"/>
               <w:rPr>
-                <w:rFonts w:ascii="宋体" w:eastAsia="宋体" w:hAnsi="宋体" w:cs="宋体"/>
+                <w:rFonts w:ascii="宋体" w:hAnsi="宋体" w:eastAsia="宋体" w:cs="宋体"/>
                 <w:sz w:val="21"/>
                 <w:szCs w:val="21"/>
               </w:rPr>
             </w:pPr>
             <w:r>
               <w:rPr>
-                <w:rFonts w:ascii="宋体" w:eastAsia="宋体" w:hAnsi="宋体" w:cs="宋体"/>
+                <w:rFonts w:ascii="宋体" w:hAnsi="宋体" w:eastAsia="宋体" w:cs="宋体"/>
                 <w:spacing w:val="-2"/>
                 <w:sz w:val="21"/>
                 <w:szCs w:val="21"/>
@@ -477,9 +481,14 @@
       </w:tr>
       <w:tr>
         <w:tblPrEx>
-          <w:tblW w:w="8680" w:type="dxa"/>
-          <w:tblInd w:w="5" w:type="dxa"/>
-          <w:tblLayout w:type="fixed"/>
+          <w:tblBorders>
+            <w:top w:val="single" w:color="000000" w:sz="4" w:space="0"/>
+            <w:left w:val="single" w:color="000000" w:sz="4" w:space="0"/>
+            <w:bottom w:val="single" w:color="000000" w:sz="4" w:space="0"/>
+            <w:right w:val="single" w:color="000000" w:sz="4" w:space="0"/>
+            <w:insideH w:val="single" w:color="000000" w:sz="4" w:space="0"/>
+            <w:insideV w:val="single" w:color="000000" w:sz="4" w:space="0"/>
+          </w:tblBorders>
           <w:tblCellMar>
             <w:top w:w="0" w:type="dxa"/>
             <w:left w:w="0" w:type="dxa"/>
@@ -488,7 +497,7 @@
           </w:tblCellMar>
         </w:tblPrEx>
         <w:trPr>
-          <w:trHeight w:val="607"/>
+          <w:trHeight w:val="607" w:hRule="atLeast"/>
         </w:trPr>
         <w:tc>
           <w:tcPr>
@@ -513,14 +522,14 @@
               <w:ind w:left="364"/>
               <w:textAlignment w:val="baseline"/>
               <w:rPr>
-                <w:rFonts w:ascii="宋体" w:eastAsia="宋体" w:hAnsi="宋体" w:cs="宋体"/>
+                <w:rFonts w:ascii="宋体" w:hAnsi="宋体" w:eastAsia="宋体" w:cs="宋体"/>
                 <w:sz w:val="21"/>
                 <w:szCs w:val="21"/>
               </w:rPr>
             </w:pPr>
             <w:r>
               <w:rPr>
-                <w:rFonts w:ascii="宋体" w:eastAsia="宋体" w:hAnsi="宋体" w:cs="宋体"/>
+                <w:rFonts w:ascii="宋体" w:hAnsi="宋体" w:eastAsia="宋体" w:cs="宋体"/>
                 <w:spacing w:val="-2"/>
                 <w:sz w:val="21"/>
                 <w:szCs w:val="21"/>
@@ -552,14 +561,14 @@
               <w:ind w:left="430"/>
               <w:textAlignment w:val="baseline"/>
               <w:rPr>
-                <w:rFonts w:ascii="宋体" w:eastAsia="宋体" w:hAnsi="宋体" w:cs="宋体"/>
+                <w:rFonts w:ascii="宋体" w:hAnsi="宋体" w:eastAsia="宋体" w:cs="宋体"/>
                 <w:sz w:val="21"/>
                 <w:szCs w:val="21"/>
               </w:rPr>
             </w:pPr>
             <w:r>
               <w:rPr>
-                <w:rFonts w:ascii="宋体" w:eastAsia="宋体" w:hAnsi="宋体" w:cs="宋体"/>
+                <w:rFonts w:ascii="宋体" w:hAnsi="宋体" w:eastAsia="宋体" w:cs="宋体"/>
                 <w:spacing w:val="-2"/>
                 <w:sz w:val="21"/>
                 <w:szCs w:val="21"/>
@@ -591,14 +600,14 @@
               <w:ind w:left="735"/>
               <w:textAlignment w:val="baseline"/>
               <w:rPr>
-                <w:rFonts w:ascii="宋体" w:eastAsia="宋体" w:hAnsi="宋体" w:cs="宋体"/>
+                <w:rFonts w:ascii="宋体" w:hAnsi="宋体" w:eastAsia="宋体" w:cs="宋体"/>
                 <w:sz w:val="21"/>
                 <w:szCs w:val="21"/>
               </w:rPr>
             </w:pPr>
             <w:r>
               <w:rPr>
-                <w:rFonts w:ascii="宋体" w:eastAsia="宋体" w:hAnsi="宋体" w:cs="宋体"/>
+                <w:rFonts w:ascii="宋体" w:hAnsi="宋体" w:eastAsia="宋体" w:cs="宋体"/>
                 <w:spacing w:val="-2"/>
                 <w:sz w:val="21"/>
                 <w:szCs w:val="21"/>
@@ -630,14 +639,14 @@
               <w:ind w:left="575"/>
               <w:textAlignment w:val="baseline"/>
               <w:rPr>
-                <w:rFonts w:ascii="宋体" w:eastAsia="宋体" w:hAnsi="宋体" w:cs="宋体"/>
+                <w:rFonts w:ascii="宋体" w:hAnsi="宋体" w:eastAsia="宋体" w:cs="宋体"/>
                 <w:sz w:val="21"/>
                 <w:szCs w:val="21"/>
               </w:rPr>
             </w:pPr>
             <w:r>
               <w:rPr>
-                <w:rFonts w:ascii="宋体" w:eastAsia="宋体" w:hAnsi="宋体" w:cs="宋体"/>
+                <w:rFonts w:ascii="宋体" w:hAnsi="宋体" w:eastAsia="宋体" w:cs="宋体"/>
                 <w:spacing w:val="-3"/>
                 <w:sz w:val="21"/>
                 <w:szCs w:val="21"/>
@@ -669,14 +678,14 @@
               <w:ind w:left="587"/>
               <w:textAlignment w:val="baseline"/>
               <w:rPr>
-                <w:rFonts w:ascii="宋体" w:eastAsia="宋体" w:hAnsi="宋体" w:cs="宋体"/>
+                <w:rFonts w:ascii="宋体" w:hAnsi="宋体" w:eastAsia="宋体" w:cs="宋体"/>
                 <w:sz w:val="21"/>
                 <w:szCs w:val="21"/>
               </w:rPr>
             </w:pPr>
             <w:r>
               <w:rPr>
-                <w:rFonts w:ascii="宋体" w:eastAsia="宋体" w:hAnsi="宋体" w:cs="宋体"/>
+                <w:rFonts w:ascii="宋体" w:hAnsi="宋体" w:eastAsia="宋体" w:cs="宋体"/>
                 <w:spacing w:val="-5"/>
                 <w:sz w:val="21"/>
                 <w:szCs w:val="21"/>
@@ -688,9 +697,14 @@
       </w:tr>
       <w:tr>
         <w:tblPrEx>
-          <w:tblW w:w="8680" w:type="dxa"/>
-          <w:tblInd w:w="5" w:type="dxa"/>
-          <w:tblLayout w:type="fixed"/>
+          <w:tblBorders>
+            <w:top w:val="single" w:color="000000" w:sz="4" w:space="0"/>
+            <w:left w:val="single" w:color="000000" w:sz="4" w:space="0"/>
+            <w:bottom w:val="single" w:color="000000" w:sz="4" w:space="0"/>
+            <w:right w:val="single" w:color="000000" w:sz="4" w:space="0"/>
+            <w:insideH w:val="single" w:color="000000" w:sz="4" w:space="0"/>
+            <w:insideV w:val="single" w:color="000000" w:sz="4" w:space="0"/>
+          </w:tblBorders>
           <w:tblCellMar>
             <w:top w:w="0" w:type="dxa"/>
             <w:left w:w="0" w:type="dxa"/>
@@ -699,7 +713,7 @@
           </w:tblCellMar>
         </w:tblPrEx>
         <w:trPr>
-          <w:trHeight w:val="474"/>
+          <w:trHeight w:val="474" w:hRule="atLeast"/>
         </w:trPr>
         <w:tc>
           <w:tcPr>
@@ -724,14 +738,14 @@
               <w:ind w:left="568"/>
               <w:textAlignment w:val="baseline"/>
               <w:rPr>
-                <w:rFonts w:ascii="宋体" w:eastAsia="宋体" w:hAnsi="宋体" w:cs="宋体"/>
+                <w:rFonts w:ascii="宋体" w:hAnsi="宋体" w:eastAsia="宋体" w:cs="宋体"/>
                 <w:sz w:val="21"/>
                 <w:szCs w:val="21"/>
               </w:rPr>
             </w:pPr>
             <w:r>
               <w:rPr>
-                <w:rFonts w:ascii="宋体" w:eastAsia="宋体" w:hAnsi="宋体" w:cs="宋体"/>
+                <w:rFonts w:ascii="宋体" w:hAnsi="宋体" w:eastAsia="宋体" w:cs="宋体"/>
                 <w:spacing w:val="-1"/>
                 <w:sz w:val="21"/>
                 <w:szCs w:val="21"/>
@@ -763,14 +777,14 @@
               <w:ind w:left="431"/>
               <w:textAlignment w:val="baseline"/>
               <w:rPr>
-                <w:rFonts w:ascii="宋体" w:eastAsia="宋体" w:hAnsi="宋体" w:cs="宋体"/>
+                <w:rFonts w:ascii="宋体" w:hAnsi="宋体" w:eastAsia="宋体" w:cs="宋体"/>
                 <w:sz w:val="21"/>
                 <w:szCs w:val="21"/>
               </w:rPr>
             </w:pPr>
             <w:r>
               <w:rPr>
-                <w:rFonts w:ascii="宋体" w:eastAsia="宋体" w:hAnsi="宋体" w:cs="宋体"/>
+                <w:rFonts w:ascii="宋体" w:hAnsi="宋体" w:eastAsia="宋体" w:cs="宋体"/>
                 <w:spacing w:val="-2"/>
                 <w:sz w:val="21"/>
                 <w:szCs w:val="21"/>
@@ -802,14 +816,14 @@
               <w:ind w:left="738"/>
               <w:textAlignment w:val="baseline"/>
               <w:rPr>
-                <w:rFonts w:ascii="宋体" w:eastAsia="宋体" w:hAnsi="宋体" w:cs="宋体"/>
+                <w:rFonts w:ascii="宋体" w:hAnsi="宋体" w:eastAsia="宋体" w:cs="宋体"/>
                 <w:sz w:val="21"/>
                 <w:szCs w:val="21"/>
               </w:rPr>
             </w:pPr>
             <w:r>
               <w:rPr>
-                <w:rFonts w:ascii="宋体" w:eastAsia="宋体" w:hAnsi="宋体" w:cs="宋体"/>
+                <w:rFonts w:ascii="宋体" w:hAnsi="宋体" w:eastAsia="宋体" w:cs="宋体"/>
                 <w:spacing w:val="-3"/>
                 <w:sz w:val="21"/>
                 <w:szCs w:val="21"/>
@@ -841,7 +855,7 @@
               <w:ind w:left="576"/>
               <w:textAlignment w:val="baseline"/>
               <w:rPr>
-                <w:rFonts w:ascii="宋体" w:eastAsia="宋体" w:hAnsi="宋体" w:cs="宋体" w:hint="eastAsia"/>
+                <w:rFonts w:hint="eastAsia" w:ascii="宋体" w:hAnsi="宋体" w:eastAsia="宋体" w:cs="宋体"/>
                 <w:sz w:val="21"/>
                 <w:szCs w:val="21"/>
                 <w:lang w:val="en-US" w:eastAsia="zh-CN"/>
@@ -849,7 +863,7 @@
             </w:pPr>
             <w:r>
               <w:rPr>
-                <w:rFonts w:ascii="宋体" w:eastAsia="宋体" w:hAnsi="宋体" w:cs="宋体" w:hint="eastAsia"/>
+                <w:rFonts w:hint="eastAsia" w:ascii="宋体" w:hAnsi="宋体" w:eastAsia="宋体" w:cs="宋体"/>
                 <w:sz w:val="21"/>
                 <w:szCs w:val="21"/>
                 <w:lang w:val="en-US" w:eastAsia="zh-CN"/>
@@ -881,14 +895,14 @@
               <w:ind w:left="476"/>
               <w:textAlignment w:val="baseline"/>
               <w:rPr>
-                <w:rFonts w:ascii="宋体" w:eastAsia="宋体" w:hAnsi="宋体" w:cs="宋体"/>
+                <w:rFonts w:ascii="宋体" w:hAnsi="宋体" w:eastAsia="宋体" w:cs="宋体"/>
                 <w:sz w:val="21"/>
                 <w:szCs w:val="21"/>
               </w:rPr>
             </w:pPr>
             <w:r>
               <w:rPr>
-                <w:rFonts w:ascii="宋体" w:eastAsia="宋体" w:hAnsi="宋体" w:cs="宋体"/>
+                <w:rFonts w:ascii="宋体" w:hAnsi="宋体" w:eastAsia="宋体" w:cs="宋体"/>
                 <w:spacing w:val="-3"/>
                 <w:sz w:val="21"/>
                 <w:szCs w:val="21"/>
@@ -900,9 +914,14 @@
       </w:tr>
       <w:tr>
         <w:tblPrEx>
-          <w:tblW w:w="8680" w:type="dxa"/>
-          <w:tblInd w:w="5" w:type="dxa"/>
-          <w:tblLayout w:type="fixed"/>
+          <w:tblBorders>
+            <w:top w:val="single" w:color="000000" w:sz="4" w:space="0"/>
+            <w:left w:val="single" w:color="000000" w:sz="4" w:space="0"/>
+            <w:bottom w:val="single" w:color="000000" w:sz="4" w:space="0"/>
+            <w:right w:val="single" w:color="000000" w:sz="4" w:space="0"/>
+            <w:insideH w:val="single" w:color="000000" w:sz="4" w:space="0"/>
+            <w:insideV w:val="single" w:color="000000" w:sz="4" w:space="0"/>
+          </w:tblBorders>
           <w:tblCellMar>
             <w:top w:w="0" w:type="dxa"/>
             <w:left w:w="0" w:type="dxa"/>
@@ -911,7 +930,7 @@
           </w:tblCellMar>
         </w:tblPrEx>
         <w:trPr>
-          <w:trHeight w:val="474"/>
+          <w:trHeight w:val="474" w:hRule="atLeast"/>
         </w:trPr>
         <w:tc>
           <w:tcPr>
@@ -919,7 +938,7 @@
           </w:tcPr>
           <w:p>
             <w:pPr>
-              <w:pStyle w:val="TableText"/>
+              <w:pStyle w:val="25"/>
               <w:keepNext w:val="0"/>
               <w:keepLines w:val="0"/>
               <w:pageBreakBefore w:val="0"/>
@@ -943,7 +962,7 @@
           </w:tcPr>
           <w:p>
             <w:pPr>
-              <w:pStyle w:val="TableText"/>
+              <w:pStyle w:val="25"/>
               <w:keepNext w:val="0"/>
               <w:keepLines w:val="0"/>
               <w:pageBreakBefore w:val="0"/>
@@ -967,7 +986,7 @@
           </w:tcPr>
           <w:p>
             <w:pPr>
-              <w:pStyle w:val="TableText"/>
+              <w:pStyle w:val="25"/>
               <w:keepNext w:val="0"/>
               <w:keepLines w:val="0"/>
               <w:pageBreakBefore w:val="0"/>
@@ -991,7 +1010,7 @@
           </w:tcPr>
           <w:p>
             <w:pPr>
-              <w:pStyle w:val="TableText"/>
+              <w:pStyle w:val="25"/>
               <w:keepNext w:val="0"/>
               <w:keepLines w:val="0"/>
               <w:pageBreakBefore w:val="0"/>
@@ -1015,7 +1034,7 @@
           </w:tcPr>
           <w:p>
             <w:pPr>
-              <w:pStyle w:val="TableText"/>
+              <w:pStyle w:val="25"/>
               <w:keepNext w:val="0"/>
               <w:keepLines w:val="0"/>
               <w:pageBreakBefore w:val="0"/>
@@ -1036,9 +1055,14 @@
       </w:tr>
       <w:tr>
         <w:tblPrEx>
-          <w:tblW w:w="8680" w:type="dxa"/>
-          <w:tblInd w:w="5" w:type="dxa"/>
-          <w:tblLayout w:type="fixed"/>
+          <w:tblBorders>
+            <w:top w:val="single" w:color="000000" w:sz="4" w:space="0"/>
+            <w:left w:val="single" w:color="000000" w:sz="4" w:space="0"/>
+            <w:bottom w:val="single" w:color="000000" w:sz="4" w:space="0"/>
+            <w:right w:val="single" w:color="000000" w:sz="4" w:space="0"/>
+            <w:insideH w:val="single" w:color="000000" w:sz="4" w:space="0"/>
+            <w:insideV w:val="single" w:color="000000" w:sz="4" w:space="0"/>
+          </w:tblBorders>
           <w:tblCellMar>
             <w:top w:w="0" w:type="dxa"/>
             <w:left w:w="0" w:type="dxa"/>
@@ -1047,7 +1071,7 @@
           </w:tblCellMar>
         </w:tblPrEx>
         <w:trPr>
-          <w:trHeight w:val="475"/>
+          <w:trHeight w:val="475" w:hRule="atLeast"/>
         </w:trPr>
         <w:tc>
           <w:tcPr>
@@ -1055,7 +1079,7 @@
           </w:tcPr>
           <w:p>
             <w:pPr>
-              <w:pStyle w:val="TableText"/>
+              <w:pStyle w:val="25"/>
               <w:keepNext w:val="0"/>
               <w:keepLines w:val="0"/>
               <w:pageBreakBefore w:val="0"/>
@@ -1079,7 +1103,7 @@
           </w:tcPr>
           <w:p>
             <w:pPr>
-              <w:pStyle w:val="TableText"/>
+              <w:pStyle w:val="25"/>
               <w:keepNext w:val="0"/>
               <w:keepLines w:val="0"/>
               <w:pageBreakBefore w:val="0"/>
@@ -1103,7 +1127,7 @@
           </w:tcPr>
           <w:p>
             <w:pPr>
-              <w:pStyle w:val="TableText"/>
+              <w:pStyle w:val="25"/>
               <w:keepNext w:val="0"/>
               <w:keepLines w:val="0"/>
               <w:pageBreakBefore w:val="0"/>
@@ -1127,7 +1151,7 @@
           </w:tcPr>
           <w:p>
             <w:pPr>
-              <w:pStyle w:val="TableText"/>
+              <w:pStyle w:val="25"/>
               <w:keepNext w:val="0"/>
               <w:keepLines w:val="0"/>
               <w:pageBreakBefore w:val="0"/>
@@ -1151,7 +1175,7 @@
           </w:tcPr>
           <w:p>
             <w:pPr>
-              <w:pStyle w:val="TableText"/>
+              <w:pStyle w:val="25"/>
               <w:keepNext w:val="0"/>
               <w:keepLines w:val="0"/>
               <w:pageBreakBefore w:val="0"/>
@@ -1172,9 +1196,14 @@
       </w:tr>
       <w:tr>
         <w:tblPrEx>
-          <w:tblW w:w="8680" w:type="dxa"/>
-          <w:tblInd w:w="5" w:type="dxa"/>
-          <w:tblLayout w:type="fixed"/>
+          <w:tblBorders>
+            <w:top w:val="single" w:color="000000" w:sz="4" w:space="0"/>
+            <w:left w:val="single" w:color="000000" w:sz="4" w:space="0"/>
+            <w:bottom w:val="single" w:color="000000" w:sz="4" w:space="0"/>
+            <w:right w:val="single" w:color="000000" w:sz="4" w:space="0"/>
+            <w:insideH w:val="single" w:color="000000" w:sz="4" w:space="0"/>
+            <w:insideV w:val="single" w:color="000000" w:sz="4" w:space="0"/>
+          </w:tblBorders>
           <w:tblCellMar>
             <w:top w:w="0" w:type="dxa"/>
             <w:left w:w="0" w:type="dxa"/>
@@ -1183,7 +1212,7 @@
           </w:tblCellMar>
         </w:tblPrEx>
         <w:trPr>
-          <w:trHeight w:val="474"/>
+          <w:trHeight w:val="474" w:hRule="atLeast"/>
         </w:trPr>
         <w:tc>
           <w:tcPr>
@@ -1191,7 +1220,7 @@
           </w:tcPr>
           <w:p>
             <w:pPr>
-              <w:pStyle w:val="TableText"/>
+              <w:pStyle w:val="25"/>
               <w:keepNext w:val="0"/>
               <w:keepLines w:val="0"/>
               <w:pageBreakBefore w:val="0"/>
@@ -1215,7 +1244,7 @@
           </w:tcPr>
           <w:p>
             <w:pPr>
-              <w:pStyle w:val="TableText"/>
+              <w:pStyle w:val="25"/>
               <w:keepNext w:val="0"/>
               <w:keepLines w:val="0"/>
               <w:pageBreakBefore w:val="0"/>
@@ -1239,7 +1268,7 @@
           </w:tcPr>
           <w:p>
             <w:pPr>
-              <w:pStyle w:val="TableText"/>
+              <w:pStyle w:val="25"/>
               <w:keepNext w:val="0"/>
               <w:keepLines w:val="0"/>
               <w:pageBreakBefore w:val="0"/>
@@ -1263,7 +1292,7 @@
           </w:tcPr>
           <w:p>
             <w:pPr>
-              <w:pStyle w:val="TableText"/>
+              <w:pStyle w:val="25"/>
               <w:keepNext w:val="0"/>
               <w:keepLines w:val="0"/>
               <w:pageBreakBefore w:val="0"/>
@@ -1287,7 +1316,7 @@
           </w:tcPr>
           <w:p>
             <w:pPr>
-              <w:pStyle w:val="TableText"/>
+              <w:pStyle w:val="25"/>
               <w:keepNext w:val="0"/>
               <w:keepLines w:val="0"/>
               <w:pageBreakBefore w:val="0"/>
@@ -1308,9 +1337,14 @@
       </w:tr>
       <w:tr>
         <w:tblPrEx>
-          <w:tblW w:w="8680" w:type="dxa"/>
-          <w:tblInd w:w="5" w:type="dxa"/>
-          <w:tblLayout w:type="fixed"/>
+          <w:tblBorders>
+            <w:top w:val="single" w:color="000000" w:sz="4" w:space="0"/>
+            <w:left w:val="single" w:color="000000" w:sz="4" w:space="0"/>
+            <w:bottom w:val="single" w:color="000000" w:sz="4" w:space="0"/>
+            <w:right w:val="single" w:color="000000" w:sz="4" w:space="0"/>
+            <w:insideH w:val="single" w:color="000000" w:sz="4" w:space="0"/>
+            <w:insideV w:val="single" w:color="000000" w:sz="4" w:space="0"/>
+          </w:tblBorders>
           <w:tblCellMar>
             <w:top w:w="0" w:type="dxa"/>
             <w:left w:w="0" w:type="dxa"/>
@@ -1319,7 +1353,7 @@
           </w:tblCellMar>
         </w:tblPrEx>
         <w:trPr>
-          <w:trHeight w:val="474"/>
+          <w:trHeight w:val="474" w:hRule="atLeast"/>
         </w:trPr>
         <w:tc>
           <w:tcPr>
@@ -1327,7 +1361,7 @@
           </w:tcPr>
           <w:p>
             <w:pPr>
-              <w:pStyle w:val="TableText"/>
+              <w:pStyle w:val="25"/>
               <w:keepNext w:val="0"/>
               <w:keepLines w:val="0"/>
               <w:pageBreakBefore w:val="0"/>
@@ -1351,7 +1385,7 @@
           </w:tcPr>
           <w:p>
             <w:pPr>
-              <w:pStyle w:val="TableText"/>
+              <w:pStyle w:val="25"/>
               <w:keepNext w:val="0"/>
               <w:keepLines w:val="0"/>
               <w:pageBreakBefore w:val="0"/>
@@ -1375,7 +1409,7 @@
           </w:tcPr>
           <w:p>
             <w:pPr>
-              <w:pStyle w:val="TableText"/>
+              <w:pStyle w:val="25"/>
               <w:keepNext w:val="0"/>
               <w:keepLines w:val="0"/>
               <w:pageBreakBefore w:val="0"/>
@@ -1399,7 +1433,7 @@
           </w:tcPr>
           <w:p>
             <w:pPr>
-              <w:pStyle w:val="TableText"/>
+              <w:pStyle w:val="25"/>
               <w:keepNext w:val="0"/>
               <w:keepLines w:val="0"/>
               <w:pageBreakBefore w:val="0"/>
@@ -1423,7 +1457,7 @@
           </w:tcPr>
           <w:p>
             <w:pPr>
-              <w:pStyle w:val="TableText"/>
+              <w:pStyle w:val="25"/>
               <w:keepNext w:val="0"/>
               <w:keepLines w:val="0"/>
               <w:pageBreakBefore w:val="0"/>
@@ -1444,9 +1478,14 @@
       </w:tr>
       <w:tr>
         <w:tblPrEx>
-          <w:tblW w:w="8680" w:type="dxa"/>
-          <w:tblInd w:w="5" w:type="dxa"/>
-          <w:tblLayout w:type="fixed"/>
+          <w:tblBorders>
+            <w:top w:val="single" w:color="000000" w:sz="4" w:space="0"/>
+            <w:left w:val="single" w:color="000000" w:sz="4" w:space="0"/>
+            <w:bottom w:val="single" w:color="000000" w:sz="4" w:space="0"/>
+            <w:right w:val="single" w:color="000000" w:sz="4" w:space="0"/>
+            <w:insideH w:val="single" w:color="000000" w:sz="4" w:space="0"/>
+            <w:insideV w:val="single" w:color="000000" w:sz="4" w:space="0"/>
+          </w:tblBorders>
           <w:tblCellMar>
             <w:top w:w="0" w:type="dxa"/>
             <w:left w:w="0" w:type="dxa"/>
@@ -1455,7 +1494,7 @@
           </w:tblCellMar>
         </w:tblPrEx>
         <w:trPr>
-          <w:trHeight w:val="474"/>
+          <w:trHeight w:val="474" w:hRule="atLeast"/>
         </w:trPr>
         <w:tc>
           <w:tcPr>
@@ -1463,7 +1502,7 @@
           </w:tcPr>
           <w:p>
             <w:pPr>
-              <w:pStyle w:val="TableText"/>
+              <w:pStyle w:val="25"/>
               <w:keepNext w:val="0"/>
               <w:keepLines w:val="0"/>
               <w:pageBreakBefore w:val="0"/>
@@ -1487,7 +1526,7 @@
           </w:tcPr>
           <w:p>
             <w:pPr>
-              <w:pStyle w:val="TableText"/>
+              <w:pStyle w:val="25"/>
               <w:keepNext w:val="0"/>
               <w:keepLines w:val="0"/>
               <w:pageBreakBefore w:val="0"/>
@@ -1511,7 +1550,7 @@
           </w:tcPr>
           <w:p>
             <w:pPr>
-              <w:pStyle w:val="TableText"/>
+              <w:pStyle w:val="25"/>
               <w:keepNext w:val="0"/>
               <w:keepLines w:val="0"/>
               <w:pageBreakBefore w:val="0"/>
@@ -1535,7 +1574,7 @@
           </w:tcPr>
           <w:p>
             <w:pPr>
-              <w:pStyle w:val="TableText"/>
+              <w:pStyle w:val="25"/>
               <w:keepNext w:val="0"/>
               <w:keepLines w:val="0"/>
               <w:pageBreakBefore w:val="0"/>
@@ -1559,7 +1598,7 @@
           </w:tcPr>
           <w:p>
             <w:pPr>
-              <w:pStyle w:val="TableText"/>
+              <w:pStyle w:val="25"/>
               <w:keepNext w:val="0"/>
               <w:keepLines w:val="0"/>
               <w:pageBreakBefore w:val="0"/>
@@ -1580,9 +1619,14 @@
       </w:tr>
       <w:tr>
         <w:tblPrEx>
-          <w:tblW w:w="8680" w:type="dxa"/>
-          <w:tblInd w:w="5" w:type="dxa"/>
-          <w:tblLayout w:type="fixed"/>
+          <w:tblBorders>
+            <w:top w:val="single" w:color="000000" w:sz="4" w:space="0"/>
+            <w:left w:val="single" w:color="000000" w:sz="4" w:space="0"/>
+            <w:bottom w:val="single" w:color="000000" w:sz="4" w:space="0"/>
+            <w:right w:val="single" w:color="000000" w:sz="4" w:space="0"/>
+            <w:insideH w:val="single" w:color="000000" w:sz="4" w:space="0"/>
+            <w:insideV w:val="single" w:color="000000" w:sz="4" w:space="0"/>
+          </w:tblBorders>
           <w:tblCellMar>
             <w:top w:w="0" w:type="dxa"/>
             <w:left w:w="0" w:type="dxa"/>
@@ -1591,7 +1635,7 @@
           </w:tblCellMar>
         </w:tblPrEx>
         <w:trPr>
-          <w:trHeight w:val="528"/>
+          <w:trHeight w:val="528" w:hRule="atLeast"/>
         </w:trPr>
         <w:tc>
           <w:tcPr>
@@ -1599,7 +1643,7 @@
           </w:tcPr>
           <w:p>
             <w:pPr>
-              <w:pStyle w:val="TableText"/>
+              <w:pStyle w:val="25"/>
               <w:keepNext w:val="0"/>
               <w:keepLines w:val="0"/>
               <w:pageBreakBefore w:val="0"/>
@@ -1623,7 +1667,7 @@
           </w:tcPr>
           <w:p>
             <w:pPr>
-              <w:pStyle w:val="TableText"/>
+              <w:pStyle w:val="25"/>
               <w:keepNext w:val="0"/>
               <w:keepLines w:val="0"/>
               <w:pageBreakBefore w:val="0"/>
@@ -1647,7 +1691,7 @@
           </w:tcPr>
           <w:p>
             <w:pPr>
-              <w:pStyle w:val="TableText"/>
+              <w:pStyle w:val="25"/>
               <w:keepNext w:val="0"/>
               <w:keepLines w:val="0"/>
               <w:pageBreakBefore w:val="0"/>
@@ -1671,7 +1715,7 @@
           </w:tcPr>
           <w:p>
             <w:pPr>
-              <w:pStyle w:val="TableText"/>
+              <w:pStyle w:val="25"/>
               <w:keepNext w:val="0"/>
               <w:keepLines w:val="0"/>
               <w:pageBreakBefore w:val="0"/>
@@ -1695,7 +1739,7 @@
           </w:tcPr>
           <w:p>
             <w:pPr>
-              <w:pStyle w:val="TableText"/>
+              <w:pStyle w:val="25"/>
               <w:keepNext w:val="0"/>
               <w:keepLines w:val="0"/>
               <w:pageBreakBefore w:val="0"/>
@@ -1716,9 +1760,14 @@
       </w:tr>
       <w:tr>
         <w:tblPrEx>
-          <w:tblW w:w="8680" w:type="dxa"/>
-          <w:tblInd w:w="5" w:type="dxa"/>
-          <w:tblLayout w:type="fixed"/>
+          <w:tblBorders>
+            <w:top w:val="single" w:color="000000" w:sz="4" w:space="0"/>
+            <w:left w:val="single" w:color="000000" w:sz="4" w:space="0"/>
+            <w:bottom w:val="single" w:color="000000" w:sz="4" w:space="0"/>
+            <w:right w:val="single" w:color="000000" w:sz="4" w:space="0"/>
+            <w:insideH w:val="single" w:color="000000" w:sz="4" w:space="0"/>
+            <w:insideV w:val="single" w:color="000000" w:sz="4" w:space="0"/>
+          </w:tblBorders>
           <w:tblCellMar>
             <w:top w:w="0" w:type="dxa"/>
             <w:left w:w="0" w:type="dxa"/>
@@ -1727,7 +1776,7 @@
           </w:tblCellMar>
         </w:tblPrEx>
         <w:trPr>
-          <w:trHeight w:val="589"/>
+          <w:trHeight w:val="589" w:hRule="atLeast"/>
         </w:trPr>
         <w:tc>
           <w:tcPr>
@@ -1735,7 +1784,7 @@
           </w:tcPr>
           <w:p>
             <w:pPr>
-              <w:pStyle w:val="TableText"/>
+              <w:pStyle w:val="25"/>
               <w:keepNext w:val="0"/>
               <w:keepLines w:val="0"/>
               <w:pageBreakBefore w:val="0"/>
@@ -1759,7 +1808,7 @@
           </w:tcPr>
           <w:p>
             <w:pPr>
-              <w:pStyle w:val="TableText"/>
+              <w:pStyle w:val="25"/>
               <w:keepNext w:val="0"/>
               <w:keepLines w:val="0"/>
               <w:pageBreakBefore w:val="0"/>
@@ -1783,7 +1832,7 @@
           </w:tcPr>
           <w:p>
             <w:pPr>
-              <w:pStyle w:val="TableText"/>
+              <w:pStyle w:val="25"/>
               <w:keepNext w:val="0"/>
               <w:keepLines w:val="0"/>
               <w:pageBreakBefore w:val="0"/>
@@ -1807,7 +1856,7 @@
           </w:tcPr>
           <w:p>
             <w:pPr>
-              <w:pStyle w:val="TableText"/>
+              <w:pStyle w:val="25"/>
               <w:keepNext w:val="0"/>
               <w:keepLines w:val="0"/>
               <w:pageBreakBefore w:val="0"/>
@@ -1831,7 +1880,7 @@
           </w:tcPr>
           <w:p>
             <w:pPr>
-              <w:pStyle w:val="TableText"/>
+              <w:pStyle w:val="25"/>
               <w:keepNext w:val="0"/>
               <w:keepLines w:val="0"/>
               <w:pageBreakBefore w:val="0"/>
@@ -1853,7 +1902,7 @@
     </w:tbl>
     <w:p>
       <w:pPr>
-        <w:pStyle w:val="BodyText"/>
+        <w:pStyle w:val="12"/>
         <w:keepNext w:val="0"/>
         <w:keepLines w:val="0"/>
         <w:pageBreakBefore w:val="0"/>
@@ -1887,17 +1936,17 @@
         <w:snapToGrid w:val="0"/>
         <w:textAlignment w:val="baseline"/>
         <w:sectPr>
-          <w:footerReference w:type="default" r:id="rId4"/>
+          <w:footerReference r:id="rId5" w:type="default"/>
           <w:pgSz w:w="11906" w:h="16839"/>
           <w:pgMar w:top="1431" w:right="1561" w:bottom="1374" w:left="1653" w:header="0" w:footer="1211" w:gutter="0"/>
-          <w:cols w:num="1" w:space="720"/>
+          <w:cols w:space="720" w:num="1"/>
         </w:sectPr>
       </w:pPr>
     </w:p>
     <w:sdt>
       <w:sdtPr>
         <w:rPr>
-          <w:rFonts w:ascii="宋体" w:eastAsia="宋体" w:hAnsi="宋体" w:cs="Arial"/>
+          <w:rFonts w:ascii="宋体" w:hAnsi="宋体" w:eastAsia="宋体" w:cs="Arial"/>
           <w:snapToGrid w:val="0"/>
           <w:color w:val="000000"/>
           <w:kern w:val="0"/>
@@ -1913,7 +1962,7 @@
       </w:sdtPr>
       <w:sdtEndPr>
         <w:rPr>
-          <w:rFonts w:ascii="Calibri" w:eastAsia="Calibri" w:hAnsi="Calibri" w:cs="Calibri"/>
+          <w:rFonts w:ascii="Calibri" w:hAnsi="Calibri" w:eastAsia="Calibri" w:cs="Calibri"/>
           <w:snapToGrid w:val="0"/>
           <w:color w:val="000000"/>
           <w:kern w:val="0"/>
@@ -1939,13 +1988,13 @@
             <w:adjustRightInd w:val="0"/>
             <w:snapToGrid w:val="0"/>
             <w:spacing w:before="0" w:beforeLines="0" w:after="0" w:afterLines="0" w:line="240" w:lineRule="auto"/>
-            <w:ind w:left="0" w:right="0" w:firstLine="0" w:leftChars="0" w:rightChars="0" w:firstLineChars="0"/>
+            <w:ind w:left="0" w:leftChars="0" w:right="0" w:rightChars="0" w:firstLine="0" w:firstLineChars="0"/>
             <w:jc w:val="center"/>
             <w:textAlignment w:val="baseline"/>
           </w:pPr>
           <w:r>
             <w:rPr>
-              <w:rFonts w:ascii="宋体" w:eastAsia="宋体" w:hAnsi="宋体"/>
+              <w:rFonts w:ascii="宋体" w:hAnsi="宋体" w:eastAsia="宋体"/>
               <w:sz w:val="21"/>
             </w:rPr>
             <w:t>目录</w:t>
@@ -1953,14 +2002,14 @@
         </w:p>
         <w:p>
           <w:pPr>
-            <w:pStyle w:val="TOC1"/>
+            <w:pStyle w:val="16"/>
             <w:tabs>
               <w:tab w:val="right" w:leader="dot" w:pos="8336"/>
             </w:tabs>
           </w:pPr>
           <w:r>
             <w:rPr>
-              <w:rFonts w:ascii="Calibri" w:eastAsia="Calibri" w:hAnsi="Calibri" w:cs="Calibri"/>
+              <w:rFonts w:ascii="Calibri" w:hAnsi="Calibri" w:eastAsia="Calibri" w:cs="Calibri"/>
               <w:sz w:val="22"/>
               <w:szCs w:val="22"/>
             </w:rPr>
@@ -1968,7 +2017,7 @@
           </w:r>
           <w:r>
             <w:rPr>
-              <w:rFonts w:ascii="Calibri" w:eastAsia="Calibri" w:hAnsi="Calibri" w:cs="Calibri"/>
+              <w:rFonts w:ascii="Calibri" w:hAnsi="Calibri" w:eastAsia="Calibri" w:cs="Calibri"/>
               <w:sz w:val="22"/>
               <w:szCs w:val="22"/>
             </w:rPr>
@@ -1976,7 +2025,7 @@
           </w:r>
           <w:r>
             <w:rPr>
-              <w:rFonts w:ascii="Calibri" w:eastAsia="Calibri" w:hAnsi="Calibri" w:cs="Calibri"/>
+              <w:rFonts w:ascii="Calibri" w:hAnsi="Calibri" w:eastAsia="Calibri" w:cs="Calibri"/>
               <w:sz w:val="22"/>
               <w:szCs w:val="22"/>
             </w:rPr>
@@ -1984,21 +2033,21 @@
           </w:r>
           <w:r>
             <w:rPr>
-              <w:rFonts w:ascii="Calibri" w:eastAsia="Calibri" w:hAnsi="Calibri" w:cs="Calibri"/>
+              <w:rFonts w:ascii="Calibri" w:hAnsi="Calibri" w:eastAsia="Calibri" w:cs="Calibri"/>
               <w:szCs w:val="22"/>
             </w:rPr>
             <w:fldChar w:fldCharType="begin"/>
           </w:r>
           <w:r>
             <w:rPr>
-              <w:rFonts w:ascii="Calibri" w:eastAsia="Calibri" w:hAnsi="Calibri" w:cs="Calibri"/>
-              <w:szCs w:val="22"/>
-            </w:rPr>
-            <w:instrText xml:space="preserve"> HYPERLINK \l _Toc18428 </w:instrText>
-          </w:r>
-          <w:r>
-            <w:rPr>
-              <w:rFonts w:ascii="Calibri" w:eastAsia="Calibri" w:hAnsi="Calibri" w:cs="Calibri"/>
+              <w:rFonts w:ascii="Calibri" w:hAnsi="Calibri" w:eastAsia="Calibri" w:cs="Calibri"/>
+              <w:szCs w:val="22"/>
+            </w:rPr>
+            <w:instrText xml:space="preserve"> HYPERLINK \l _Toc21639 </w:instrText>
+          </w:r>
+          <w:r>
+            <w:rPr>
+              <w:rFonts w:ascii="Calibri" w:hAnsi="Calibri" w:eastAsia="Calibri" w:cs="Calibri"/>
               <w:szCs w:val="22"/>
             </w:rPr>
             <w:fldChar w:fldCharType="separate"/>
@@ -2013,7 +2062,7 @@
             <w:fldChar w:fldCharType="begin"/>
           </w:r>
           <w:r>
-            <w:instrText xml:space="preserve"> PAGEREF _Toc18428 \h </w:instrText>
+            <w:instrText xml:space="preserve"> PAGEREF _Toc21639 \h </w:instrText>
           </w:r>
           <w:r>
             <w:fldChar w:fldCharType="separate"/>
@@ -2026,7 +2075,7 @@
           </w:r>
           <w:r>
             <w:rPr>
-              <w:rFonts w:ascii="Calibri" w:eastAsia="Calibri" w:hAnsi="Calibri" w:cs="Calibri"/>
+              <w:rFonts w:ascii="Calibri" w:hAnsi="Calibri" w:eastAsia="Calibri" w:cs="Calibri"/>
               <w:szCs w:val="22"/>
             </w:rPr>
             <w:fldChar w:fldCharType="end"/>
@@ -2034,28 +2083,28 @@
         </w:p>
         <w:p>
           <w:pPr>
-            <w:pStyle w:val="TOC1"/>
+            <w:pStyle w:val="16"/>
             <w:tabs>
               <w:tab w:val="right" w:leader="dot" w:pos="8336"/>
             </w:tabs>
           </w:pPr>
           <w:r>
             <w:rPr>
-              <w:rFonts w:ascii="Calibri" w:eastAsia="Calibri" w:hAnsi="Calibri" w:cs="Calibri"/>
+              <w:rFonts w:ascii="Calibri" w:hAnsi="Calibri" w:eastAsia="Calibri" w:cs="Calibri"/>
               <w:szCs w:val="22"/>
             </w:rPr>
             <w:fldChar w:fldCharType="begin"/>
           </w:r>
           <w:r>
             <w:rPr>
-              <w:rFonts w:ascii="Calibri" w:eastAsia="Calibri" w:hAnsi="Calibri" w:cs="Calibri"/>
-              <w:szCs w:val="22"/>
-            </w:rPr>
-            <w:instrText xml:space="preserve"> HYPERLINK \l _Toc22374 </w:instrText>
-          </w:r>
-          <w:r>
-            <w:rPr>
-              <w:rFonts w:ascii="Calibri" w:eastAsia="Calibri" w:hAnsi="Calibri" w:cs="Calibri"/>
+              <w:rFonts w:ascii="Calibri" w:hAnsi="Calibri" w:eastAsia="Calibri" w:cs="Calibri"/>
+              <w:szCs w:val="22"/>
+            </w:rPr>
+            <w:instrText xml:space="preserve"> HYPERLINK \l _Toc26679 </w:instrText>
+          </w:r>
+          <w:r>
+            <w:rPr>
+              <w:rFonts w:ascii="Calibri" w:hAnsi="Calibri" w:eastAsia="Calibri" w:cs="Calibri"/>
               <w:szCs w:val="22"/>
             </w:rPr>
             <w:fldChar w:fldCharType="separate"/>
@@ -2070,7 +2119,7 @@
             <w:fldChar w:fldCharType="begin"/>
           </w:r>
           <w:r>
-            <w:instrText xml:space="preserve"> PAGEREF _Toc22374 \h </w:instrText>
+            <w:instrText xml:space="preserve"> PAGEREF _Toc26679 \h </w:instrText>
           </w:r>
           <w:r>
             <w:fldChar w:fldCharType="separate"/>
@@ -2083,7 +2132,7 @@
           </w:r>
           <w:r>
             <w:rPr>
-              <w:rFonts w:ascii="Calibri" w:eastAsia="Calibri" w:hAnsi="Calibri" w:cs="Calibri"/>
+              <w:rFonts w:ascii="Calibri" w:hAnsi="Calibri" w:eastAsia="Calibri" w:cs="Calibri"/>
               <w:szCs w:val="22"/>
             </w:rPr>
             <w:fldChar w:fldCharType="end"/>
@@ -2091,35 +2140,35 @@
         </w:p>
         <w:p>
           <w:pPr>
-            <w:pStyle w:val="TOC1"/>
+            <w:pStyle w:val="16"/>
             <w:tabs>
               <w:tab w:val="right" w:leader="dot" w:pos="8336"/>
             </w:tabs>
           </w:pPr>
           <w:r>
             <w:rPr>
-              <w:rFonts w:ascii="Calibri" w:eastAsia="Calibri" w:hAnsi="Calibri" w:cs="Calibri"/>
+              <w:rFonts w:ascii="Calibri" w:hAnsi="Calibri" w:eastAsia="Calibri" w:cs="Calibri"/>
               <w:szCs w:val="22"/>
             </w:rPr>
             <w:fldChar w:fldCharType="begin"/>
           </w:r>
           <w:r>
             <w:rPr>
-              <w:rFonts w:ascii="Calibri" w:eastAsia="Calibri" w:hAnsi="Calibri" w:cs="Calibri"/>
-              <w:szCs w:val="22"/>
-            </w:rPr>
-            <w:instrText xml:space="preserve"> HYPERLINK \l _Toc29960 </w:instrText>
-          </w:r>
-          <w:r>
-            <w:rPr>
-              <w:rFonts w:ascii="Calibri" w:eastAsia="Calibri" w:hAnsi="Calibri" w:cs="Calibri"/>
+              <w:rFonts w:ascii="Calibri" w:hAnsi="Calibri" w:eastAsia="Calibri" w:cs="Calibri"/>
+              <w:szCs w:val="22"/>
+            </w:rPr>
+            <w:instrText xml:space="preserve"> HYPERLINK \l _Toc25745 </w:instrText>
+          </w:r>
+          <w:r>
+            <w:rPr>
+              <w:rFonts w:ascii="Calibri" w:hAnsi="Calibri" w:eastAsia="Calibri" w:cs="Calibri"/>
               <w:szCs w:val="22"/>
             </w:rPr>
             <w:fldChar w:fldCharType="separate"/>
           </w:r>
           <w:r>
             <w:rPr>
-              <w:rFonts w:ascii="宋体" w:eastAsia="宋体" w:hAnsi="宋体" w:cs="宋体" w:hint="eastAsia"/>
+              <w:rFonts w:hint="eastAsia" w:ascii="宋体" w:hAnsi="宋体" w:eastAsia="宋体" w:cs="宋体"/>
               <w:bCs w:val="0"/>
               <w:szCs w:val="36"/>
               <w:lang w:val="en-US" w:eastAsia="zh-CN"/>
@@ -2133,7 +2182,7 @@
             <w:fldChar w:fldCharType="begin"/>
           </w:r>
           <w:r>
-            <w:instrText xml:space="preserve"> PAGEREF _Toc29960 \h </w:instrText>
+            <w:instrText xml:space="preserve"> PAGEREF _Toc25745 \h </w:instrText>
           </w:r>
           <w:r>
             <w:fldChar w:fldCharType="separate"/>
@@ -2146,7 +2195,7 @@
           </w:r>
           <w:r>
             <w:rPr>
-              <w:rFonts w:ascii="Calibri" w:eastAsia="Calibri" w:hAnsi="Calibri" w:cs="Calibri"/>
+              <w:rFonts w:ascii="Calibri" w:hAnsi="Calibri" w:eastAsia="Calibri" w:cs="Calibri"/>
               <w:szCs w:val="22"/>
             </w:rPr>
             <w:fldChar w:fldCharType="end"/>
@@ -2154,35 +2203,35 @@
         </w:p>
         <w:p>
           <w:pPr>
-            <w:pStyle w:val="TOC1"/>
+            <w:pStyle w:val="16"/>
             <w:tabs>
               <w:tab w:val="right" w:leader="dot" w:pos="8336"/>
             </w:tabs>
           </w:pPr>
           <w:r>
             <w:rPr>
-              <w:rFonts w:ascii="Calibri" w:eastAsia="Calibri" w:hAnsi="Calibri" w:cs="Calibri"/>
+              <w:rFonts w:ascii="Calibri" w:hAnsi="Calibri" w:eastAsia="Calibri" w:cs="Calibri"/>
               <w:szCs w:val="22"/>
             </w:rPr>
             <w:fldChar w:fldCharType="begin"/>
           </w:r>
           <w:r>
             <w:rPr>
-              <w:rFonts w:ascii="Calibri" w:eastAsia="Calibri" w:hAnsi="Calibri" w:cs="Calibri"/>
-              <w:szCs w:val="22"/>
-            </w:rPr>
-            <w:instrText xml:space="preserve"> HYPERLINK \l _Toc31157 </w:instrText>
-          </w:r>
-          <w:r>
-            <w:rPr>
-              <w:rFonts w:ascii="Calibri" w:eastAsia="Calibri" w:hAnsi="Calibri" w:cs="Calibri"/>
+              <w:rFonts w:ascii="Calibri" w:hAnsi="Calibri" w:eastAsia="Calibri" w:cs="Calibri"/>
+              <w:szCs w:val="22"/>
+            </w:rPr>
+            <w:instrText xml:space="preserve"> HYPERLINK \l _Toc13620 </w:instrText>
+          </w:r>
+          <w:r>
+            <w:rPr>
+              <w:rFonts w:ascii="Calibri" w:hAnsi="Calibri" w:eastAsia="Calibri" w:cs="Calibri"/>
               <w:szCs w:val="22"/>
             </w:rPr>
             <w:fldChar w:fldCharType="separate"/>
           </w:r>
           <w:r>
             <w:rPr>
-              <w:rFonts w:ascii="宋体" w:eastAsia="宋体" w:hAnsi="宋体" w:cs="宋体"/>
+              <w:rFonts w:ascii="宋体" w:hAnsi="宋体" w:eastAsia="宋体" w:cs="宋体"/>
               <w:spacing w:val="-3"/>
               <w:szCs w:val="28"/>
             </w:rPr>
@@ -2195,7 +2244,7 @@
             <w:fldChar w:fldCharType="begin"/>
           </w:r>
           <w:r>
-            <w:instrText xml:space="preserve"> PAGEREF _Toc31157 \h </w:instrText>
+            <w:instrText xml:space="preserve"> PAGEREF _Toc13620 \h </w:instrText>
           </w:r>
           <w:r>
             <w:fldChar w:fldCharType="separate"/>
@@ -2208,7 +2257,7 @@
           </w:r>
           <w:r>
             <w:rPr>
-              <w:rFonts w:ascii="Calibri" w:eastAsia="Calibri" w:hAnsi="Calibri" w:cs="Calibri"/>
+              <w:rFonts w:ascii="Calibri" w:hAnsi="Calibri" w:eastAsia="Calibri" w:cs="Calibri"/>
               <w:szCs w:val="22"/>
             </w:rPr>
             <w:fldChar w:fldCharType="end"/>
@@ -2216,28 +2265,28 @@
         </w:p>
         <w:p>
           <w:pPr>
-            <w:pStyle w:val="TOC1"/>
+            <w:pStyle w:val="16"/>
             <w:tabs>
               <w:tab w:val="right" w:leader="dot" w:pos="8336"/>
             </w:tabs>
           </w:pPr>
           <w:r>
             <w:rPr>
-              <w:rFonts w:ascii="Calibri" w:eastAsia="Calibri" w:hAnsi="Calibri" w:cs="Calibri"/>
+              <w:rFonts w:ascii="Calibri" w:hAnsi="Calibri" w:eastAsia="Calibri" w:cs="Calibri"/>
               <w:szCs w:val="22"/>
             </w:rPr>
             <w:fldChar w:fldCharType="begin"/>
           </w:r>
           <w:r>
             <w:rPr>
-              <w:rFonts w:ascii="Calibri" w:eastAsia="Calibri" w:hAnsi="Calibri" w:cs="Calibri"/>
-              <w:szCs w:val="22"/>
-            </w:rPr>
-            <w:instrText xml:space="preserve"> HYPERLINK \l _Toc20320 </w:instrText>
-          </w:r>
-          <w:r>
-            <w:rPr>
-              <w:rFonts w:ascii="Calibri" w:eastAsia="Calibri" w:hAnsi="Calibri" w:cs="Calibri"/>
+              <w:rFonts w:ascii="Calibri" w:hAnsi="Calibri" w:eastAsia="Calibri" w:cs="Calibri"/>
+              <w:szCs w:val="22"/>
+            </w:rPr>
+            <w:instrText xml:space="preserve"> HYPERLINK \l _Toc28264 </w:instrText>
+          </w:r>
+          <w:r>
+            <w:rPr>
+              <w:rFonts w:ascii="Calibri" w:hAnsi="Calibri" w:eastAsia="Calibri" w:cs="Calibri"/>
               <w:szCs w:val="22"/>
             </w:rPr>
             <w:fldChar w:fldCharType="separate"/>
@@ -2258,7 +2307,7 @@
             <w:fldChar w:fldCharType="begin"/>
           </w:r>
           <w:r>
-            <w:instrText xml:space="preserve"> PAGEREF _Toc20320 \h </w:instrText>
+            <w:instrText xml:space="preserve"> PAGEREF _Toc28264 \h </w:instrText>
           </w:r>
           <w:r>
             <w:fldChar w:fldCharType="separate"/>
@@ -2271,7 +2320,7 @@
           </w:r>
           <w:r>
             <w:rPr>
-              <w:rFonts w:ascii="Calibri" w:eastAsia="Calibri" w:hAnsi="Calibri" w:cs="Calibri"/>
+              <w:rFonts w:ascii="Calibri" w:hAnsi="Calibri" w:eastAsia="Calibri" w:cs="Calibri"/>
               <w:szCs w:val="22"/>
             </w:rPr>
             <w:fldChar w:fldCharType="end"/>
@@ -2279,28 +2328,28 @@
         </w:p>
         <w:p>
           <w:pPr>
-            <w:pStyle w:val="TOC2"/>
+            <w:pStyle w:val="17"/>
             <w:tabs>
               <w:tab w:val="right" w:leader="dot" w:pos="8336"/>
             </w:tabs>
           </w:pPr>
           <w:r>
             <w:rPr>
-              <w:rFonts w:ascii="Calibri" w:eastAsia="Calibri" w:hAnsi="Calibri" w:cs="Calibri"/>
+              <w:rFonts w:ascii="Calibri" w:hAnsi="Calibri" w:eastAsia="Calibri" w:cs="Calibri"/>
               <w:szCs w:val="22"/>
             </w:rPr>
             <w:fldChar w:fldCharType="begin"/>
           </w:r>
           <w:r>
             <w:rPr>
-              <w:rFonts w:ascii="Calibri" w:eastAsia="Calibri" w:hAnsi="Calibri" w:cs="Calibri"/>
-              <w:szCs w:val="22"/>
-            </w:rPr>
-            <w:instrText xml:space="preserve"> HYPERLINK \l _Toc28152 </w:instrText>
-          </w:r>
-          <w:r>
-            <w:rPr>
-              <w:rFonts w:ascii="Calibri" w:eastAsia="Calibri" w:hAnsi="Calibri" w:cs="Calibri"/>
+              <w:rFonts w:ascii="Calibri" w:hAnsi="Calibri" w:eastAsia="Calibri" w:cs="Calibri"/>
+              <w:szCs w:val="22"/>
+            </w:rPr>
+            <w:instrText xml:space="preserve"> HYPERLINK \l _Toc3302 </w:instrText>
+          </w:r>
+          <w:r>
+            <w:rPr>
+              <w:rFonts w:ascii="Calibri" w:hAnsi="Calibri" w:eastAsia="Calibri" w:cs="Calibri"/>
               <w:szCs w:val="22"/>
             </w:rPr>
             <w:fldChar w:fldCharType="separate"/>
@@ -2321,7 +2370,7 @@
             <w:fldChar w:fldCharType="begin"/>
           </w:r>
           <w:r>
-            <w:instrText xml:space="preserve"> PAGEREF _Toc28152 \h </w:instrText>
+            <w:instrText xml:space="preserve"> PAGEREF _Toc3302 \h </w:instrText>
           </w:r>
           <w:r>
             <w:fldChar w:fldCharType="separate"/>
@@ -2334,7 +2383,7 @@
           </w:r>
           <w:r>
             <w:rPr>
-              <w:rFonts w:ascii="Calibri" w:eastAsia="Calibri" w:hAnsi="Calibri" w:cs="Calibri"/>
+              <w:rFonts w:ascii="Calibri" w:hAnsi="Calibri" w:eastAsia="Calibri" w:cs="Calibri"/>
               <w:szCs w:val="22"/>
             </w:rPr>
             <w:fldChar w:fldCharType="end"/>
@@ -2342,28 +2391,28 @@
         </w:p>
         <w:p>
           <w:pPr>
-            <w:pStyle w:val="TOC2"/>
+            <w:pStyle w:val="17"/>
             <w:tabs>
               <w:tab w:val="right" w:leader="dot" w:pos="8336"/>
             </w:tabs>
           </w:pPr>
           <w:r>
             <w:rPr>
-              <w:rFonts w:ascii="Calibri" w:eastAsia="Calibri" w:hAnsi="Calibri" w:cs="Calibri"/>
+              <w:rFonts w:ascii="Calibri" w:hAnsi="Calibri" w:eastAsia="Calibri" w:cs="Calibri"/>
               <w:szCs w:val="22"/>
             </w:rPr>
             <w:fldChar w:fldCharType="begin"/>
           </w:r>
           <w:r>
             <w:rPr>
-              <w:rFonts w:ascii="Calibri" w:eastAsia="Calibri" w:hAnsi="Calibri" w:cs="Calibri"/>
-              <w:szCs w:val="22"/>
-            </w:rPr>
-            <w:instrText xml:space="preserve"> HYPERLINK \l _Toc4952 </w:instrText>
-          </w:r>
-          <w:r>
-            <w:rPr>
-              <w:rFonts w:ascii="Calibri" w:eastAsia="Calibri" w:hAnsi="Calibri" w:cs="Calibri"/>
+              <w:rFonts w:ascii="Calibri" w:hAnsi="Calibri" w:eastAsia="Calibri" w:cs="Calibri"/>
+              <w:szCs w:val="22"/>
+            </w:rPr>
+            <w:instrText xml:space="preserve"> HYPERLINK \l _Toc12489 </w:instrText>
+          </w:r>
+          <w:r>
+            <w:rPr>
+              <w:rFonts w:ascii="Calibri" w:hAnsi="Calibri" w:eastAsia="Calibri" w:cs="Calibri"/>
               <w:szCs w:val="22"/>
             </w:rPr>
             <w:fldChar w:fldCharType="separate"/>
@@ -2384,7 +2433,7 @@
             <w:fldChar w:fldCharType="begin"/>
           </w:r>
           <w:r>
-            <w:instrText xml:space="preserve"> PAGEREF _Toc4952 \h </w:instrText>
+            <w:instrText xml:space="preserve"> PAGEREF _Toc12489 \h </w:instrText>
           </w:r>
           <w:r>
             <w:fldChar w:fldCharType="separate"/>
@@ -2397,7 +2446,7 @@
           </w:r>
           <w:r>
             <w:rPr>
-              <w:rFonts w:ascii="Calibri" w:eastAsia="Calibri" w:hAnsi="Calibri" w:cs="Calibri"/>
+              <w:rFonts w:ascii="Calibri" w:hAnsi="Calibri" w:eastAsia="Calibri" w:cs="Calibri"/>
               <w:szCs w:val="22"/>
             </w:rPr>
             <w:fldChar w:fldCharType="end"/>
@@ -2405,28 +2454,28 @@
         </w:p>
         <w:p>
           <w:pPr>
-            <w:pStyle w:val="TOC3"/>
+            <w:pStyle w:val="13"/>
             <w:tabs>
               <w:tab w:val="right" w:leader="dot" w:pos="8336"/>
             </w:tabs>
           </w:pPr>
           <w:r>
             <w:rPr>
-              <w:rFonts w:ascii="Calibri" w:eastAsia="Calibri" w:hAnsi="Calibri" w:cs="Calibri"/>
+              <w:rFonts w:ascii="Calibri" w:hAnsi="Calibri" w:eastAsia="Calibri" w:cs="Calibri"/>
               <w:szCs w:val="22"/>
             </w:rPr>
             <w:fldChar w:fldCharType="begin"/>
           </w:r>
           <w:r>
             <w:rPr>
-              <w:rFonts w:ascii="Calibri" w:eastAsia="Calibri" w:hAnsi="Calibri" w:cs="Calibri"/>
-              <w:szCs w:val="22"/>
-            </w:rPr>
-            <w:instrText xml:space="preserve"> HYPERLINK \l _Toc16362 </w:instrText>
-          </w:r>
-          <w:r>
-            <w:rPr>
-              <w:rFonts w:ascii="Calibri" w:eastAsia="Calibri" w:hAnsi="Calibri" w:cs="Calibri"/>
+              <w:rFonts w:ascii="Calibri" w:hAnsi="Calibri" w:eastAsia="Calibri" w:cs="Calibri"/>
+              <w:szCs w:val="22"/>
+            </w:rPr>
+            <w:instrText xml:space="preserve"> HYPERLINK \l _Toc28152 </w:instrText>
+          </w:r>
+          <w:r>
+            <w:rPr>
+              <w:rFonts w:ascii="Calibri" w:hAnsi="Calibri" w:eastAsia="Calibri" w:cs="Calibri"/>
               <w:szCs w:val="22"/>
             </w:rPr>
             <w:fldChar w:fldCharType="separate"/>
@@ -2447,7 +2496,7 @@
             <w:fldChar w:fldCharType="begin"/>
           </w:r>
           <w:r>
-            <w:instrText xml:space="preserve"> PAGEREF _Toc16362 \h </w:instrText>
+            <w:instrText xml:space="preserve"> PAGEREF _Toc28152 \h </w:instrText>
           </w:r>
           <w:r>
             <w:fldChar w:fldCharType="separate"/>
@@ -2460,7 +2509,7 @@
           </w:r>
           <w:r>
             <w:rPr>
-              <w:rFonts w:ascii="Calibri" w:eastAsia="Calibri" w:hAnsi="Calibri" w:cs="Calibri"/>
+              <w:rFonts w:ascii="Calibri" w:hAnsi="Calibri" w:eastAsia="Calibri" w:cs="Calibri"/>
               <w:szCs w:val="22"/>
             </w:rPr>
             <w:fldChar w:fldCharType="end"/>
@@ -2468,28 +2517,28 @@
         </w:p>
         <w:p>
           <w:pPr>
-            <w:pStyle w:val="TOC3"/>
+            <w:pStyle w:val="13"/>
             <w:tabs>
               <w:tab w:val="right" w:leader="dot" w:pos="8336"/>
             </w:tabs>
           </w:pPr>
           <w:r>
             <w:rPr>
-              <w:rFonts w:ascii="Calibri" w:eastAsia="Calibri" w:hAnsi="Calibri" w:cs="Calibri"/>
+              <w:rFonts w:ascii="Calibri" w:hAnsi="Calibri" w:eastAsia="Calibri" w:cs="Calibri"/>
               <w:szCs w:val="22"/>
             </w:rPr>
             <w:fldChar w:fldCharType="begin"/>
           </w:r>
           <w:r>
             <w:rPr>
-              <w:rFonts w:ascii="Calibri" w:eastAsia="Calibri" w:hAnsi="Calibri" w:cs="Calibri"/>
-              <w:szCs w:val="22"/>
-            </w:rPr>
-            <w:instrText xml:space="preserve"> HYPERLINK \l _Toc17298 </w:instrText>
-          </w:r>
-          <w:r>
-            <w:rPr>
-              <w:rFonts w:ascii="Calibri" w:eastAsia="Calibri" w:hAnsi="Calibri" w:cs="Calibri"/>
+              <w:rFonts w:ascii="Calibri" w:hAnsi="Calibri" w:eastAsia="Calibri" w:cs="Calibri"/>
+              <w:szCs w:val="22"/>
+            </w:rPr>
+            <w:instrText xml:space="preserve"> HYPERLINK \l _Toc1809 </w:instrText>
+          </w:r>
+          <w:r>
+            <w:rPr>
+              <w:rFonts w:ascii="Calibri" w:hAnsi="Calibri" w:eastAsia="Calibri" w:cs="Calibri"/>
               <w:szCs w:val="22"/>
             </w:rPr>
             <w:fldChar w:fldCharType="separate"/>
@@ -2510,7 +2559,7 @@
             <w:fldChar w:fldCharType="begin"/>
           </w:r>
           <w:r>
-            <w:instrText xml:space="preserve"> PAGEREF _Toc17298 \h </w:instrText>
+            <w:instrText xml:space="preserve"> PAGEREF _Toc1809 \h </w:instrText>
           </w:r>
           <w:r>
             <w:fldChar w:fldCharType="separate"/>
@@ -2523,7 +2572,7 @@
           </w:r>
           <w:r>
             <w:rPr>
-              <w:rFonts w:ascii="Calibri" w:eastAsia="Calibri" w:hAnsi="Calibri" w:cs="Calibri"/>
+              <w:rFonts w:ascii="Calibri" w:hAnsi="Calibri" w:eastAsia="Calibri" w:cs="Calibri"/>
               <w:szCs w:val="22"/>
             </w:rPr>
             <w:fldChar w:fldCharType="end"/>
@@ -2531,28 +2580,28 @@
         </w:p>
         <w:p>
           <w:pPr>
-            <w:pStyle w:val="TOC3"/>
+            <w:pStyle w:val="13"/>
             <w:tabs>
               <w:tab w:val="right" w:leader="dot" w:pos="8336"/>
             </w:tabs>
           </w:pPr>
           <w:r>
             <w:rPr>
-              <w:rFonts w:ascii="Calibri" w:eastAsia="Calibri" w:hAnsi="Calibri" w:cs="Calibri"/>
+              <w:rFonts w:ascii="Calibri" w:hAnsi="Calibri" w:eastAsia="Calibri" w:cs="Calibri"/>
               <w:szCs w:val="22"/>
             </w:rPr>
             <w:fldChar w:fldCharType="begin"/>
           </w:r>
           <w:r>
             <w:rPr>
-              <w:rFonts w:ascii="Calibri" w:eastAsia="Calibri" w:hAnsi="Calibri" w:cs="Calibri"/>
-              <w:szCs w:val="22"/>
-            </w:rPr>
-            <w:instrText xml:space="preserve"> HYPERLINK \l _Toc15923 </w:instrText>
-          </w:r>
-          <w:r>
-            <w:rPr>
-              <w:rFonts w:ascii="Calibri" w:eastAsia="Calibri" w:hAnsi="Calibri" w:cs="Calibri"/>
+              <w:rFonts w:ascii="Calibri" w:hAnsi="Calibri" w:eastAsia="Calibri" w:cs="Calibri"/>
+              <w:szCs w:val="22"/>
+            </w:rPr>
+            <w:instrText xml:space="preserve"> HYPERLINK \l _Toc10313 </w:instrText>
+          </w:r>
+          <w:r>
+            <w:rPr>
+              <w:rFonts w:ascii="Calibri" w:hAnsi="Calibri" w:eastAsia="Calibri" w:cs="Calibri"/>
               <w:szCs w:val="22"/>
             </w:rPr>
             <w:fldChar w:fldCharType="separate"/>
@@ -2573,7 +2622,7 @@
             <w:fldChar w:fldCharType="begin"/>
           </w:r>
           <w:r>
-            <w:instrText xml:space="preserve"> PAGEREF _Toc15923 \h </w:instrText>
+            <w:instrText xml:space="preserve"> PAGEREF _Toc10313 \h </w:instrText>
           </w:r>
           <w:r>
             <w:fldChar w:fldCharType="separate"/>
@@ -2586,7 +2635,7 @@
           </w:r>
           <w:r>
             <w:rPr>
-              <w:rFonts w:ascii="Calibri" w:eastAsia="Calibri" w:hAnsi="Calibri" w:cs="Calibri"/>
+              <w:rFonts w:ascii="Calibri" w:hAnsi="Calibri" w:eastAsia="Calibri" w:cs="Calibri"/>
               <w:szCs w:val="22"/>
             </w:rPr>
             <w:fldChar w:fldCharType="end"/>
@@ -2594,28 +2643,28 @@
         </w:p>
         <w:p>
           <w:pPr>
-            <w:pStyle w:val="TOC1"/>
+            <w:pStyle w:val="16"/>
             <w:tabs>
               <w:tab w:val="right" w:leader="dot" w:pos="8336"/>
             </w:tabs>
           </w:pPr>
           <w:r>
             <w:rPr>
-              <w:rFonts w:ascii="Calibri" w:eastAsia="Calibri" w:hAnsi="Calibri" w:cs="Calibri"/>
+              <w:rFonts w:ascii="Calibri" w:hAnsi="Calibri" w:eastAsia="Calibri" w:cs="Calibri"/>
               <w:szCs w:val="22"/>
             </w:rPr>
             <w:fldChar w:fldCharType="begin"/>
           </w:r>
           <w:r>
             <w:rPr>
-              <w:rFonts w:ascii="Calibri" w:eastAsia="Calibri" w:hAnsi="Calibri" w:cs="Calibri"/>
-              <w:szCs w:val="22"/>
-            </w:rPr>
-            <w:instrText xml:space="preserve"> HYPERLINK \l _Toc6258 </w:instrText>
-          </w:r>
-          <w:r>
-            <w:rPr>
-              <w:rFonts w:ascii="Calibri" w:eastAsia="Calibri" w:hAnsi="Calibri" w:cs="Calibri"/>
+              <w:rFonts w:ascii="Calibri" w:hAnsi="Calibri" w:eastAsia="Calibri" w:cs="Calibri"/>
+              <w:szCs w:val="22"/>
+            </w:rPr>
+            <w:instrText xml:space="preserve"> HYPERLINK \l _Toc9164 </w:instrText>
+          </w:r>
+          <w:r>
+            <w:rPr>
+              <w:rFonts w:ascii="Calibri" w:hAnsi="Calibri" w:eastAsia="Calibri" w:cs="Calibri"/>
               <w:szCs w:val="22"/>
             </w:rPr>
             <w:fldChar w:fldCharType="separate"/>
@@ -2636,7 +2685,7 @@
             <w:fldChar w:fldCharType="begin"/>
           </w:r>
           <w:r>
-            <w:instrText xml:space="preserve"> PAGEREF _Toc6258 \h </w:instrText>
+            <w:instrText xml:space="preserve"> PAGEREF _Toc9164 \h </w:instrText>
           </w:r>
           <w:r>
             <w:fldChar w:fldCharType="separate"/>
@@ -2649,7 +2698,7 @@
           </w:r>
           <w:r>
             <w:rPr>
-              <w:rFonts w:ascii="Calibri" w:eastAsia="Calibri" w:hAnsi="Calibri" w:cs="Calibri"/>
+              <w:rFonts w:ascii="Calibri" w:hAnsi="Calibri" w:eastAsia="Calibri" w:cs="Calibri"/>
               <w:szCs w:val="22"/>
             </w:rPr>
             <w:fldChar w:fldCharType="end"/>
@@ -2657,28 +2706,28 @@
         </w:p>
         <w:p>
           <w:pPr>
-            <w:pStyle w:val="TOC1"/>
+            <w:pStyle w:val="16"/>
             <w:tabs>
               <w:tab w:val="right" w:leader="dot" w:pos="8336"/>
             </w:tabs>
           </w:pPr>
           <w:r>
             <w:rPr>
-              <w:rFonts w:ascii="Calibri" w:eastAsia="Calibri" w:hAnsi="Calibri" w:cs="Calibri"/>
+              <w:rFonts w:ascii="Calibri" w:hAnsi="Calibri" w:eastAsia="Calibri" w:cs="Calibri"/>
               <w:szCs w:val="22"/>
             </w:rPr>
             <w:fldChar w:fldCharType="begin"/>
           </w:r>
           <w:r>
             <w:rPr>
-              <w:rFonts w:ascii="Calibri" w:eastAsia="Calibri" w:hAnsi="Calibri" w:cs="Calibri"/>
-              <w:szCs w:val="22"/>
-            </w:rPr>
-            <w:instrText xml:space="preserve"> HYPERLINK \l _Toc23168 </w:instrText>
-          </w:r>
-          <w:r>
-            <w:rPr>
-              <w:rFonts w:ascii="Calibri" w:eastAsia="Calibri" w:hAnsi="Calibri" w:cs="Calibri"/>
+              <w:rFonts w:ascii="Calibri" w:hAnsi="Calibri" w:eastAsia="Calibri" w:cs="Calibri"/>
+              <w:szCs w:val="22"/>
+            </w:rPr>
+            <w:instrText xml:space="preserve"> HYPERLINK \l _Toc26030 </w:instrText>
+          </w:r>
+          <w:r>
+            <w:rPr>
+              <w:rFonts w:ascii="Calibri" w:hAnsi="Calibri" w:eastAsia="Calibri" w:cs="Calibri"/>
               <w:szCs w:val="22"/>
             </w:rPr>
             <w:fldChar w:fldCharType="separate"/>
@@ -2699,7 +2748,7 @@
             <w:fldChar w:fldCharType="begin"/>
           </w:r>
           <w:r>
-            <w:instrText xml:space="preserve"> PAGEREF _Toc23168 \h </w:instrText>
+            <w:instrText xml:space="preserve"> PAGEREF _Toc26030 \h </w:instrText>
           </w:r>
           <w:r>
             <w:fldChar w:fldCharType="separate"/>
@@ -2712,7 +2761,7 @@
           </w:r>
           <w:r>
             <w:rPr>
-              <w:rFonts w:ascii="Calibri" w:eastAsia="Calibri" w:hAnsi="Calibri" w:cs="Calibri"/>
+              <w:rFonts w:ascii="Calibri" w:hAnsi="Calibri" w:eastAsia="Calibri" w:cs="Calibri"/>
               <w:szCs w:val="22"/>
             </w:rPr>
             <w:fldChar w:fldCharType="end"/>
@@ -2720,28 +2769,28 @@
         </w:p>
         <w:p>
           <w:pPr>
-            <w:pStyle w:val="TOC1"/>
+            <w:pStyle w:val="16"/>
             <w:tabs>
               <w:tab w:val="right" w:leader="dot" w:pos="8336"/>
             </w:tabs>
           </w:pPr>
           <w:r>
             <w:rPr>
-              <w:rFonts w:ascii="Calibri" w:eastAsia="Calibri" w:hAnsi="Calibri" w:cs="Calibri"/>
+              <w:rFonts w:ascii="Calibri" w:hAnsi="Calibri" w:eastAsia="Calibri" w:cs="Calibri"/>
               <w:szCs w:val="22"/>
             </w:rPr>
             <w:fldChar w:fldCharType="begin"/>
           </w:r>
           <w:r>
             <w:rPr>
-              <w:rFonts w:ascii="Calibri" w:eastAsia="Calibri" w:hAnsi="Calibri" w:cs="Calibri"/>
-              <w:szCs w:val="22"/>
-            </w:rPr>
-            <w:instrText xml:space="preserve"> HYPERLINK \l _Toc21608 </w:instrText>
-          </w:r>
-          <w:r>
-            <w:rPr>
-              <w:rFonts w:ascii="Calibri" w:eastAsia="Calibri" w:hAnsi="Calibri" w:cs="Calibri"/>
+              <w:rFonts w:ascii="Calibri" w:hAnsi="Calibri" w:eastAsia="Calibri" w:cs="Calibri"/>
+              <w:szCs w:val="22"/>
+            </w:rPr>
+            <w:instrText xml:space="preserve"> HYPERLINK \l _Toc19699 </w:instrText>
+          </w:r>
+          <w:r>
+            <w:rPr>
+              <w:rFonts w:ascii="Calibri" w:hAnsi="Calibri" w:eastAsia="Calibri" w:cs="Calibri"/>
               <w:szCs w:val="22"/>
             </w:rPr>
             <w:fldChar w:fldCharType="separate"/>
@@ -2762,7 +2811,7 @@
             <w:fldChar w:fldCharType="begin"/>
           </w:r>
           <w:r>
-            <w:instrText xml:space="preserve"> PAGEREF _Toc21608 \h </w:instrText>
+            <w:instrText xml:space="preserve"> PAGEREF _Toc19699 \h </w:instrText>
           </w:r>
           <w:r>
             <w:fldChar w:fldCharType="separate"/>
@@ -2775,7 +2824,7 @@
           </w:r>
           <w:r>
             <w:rPr>
-              <w:rFonts w:ascii="Calibri" w:eastAsia="Calibri" w:hAnsi="Calibri" w:cs="Calibri"/>
+              <w:rFonts w:ascii="Calibri" w:hAnsi="Calibri" w:eastAsia="Calibri" w:cs="Calibri"/>
               <w:szCs w:val="22"/>
             </w:rPr>
             <w:fldChar w:fldCharType="end"/>
@@ -2783,28 +2832,28 @@
         </w:p>
         <w:p>
           <w:pPr>
-            <w:pStyle w:val="TOC2"/>
+            <w:pStyle w:val="17"/>
             <w:tabs>
               <w:tab w:val="right" w:leader="dot" w:pos="8336"/>
             </w:tabs>
           </w:pPr>
           <w:r>
             <w:rPr>
-              <w:rFonts w:ascii="Calibri" w:eastAsia="Calibri" w:hAnsi="Calibri" w:cs="Calibri"/>
+              <w:rFonts w:ascii="Calibri" w:hAnsi="Calibri" w:eastAsia="Calibri" w:cs="Calibri"/>
               <w:szCs w:val="22"/>
             </w:rPr>
             <w:fldChar w:fldCharType="begin"/>
           </w:r>
           <w:r>
             <w:rPr>
-              <w:rFonts w:ascii="Calibri" w:eastAsia="Calibri" w:hAnsi="Calibri" w:cs="Calibri"/>
-              <w:szCs w:val="22"/>
-            </w:rPr>
-            <w:instrText xml:space="preserve"> HYPERLINK \l _Toc20265 </w:instrText>
-          </w:r>
-          <w:r>
-            <w:rPr>
-              <w:rFonts w:ascii="Calibri" w:eastAsia="Calibri" w:hAnsi="Calibri" w:cs="Calibri"/>
+              <w:rFonts w:ascii="Calibri" w:hAnsi="Calibri" w:eastAsia="Calibri" w:cs="Calibri"/>
+              <w:szCs w:val="22"/>
+            </w:rPr>
+            <w:instrText xml:space="preserve"> HYPERLINK \l _Toc29144 </w:instrText>
+          </w:r>
+          <w:r>
+            <w:rPr>
+              <w:rFonts w:ascii="Calibri" w:hAnsi="Calibri" w:eastAsia="Calibri" w:cs="Calibri"/>
               <w:szCs w:val="22"/>
             </w:rPr>
             <w:fldChar w:fldCharType="separate"/>
@@ -2825,7 +2874,7 @@
             <w:fldChar w:fldCharType="begin"/>
           </w:r>
           <w:r>
-            <w:instrText xml:space="preserve"> PAGEREF _Toc20265 \h </w:instrText>
+            <w:instrText xml:space="preserve"> PAGEREF _Toc29144 \h </w:instrText>
           </w:r>
           <w:r>
             <w:fldChar w:fldCharType="separate"/>
@@ -2838,7 +2887,7 @@
           </w:r>
           <w:r>
             <w:rPr>
-              <w:rFonts w:ascii="Calibri" w:eastAsia="Calibri" w:hAnsi="Calibri" w:cs="Calibri"/>
+              <w:rFonts w:ascii="Calibri" w:hAnsi="Calibri" w:eastAsia="Calibri" w:cs="Calibri"/>
               <w:szCs w:val="22"/>
             </w:rPr>
             <w:fldChar w:fldCharType="end"/>
@@ -2846,28 +2895,28 @@
         </w:p>
         <w:p>
           <w:pPr>
-            <w:pStyle w:val="TOC2"/>
+            <w:pStyle w:val="17"/>
             <w:tabs>
               <w:tab w:val="right" w:leader="dot" w:pos="8336"/>
             </w:tabs>
           </w:pPr>
           <w:r>
             <w:rPr>
-              <w:rFonts w:ascii="Calibri" w:eastAsia="Calibri" w:hAnsi="Calibri" w:cs="Calibri"/>
+              <w:rFonts w:ascii="Calibri" w:hAnsi="Calibri" w:eastAsia="Calibri" w:cs="Calibri"/>
               <w:szCs w:val="22"/>
             </w:rPr>
             <w:fldChar w:fldCharType="begin"/>
           </w:r>
           <w:r>
             <w:rPr>
-              <w:rFonts w:ascii="Calibri" w:eastAsia="Calibri" w:hAnsi="Calibri" w:cs="Calibri"/>
-              <w:szCs w:val="22"/>
-            </w:rPr>
-            <w:instrText xml:space="preserve"> HYPERLINK \l _Toc27500 </w:instrText>
-          </w:r>
-          <w:r>
-            <w:rPr>
-              <w:rFonts w:ascii="Calibri" w:eastAsia="Calibri" w:hAnsi="Calibri" w:cs="Calibri"/>
+              <w:rFonts w:ascii="Calibri" w:hAnsi="Calibri" w:eastAsia="Calibri" w:cs="Calibri"/>
+              <w:szCs w:val="22"/>
+            </w:rPr>
+            <w:instrText xml:space="preserve"> HYPERLINK \l _Toc3776 </w:instrText>
+          </w:r>
+          <w:r>
+            <w:rPr>
+              <w:rFonts w:ascii="Calibri" w:hAnsi="Calibri" w:eastAsia="Calibri" w:cs="Calibri"/>
               <w:szCs w:val="22"/>
             </w:rPr>
             <w:fldChar w:fldCharType="separate"/>
@@ -2888,7 +2937,7 @@
             <w:fldChar w:fldCharType="begin"/>
           </w:r>
           <w:r>
-            <w:instrText xml:space="preserve"> PAGEREF _Toc27500 \h </w:instrText>
+            <w:instrText xml:space="preserve"> PAGEREF _Toc3776 \h </w:instrText>
           </w:r>
           <w:r>
             <w:fldChar w:fldCharType="separate"/>
@@ -2901,7 +2950,7 @@
           </w:r>
           <w:r>
             <w:rPr>
-              <w:rFonts w:ascii="Calibri" w:eastAsia="Calibri" w:hAnsi="Calibri" w:cs="Calibri"/>
+              <w:rFonts w:ascii="Calibri" w:hAnsi="Calibri" w:eastAsia="Calibri" w:cs="Calibri"/>
               <w:szCs w:val="22"/>
             </w:rPr>
             <w:fldChar w:fldCharType="end"/>
@@ -2909,28 +2958,28 @@
         </w:p>
         <w:p>
           <w:pPr>
-            <w:pStyle w:val="TOC2"/>
+            <w:pStyle w:val="17"/>
             <w:tabs>
               <w:tab w:val="right" w:leader="dot" w:pos="8336"/>
             </w:tabs>
           </w:pPr>
           <w:r>
             <w:rPr>
-              <w:rFonts w:ascii="Calibri" w:eastAsia="Calibri" w:hAnsi="Calibri" w:cs="Calibri"/>
+              <w:rFonts w:ascii="Calibri" w:hAnsi="Calibri" w:eastAsia="Calibri" w:cs="Calibri"/>
               <w:szCs w:val="22"/>
             </w:rPr>
             <w:fldChar w:fldCharType="begin"/>
           </w:r>
           <w:r>
             <w:rPr>
-              <w:rFonts w:ascii="Calibri" w:eastAsia="Calibri" w:hAnsi="Calibri" w:cs="Calibri"/>
-              <w:szCs w:val="22"/>
-            </w:rPr>
-            <w:instrText xml:space="preserve"> HYPERLINK \l _Toc24385 </w:instrText>
-          </w:r>
-          <w:r>
-            <w:rPr>
-              <w:rFonts w:ascii="Calibri" w:eastAsia="Calibri" w:hAnsi="Calibri" w:cs="Calibri"/>
+              <w:rFonts w:ascii="Calibri" w:hAnsi="Calibri" w:eastAsia="Calibri" w:cs="Calibri"/>
+              <w:szCs w:val="22"/>
+            </w:rPr>
+            <w:instrText xml:space="preserve"> HYPERLINK \l _Toc563 </w:instrText>
+          </w:r>
+          <w:r>
+            <w:rPr>
+              <w:rFonts w:ascii="Calibri" w:hAnsi="Calibri" w:eastAsia="Calibri" w:cs="Calibri"/>
               <w:szCs w:val="22"/>
             </w:rPr>
             <w:fldChar w:fldCharType="separate"/>
@@ -2951,7 +3000,7 @@
             <w:fldChar w:fldCharType="begin"/>
           </w:r>
           <w:r>
-            <w:instrText xml:space="preserve"> PAGEREF _Toc24385 \h </w:instrText>
+            <w:instrText xml:space="preserve"> PAGEREF _Toc563 \h </w:instrText>
           </w:r>
           <w:r>
             <w:fldChar w:fldCharType="separate"/>
@@ -2964,7 +3013,7 @@
           </w:r>
           <w:r>
             <w:rPr>
-              <w:rFonts w:ascii="Calibri" w:eastAsia="Calibri" w:hAnsi="Calibri" w:cs="Calibri"/>
+              <w:rFonts w:ascii="Calibri" w:hAnsi="Calibri" w:eastAsia="Calibri" w:cs="Calibri"/>
               <w:szCs w:val="22"/>
             </w:rPr>
             <w:fldChar w:fldCharType="end"/>
@@ -2972,28 +3021,28 @@
         </w:p>
         <w:p>
           <w:pPr>
-            <w:pStyle w:val="TOC1"/>
+            <w:pStyle w:val="16"/>
             <w:tabs>
               <w:tab w:val="right" w:leader="dot" w:pos="8336"/>
             </w:tabs>
           </w:pPr>
           <w:r>
             <w:rPr>
-              <w:rFonts w:ascii="Calibri" w:eastAsia="Calibri" w:hAnsi="Calibri" w:cs="Calibri"/>
+              <w:rFonts w:ascii="Calibri" w:hAnsi="Calibri" w:eastAsia="Calibri" w:cs="Calibri"/>
               <w:szCs w:val="22"/>
             </w:rPr>
             <w:fldChar w:fldCharType="begin"/>
           </w:r>
           <w:r>
             <w:rPr>
-              <w:rFonts w:ascii="Calibri" w:eastAsia="Calibri" w:hAnsi="Calibri" w:cs="Calibri"/>
-              <w:szCs w:val="22"/>
-            </w:rPr>
-            <w:instrText xml:space="preserve"> HYPERLINK \l _Toc8021 </w:instrText>
-          </w:r>
-          <w:r>
-            <w:rPr>
-              <w:rFonts w:ascii="Calibri" w:eastAsia="Calibri" w:hAnsi="Calibri" w:cs="Calibri"/>
+              <w:rFonts w:ascii="Calibri" w:hAnsi="Calibri" w:eastAsia="Calibri" w:cs="Calibri"/>
+              <w:szCs w:val="22"/>
+            </w:rPr>
+            <w:instrText xml:space="preserve"> HYPERLINK \l _Toc17029 </w:instrText>
+          </w:r>
+          <w:r>
+            <w:rPr>
+              <w:rFonts w:ascii="Calibri" w:hAnsi="Calibri" w:eastAsia="Calibri" w:cs="Calibri"/>
               <w:szCs w:val="22"/>
             </w:rPr>
             <w:fldChar w:fldCharType="separate"/>
@@ -3014,7 +3063,7 @@
             <w:fldChar w:fldCharType="begin"/>
           </w:r>
           <w:r>
-            <w:instrText xml:space="preserve"> PAGEREF _Toc8021 \h </w:instrText>
+            <w:instrText xml:space="preserve"> PAGEREF _Toc17029 \h </w:instrText>
           </w:r>
           <w:r>
             <w:fldChar w:fldCharType="separate"/>
@@ -3027,7 +3076,7 @@
           </w:r>
           <w:r>
             <w:rPr>
-              <w:rFonts w:ascii="Calibri" w:eastAsia="Calibri" w:hAnsi="Calibri" w:cs="Calibri"/>
+              <w:rFonts w:ascii="Calibri" w:hAnsi="Calibri" w:eastAsia="Calibri" w:cs="Calibri"/>
               <w:szCs w:val="22"/>
             </w:rPr>
             <w:fldChar w:fldCharType="end"/>
@@ -3035,28 +3084,28 @@
         </w:p>
         <w:p>
           <w:pPr>
-            <w:pStyle w:val="TOC2"/>
+            <w:pStyle w:val="17"/>
             <w:tabs>
               <w:tab w:val="right" w:leader="dot" w:pos="8336"/>
             </w:tabs>
           </w:pPr>
           <w:r>
             <w:rPr>
-              <w:rFonts w:ascii="Calibri" w:eastAsia="Calibri" w:hAnsi="Calibri" w:cs="Calibri"/>
+              <w:rFonts w:ascii="Calibri" w:hAnsi="Calibri" w:eastAsia="Calibri" w:cs="Calibri"/>
               <w:szCs w:val="22"/>
             </w:rPr>
             <w:fldChar w:fldCharType="begin"/>
           </w:r>
           <w:r>
             <w:rPr>
-              <w:rFonts w:ascii="Calibri" w:eastAsia="Calibri" w:hAnsi="Calibri" w:cs="Calibri"/>
-              <w:szCs w:val="22"/>
-            </w:rPr>
-            <w:instrText xml:space="preserve"> HYPERLINK \l _Toc27662 </w:instrText>
-          </w:r>
-          <w:r>
-            <w:rPr>
-              <w:rFonts w:ascii="Calibri" w:eastAsia="Calibri" w:hAnsi="Calibri" w:cs="Calibri"/>
+              <w:rFonts w:ascii="Calibri" w:hAnsi="Calibri" w:eastAsia="Calibri" w:cs="Calibri"/>
+              <w:szCs w:val="22"/>
+            </w:rPr>
+            <w:instrText xml:space="preserve"> HYPERLINK \l _Toc1534 </w:instrText>
+          </w:r>
+          <w:r>
+            <w:rPr>
+              <w:rFonts w:ascii="Calibri" w:hAnsi="Calibri" w:eastAsia="Calibri" w:cs="Calibri"/>
               <w:szCs w:val="22"/>
             </w:rPr>
             <w:fldChar w:fldCharType="separate"/>
@@ -3077,7 +3126,7 @@
             <w:fldChar w:fldCharType="begin"/>
           </w:r>
           <w:r>
-            <w:instrText xml:space="preserve"> PAGEREF _Toc27662 \h </w:instrText>
+            <w:instrText xml:space="preserve"> PAGEREF _Toc1534 \h </w:instrText>
           </w:r>
           <w:r>
             <w:fldChar w:fldCharType="separate"/>
@@ -3090,7 +3139,7 @@
           </w:r>
           <w:r>
             <w:rPr>
-              <w:rFonts w:ascii="Calibri" w:eastAsia="Calibri" w:hAnsi="Calibri" w:cs="Calibri"/>
+              <w:rFonts w:ascii="Calibri" w:hAnsi="Calibri" w:eastAsia="Calibri" w:cs="Calibri"/>
               <w:szCs w:val="22"/>
             </w:rPr>
             <w:fldChar w:fldCharType="end"/>
@@ -3098,28 +3147,28 @@
         </w:p>
         <w:p>
           <w:pPr>
-            <w:pStyle w:val="TOC2"/>
+            <w:pStyle w:val="17"/>
             <w:tabs>
               <w:tab w:val="right" w:leader="dot" w:pos="8336"/>
             </w:tabs>
           </w:pPr>
           <w:r>
             <w:rPr>
-              <w:rFonts w:ascii="Calibri" w:eastAsia="Calibri" w:hAnsi="Calibri" w:cs="Calibri"/>
+              <w:rFonts w:ascii="Calibri" w:hAnsi="Calibri" w:eastAsia="Calibri" w:cs="Calibri"/>
               <w:szCs w:val="22"/>
             </w:rPr>
             <w:fldChar w:fldCharType="begin"/>
           </w:r>
           <w:r>
             <w:rPr>
-              <w:rFonts w:ascii="Calibri" w:eastAsia="Calibri" w:hAnsi="Calibri" w:cs="Calibri"/>
-              <w:szCs w:val="22"/>
-            </w:rPr>
-            <w:instrText xml:space="preserve"> HYPERLINK \l _Toc32759 </w:instrText>
-          </w:r>
-          <w:r>
-            <w:rPr>
-              <w:rFonts w:ascii="Calibri" w:eastAsia="Calibri" w:hAnsi="Calibri" w:cs="Calibri"/>
+              <w:rFonts w:ascii="Calibri" w:hAnsi="Calibri" w:eastAsia="Calibri" w:cs="Calibri"/>
+              <w:szCs w:val="22"/>
+            </w:rPr>
+            <w:instrText xml:space="preserve"> HYPERLINK \l _Toc28913 </w:instrText>
+          </w:r>
+          <w:r>
+            <w:rPr>
+              <w:rFonts w:ascii="Calibri" w:hAnsi="Calibri" w:eastAsia="Calibri" w:cs="Calibri"/>
               <w:szCs w:val="22"/>
             </w:rPr>
             <w:fldChar w:fldCharType="separate"/>
@@ -3140,7 +3189,7 @@
             <w:fldChar w:fldCharType="begin"/>
           </w:r>
           <w:r>
-            <w:instrText xml:space="preserve"> PAGEREF _Toc32759 \h </w:instrText>
+            <w:instrText xml:space="preserve"> PAGEREF _Toc28913 \h </w:instrText>
           </w:r>
           <w:r>
             <w:fldChar w:fldCharType="separate"/>
@@ -3153,7 +3202,7 @@
           </w:r>
           <w:r>
             <w:rPr>
-              <w:rFonts w:ascii="Calibri" w:eastAsia="Calibri" w:hAnsi="Calibri" w:cs="Calibri"/>
+              <w:rFonts w:ascii="Calibri" w:hAnsi="Calibri" w:eastAsia="Calibri" w:cs="Calibri"/>
               <w:szCs w:val="22"/>
             </w:rPr>
             <w:fldChar w:fldCharType="end"/>
@@ -3161,28 +3210,28 @@
         </w:p>
         <w:p>
           <w:pPr>
-            <w:pStyle w:val="TOC1"/>
+            <w:pStyle w:val="16"/>
             <w:tabs>
               <w:tab w:val="right" w:leader="dot" w:pos="8336"/>
             </w:tabs>
           </w:pPr>
           <w:r>
             <w:rPr>
-              <w:rFonts w:ascii="Calibri" w:eastAsia="Calibri" w:hAnsi="Calibri" w:cs="Calibri"/>
+              <w:rFonts w:ascii="Calibri" w:hAnsi="Calibri" w:eastAsia="Calibri" w:cs="Calibri"/>
               <w:szCs w:val="22"/>
             </w:rPr>
             <w:fldChar w:fldCharType="begin"/>
           </w:r>
           <w:r>
             <w:rPr>
-              <w:rFonts w:ascii="Calibri" w:eastAsia="Calibri" w:hAnsi="Calibri" w:cs="Calibri"/>
-              <w:szCs w:val="22"/>
-            </w:rPr>
-            <w:instrText xml:space="preserve"> HYPERLINK \l _Toc13100 </w:instrText>
-          </w:r>
-          <w:r>
-            <w:rPr>
-              <w:rFonts w:ascii="Calibri" w:eastAsia="Calibri" w:hAnsi="Calibri" w:cs="Calibri"/>
+              <w:rFonts w:ascii="Calibri" w:hAnsi="Calibri" w:eastAsia="Calibri" w:cs="Calibri"/>
+              <w:szCs w:val="22"/>
+            </w:rPr>
+            <w:instrText xml:space="preserve"> HYPERLINK \l _Toc2033 </w:instrText>
+          </w:r>
+          <w:r>
+            <w:rPr>
+              <w:rFonts w:ascii="Calibri" w:hAnsi="Calibri" w:eastAsia="Calibri" w:cs="Calibri"/>
               <w:szCs w:val="22"/>
             </w:rPr>
             <w:fldChar w:fldCharType="separate"/>
@@ -3203,7 +3252,7 @@
             <w:fldChar w:fldCharType="begin"/>
           </w:r>
           <w:r>
-            <w:instrText xml:space="preserve"> PAGEREF _Toc13100 \h </w:instrText>
+            <w:instrText xml:space="preserve"> PAGEREF _Toc2033 \h </w:instrText>
           </w:r>
           <w:r>
             <w:fldChar w:fldCharType="separate"/>
@@ -3216,7 +3265,7 @@
           </w:r>
           <w:r>
             <w:rPr>
-              <w:rFonts w:ascii="Calibri" w:eastAsia="Calibri" w:hAnsi="Calibri" w:cs="Calibri"/>
+              <w:rFonts w:ascii="Calibri" w:hAnsi="Calibri" w:eastAsia="Calibri" w:cs="Calibri"/>
               <w:szCs w:val="22"/>
             </w:rPr>
             <w:fldChar w:fldCharType="end"/>
@@ -3224,28 +3273,28 @@
         </w:p>
         <w:p>
           <w:pPr>
-            <w:pStyle w:val="TOC1"/>
+            <w:pStyle w:val="16"/>
             <w:tabs>
               <w:tab w:val="right" w:leader="dot" w:pos="8336"/>
             </w:tabs>
           </w:pPr>
           <w:r>
             <w:rPr>
-              <w:rFonts w:ascii="Calibri" w:eastAsia="Calibri" w:hAnsi="Calibri" w:cs="Calibri"/>
+              <w:rFonts w:ascii="Calibri" w:hAnsi="Calibri" w:eastAsia="Calibri" w:cs="Calibri"/>
               <w:szCs w:val="22"/>
             </w:rPr>
             <w:fldChar w:fldCharType="begin"/>
           </w:r>
           <w:r>
             <w:rPr>
-              <w:rFonts w:ascii="Calibri" w:eastAsia="Calibri" w:hAnsi="Calibri" w:cs="Calibri"/>
-              <w:szCs w:val="22"/>
-            </w:rPr>
-            <w:instrText xml:space="preserve"> HYPERLINK \l _Toc30000 </w:instrText>
-          </w:r>
-          <w:r>
-            <w:rPr>
-              <w:rFonts w:ascii="Calibri" w:eastAsia="Calibri" w:hAnsi="Calibri" w:cs="Calibri"/>
+              <w:rFonts w:ascii="Calibri" w:hAnsi="Calibri" w:eastAsia="Calibri" w:cs="Calibri"/>
+              <w:szCs w:val="22"/>
+            </w:rPr>
+            <w:instrText xml:space="preserve"> HYPERLINK \l _Toc5015 </w:instrText>
+          </w:r>
+          <w:r>
+            <w:rPr>
+              <w:rFonts w:ascii="Calibri" w:hAnsi="Calibri" w:eastAsia="Calibri" w:cs="Calibri"/>
               <w:szCs w:val="22"/>
             </w:rPr>
             <w:fldChar w:fldCharType="separate"/>
@@ -3266,7 +3315,7 @@
             <w:fldChar w:fldCharType="begin"/>
           </w:r>
           <w:r>
-            <w:instrText xml:space="preserve"> PAGEREF _Toc30000 \h </w:instrText>
+            <w:instrText xml:space="preserve"> PAGEREF _Toc5015 \h </w:instrText>
           </w:r>
           <w:r>
             <w:fldChar w:fldCharType="separate"/>
@@ -3279,7 +3328,7 @@
           </w:r>
           <w:r>
             <w:rPr>
-              <w:rFonts w:ascii="Calibri" w:eastAsia="Calibri" w:hAnsi="Calibri" w:cs="Calibri"/>
+              <w:rFonts w:ascii="Calibri" w:hAnsi="Calibri" w:eastAsia="Calibri" w:cs="Calibri"/>
               <w:szCs w:val="22"/>
             </w:rPr>
             <w:fldChar w:fldCharType="end"/>
@@ -3303,7 +3352,7 @@
             <w:spacing w:line="219" w:lineRule="auto"/>
             <w:textAlignment w:val="baseline"/>
             <w:rPr>
-              <w:rFonts w:ascii="Calibri" w:eastAsia="Calibri" w:hAnsi="Calibri" w:cs="Calibri"/>
+              <w:rFonts w:ascii="Calibri" w:hAnsi="Calibri" w:eastAsia="Calibri" w:cs="Calibri"/>
               <w:snapToGrid w:val="0"/>
               <w:color w:val="000000"/>
               <w:kern w:val="0"/>
@@ -3314,7 +3363,7 @@
           </w:pPr>
           <w:r>
             <w:rPr>
-              <w:rFonts w:ascii="Calibri" w:eastAsia="Calibri" w:hAnsi="Calibri" w:cs="Calibri"/>
+              <w:rFonts w:ascii="Calibri" w:hAnsi="Calibri" w:eastAsia="Calibri" w:cs="Calibri"/>
               <w:szCs w:val="22"/>
             </w:rPr>
             <w:fldChar w:fldCharType="end"/>
@@ -3340,7 +3389,7 @@
         <w:spacing w:line="219" w:lineRule="auto"/>
         <w:textAlignment w:val="baseline"/>
         <w:rPr>
-          <w:rFonts w:ascii="Calibri" w:eastAsia="Calibri" w:hAnsi="Calibri" w:cs="Calibri"/>
+          <w:rFonts w:ascii="Calibri" w:hAnsi="Calibri" w:eastAsia="Calibri" w:cs="Calibri"/>
           <w:snapToGrid w:val="0"/>
           <w:color w:val="000000"/>
           <w:kern w:val="0"/>
@@ -3349,16 +3398,16 @@
           <w:lang w:val="en-US" w:eastAsia="en-US" w:bidi="ar-SA"/>
         </w:rPr>
         <w:sectPr>
-          <w:footerReference w:type="default" r:id="rId5"/>
+          <w:footerReference r:id="rId6" w:type="default"/>
           <w:pgSz w:w="11906" w:h="16839"/>
           <w:pgMar w:top="1431" w:right="1785" w:bottom="1375" w:left="1785" w:header="0" w:footer="1211" w:gutter="0"/>
-          <w:cols w:num="1" w:space="720"/>
+          <w:cols w:space="720" w:num="1"/>
         </w:sectPr>
       </w:pPr>
     </w:p>
     <w:p>
       <w:pPr>
-        <w:pStyle w:val="1"/>
+        <w:pStyle w:val="26"/>
         <w:keepNext w:val="0"/>
         <w:keepLines w:val="0"/>
         <w:pageBreakBefore w:val="0"/>
@@ -3374,17 +3423,17 @@
         <w:snapToGrid w:val="0"/>
         <w:textAlignment w:val="baseline"/>
       </w:pPr>
-      <w:bookmarkStart w:id="5" w:name="bookmark1"/>
-      <w:bookmarkEnd w:id="5"/>
-      <w:bookmarkStart w:id="6" w:name="_Toc20320"/>
+      <w:bookmarkStart w:id="4" w:name="bookmark1"/>
+      <w:bookmarkEnd w:id="4"/>
+      <w:bookmarkStart w:id="5" w:name="_Toc28264"/>
       <w:r>
         <w:t>简介</w:t>
       </w:r>
-      <w:bookmarkEnd w:id="6"/>
+      <w:bookmarkEnd w:id="5"/>
     </w:p>
     <w:p>
       <w:pPr>
-        <w:pStyle w:val="2"/>
+        <w:pStyle w:val="28"/>
         <w:keepNext w:val="0"/>
         <w:keepLines w:val="0"/>
         <w:pageBreakBefore w:val="0"/>
@@ -3400,15 +3449,15 @@
         <w:snapToGrid w:val="0"/>
         <w:textAlignment w:val="baseline"/>
       </w:pPr>
-      <w:bookmarkStart w:id="7" w:name="_Toc28152"/>
+      <w:bookmarkStart w:id="6" w:name="_Toc3302"/>
       <w:r>
         <w:t>目的</w:t>
       </w:r>
-      <w:bookmarkEnd w:id="7"/>
+      <w:bookmarkEnd w:id="6"/>
     </w:p>
     <w:p>
       <w:pPr>
-        <w:pStyle w:val="a"/>
+        <w:pStyle w:val="27"/>
         <w:keepNext w:val="0"/>
         <w:keepLines w:val="0"/>
         <w:pageBreakBefore w:val="0"/>
@@ -3430,7 +3479,7 @@
     </w:p>
     <w:p>
       <w:pPr>
-        <w:pStyle w:val="2"/>
+        <w:pStyle w:val="28"/>
         <w:keepNext w:val="0"/>
         <w:keepLines w:val="0"/>
         <w:pageBreakBefore w:val="0"/>
@@ -3446,15 +3495,15 @@
         <w:snapToGrid w:val="0"/>
         <w:textAlignment w:val="baseline"/>
       </w:pPr>
-      <w:bookmarkStart w:id="8" w:name="_Toc4952"/>
+      <w:bookmarkStart w:id="7" w:name="_Toc12489"/>
       <w:r>
         <w:t>原则</w:t>
       </w:r>
-      <w:bookmarkEnd w:id="8"/>
+      <w:bookmarkEnd w:id="7"/>
     </w:p>
     <w:p>
       <w:pPr>
-        <w:pStyle w:val="3"/>
+        <w:pStyle w:val="29"/>
         <w:keepNext w:val="0"/>
         <w:keepLines w:val="0"/>
         <w:pageBreakBefore w:val="0"/>
@@ -3470,15 +3519,15 @@
         <w:snapToGrid w:val="0"/>
         <w:textAlignment w:val="baseline"/>
       </w:pPr>
-      <w:bookmarkStart w:id="9" w:name="_Toc16362"/>
+      <w:bookmarkStart w:id="8" w:name="_Toc28152"/>
       <w:r>
         <w:t>适用原则</w:t>
       </w:r>
-      <w:bookmarkEnd w:id="9"/>
+      <w:bookmarkEnd w:id="8"/>
     </w:p>
     <w:p>
       <w:pPr>
-        <w:pStyle w:val="a"/>
+        <w:pStyle w:val="27"/>
         <w:keepNext w:val="0"/>
         <w:keepLines w:val="0"/>
         <w:pageBreakBefore w:val="0"/>
@@ -3500,7 +3549,7 @@
     </w:p>
     <w:p>
       <w:pPr>
-        <w:pStyle w:val="3"/>
+        <w:pStyle w:val="29"/>
         <w:keepNext w:val="0"/>
         <w:keepLines w:val="0"/>
         <w:pageBreakBefore w:val="0"/>
@@ -3516,15 +3565,15 @@
         <w:snapToGrid w:val="0"/>
         <w:textAlignment w:val="baseline"/>
       </w:pPr>
-      <w:bookmarkStart w:id="10" w:name="_Toc17298"/>
+      <w:bookmarkStart w:id="9" w:name="_Toc1809"/>
       <w:r>
         <w:t>以人为本的原则</w:t>
       </w:r>
-      <w:bookmarkEnd w:id="10"/>
+      <w:bookmarkEnd w:id="9"/>
     </w:p>
     <w:p>
       <w:pPr>
-        <w:pStyle w:val="a"/>
+        <w:pStyle w:val="27"/>
         <w:keepNext w:val="0"/>
         <w:keepLines w:val="0"/>
         <w:pageBreakBefore w:val="0"/>
@@ -3546,7 +3595,7 @@
     </w:p>
     <w:p>
       <w:pPr>
-        <w:pStyle w:val="3"/>
+        <w:pStyle w:val="29"/>
         <w:keepNext w:val="0"/>
         <w:keepLines w:val="0"/>
         <w:pageBreakBefore w:val="0"/>
@@ -3562,15 +3611,15 @@
         <w:snapToGrid w:val="0"/>
         <w:textAlignment w:val="baseline"/>
       </w:pPr>
-      <w:bookmarkStart w:id="11" w:name="_Toc15923"/>
+      <w:bookmarkStart w:id="10" w:name="_Toc10313"/>
       <w:r>
         <w:t>权变原则</w:t>
       </w:r>
-      <w:bookmarkEnd w:id="11"/>
+      <w:bookmarkEnd w:id="10"/>
     </w:p>
     <w:p>
       <w:pPr>
-        <w:pStyle w:val="a"/>
+        <w:pStyle w:val="27"/>
         <w:keepNext w:val="0"/>
         <w:keepLines w:val="0"/>
         <w:pageBreakBefore w:val="0"/>
@@ -3592,7 +3641,7 @@
     </w:p>
     <w:p>
       <w:pPr>
-        <w:pStyle w:val="1"/>
+        <w:pStyle w:val="26"/>
         <w:keepNext w:val="0"/>
         <w:keepLines w:val="0"/>
         <w:pageBreakBefore w:val="0"/>
@@ -3608,15 +3657,15 @@
         <w:snapToGrid w:val="0"/>
         <w:textAlignment w:val="baseline"/>
       </w:pPr>
-      <w:bookmarkStart w:id="12" w:name="_Toc6258"/>
+      <w:bookmarkStart w:id="11" w:name="_Toc9164"/>
       <w:r>
         <w:t>储备原因分类</w:t>
       </w:r>
-      <w:bookmarkEnd w:id="12"/>
+      <w:bookmarkEnd w:id="11"/>
     </w:p>
     <w:p>
       <w:pPr>
-        <w:pStyle w:val="a"/>
+        <w:pStyle w:val="27"/>
         <w:keepNext w:val="0"/>
         <w:keepLines w:val="0"/>
         <w:pageBreakBefore w:val="0"/>
@@ -3634,7 +3683,7 @@
         <w:bidi w:val="0"/>
         <w:adjustRightInd w:val="0"/>
         <w:snapToGrid w:val="0"/>
-        <w:ind w:left="425" w:hanging="425" w:leftChars="0" w:firstLineChars="0"/>
+        <w:ind w:left="425" w:leftChars="0" w:hanging="425" w:firstLineChars="0"/>
         <w:textAlignment w:val="baseline"/>
       </w:pPr>
       <w:r>
@@ -3643,7 +3692,7 @@
     </w:p>
     <w:p>
       <w:pPr>
-        <w:pStyle w:val="a"/>
+        <w:pStyle w:val="27"/>
         <w:keepNext w:val="0"/>
         <w:keepLines w:val="0"/>
         <w:pageBreakBefore w:val="0"/>
@@ -3661,7 +3710,7 @@
         <w:bidi w:val="0"/>
         <w:adjustRightInd w:val="0"/>
         <w:snapToGrid w:val="0"/>
-        <w:ind w:left="425" w:hanging="425" w:leftChars="0" w:firstLineChars="0"/>
+        <w:ind w:left="425" w:leftChars="0" w:hanging="425" w:firstLineChars="0"/>
         <w:textAlignment w:val="baseline"/>
       </w:pPr>
       <w:r>
@@ -3670,7 +3719,7 @@
     </w:p>
     <w:p>
       <w:pPr>
-        <w:pStyle w:val="a"/>
+        <w:pStyle w:val="27"/>
         <w:keepNext w:val="0"/>
         <w:keepLines w:val="0"/>
         <w:pageBreakBefore w:val="0"/>
@@ -3688,7 +3737,7 @@
         <w:bidi w:val="0"/>
         <w:adjustRightInd w:val="0"/>
         <w:snapToGrid w:val="0"/>
-        <w:ind w:left="425" w:hanging="425" w:leftChars="0" w:firstLineChars="0"/>
+        <w:ind w:left="425" w:leftChars="0" w:hanging="425" w:firstLineChars="0"/>
         <w:textAlignment w:val="baseline"/>
       </w:pPr>
       <w:r>
@@ -3697,7 +3746,7 @@
     </w:p>
     <w:p>
       <w:pPr>
-        <w:pStyle w:val="1"/>
+        <w:pStyle w:val="26"/>
         <w:keepNext w:val="0"/>
         <w:keepLines w:val="0"/>
         <w:pageBreakBefore w:val="0"/>
@@ -3713,15 +3762,15 @@
         <w:snapToGrid w:val="0"/>
         <w:textAlignment w:val="baseline"/>
       </w:pPr>
-      <w:bookmarkStart w:id="13" w:name="_Toc23168"/>
+      <w:bookmarkStart w:id="12" w:name="_Toc26030"/>
       <w:r>
         <w:t>储备人才分类</w:t>
       </w:r>
-      <w:bookmarkEnd w:id="13"/>
+      <w:bookmarkEnd w:id="12"/>
     </w:p>
     <w:p>
       <w:pPr>
-        <w:pStyle w:val="a"/>
+        <w:pStyle w:val="27"/>
         <w:keepNext w:val="0"/>
         <w:keepLines w:val="0"/>
         <w:pageBreakBefore w:val="0"/>
@@ -3739,7 +3788,7 @@
         <w:bidi w:val="0"/>
         <w:adjustRightInd w:val="0"/>
         <w:snapToGrid w:val="0"/>
-        <w:ind w:left="425" w:hanging="425" w:leftChars="0" w:firstLineChars="0"/>
+        <w:ind w:left="425" w:leftChars="0" w:hanging="425" w:firstLineChars="0"/>
         <w:textAlignment w:val="baseline"/>
       </w:pPr>
       <w:r>
@@ -3748,7 +3797,7 @@
     </w:p>
     <w:p>
       <w:pPr>
-        <w:pStyle w:val="a"/>
+        <w:pStyle w:val="27"/>
         <w:keepNext w:val="0"/>
         <w:keepLines w:val="0"/>
         <w:pageBreakBefore w:val="0"/>
@@ -3766,7 +3815,7 @@
         <w:bidi w:val="0"/>
         <w:adjustRightInd w:val="0"/>
         <w:snapToGrid w:val="0"/>
-        <w:ind w:left="425" w:hanging="425" w:leftChars="0" w:firstLineChars="0"/>
+        <w:ind w:left="425" w:leftChars="0" w:hanging="425" w:firstLineChars="0"/>
         <w:textAlignment w:val="baseline"/>
       </w:pPr>
       <w:r>
@@ -3775,7 +3824,7 @@
     </w:p>
     <w:p>
       <w:pPr>
-        <w:pStyle w:val="1"/>
+        <w:pStyle w:val="26"/>
         <w:keepNext w:val="0"/>
         <w:keepLines w:val="0"/>
         <w:pageBreakBefore w:val="0"/>
@@ -3791,15 +3840,17 @@
         <w:snapToGrid w:val="0"/>
         <w:textAlignment w:val="baseline"/>
       </w:pPr>
-      <w:bookmarkStart w:id="14" w:name="_Toc21608"/>
+      <w:bookmarkStart w:id="13" w:name="_Toc19699"/>
       <w:r>
         <w:t>储备人才渠道</w:t>
       </w:r>
-      <w:bookmarkEnd w:id="14"/>
+      <w:bookmarkEnd w:id="13"/>
+      <w:bookmarkStart w:id="23" w:name="_GoBack"/>
+      <w:bookmarkEnd w:id="23"/>
     </w:p>
     <w:p>
       <w:pPr>
-        <w:pStyle w:val="2"/>
+        <w:pStyle w:val="28"/>
         <w:keepNext w:val="0"/>
         <w:keepLines w:val="0"/>
         <w:pageBreakBefore w:val="0"/>
@@ -3815,15 +3866,15 @@
         <w:snapToGrid w:val="0"/>
         <w:textAlignment w:val="baseline"/>
       </w:pPr>
-      <w:bookmarkStart w:id="15" w:name="_Toc20265"/>
+      <w:bookmarkStart w:id="14" w:name="_Toc29144"/>
       <w:r>
         <w:t>外部招聘渠道</w:t>
       </w:r>
-      <w:bookmarkEnd w:id="15"/>
+      <w:bookmarkEnd w:id="14"/>
     </w:p>
     <w:p>
       <w:pPr>
-        <w:pStyle w:val="a"/>
+        <w:pStyle w:val="27"/>
         <w:keepNext w:val="0"/>
         <w:keepLines w:val="0"/>
         <w:pageBreakBefore w:val="0"/>
@@ -3845,7 +3896,7 @@
     </w:p>
     <w:p>
       <w:pPr>
-        <w:pStyle w:val="2"/>
+        <w:pStyle w:val="28"/>
         <w:keepNext w:val="0"/>
         <w:keepLines w:val="0"/>
         <w:pageBreakBefore w:val="0"/>
@@ -3861,15 +3912,15 @@
         <w:snapToGrid w:val="0"/>
         <w:textAlignment w:val="baseline"/>
       </w:pPr>
-      <w:bookmarkStart w:id="16" w:name="_Toc27500"/>
+      <w:bookmarkStart w:id="15" w:name="_Toc3776"/>
       <w:r>
         <w:t>内部招聘渠道</w:t>
       </w:r>
-      <w:bookmarkEnd w:id="16"/>
+      <w:bookmarkEnd w:id="15"/>
     </w:p>
     <w:p>
       <w:pPr>
-        <w:pStyle w:val="a"/>
+        <w:pStyle w:val="27"/>
         <w:keepNext w:val="0"/>
         <w:keepLines w:val="0"/>
         <w:pageBreakBefore w:val="0"/>
@@ -3891,7 +3942,7 @@
     </w:p>
     <w:p>
       <w:pPr>
-        <w:pStyle w:val="2"/>
+        <w:pStyle w:val="28"/>
         <w:keepNext w:val="0"/>
         <w:keepLines w:val="0"/>
         <w:pageBreakBefore w:val="0"/>
@@ -3907,15 +3958,15 @@
         <w:snapToGrid w:val="0"/>
         <w:textAlignment w:val="baseline"/>
       </w:pPr>
-      <w:bookmarkStart w:id="17" w:name="_Toc24385"/>
+      <w:bookmarkStart w:id="16" w:name="_Toc563"/>
       <w:r>
         <w:t>内部调控和培养</w:t>
       </w:r>
-      <w:bookmarkEnd w:id="17"/>
+      <w:bookmarkEnd w:id="16"/>
     </w:p>
     <w:p>
       <w:pPr>
-        <w:pStyle w:val="a"/>
+        <w:pStyle w:val="27"/>
         <w:keepNext w:val="0"/>
         <w:keepLines w:val="0"/>
         <w:pageBreakBefore w:val="0"/>
@@ -3937,7 +3988,7 @@
     </w:p>
     <w:p>
       <w:pPr>
-        <w:pStyle w:val="1"/>
+        <w:pStyle w:val="26"/>
         <w:keepNext w:val="0"/>
         <w:keepLines w:val="0"/>
         <w:pageBreakBefore w:val="0"/>
@@ -3953,15 +4004,15 @@
         <w:snapToGrid w:val="0"/>
         <w:textAlignment w:val="baseline"/>
       </w:pPr>
-      <w:bookmarkStart w:id="18" w:name="_Toc8021"/>
+      <w:bookmarkStart w:id="17" w:name="_Toc17029"/>
       <w:r>
         <w:t>储备人才的培养与考核</w:t>
       </w:r>
-      <w:bookmarkEnd w:id="18"/>
+      <w:bookmarkEnd w:id="17"/>
     </w:p>
     <w:p>
       <w:pPr>
-        <w:pStyle w:val="2"/>
+        <w:pStyle w:val="28"/>
         <w:keepNext w:val="0"/>
         <w:keepLines w:val="0"/>
         <w:pageBreakBefore w:val="0"/>
@@ -3977,17 +4028,17 @@
         <w:snapToGrid w:val="0"/>
         <w:textAlignment w:val="baseline"/>
       </w:pPr>
-      <w:bookmarkStart w:id="19" w:name="bookmark16"/>
-      <w:bookmarkEnd w:id="19"/>
-      <w:bookmarkStart w:id="20" w:name="_Toc27662"/>
+      <w:bookmarkStart w:id="18" w:name="bookmark16"/>
+      <w:bookmarkEnd w:id="18"/>
+      <w:bookmarkStart w:id="19" w:name="_Toc1534"/>
       <w:r>
         <w:t>建立长效的培训机制</w:t>
       </w:r>
-      <w:bookmarkEnd w:id="20"/>
+      <w:bookmarkEnd w:id="19"/>
     </w:p>
     <w:p>
       <w:pPr>
-        <w:pStyle w:val="a"/>
+        <w:pStyle w:val="27"/>
         <w:keepNext w:val="0"/>
         <w:keepLines w:val="0"/>
         <w:pageBreakBefore w:val="0"/>
@@ -4009,7 +4060,7 @@
     </w:p>
     <w:p>
       <w:pPr>
-        <w:pStyle w:val="2"/>
+        <w:pStyle w:val="28"/>
         <w:keepNext w:val="0"/>
         <w:keepLines w:val="0"/>
         <w:pageBreakBefore w:val="0"/>
@@ -4025,15 +4076,15 @@
         <w:snapToGrid w:val="0"/>
         <w:textAlignment w:val="baseline"/>
       </w:pPr>
-      <w:bookmarkStart w:id="21" w:name="_Toc32759"/>
+      <w:bookmarkStart w:id="20" w:name="_Toc28913"/>
       <w:r>
         <w:t>利用社会培训资源对储备人才能力提升作用</w:t>
       </w:r>
-      <w:bookmarkEnd w:id="21"/>
+      <w:bookmarkEnd w:id="20"/>
     </w:p>
     <w:p>
       <w:pPr>
-        <w:pStyle w:val="a"/>
+        <w:pStyle w:val="27"/>
         <w:keepNext w:val="0"/>
         <w:keepLines w:val="0"/>
         <w:pageBreakBefore w:val="0"/>
@@ -4055,7 +4106,7 @@
     </w:p>
     <w:p>
       <w:pPr>
-        <w:pStyle w:val="a"/>
+        <w:pStyle w:val="27"/>
         <w:keepNext w:val="0"/>
         <w:keepLines w:val="0"/>
         <w:pageBreakBefore w:val="0"/>
@@ -4077,7 +4128,7 @@
     </w:p>
     <w:p>
       <w:pPr>
-        <w:pStyle w:val="1"/>
+        <w:pStyle w:val="26"/>
         <w:keepNext w:val="0"/>
         <w:keepLines w:val="0"/>
         <w:pageBreakBefore w:val="0"/>
@@ -4093,21 +4144,21 @@
         <w:snapToGrid w:val="0"/>
         <w:textAlignment w:val="baseline"/>
       </w:pPr>
-      <w:bookmarkStart w:id="22" w:name="_Toc13100"/>
+      <w:bookmarkStart w:id="21" w:name="_Toc2033"/>
       <w:r>
         <w:t>储备人才的激励</w:t>
       </w:r>
-      <w:bookmarkEnd w:id="22"/>
+      <w:bookmarkEnd w:id="21"/>
     </w:p>
     <w:p>
       <w:pPr>
-        <w:pStyle w:val="a3"/>
+        <w:pStyle w:val="39"/>
         <w:numPr>
           <w:ilvl w:val="0"/>
           <w:numId w:val="4"/>
         </w:numPr>
         <w:bidi w:val="0"/>
-        <w:ind w:left="425" w:hanging="425" w:leftChars="0" w:firstLineChars="0"/>
+        <w:ind w:left="425" w:leftChars="0" w:hanging="425" w:firstLineChars="0"/>
       </w:pPr>
       <w:r>
         <w:t>激励与学费补助：公司支持员工参加和岗位相关的外部专业培训以及职业资格认证，对于通过考试或者认证的员工给予一定的奖励，或者学费补助。</w:t>
@@ -4115,13 +4166,13 @@
     </w:p>
     <w:p>
       <w:pPr>
-        <w:pStyle w:val="a3"/>
+        <w:pStyle w:val="39"/>
         <w:numPr>
           <w:ilvl w:val="0"/>
           <w:numId w:val="4"/>
         </w:numPr>
         <w:bidi w:val="0"/>
-        <w:ind w:left="425" w:hanging="425" w:leftChars="0" w:firstLineChars="0"/>
+        <w:ind w:left="425" w:leftChars="0" w:hanging="425" w:firstLineChars="0"/>
       </w:pPr>
       <w:r>
         <w:t>年度优秀评选：根据年度KPI考核以及岗位任职能力测评成绩，推荐员工参加各项年度优秀奖项的评选。</w:t>
@@ -4129,13 +4180,13 @@
     </w:p>
     <w:p>
       <w:pPr>
-        <w:pStyle w:val="a3"/>
+        <w:pStyle w:val="39"/>
         <w:numPr>
           <w:ilvl w:val="0"/>
           <w:numId w:val="4"/>
         </w:numPr>
         <w:bidi w:val="0"/>
-        <w:ind w:left="425" w:hanging="425" w:leftChars="0" w:firstLineChars="0"/>
+        <w:ind w:left="425" w:leftChars="0" w:hanging="425" w:firstLineChars="0"/>
       </w:pPr>
       <w:r>
         <w:t>为员工提供跨职系发展等多渠道职业通道：使员工根据自身能力情况与企业要求进行匹配分析，员工可选择个人志趣与企业发展需要相符的职业通道，通过努力考核晋升为管理职位或技术职位。</w:t>
@@ -4143,7 +4194,7 @@
     </w:p>
     <w:p>
       <w:pPr>
-        <w:pStyle w:val="1"/>
+        <w:pStyle w:val="26"/>
         <w:keepNext w:val="0"/>
         <w:keepLines w:val="0"/>
         <w:pageBreakBefore w:val="0"/>
@@ -4159,24 +4210,24 @@
         <w:snapToGrid w:val="0"/>
         <w:textAlignment w:val="baseline"/>
       </w:pPr>
-      <w:bookmarkStart w:id="23" w:name="_Toc30000"/>
+      <w:bookmarkStart w:id="22" w:name="_Toc5015"/>
       <w:r>
         <w:t>流程衡量指标</w:t>
       </w:r>
-      <w:bookmarkEnd w:id="23"/>
+      <w:bookmarkEnd w:id="22"/>
     </w:p>
     <w:tbl>
       <w:tblPr>
-        <w:tblStyle w:val="TableNormal0"/>
+        <w:tblStyle w:val="24"/>
         <w:tblW w:w="8139" w:type="dxa"/>
         <w:tblInd w:w="130" w:type="dxa"/>
         <w:tblBorders>
-          <w:top w:val="single" w:sz="2" w:space="0" w:color="000000"/>
-          <w:left w:val="single" w:sz="2" w:space="0" w:color="000000"/>
-          <w:bottom w:val="single" w:sz="2" w:space="0" w:color="000000"/>
-          <w:right w:val="single" w:sz="2" w:space="0" w:color="000000"/>
-          <w:insideH w:val="single" w:sz="2" w:space="0" w:color="000000"/>
-          <w:insideV w:val="single" w:sz="2" w:space="0" w:color="000000"/>
+          <w:top w:val="single" w:color="000000" w:sz="2" w:space="0"/>
+          <w:left w:val="single" w:color="000000" w:sz="2" w:space="0"/>
+          <w:bottom w:val="single" w:color="000000" w:sz="2" w:space="0"/>
+          <w:right w:val="single" w:color="000000" w:sz="2" w:space="0"/>
+          <w:insideH w:val="single" w:color="000000" w:sz="2" w:space="0"/>
+          <w:insideV w:val="single" w:color="000000" w:sz="2" w:space="0"/>
         </w:tblBorders>
         <w:tblLayout w:type="fixed"/>
         <w:tblCellMar>
@@ -4195,17 +4246,14 @@
       </w:tblGrid>
       <w:tr>
         <w:tblPrEx>
-          <w:tblW w:w="8139" w:type="dxa"/>
-          <w:tblInd w:w="130" w:type="dxa"/>
           <w:tblBorders>
-            <w:top w:val="single" w:sz="2" w:space="0" w:color="000000"/>
-            <w:left w:val="single" w:sz="2" w:space="0" w:color="000000"/>
-            <w:bottom w:val="single" w:sz="2" w:space="0" w:color="000000"/>
-            <w:right w:val="single" w:sz="2" w:space="0" w:color="000000"/>
-            <w:insideH w:val="single" w:sz="2" w:space="0" w:color="000000"/>
-            <w:insideV w:val="single" w:sz="2" w:space="0" w:color="000000"/>
+            <w:top w:val="single" w:color="000000" w:sz="2" w:space="0"/>
+            <w:left w:val="single" w:color="000000" w:sz="2" w:space="0"/>
+            <w:bottom w:val="single" w:color="000000" w:sz="2" w:space="0"/>
+            <w:right w:val="single" w:color="000000" w:sz="2" w:space="0"/>
+            <w:insideH w:val="single" w:color="000000" w:sz="2" w:space="0"/>
+            <w:insideV w:val="single" w:color="000000" w:sz="2" w:space="0"/>
           </w:tblBorders>
-          <w:tblLayout w:type="fixed"/>
           <w:tblCellMar>
             <w:top w:w="0" w:type="dxa"/>
             <w:left w:w="0" w:type="dxa"/>
@@ -4214,15 +4262,15 @@
           </w:tblCellMar>
         </w:tblPrEx>
         <w:trPr>
-          <w:trHeight w:val="583"/>
+          <w:trHeight w:val="583" w:hRule="atLeast"/>
         </w:trPr>
         <w:tc>
           <w:tcPr>
             <w:tcW w:w="727" w:type="dxa"/>
             <w:tcBorders>
-              <w:top w:val="single" w:sz="6" w:space="0" w:color="000000"/>
-              <w:left w:val="single" w:sz="6" w:space="0" w:color="000000"/>
-              <w:bottom w:val="single" w:sz="6" w:space="0" w:color="000000"/>
+              <w:top w:val="single" w:color="000000" w:sz="6" w:space="0"/>
+              <w:left w:val="single" w:color="000000" w:sz="6" w:space="0"/>
+              <w:bottom w:val="single" w:color="000000" w:sz="6" w:space="0"/>
             </w:tcBorders>
             <w:shd w:val="clear" w:color="auto" w:fill="C0C0C0"/>
           </w:tcPr>
@@ -4245,7 +4293,7 @@
               <w:ind w:left="195"/>
               <w:textAlignment w:val="baseline"/>
               <w:rPr>
-                <w:rFonts w:ascii="宋体" w:eastAsia="宋体" w:hAnsi="宋体" w:cs="宋体"/>
+                <w:rFonts w:ascii="宋体" w:hAnsi="宋体" w:eastAsia="宋体" w:cs="宋体"/>
                 <w:b/>
                 <w:bCs/>
                 <w:spacing w:val="-7"/>
@@ -4255,7 +4303,7 @@
             </w:pPr>
             <w:r>
               <w:rPr>
-                <w:rFonts w:ascii="宋体" w:eastAsia="宋体" w:hAnsi="宋体" w:cs="宋体"/>
+                <w:rFonts w:ascii="宋体" w:hAnsi="宋体" w:eastAsia="宋体" w:cs="宋体"/>
                 <w:b/>
                 <w:bCs/>
                 <w:spacing w:val="-7"/>
@@ -4270,8 +4318,8 @@
           <w:tcPr>
             <w:tcW w:w="1337" w:type="dxa"/>
             <w:tcBorders>
-              <w:top w:val="single" w:sz="6" w:space="0" w:color="000000"/>
-              <w:bottom w:val="single" w:sz="6" w:space="0" w:color="000000"/>
+              <w:top w:val="single" w:color="000000" w:sz="6" w:space="0"/>
+              <w:bottom w:val="single" w:color="000000" w:sz="6" w:space="0"/>
             </w:tcBorders>
             <w:shd w:val="clear" w:color="auto" w:fill="C0C0C0"/>
           </w:tcPr>
@@ -4294,7 +4342,7 @@
               <w:ind w:left="195"/>
               <w:textAlignment w:val="baseline"/>
               <w:rPr>
-                <w:rFonts w:ascii="宋体" w:eastAsia="宋体" w:hAnsi="宋体" w:cs="宋体"/>
+                <w:rFonts w:ascii="宋体" w:hAnsi="宋体" w:eastAsia="宋体" w:cs="宋体"/>
                 <w:b/>
                 <w:bCs/>
                 <w:spacing w:val="-7"/>
@@ -4304,7 +4352,7 @@
             </w:pPr>
             <w:r>
               <w:rPr>
-                <w:rFonts w:ascii="宋体" w:eastAsia="宋体" w:hAnsi="宋体" w:cs="宋体"/>
+                <w:rFonts w:ascii="宋体" w:hAnsi="宋体" w:eastAsia="宋体" w:cs="宋体"/>
                 <w:b/>
                 <w:bCs/>
                 <w:spacing w:val="-7"/>
@@ -4319,9 +4367,9 @@
           <w:tcPr>
             <w:tcW w:w="3948" w:type="dxa"/>
             <w:tcBorders>
-              <w:top w:val="single" w:sz="6" w:space="0" w:color="000000"/>
-              <w:bottom w:val="single" w:sz="6" w:space="0" w:color="000000"/>
-              <w:right w:val="single" w:sz="6" w:space="0" w:color="000000"/>
+              <w:top w:val="single" w:color="000000" w:sz="6" w:space="0"/>
+              <w:bottom w:val="single" w:color="000000" w:sz="6" w:space="0"/>
+              <w:right w:val="single" w:color="000000" w:sz="6" w:space="0"/>
             </w:tcBorders>
             <w:shd w:val="clear" w:color="auto" w:fill="C0C0C0"/>
           </w:tcPr>
@@ -4344,7 +4392,7 @@
               <w:ind w:left="195"/>
               <w:textAlignment w:val="baseline"/>
               <w:rPr>
-                <w:rFonts w:ascii="宋体" w:eastAsia="宋体" w:hAnsi="宋体" w:cs="宋体"/>
+                <w:rFonts w:ascii="宋体" w:hAnsi="宋体" w:eastAsia="宋体" w:cs="宋体"/>
                 <w:b/>
                 <w:bCs/>
                 <w:spacing w:val="-7"/>
@@ -4354,7 +4402,7 @@
             </w:pPr>
             <w:r>
               <w:rPr>
-                <w:rFonts w:ascii="宋体" w:eastAsia="宋体" w:hAnsi="宋体" w:cs="宋体"/>
+                <w:rFonts w:ascii="宋体" w:hAnsi="宋体" w:eastAsia="宋体" w:cs="宋体"/>
                 <w:b/>
                 <w:bCs/>
                 <w:spacing w:val="-7"/>
@@ -4369,9 +4417,9 @@
           <w:tcPr>
             <w:tcW w:w="1176" w:type="dxa"/>
             <w:tcBorders>
-              <w:top w:val="single" w:sz="6" w:space="0" w:color="000000"/>
-              <w:bottom w:val="single" w:sz="6" w:space="0" w:color="000000"/>
-              <w:right w:val="single" w:sz="6" w:space="0" w:color="000000"/>
+              <w:top w:val="single" w:color="000000" w:sz="6" w:space="0"/>
+              <w:bottom w:val="single" w:color="000000" w:sz="6" w:space="0"/>
+              <w:right w:val="single" w:color="000000" w:sz="6" w:space="0"/>
             </w:tcBorders>
             <w:shd w:val="clear" w:color="auto" w:fill="C0C0C0"/>
           </w:tcPr>
@@ -4394,7 +4442,7 @@
               <w:ind w:left="195"/>
               <w:textAlignment w:val="baseline"/>
               <w:rPr>
-                <w:rFonts w:ascii="宋体" w:eastAsia="宋体" w:hAnsi="宋体" w:cs="宋体" w:hint="default"/>
+                <w:rFonts w:hint="default" w:ascii="宋体" w:hAnsi="宋体" w:eastAsia="宋体" w:cs="宋体"/>
                 <w:b/>
                 <w:bCs/>
                 <w:spacing w:val="-7"/>
@@ -4405,7 +4453,7 @@
             </w:pPr>
             <w:r>
               <w:rPr>
-                <w:rFonts w:ascii="宋体" w:eastAsia="宋体" w:hAnsi="宋体" w:cs="宋体" w:hint="eastAsia"/>
+                <w:rFonts w:hint="eastAsia" w:ascii="宋体" w:hAnsi="宋体" w:eastAsia="宋体" w:cs="宋体"/>
                 <w:b/>
                 <w:bCs/>
                 <w:spacing w:val="-7"/>
@@ -4421,9 +4469,9 @@
           <w:tcPr>
             <w:tcW w:w="951" w:type="dxa"/>
             <w:tcBorders>
-              <w:top w:val="single" w:sz="6" w:space="0" w:color="000000"/>
-              <w:bottom w:val="single" w:sz="6" w:space="0" w:color="000000"/>
-              <w:right w:val="single" w:sz="6" w:space="0" w:color="000000"/>
+              <w:top w:val="single" w:color="000000" w:sz="6" w:space="0"/>
+              <w:bottom w:val="single" w:color="000000" w:sz="6" w:space="0"/>
+              <w:right w:val="single" w:color="000000" w:sz="6" w:space="0"/>
             </w:tcBorders>
             <w:shd w:val="clear" w:color="auto" w:fill="C0C0C0"/>
           </w:tcPr>
@@ -4446,7 +4494,7 @@
               <w:ind w:left="195"/>
               <w:textAlignment w:val="baseline"/>
               <w:rPr>
-                <w:rFonts w:ascii="宋体" w:eastAsia="宋体" w:hAnsi="宋体" w:cs="宋体" w:hint="default"/>
+                <w:rFonts w:hint="default" w:ascii="宋体" w:hAnsi="宋体" w:eastAsia="宋体" w:cs="宋体"/>
                 <w:b/>
                 <w:bCs/>
                 <w:spacing w:val="-7"/>
@@ -4457,7 +4505,7 @@
             </w:pPr>
             <w:r>
               <w:rPr>
-                <w:rFonts w:ascii="宋体" w:hAnsi="宋体" w:cs="宋体" w:hint="eastAsia"/>
+                <w:rFonts w:hint="eastAsia" w:ascii="宋体" w:hAnsi="宋体" w:cs="宋体"/>
                 <w:b/>
                 <w:bCs/>
                 <w:spacing w:val="-7"/>
@@ -4472,9 +4520,14 @@
       </w:tr>
       <w:tr>
         <w:tblPrEx>
-          <w:tblW w:w="8139" w:type="dxa"/>
-          <w:tblInd w:w="130" w:type="dxa"/>
-          <w:tblLayout w:type="fixed"/>
+          <w:tblBorders>
+            <w:top w:val="single" w:color="000000" w:sz="2" w:space="0"/>
+            <w:left w:val="single" w:color="000000" w:sz="2" w:space="0"/>
+            <w:bottom w:val="single" w:color="000000" w:sz="2" w:space="0"/>
+            <w:right w:val="single" w:color="000000" w:sz="2" w:space="0"/>
+            <w:insideH w:val="single" w:color="000000" w:sz="2" w:space="0"/>
+            <w:insideV w:val="single" w:color="000000" w:sz="2" w:space="0"/>
+          </w:tblBorders>
           <w:tblCellMar>
             <w:top w:w="0" w:type="dxa"/>
             <w:left w:w="0" w:type="dxa"/>
@@ -4483,14 +4536,14 @@
           </w:tblCellMar>
         </w:tblPrEx>
         <w:trPr>
-          <w:trHeight w:val="549"/>
+          <w:trHeight w:val="549" w:hRule="atLeast"/>
         </w:trPr>
         <w:tc>
           <w:tcPr>
             <w:tcW w:w="727" w:type="dxa"/>
             <w:tcBorders>
-              <w:top w:val="single" w:sz="6" w:space="0" w:color="000000"/>
-              <w:left w:val="single" w:sz="6" w:space="0" w:color="000000"/>
+              <w:top w:val="single" w:color="000000" w:sz="6" w:space="0"/>
+              <w:left w:val="single" w:color="000000" w:sz="6" w:space="0"/>
             </w:tcBorders>
           </w:tcPr>
           <w:p>
@@ -4509,11 +4562,11 @@
               <w:adjustRightInd w:val="0"/>
               <w:snapToGrid w:val="0"/>
               <w:spacing w:before="194" w:line="219" w:lineRule="auto"/>
-              <w:ind w:left="0" w:right="0" w:firstLine="0" w:leftChars="0" w:rightChars="0" w:firstLineChars="0"/>
+              <w:ind w:left="0" w:leftChars="0" w:right="0" w:rightChars="0" w:firstLine="0" w:firstLineChars="0"/>
               <w:jc w:val="center"/>
               <w:textAlignment w:val="baseline"/>
               <w:rPr>
-                <w:rFonts w:ascii="宋体" w:eastAsia="宋体" w:hAnsi="宋体" w:cs="宋体" w:hint="eastAsia"/>
+                <w:rFonts w:hint="eastAsia" w:ascii="宋体" w:hAnsi="宋体" w:eastAsia="宋体" w:cs="宋体"/>
                 <w:spacing w:val="-2"/>
                 <w:sz w:val="18"/>
                 <w:szCs w:val="18"/>
@@ -4522,7 +4575,7 @@
             </w:pPr>
             <w:r>
               <w:rPr>
-                <w:rFonts w:ascii="宋体" w:eastAsia="宋体" w:hAnsi="宋体" w:cs="宋体" w:hint="eastAsia"/>
+                <w:rFonts w:hint="eastAsia" w:ascii="宋体" w:hAnsi="宋体" w:eastAsia="宋体" w:cs="宋体"/>
                 <w:spacing w:val="-2"/>
                 <w:sz w:val="18"/>
                 <w:szCs w:val="18"/>
@@ -4536,7 +4589,7 @@
           <w:tcPr>
             <w:tcW w:w="1337" w:type="dxa"/>
             <w:tcBorders>
-              <w:top w:val="single" w:sz="6" w:space="0" w:color="000000"/>
+              <w:top w:val="single" w:color="000000" w:sz="6" w:space="0"/>
             </w:tcBorders>
           </w:tcPr>
           <w:p>
@@ -4555,11 +4608,11 @@
               <w:adjustRightInd w:val="0"/>
               <w:snapToGrid w:val="0"/>
               <w:spacing w:before="194" w:line="219" w:lineRule="auto"/>
-              <w:ind w:left="0" w:right="0" w:firstLine="0" w:leftChars="0" w:rightChars="0" w:firstLineChars="0"/>
+              <w:ind w:left="0" w:leftChars="0" w:right="0" w:rightChars="0" w:firstLine="0" w:firstLineChars="0"/>
               <w:jc w:val="center"/>
               <w:textAlignment w:val="baseline"/>
               <w:rPr>
-                <w:rFonts w:ascii="宋体" w:eastAsia="宋体" w:hAnsi="宋体" w:cs="宋体" w:hint="default"/>
+                <w:rFonts w:hint="default" w:ascii="宋体" w:hAnsi="宋体" w:eastAsia="宋体" w:cs="宋体"/>
                 <w:spacing w:val="-2"/>
                 <w:sz w:val="18"/>
                 <w:szCs w:val="18"/>
@@ -4568,7 +4621,7 @@
             </w:pPr>
             <w:r>
               <w:rPr>
-                <w:rFonts w:ascii="宋体" w:hAnsi="宋体" w:cs="宋体" w:hint="eastAsia"/>
+                <w:rFonts w:hint="eastAsia" w:ascii="宋体" w:hAnsi="宋体" w:cs="宋体"/>
                 <w:spacing w:val="-2"/>
                 <w:sz w:val="18"/>
                 <w:szCs w:val="18"/>
@@ -4578,7 +4631,7 @@
             </w:r>
             <w:r>
               <w:rPr>
-                <w:rFonts w:ascii="宋体" w:eastAsia="宋体" w:hAnsi="宋体" w:cs="宋体" w:hint="eastAsia"/>
+                <w:rFonts w:hint="eastAsia" w:ascii="宋体" w:hAnsi="宋体" w:eastAsia="宋体" w:cs="宋体"/>
                 <w:spacing w:val="-2"/>
                 <w:sz w:val="18"/>
                 <w:szCs w:val="18"/>
@@ -4592,8 +4645,8 @@
           <w:tcPr>
             <w:tcW w:w="3948" w:type="dxa"/>
             <w:tcBorders>
-              <w:top w:val="single" w:sz="6" w:space="0" w:color="000000"/>
-              <w:right w:val="single" w:sz="6" w:space="0" w:color="000000"/>
+              <w:top w:val="single" w:color="000000" w:sz="6" w:space="0"/>
+              <w:right w:val="single" w:color="000000" w:sz="6" w:space="0"/>
             </w:tcBorders>
           </w:tcPr>
           <w:p>
@@ -4612,11 +4665,11 @@
               <w:adjustRightInd w:val="0"/>
               <w:snapToGrid w:val="0"/>
               <w:spacing w:before="194" w:line="219" w:lineRule="auto"/>
-              <w:ind w:left="0" w:right="0" w:firstLine="0" w:leftChars="0" w:rightChars="0" w:firstLineChars="0"/>
+              <w:ind w:left="0" w:leftChars="0" w:right="0" w:rightChars="0" w:firstLine="0" w:firstLineChars="0"/>
               <w:jc w:val="center"/>
               <w:textAlignment w:val="baseline"/>
               <w:rPr>
-                <w:rFonts w:ascii="宋体" w:eastAsia="宋体" w:hAnsi="宋体" w:cs="宋体" w:hint="default"/>
+                <w:rFonts w:hint="default" w:ascii="宋体" w:hAnsi="宋体" w:eastAsia="宋体" w:cs="宋体"/>
                 <w:spacing w:val="-2"/>
                 <w:sz w:val="18"/>
                 <w:szCs w:val="18"/>
@@ -4625,7 +4678,7 @@
             </w:pPr>
             <w:r>
               <w:rPr>
-                <w:rFonts w:ascii="宋体" w:eastAsia="宋体" w:hAnsi="宋体" w:cs="宋体" w:hint="eastAsia"/>
+                <w:rFonts w:hint="eastAsia" w:ascii="宋体" w:hAnsi="宋体" w:eastAsia="宋体" w:cs="宋体"/>
                 <w:spacing w:val="-2"/>
                 <w:sz w:val="18"/>
                 <w:szCs w:val="18"/>
@@ -4639,8 +4692,8 @@
           <w:tcPr>
             <w:tcW w:w="1176" w:type="dxa"/>
             <w:tcBorders>
-              <w:top w:val="single" w:sz="6" w:space="0" w:color="000000"/>
-              <w:right w:val="single" w:sz="6" w:space="0" w:color="000000"/>
+              <w:top w:val="single" w:color="000000" w:sz="6" w:space="0"/>
+              <w:right w:val="single" w:color="000000" w:sz="6" w:space="0"/>
             </w:tcBorders>
           </w:tcPr>
           <w:p>
@@ -4659,11 +4712,11 @@
               <w:adjustRightInd w:val="0"/>
               <w:snapToGrid w:val="0"/>
               <w:spacing w:before="194" w:line="219" w:lineRule="auto"/>
-              <w:ind w:left="0" w:right="0" w:firstLine="0" w:leftChars="0" w:rightChars="0" w:firstLineChars="0"/>
+              <w:ind w:left="0" w:leftChars="0" w:right="0" w:rightChars="0" w:firstLine="0" w:firstLineChars="0"/>
               <w:jc w:val="center"/>
               <w:textAlignment w:val="baseline"/>
               <w:rPr>
-                <w:rFonts w:ascii="宋体" w:eastAsia="宋体" w:hAnsi="宋体" w:cs="宋体" w:hint="default"/>
+                <w:rFonts w:hint="default" w:ascii="宋体" w:hAnsi="宋体" w:eastAsia="宋体" w:cs="宋体"/>
                 <w:spacing w:val="-2"/>
                 <w:sz w:val="18"/>
                 <w:szCs w:val="18"/>
@@ -4672,7 +4725,7 @@
             </w:pPr>
             <w:r>
               <w:rPr>
-                <w:rFonts w:ascii="宋体" w:eastAsia="宋体" w:hAnsi="宋体" w:cs="宋体" w:hint="eastAsia"/>
+                <w:rFonts w:hint="eastAsia" w:ascii="宋体" w:hAnsi="宋体" w:eastAsia="宋体" w:cs="宋体"/>
                 <w:spacing w:val="-2"/>
                 <w:sz w:val="18"/>
                 <w:szCs w:val="18"/>
@@ -4686,8 +4739,8 @@
           <w:tcPr>
             <w:tcW w:w="951" w:type="dxa"/>
             <w:tcBorders>
-              <w:top w:val="single" w:sz="6" w:space="0" w:color="000000"/>
-              <w:right w:val="single" w:sz="6" w:space="0" w:color="000000"/>
+              <w:top w:val="single" w:color="000000" w:sz="6" w:space="0"/>
+              <w:right w:val="single" w:color="000000" w:sz="6" w:space="0"/>
             </w:tcBorders>
           </w:tcPr>
           <w:p>
@@ -4706,11 +4759,11 @@
               <w:adjustRightInd w:val="0"/>
               <w:snapToGrid w:val="0"/>
               <w:spacing w:before="194" w:line="219" w:lineRule="auto"/>
-              <w:ind w:left="0" w:right="0" w:firstLine="0" w:leftChars="0" w:rightChars="0" w:firstLineChars="0"/>
+              <w:ind w:left="0" w:leftChars="0" w:right="0" w:rightChars="0" w:firstLine="0" w:firstLineChars="0"/>
               <w:jc w:val="center"/>
               <w:textAlignment w:val="baseline"/>
               <w:rPr>
-                <w:rFonts w:ascii="宋体" w:eastAsia="宋体" w:hAnsi="宋体" w:cs="宋体" w:hint="default"/>
+                <w:rFonts w:hint="default" w:ascii="宋体" w:hAnsi="宋体" w:eastAsia="宋体" w:cs="宋体"/>
                 <w:spacing w:val="-2"/>
                 <w:sz w:val="18"/>
                 <w:szCs w:val="18"/>
@@ -4719,7 +4772,7 @@
             </w:pPr>
             <w:r>
               <w:rPr>
-                <w:rFonts w:ascii="宋体" w:hAnsi="宋体" w:cs="宋体" w:hint="eastAsia"/>
+                <w:rFonts w:hint="eastAsia" w:ascii="宋体" w:hAnsi="宋体" w:cs="宋体"/>
                 <w:spacing w:val="-2"/>
                 <w:sz w:val="18"/>
                 <w:szCs w:val="18"/>
@@ -4750,7 +4803,7 @@
         <w:ind w:left="927" w:right="220" w:hanging="419"/>
         <w:textAlignment w:val="baseline"/>
         <w:rPr>
-          <w:rFonts w:ascii="宋体" w:eastAsia="宋体" w:hAnsi="宋体" w:cs="宋体"/>
+          <w:rFonts w:ascii="宋体" w:hAnsi="宋体" w:eastAsia="宋体" w:cs="宋体"/>
           <w:spacing w:val="-2"/>
           <w:sz w:val="24"/>
           <w:szCs w:val="24"/>
@@ -4758,30 +4811,55 @@
       </w:pPr>
     </w:p>
     <w:sectPr>
-      <w:footerReference w:type="default" r:id="rId6"/>
+      <w:footerReference r:id="rId7" w:type="default"/>
       <w:pgSz w:w="11906" w:h="16839"/>
       <w:pgMar w:top="1431" w:right="1785" w:bottom="1374" w:left="1785" w:header="0" w:footer="1211" w:gutter="0"/>
-      <w:cols w:num="1" w:space="720"/>
+      <w:cols w:space="720" w:num="1"/>
     </w:sectPr>
   </w:body>
 </w:document>
 </file>
 
+<file path=word/endnotes.xml><?xml version="1.0" encoding="utf-8"?>
+<w:endnotes xmlns:wpc="http://schemas.microsoft.com/office/word/2010/wordprocessingCanvas" xmlns:mc="http://schemas.openxmlformats.org/markup-compatibility/2006" xmlns:o="urn:schemas-microsoft-com:office:office" xmlns:r="http://schemas.openxmlformats.org/officeDocument/2006/relationships" xmlns:m="http://schemas.openxmlformats.org/officeDocument/2006/math" xmlns:v="urn:schemas-microsoft-com:vml" xmlns:wp14="http://schemas.microsoft.com/office/word/2010/wordprocessingDrawing" xmlns:wp="http://schemas.openxmlformats.org/drawingml/2006/wordprocessingDrawing" xmlns:w="http://schemas.openxmlformats.org/wordprocessingml/2006/main" xmlns:w14="http://schemas.microsoft.com/office/word/2010/wordml" xmlns:w15="http://schemas.microsoft.com/office/word/2012/wordml" xmlns:w10="urn:schemas-microsoft-com:office:word" xmlns:wpg="http://schemas.microsoft.com/office/word/2010/wordprocessingGroup" xmlns:wpi="http://schemas.microsoft.com/office/word/2010/wordprocessingInk" xmlns:wne="http://schemas.microsoft.com/office/word/2006/wordml" xmlns:wps="http://schemas.microsoft.com/office/word/2010/wordprocessingShape" xmlns:wpsCustomData="http://www.wps.cn/officeDocument/2013/wpsCustomData" mc:Ignorable="w14 w15 wp14">
+  <w:endnote w:type="separator" w:id="0">
+    <w:p>
+      <w:pPr>
+        <w:spacing w:line="240" w:lineRule="auto"/>
+      </w:pPr>
+      <w:r>
+        <w:separator/>
+      </w:r>
+    </w:p>
+  </w:endnote>
+  <w:endnote w:type="continuationSeparator" w:id="1">
+    <w:p>
+      <w:pPr>
+        <w:spacing w:line="240" w:lineRule="auto"/>
+      </w:pPr>
+      <w:r>
+        <w:continuationSeparator/>
+      </w:r>
+    </w:p>
+  </w:endnote>
+</w:endnotes>
+</file>
+
 <file path=word/footer1.xml><?xml version="1.0" encoding="utf-8"?>
-<w:ftr xmlns:wpc="http://schemas.microsoft.com/office/word/2010/wordprocessingCanvas" xmlns:mc="http://schemas.openxmlformats.org/markup-compatibility/2006" xmlns:o="urn:schemas-microsoft-com:office:office" xmlns:r="http://schemas.openxmlformats.org/officeDocument/2006/relationships" xmlns:m="http://schemas.openxmlformats.org/officeDocument/2006/math" xmlns:v="urn:schemas-microsoft-com:vml" xmlns:wp14="http://schemas.microsoft.com/office/word/2010/wordprocessingDrawing" xmlns:wp="http://schemas.openxmlformats.org/drawingml/2006/wordprocessingDrawing" xmlns:w10="urn:schemas-microsoft-com:office:word" xmlns:w="http://schemas.openxmlformats.org/wordprocessingml/2006/main" xmlns:w14="http://schemas.microsoft.com/office/word/2010/wordml" xmlns:w15="http://schemas.microsoft.com/office/word/2012/wordml" xmlns:wne="http://schemas.microsoft.com/office/word/2006/wordml" xmlns:wpg="http://schemas.microsoft.com/office/word/2010/wordprocessingGroup" xmlns:wpi="http://schemas.microsoft.com/office/word/2010/wordprocessingInk" xmlns:wps="http://schemas.microsoft.com/office/word/2010/wordprocessingShape" mc:Ignorable="w14 w15 wp14">
+<w:ftr xmlns:wpc="http://schemas.microsoft.com/office/word/2010/wordprocessingCanvas" xmlns:mc="http://schemas.openxmlformats.org/markup-compatibility/2006" xmlns:o="urn:schemas-microsoft-com:office:office" xmlns:r="http://schemas.openxmlformats.org/officeDocument/2006/relationships" xmlns:m="http://schemas.openxmlformats.org/officeDocument/2006/math" xmlns:v="urn:schemas-microsoft-com:vml" xmlns:wp14="http://schemas.microsoft.com/office/word/2010/wordprocessingDrawing" xmlns:wp="http://schemas.openxmlformats.org/drawingml/2006/wordprocessingDrawing" xmlns:w10="urn:schemas-microsoft-com:office:word" xmlns:w="http://schemas.openxmlformats.org/wordprocessingml/2006/main" xmlns:w14="http://schemas.microsoft.com/office/word/2010/wordml" xmlns:w15="http://schemas.microsoft.com/office/word/2012/wordml" xmlns:wpg="http://schemas.microsoft.com/office/word/2010/wordprocessingGroup" xmlns:wpi="http://schemas.microsoft.com/office/word/2010/wordprocessingInk" xmlns:wne="http://schemas.microsoft.com/office/word/2006/wordml" xmlns:wps="http://schemas.microsoft.com/office/word/2010/wordprocessingShape" xmlns:wpsCustomData="http://www.wps.cn/officeDocument/2013/wpsCustomData" mc:Ignorable="w14 w15 wp14">
   <w:p>
     <w:pPr>
       <w:spacing w:line="166" w:lineRule="auto"/>
       <w:ind w:left="4269"/>
       <w:rPr>
-        <w:rFonts w:ascii="Calibri" w:eastAsia="Calibri" w:hAnsi="Calibri" w:cs="Calibri"/>
+        <w:rFonts w:ascii="Calibri" w:hAnsi="Calibri" w:eastAsia="Calibri" w:cs="Calibri"/>
         <w:sz w:val="18"/>
         <w:szCs w:val="18"/>
       </w:rPr>
     </w:pPr>
     <w:r>
       <w:rPr>
-        <w:rFonts w:ascii="Calibri" w:eastAsia="Calibri" w:hAnsi="Calibri" w:cs="Calibri"/>
+        <w:rFonts w:ascii="Calibri" w:hAnsi="Calibri" w:eastAsia="Calibri" w:cs="Calibri"/>
         <w:sz w:val="18"/>
         <w:szCs w:val="18"/>
       </w:rPr>
@@ -4792,20 +4870,20 @@
 </file>
 
 <file path=word/footer2.xml><?xml version="1.0" encoding="utf-8"?>
-<w:ftr xmlns:wpc="http://schemas.microsoft.com/office/word/2010/wordprocessingCanvas" xmlns:mc="http://schemas.openxmlformats.org/markup-compatibility/2006" xmlns:o="urn:schemas-microsoft-com:office:office" xmlns:r="http://schemas.openxmlformats.org/officeDocument/2006/relationships" xmlns:m="http://schemas.openxmlformats.org/officeDocument/2006/math" xmlns:v="urn:schemas-microsoft-com:vml" xmlns:wp14="http://schemas.microsoft.com/office/word/2010/wordprocessingDrawing" xmlns:wp="http://schemas.openxmlformats.org/drawingml/2006/wordprocessingDrawing" xmlns:w10="urn:schemas-microsoft-com:office:word" xmlns:w="http://schemas.openxmlformats.org/wordprocessingml/2006/main" xmlns:w14="http://schemas.microsoft.com/office/word/2010/wordml" xmlns:w15="http://schemas.microsoft.com/office/word/2012/wordml" xmlns:wne="http://schemas.microsoft.com/office/word/2006/wordml" xmlns:wpg="http://schemas.microsoft.com/office/word/2010/wordprocessingGroup" xmlns:wpi="http://schemas.microsoft.com/office/word/2010/wordprocessingInk" xmlns:wps="http://schemas.microsoft.com/office/word/2010/wordprocessingShape" mc:Ignorable="w14 w15 wp14">
+<w:ftr xmlns:wpc="http://schemas.microsoft.com/office/word/2010/wordprocessingCanvas" xmlns:mc="http://schemas.openxmlformats.org/markup-compatibility/2006" xmlns:o="urn:schemas-microsoft-com:office:office" xmlns:r="http://schemas.openxmlformats.org/officeDocument/2006/relationships" xmlns:m="http://schemas.openxmlformats.org/officeDocument/2006/math" xmlns:v="urn:schemas-microsoft-com:vml" xmlns:wp14="http://schemas.microsoft.com/office/word/2010/wordprocessingDrawing" xmlns:wp="http://schemas.openxmlformats.org/drawingml/2006/wordprocessingDrawing" xmlns:w10="urn:schemas-microsoft-com:office:word" xmlns:w="http://schemas.openxmlformats.org/wordprocessingml/2006/main" xmlns:w14="http://schemas.microsoft.com/office/word/2010/wordml" xmlns:w15="http://schemas.microsoft.com/office/word/2012/wordml" xmlns:wpg="http://schemas.microsoft.com/office/word/2010/wordprocessingGroup" xmlns:wpi="http://schemas.microsoft.com/office/word/2010/wordprocessingInk" xmlns:wne="http://schemas.microsoft.com/office/word/2006/wordml" xmlns:wps="http://schemas.microsoft.com/office/word/2010/wordprocessingShape" xmlns:wpsCustomData="http://www.wps.cn/officeDocument/2013/wpsCustomData" mc:Ignorable="w14 w15 wp14">
   <w:p>
     <w:pPr>
       <w:spacing w:line="167" w:lineRule="auto"/>
       <w:ind w:left="4131"/>
       <w:rPr>
-        <w:rFonts w:ascii="Calibri" w:eastAsia="Calibri" w:hAnsi="Calibri" w:cs="Calibri"/>
+        <w:rFonts w:ascii="Calibri" w:hAnsi="Calibri" w:eastAsia="Calibri" w:cs="Calibri"/>
         <w:sz w:val="18"/>
         <w:szCs w:val="18"/>
       </w:rPr>
     </w:pPr>
     <w:r>
       <w:rPr>
-        <w:rFonts w:ascii="Calibri" w:eastAsia="Calibri" w:hAnsi="Calibri" w:cs="Calibri"/>
+        <w:rFonts w:ascii="Calibri" w:hAnsi="Calibri" w:eastAsia="Calibri" w:cs="Calibri"/>
         <w:sz w:val="18"/>
         <w:szCs w:val="18"/>
       </w:rPr>
@@ -4816,20 +4894,20 @@
 </file>
 
 <file path=word/footer3.xml><?xml version="1.0" encoding="utf-8"?>
-<w:ftr xmlns:wpc="http://schemas.microsoft.com/office/word/2010/wordprocessingCanvas" xmlns:mc="http://schemas.openxmlformats.org/markup-compatibility/2006" xmlns:o="urn:schemas-microsoft-com:office:office" xmlns:r="http://schemas.openxmlformats.org/officeDocument/2006/relationships" xmlns:m="http://schemas.openxmlformats.org/officeDocument/2006/math" xmlns:v="urn:schemas-microsoft-com:vml" xmlns:wp14="http://schemas.microsoft.com/office/word/2010/wordprocessingDrawing" xmlns:wp="http://schemas.openxmlformats.org/drawingml/2006/wordprocessingDrawing" xmlns:w10="urn:schemas-microsoft-com:office:word" xmlns:w="http://schemas.openxmlformats.org/wordprocessingml/2006/main" xmlns:w14="http://schemas.microsoft.com/office/word/2010/wordml" xmlns:w15="http://schemas.microsoft.com/office/word/2012/wordml" xmlns:wne="http://schemas.microsoft.com/office/word/2006/wordml" xmlns:wpg="http://schemas.microsoft.com/office/word/2010/wordprocessingGroup" xmlns:wpi="http://schemas.microsoft.com/office/word/2010/wordprocessingInk" xmlns:wps="http://schemas.microsoft.com/office/word/2010/wordprocessingShape" mc:Ignorable="w14 w15 wp14">
+<w:ftr xmlns:wpc="http://schemas.microsoft.com/office/word/2010/wordprocessingCanvas" xmlns:mc="http://schemas.openxmlformats.org/markup-compatibility/2006" xmlns:o="urn:schemas-microsoft-com:office:office" xmlns:r="http://schemas.openxmlformats.org/officeDocument/2006/relationships" xmlns:m="http://schemas.openxmlformats.org/officeDocument/2006/math" xmlns:v="urn:schemas-microsoft-com:vml" xmlns:wp14="http://schemas.microsoft.com/office/word/2010/wordprocessingDrawing" xmlns:wp="http://schemas.openxmlformats.org/drawingml/2006/wordprocessingDrawing" xmlns:w10="urn:schemas-microsoft-com:office:word" xmlns:w="http://schemas.openxmlformats.org/wordprocessingml/2006/main" xmlns:w14="http://schemas.microsoft.com/office/word/2010/wordml" xmlns:w15="http://schemas.microsoft.com/office/word/2012/wordml" xmlns:wpg="http://schemas.microsoft.com/office/word/2010/wordprocessingGroup" xmlns:wpi="http://schemas.microsoft.com/office/word/2010/wordprocessingInk" xmlns:wne="http://schemas.microsoft.com/office/word/2006/wordml" xmlns:wps="http://schemas.microsoft.com/office/word/2010/wordprocessingShape" xmlns:wpsCustomData="http://www.wps.cn/officeDocument/2013/wpsCustomData" mc:Ignorable="w14 w15 wp14">
   <w:p>
     <w:pPr>
       <w:spacing w:line="166" w:lineRule="auto"/>
       <w:ind w:left="4125"/>
       <w:rPr>
-        <w:rFonts w:ascii="Calibri" w:eastAsia="Calibri" w:hAnsi="Calibri" w:cs="Calibri"/>
+        <w:rFonts w:ascii="Calibri" w:hAnsi="Calibri" w:eastAsia="Calibri" w:cs="Calibri"/>
         <w:sz w:val="18"/>
         <w:szCs w:val="18"/>
       </w:rPr>
     </w:pPr>
     <w:r>
       <w:rPr>
-        <w:rFonts w:ascii="Calibri" w:eastAsia="Calibri" w:hAnsi="Calibri" w:cs="Calibri"/>
+        <w:rFonts w:ascii="Calibri" w:hAnsi="Calibri" w:eastAsia="Calibri" w:cs="Calibri"/>
         <w:sz w:val="18"/>
         <w:szCs w:val="18"/>
       </w:rPr>
@@ -4839,16 +4917,41 @@
 </w:ftr>
 </file>
 
+<file path=word/footnotes.xml><?xml version="1.0" encoding="utf-8"?>
+<w:footnotes xmlns:wpc="http://schemas.microsoft.com/office/word/2010/wordprocessingCanvas" xmlns:mc="http://schemas.openxmlformats.org/markup-compatibility/2006" xmlns:o="urn:schemas-microsoft-com:office:office" xmlns:r="http://schemas.openxmlformats.org/officeDocument/2006/relationships" xmlns:m="http://schemas.openxmlformats.org/officeDocument/2006/math" xmlns:v="urn:schemas-microsoft-com:vml" xmlns:wp14="http://schemas.microsoft.com/office/word/2010/wordprocessingDrawing" xmlns:wp="http://schemas.openxmlformats.org/drawingml/2006/wordprocessingDrawing" xmlns:w="http://schemas.openxmlformats.org/wordprocessingml/2006/main" xmlns:w14="http://schemas.microsoft.com/office/word/2010/wordml" xmlns:w15="http://schemas.microsoft.com/office/word/2012/wordml" xmlns:w10="urn:schemas-microsoft-com:office:word" xmlns:wpg="http://schemas.microsoft.com/office/word/2010/wordprocessingGroup" xmlns:wpi="http://schemas.microsoft.com/office/word/2010/wordprocessingInk" xmlns:wne="http://schemas.microsoft.com/office/word/2006/wordml" xmlns:wps="http://schemas.microsoft.com/office/word/2010/wordprocessingShape" xmlns:wpsCustomData="http://www.wps.cn/officeDocument/2013/wpsCustomData" mc:Ignorable="w14 w15 wp14">
+  <w:footnote w:type="separator" w:id="0">
+    <w:p>
+      <w:pPr>
+        <w:spacing w:line="360" w:lineRule="auto"/>
+      </w:pPr>
+      <w:r>
+        <w:separator/>
+      </w:r>
+    </w:p>
+  </w:footnote>
+  <w:footnote w:type="continuationSeparator" w:id="1">
+    <w:p>
+      <w:pPr>
+        <w:spacing w:line="360" w:lineRule="auto"/>
+      </w:pPr>
+      <w:r>
+        <w:continuationSeparator/>
+      </w:r>
+    </w:p>
+  </w:footnote>
+</w:footnotes>
+</file>
+
 <file path=word/numbering.xml><?xml version="1.0" encoding="utf-8"?>
-<w:numbering xmlns:wpc="http://schemas.microsoft.com/office/word/2010/wordprocessingCanvas" xmlns:mc="http://schemas.openxmlformats.org/markup-compatibility/2006" xmlns:o="urn:schemas-microsoft-com:office:office" xmlns:r="http://schemas.openxmlformats.org/officeDocument/2006/relationships" xmlns:m="http://schemas.openxmlformats.org/officeDocument/2006/math" xmlns:v="urn:schemas-microsoft-com:vml" xmlns:wp14="http://schemas.microsoft.com/office/word/2010/wordprocessingDrawing" xmlns:wp="http://schemas.openxmlformats.org/drawingml/2006/wordprocessingDrawing" xmlns:w10="urn:schemas-microsoft-com:office:word" xmlns:w="http://schemas.openxmlformats.org/wordprocessingml/2006/main" xmlns:w14="http://schemas.microsoft.com/office/word/2010/wordml" xmlns:w15="http://schemas.microsoft.com/office/word/2012/wordml" xmlns:wne="http://schemas.microsoft.com/office/word/2006/wordml" xmlns:wpg="http://schemas.microsoft.com/office/word/2010/wordprocessingGroup" xmlns:wpi="http://schemas.microsoft.com/office/word/2010/wordprocessingInk" xmlns:wps="http://schemas.microsoft.com/office/word/2010/wordprocessingShape" mc:Ignorable="w14 w15 wp14">
+<w:numbering xmlns:wpc="http://schemas.microsoft.com/office/word/2010/wordprocessingCanvas" xmlns:mc="http://schemas.openxmlformats.org/markup-compatibility/2006" xmlns:o="urn:schemas-microsoft-com:office:office" xmlns:r="http://schemas.openxmlformats.org/officeDocument/2006/relationships" xmlns:m="http://schemas.openxmlformats.org/officeDocument/2006/math" xmlns:v="urn:schemas-microsoft-com:vml" xmlns:wp14="http://schemas.microsoft.com/office/word/2010/wordprocessingDrawing" xmlns:wp="http://schemas.openxmlformats.org/drawingml/2006/wordprocessingDrawing" xmlns:w10="urn:schemas-microsoft-com:office:word" xmlns:w="http://schemas.openxmlformats.org/wordprocessingml/2006/main" xmlns:w14="http://schemas.microsoft.com/office/word/2010/wordml" xmlns:wpg="http://schemas.microsoft.com/office/word/2010/wordprocessingGroup" xmlns:wpi="http://schemas.microsoft.com/office/word/2010/wordprocessingInk" xmlns:wne="http://schemas.microsoft.com/office/word/2006/wordml" xmlns:wps="http://schemas.microsoft.com/office/word/2010/wordprocessingShape" xmlns:wpsCustomData="http://www.wps.cn/officeDocument/2013/wpsCustomData" mc:Ignorable="w14 wp14">
   <w:abstractNum w:abstractNumId="0">
     <w:nsid w:val="8E964DCE"/>
     <w:multiLevelType w:val="multilevel"/>
     <w:tmpl w:val="8E964DCE"/>
-    <w:lvl w:ilvl="0">
+    <w:lvl w:ilvl="0" w:tentative="0">
       <w:start w:val="1"/>
       <w:numFmt w:val="decimal"/>
-      <w:pStyle w:val="Heading1"/>
+      <w:pStyle w:val="2"/>
       <w:lvlText w:val="%1."/>
       <w:lvlJc w:val="left"/>
       <w:pPr>
@@ -4858,10 +4961,10 @@
         <w:rFonts w:hint="default"/>
       </w:rPr>
     </w:lvl>
-    <w:lvl w:ilvl="1">
+    <w:lvl w:ilvl="1" w:tentative="0">
       <w:start w:val="1"/>
       <w:numFmt w:val="decimal"/>
-      <w:pStyle w:val="Heading2"/>
+      <w:pStyle w:val="3"/>
       <w:lvlText w:val="%1.%2."/>
       <w:lvlJc w:val="left"/>
       <w:pPr>
@@ -4871,10 +4974,10 @@
         <w:rFonts w:hint="default"/>
       </w:rPr>
     </w:lvl>
-    <w:lvl w:ilvl="2">
+    <w:lvl w:ilvl="2" w:tentative="0">
       <w:start w:val="1"/>
       <w:numFmt w:val="decimal"/>
-      <w:pStyle w:val="Heading3"/>
+      <w:pStyle w:val="4"/>
       <w:lvlText w:val="%1.%2.%3."/>
       <w:lvlJc w:val="left"/>
       <w:pPr>
@@ -4884,10 +4987,10 @@
         <w:rFonts w:hint="default"/>
       </w:rPr>
     </w:lvl>
-    <w:lvl w:ilvl="3">
+    <w:lvl w:ilvl="3" w:tentative="0">
       <w:start w:val="1"/>
       <w:numFmt w:val="decimal"/>
-      <w:pStyle w:val="Heading4"/>
+      <w:pStyle w:val="5"/>
       <w:lvlText w:val="%1.%2.%3.%4."/>
       <w:lvlJc w:val="left"/>
       <w:pPr>
@@ -4897,10 +5000,10 @@
         <w:rFonts w:hint="default"/>
       </w:rPr>
     </w:lvl>
-    <w:lvl w:ilvl="4">
+    <w:lvl w:ilvl="4" w:tentative="0">
       <w:start w:val="1"/>
       <w:numFmt w:val="decimal"/>
-      <w:pStyle w:val="Heading5"/>
+      <w:pStyle w:val="6"/>
       <w:lvlText w:val="%1.%2.%3.%4.%5."/>
       <w:lvlJc w:val="left"/>
       <w:pPr>
@@ -4910,10 +5013,10 @@
         <w:rFonts w:hint="default"/>
       </w:rPr>
     </w:lvl>
-    <w:lvl w:ilvl="5">
+    <w:lvl w:ilvl="5" w:tentative="0">
       <w:start w:val="1"/>
       <w:numFmt w:val="decimal"/>
-      <w:pStyle w:val="Heading6"/>
+      <w:pStyle w:val="7"/>
       <w:lvlText w:val="%1.%2.%3.%4.%5.%6."/>
       <w:lvlJc w:val="left"/>
       <w:pPr>
@@ -4923,10 +5026,10 @@
         <w:rFonts w:hint="default"/>
       </w:rPr>
     </w:lvl>
-    <w:lvl w:ilvl="6">
+    <w:lvl w:ilvl="6" w:tentative="0">
       <w:start w:val="1"/>
       <w:numFmt w:val="decimal"/>
-      <w:pStyle w:val="Heading7"/>
+      <w:pStyle w:val="8"/>
       <w:lvlText w:val="%1.%2.%3.%4.%5.%6.%7."/>
       <w:lvlJc w:val="left"/>
       <w:pPr>
@@ -4936,10 +5039,10 @@
         <w:rFonts w:hint="default"/>
       </w:rPr>
     </w:lvl>
-    <w:lvl w:ilvl="7">
+    <w:lvl w:ilvl="7" w:tentative="0">
       <w:start w:val="1"/>
       <w:numFmt w:val="decimal"/>
-      <w:pStyle w:val="Heading8"/>
+      <w:pStyle w:val="9"/>
       <w:lvlText w:val="%1.%2.%3.%4.%5.%6.%7.%8."/>
       <w:lvlJc w:val="left"/>
       <w:pPr>
@@ -4949,10 +5052,10 @@
         <w:rFonts w:hint="default"/>
       </w:rPr>
     </w:lvl>
-    <w:lvl w:ilvl="8">
+    <w:lvl w:ilvl="8" w:tentative="0">
       <w:start w:val="1"/>
       <w:numFmt w:val="decimal"/>
-      <w:pStyle w:val="Heading9"/>
+      <w:pStyle w:val="10"/>
       <w:lvlText w:val="%1.%2.%3.%4.%5.%6.%7.%8.%9."/>
       <w:lvlJc w:val="left"/>
       <w:pPr>
@@ -4967,7 +5070,7 @@
     <w:nsid w:val="BCCCAC4A"/>
     <w:multiLevelType w:val="singleLevel"/>
     <w:tmpl w:val="BCCCAC4A"/>
-    <w:lvl w:ilvl="0">
+    <w:lvl w:ilvl="0" w:tentative="0">
       <w:start w:val="1"/>
       <w:numFmt w:val="decimal"/>
       <w:lvlText w:val="%1."/>
@@ -4984,7 +5087,7 @@
     <w:nsid w:val="C375DE28"/>
     <w:multiLevelType w:val="singleLevel"/>
     <w:tmpl w:val="C375DE28"/>
-    <w:lvl w:ilvl="0">
+    <w:lvl w:ilvl="0" w:tentative="0">
       <w:start w:val="1"/>
       <w:numFmt w:val="decimal"/>
       <w:lvlText w:val="%1."/>
@@ -5001,7 +5104,7 @@
     <w:nsid w:val="03705F6A"/>
     <w:multiLevelType w:val="singleLevel"/>
     <w:tmpl w:val="03705F6A"/>
-    <w:lvl w:ilvl="0">
+    <w:lvl w:ilvl="0" w:tentative="0">
       <w:start w:val="1"/>
       <w:numFmt w:val="decimal"/>
       <w:lvlText w:val="%1."/>
@@ -5030,267 +5133,269 @@
 </file>
 
 <file path=word/styles.xml><?xml version="1.0" encoding="utf-8"?>
-<w:styles xmlns:mc="http://schemas.openxmlformats.org/markup-compatibility/2006" xmlns:r="http://schemas.openxmlformats.org/officeDocument/2006/relationships" xmlns:w="http://schemas.openxmlformats.org/wordprocessingml/2006/main" xmlns:w14="http://schemas.microsoft.com/office/word/2010/wordml" xmlns:w15="http://schemas.microsoft.com/office/word/2012/wordml" mc:Ignorable="w14 w15">
+<w:styles xmlns:mc="http://schemas.openxmlformats.org/markup-compatibility/2006" xmlns:o="urn:schemas-microsoft-com:office:office" xmlns:r="http://schemas.openxmlformats.org/officeDocument/2006/relationships" xmlns:m="http://schemas.openxmlformats.org/officeDocument/2006/math" xmlns:v="urn:schemas-microsoft-com:vml" xmlns:w="http://schemas.openxmlformats.org/wordprocessingml/2006/main" xmlns:w14="http://schemas.microsoft.com/office/word/2010/wordml" xmlns:w10="urn:schemas-microsoft-com:office:word" xmlns:sl="http://schemas.openxmlformats.org/schemaLibrary/2006/main" xmlns:wpsCustomData="http://www.wps.cn/officeDocument/2013/wpsCustomData" mc:Ignorable="w14">
   <w:docDefaults>
     <w:rPrDefault>
       <w:rPr>
-        <w:rFonts w:ascii="Arial" w:eastAsia="Arial" w:hAnsi="Arial" w:cs="Arial"/>
+        <w:rFonts w:ascii="Arial" w:hAnsi="Arial" w:eastAsia="Arial" w:cs="Arial"/>
       </w:rPr>
     </w:rPrDefault>
     <w:pPrDefault/>
   </w:docDefaults>
-  <w:latentStyles w:defLockedState="0" w:defUIPriority="99" w:defSemiHidden="1" w:defUnhideWhenUsed="1" w:defQFormat="0" w:count="260">
-    <w:lsdException w:name="Normal" w:semiHidden="0" w:uiPriority="0" w:unhideWhenUsed="0" w:qFormat="1"/>
-    <w:lsdException w:name="heading 1" w:semiHidden="0" w:uiPriority="0" w:unhideWhenUsed="0" w:qFormat="1"/>
-    <w:lsdException w:name="heading 2" w:semiHidden="0" w:uiPriority="0" w:qFormat="1"/>
-    <w:lsdException w:name="heading 3" w:uiPriority="0" w:qFormat="1"/>
-    <w:lsdException w:name="heading 4" w:semiHidden="0" w:uiPriority="0" w:qFormat="1"/>
-    <w:lsdException w:name="heading 5" w:uiPriority="0" w:qFormat="1"/>
-    <w:lsdException w:name="heading 6" w:uiPriority="0" w:qFormat="1"/>
-    <w:lsdException w:name="heading 7" w:uiPriority="0" w:qFormat="1"/>
-    <w:lsdException w:name="heading 8" w:uiPriority="0" w:qFormat="1"/>
-    <w:lsdException w:name="heading 9" w:uiPriority="0" w:qFormat="1"/>
-    <w:lsdException w:name="index 1" w:semiHidden="0" w:uiPriority="0" w:unhideWhenUsed="0"/>
-    <w:lsdException w:name="index 2" w:semiHidden="0" w:uiPriority="0" w:unhideWhenUsed="0"/>
-    <w:lsdException w:name="index 3" w:semiHidden="0" w:uiPriority="0" w:unhideWhenUsed="0"/>
-    <w:lsdException w:name="index 4" w:semiHidden="0" w:uiPriority="0" w:unhideWhenUsed="0"/>
-    <w:lsdException w:name="index 5" w:semiHidden="0" w:uiPriority="0" w:unhideWhenUsed="0"/>
-    <w:lsdException w:name="index 6" w:semiHidden="0" w:uiPriority="0" w:unhideWhenUsed="0"/>
-    <w:lsdException w:name="index 7" w:semiHidden="0" w:uiPriority="0" w:unhideWhenUsed="0"/>
-    <w:lsdException w:name="index 8" w:semiHidden="0" w:uiPriority="0" w:unhideWhenUsed="0"/>
-    <w:lsdException w:name="index 9" w:semiHidden="0" w:uiPriority="0" w:unhideWhenUsed="0"/>
-    <w:lsdException w:name="toc 1" w:semiHidden="0" w:uiPriority="0" w:unhideWhenUsed="0" w:qFormat="1"/>
-    <w:lsdException w:name="toc 2" w:semiHidden="0" w:uiPriority="0" w:unhideWhenUsed="0" w:qFormat="1"/>
-    <w:lsdException w:name="toc 3" w:semiHidden="0" w:uiPriority="0" w:unhideWhenUsed="0" w:qFormat="1"/>
-    <w:lsdException w:name="toc 4" w:semiHidden="0" w:uiPriority="0" w:unhideWhenUsed="0"/>
-    <w:lsdException w:name="toc 5" w:semiHidden="0" w:uiPriority="0" w:unhideWhenUsed="0"/>
-    <w:lsdException w:name="toc 6" w:semiHidden="0" w:uiPriority="0" w:unhideWhenUsed="0"/>
-    <w:lsdException w:name="toc 7" w:semiHidden="0" w:uiPriority="0" w:unhideWhenUsed="0"/>
-    <w:lsdException w:name="toc 8" w:semiHidden="0" w:uiPriority="0" w:unhideWhenUsed="0"/>
-    <w:lsdException w:name="toc 9" w:semiHidden="0" w:uiPriority="0" w:unhideWhenUsed="0"/>
-    <w:lsdException w:name="Normal Indent" w:semiHidden="0" w:uiPriority="0" w:unhideWhenUsed="0"/>
-    <w:lsdException w:name="footnote text" w:semiHidden="0" w:uiPriority="0" w:unhideWhenUsed="0"/>
-    <w:lsdException w:name="annotation text" w:semiHidden="0" w:uiPriority="0" w:unhideWhenUsed="0" w:qFormat="1"/>
-    <w:lsdException w:name="header" w:semiHidden="0" w:uiPriority="0" w:unhideWhenUsed="0" w:qFormat="1"/>
-    <w:lsdException w:name="footer" w:semiHidden="0" w:uiPriority="0" w:unhideWhenUsed="0" w:qFormat="1"/>
-    <w:lsdException w:name="index heading" w:semiHidden="0" w:uiPriority="0" w:unhideWhenUsed="0"/>
-    <w:lsdException w:name="caption" w:uiPriority="0" w:qFormat="1"/>
-    <w:lsdException w:name="table of figures" w:semiHidden="0" w:uiPriority="0" w:unhideWhenUsed="0"/>
-    <w:lsdException w:name="envelope address" w:semiHidden="0" w:uiPriority="0" w:unhideWhenUsed="0"/>
-    <w:lsdException w:name="envelope return" w:semiHidden="0" w:uiPriority="0" w:unhideWhenUsed="0"/>
-    <w:lsdException w:name="footnote reference" w:semiHidden="0" w:uiPriority="0" w:unhideWhenUsed="0"/>
-    <w:lsdException w:name="annotation reference" w:semiHidden="0" w:uiPriority="0" w:unhideWhenUsed="0"/>
-    <w:lsdException w:name="line number" w:semiHidden="0" w:uiPriority="0" w:unhideWhenUsed="0"/>
-    <w:lsdException w:name="page number" w:semiHidden="0" w:uiPriority="0" w:unhideWhenUsed="0"/>
-    <w:lsdException w:name="endnote reference" w:semiHidden="0" w:uiPriority="0" w:unhideWhenUsed="0"/>
-    <w:lsdException w:name="endnote text" w:semiHidden="0" w:uiPriority="0" w:unhideWhenUsed="0"/>
-    <w:lsdException w:name="table of authorities" w:semiHidden="0" w:uiPriority="0" w:unhideWhenUsed="0"/>
-    <w:lsdException w:name="macro" w:semiHidden="0" w:uiPriority="0" w:unhideWhenUsed="0"/>
-    <w:lsdException w:name="toa heading" w:semiHidden="0" w:uiPriority="0" w:unhideWhenUsed="0"/>
-    <w:lsdException w:name="List" w:semiHidden="0" w:uiPriority="0" w:unhideWhenUsed="0"/>
-    <w:lsdException w:name="List Bullet" w:semiHidden="0" w:uiPriority="0" w:unhideWhenUsed="0"/>
-    <w:lsdException w:name="List Number" w:semiHidden="0" w:uiPriority="0" w:unhideWhenUsed="0"/>
-    <w:lsdException w:name="List 2" w:semiHidden="0" w:uiPriority="0" w:unhideWhenUsed="0"/>
-    <w:lsdException w:name="List 3" w:semiHidden="0" w:uiPriority="0" w:unhideWhenUsed="0"/>
-    <w:lsdException w:name="List 4" w:semiHidden="0" w:uiPriority="0" w:unhideWhenUsed="0"/>
-    <w:lsdException w:name="List 5" w:semiHidden="0" w:uiPriority="0" w:unhideWhenUsed="0"/>
-    <w:lsdException w:name="List Bullet 2" w:semiHidden="0" w:uiPriority="0" w:unhideWhenUsed="0"/>
-    <w:lsdException w:name="List Bullet 3" w:semiHidden="0" w:uiPriority="0" w:unhideWhenUsed="0"/>
-    <w:lsdException w:name="List Bullet 4" w:semiHidden="0" w:uiPriority="0" w:unhideWhenUsed="0"/>
-    <w:lsdException w:name="List Bullet 5" w:semiHidden="0" w:uiPriority="0" w:unhideWhenUsed="0"/>
-    <w:lsdException w:name="List Number 2" w:semiHidden="0" w:uiPriority="0" w:unhideWhenUsed="0"/>
-    <w:lsdException w:name="List Number 3" w:semiHidden="0" w:uiPriority="0" w:unhideWhenUsed="0"/>
-    <w:lsdException w:name="List Number 4" w:semiHidden="0" w:uiPriority="0" w:unhideWhenUsed="0"/>
-    <w:lsdException w:name="List Number 5" w:semiHidden="0" w:uiPriority="0" w:unhideWhenUsed="0"/>
-    <w:lsdException w:name="Title" w:semiHidden="0" w:uiPriority="0" w:unhideWhenUsed="0" w:qFormat="1"/>
-    <w:lsdException w:name="Closing" w:semiHidden="0" w:uiPriority="0" w:unhideWhenUsed="0"/>
-    <w:lsdException w:name="Signature" w:semiHidden="0" w:uiPriority="0" w:unhideWhenUsed="0"/>
-    <w:lsdException w:name="Default Paragraph Font" w:uiPriority="0" w:unhideWhenUsed="0" w:qFormat="1"/>
-    <w:lsdException w:name="Body Text" w:uiPriority="0" w:unhideWhenUsed="0" w:qFormat="1"/>
-    <w:lsdException w:name="Body Text Indent" w:semiHidden="0" w:uiPriority="0" w:unhideWhenUsed="0"/>
-    <w:lsdException w:name="List Continue" w:semiHidden="0" w:uiPriority="0" w:unhideWhenUsed="0"/>
-    <w:lsdException w:name="List Continue 2" w:semiHidden="0" w:uiPriority="0" w:unhideWhenUsed="0"/>
-    <w:lsdException w:name="List Continue 3" w:semiHidden="0" w:uiPriority="0" w:unhideWhenUsed="0"/>
-    <w:lsdException w:name="List Continue 4" w:semiHidden="0" w:uiPriority="0" w:unhideWhenUsed="0"/>
-    <w:lsdException w:name="List Continue 5" w:semiHidden="0" w:uiPriority="0" w:unhideWhenUsed="0"/>
-    <w:lsdException w:name="Message Header" w:semiHidden="0" w:uiPriority="0" w:unhideWhenUsed="0"/>
-    <w:lsdException w:name="Subtitle" w:semiHidden="0" w:uiPriority="0" w:unhideWhenUsed="0" w:qFormat="1"/>
-    <w:lsdException w:name="Salutation" w:semiHidden="0" w:uiPriority="0" w:unhideWhenUsed="0"/>
-    <w:lsdException w:name="Date" w:semiHidden="0" w:uiPriority="0" w:unhideWhenUsed="0"/>
-    <w:lsdException w:name="Body Text First Indent" w:semiHidden="0" w:uiPriority="0" w:unhideWhenUsed="0"/>
-    <w:lsdException w:name="Body Text First Indent 2" w:semiHidden="0" w:uiPriority="0" w:unhideWhenUsed="0"/>
-    <w:lsdException w:name="Body Text 2" w:semiHidden="0" w:uiPriority="0" w:unhideWhenUsed="0"/>
-    <w:lsdException w:name="Body Text 3" w:semiHidden="0" w:uiPriority="0" w:unhideWhenUsed="0"/>
-    <w:lsdException w:name="Body Text Indent 2" w:semiHidden="0" w:uiPriority="0" w:unhideWhenUsed="0"/>
-    <w:lsdException w:name="Body Text Indent 3" w:semiHidden="0" w:uiPriority="0" w:unhideWhenUsed="0"/>
-    <w:lsdException w:name="Block Text" w:semiHidden="0" w:uiPriority="0" w:unhideWhenUsed="0"/>
-    <w:lsdException w:name="Hyperlink" w:semiHidden="0" w:uiPriority="0" w:unhideWhenUsed="0"/>
-    <w:lsdException w:name="FollowedHyperlink" w:semiHidden="0" w:uiPriority="0" w:unhideWhenUsed="0"/>
-    <w:lsdException w:name="Strong" w:semiHidden="0" w:uiPriority="0" w:unhideWhenUsed="0" w:qFormat="1"/>
-    <w:lsdException w:name="Emphasis" w:semiHidden="0" w:uiPriority="0" w:unhideWhenUsed="0" w:qFormat="1"/>
-    <w:lsdException w:name="Document Map" w:semiHidden="0" w:uiPriority="0" w:unhideWhenUsed="0"/>
-    <w:lsdException w:name="Plain Text" w:semiHidden="0" w:uiPriority="0" w:unhideWhenUsed="0"/>
-    <w:lsdException w:name="E-mail Signature" w:semiHidden="0" w:uiPriority="0" w:unhideWhenUsed="0"/>
-    <w:lsdException w:name="Normal (Web)" w:semiHidden="0" w:uiPriority="0" w:unhideWhenUsed="0" w:qFormat="1"/>
-    <w:lsdException w:name="HTML Acronym" w:semiHidden="0" w:uiPriority="0" w:unhideWhenUsed="0"/>
-    <w:lsdException w:name="HTML Address" w:semiHidden="0" w:uiPriority="0" w:unhideWhenUsed="0"/>
-    <w:lsdException w:name="HTML Cite" w:semiHidden="0" w:uiPriority="0" w:unhideWhenUsed="0"/>
-    <w:lsdException w:name="HTML Code" w:semiHidden="0" w:uiPriority="0" w:unhideWhenUsed="0"/>
-    <w:lsdException w:name="HTML Definition" w:semiHidden="0" w:uiPriority="0" w:unhideWhenUsed="0"/>
-    <w:lsdException w:name="HTML Keyboard" w:semiHidden="0" w:uiPriority="0" w:unhideWhenUsed="0"/>
-    <w:lsdException w:name="HTML Preformatted" w:semiHidden="0" w:uiPriority="0" w:unhideWhenUsed="0"/>
-    <w:lsdException w:name="HTML Sample" w:semiHidden="0" w:uiPriority="0" w:unhideWhenUsed="0"/>
-    <w:lsdException w:name="HTML Typewriter" w:semiHidden="0" w:uiPriority="0" w:unhideWhenUsed="0"/>
-    <w:lsdException w:name="HTML Variable" w:semiHidden="0" w:uiPriority="0" w:unhideWhenUsed="0"/>
-    <w:lsdException w:name="Normal Table" w:uiPriority="0" w:unhideWhenUsed="0" w:qFormat="1"/>
-    <w:lsdException w:name="annotation subject" w:semiHidden="0" w:uiPriority="0" w:unhideWhenUsed="0"/>
-    <w:lsdException w:name="Table Simple 1" w:semiHidden="0" w:uiPriority="0" w:unhideWhenUsed="0"/>
-    <w:lsdException w:name="Table Simple 2" w:semiHidden="0" w:uiPriority="0" w:unhideWhenUsed="0"/>
-    <w:lsdException w:name="Table Simple 3" w:semiHidden="0" w:uiPriority="0" w:unhideWhenUsed="0"/>
-    <w:lsdException w:name="Table Classic 1" w:semiHidden="0" w:uiPriority="0" w:unhideWhenUsed="0"/>
-    <w:lsdException w:name="Table Classic 2" w:semiHidden="0" w:uiPriority="0" w:unhideWhenUsed="0"/>
-    <w:lsdException w:name="Table Classic 3" w:semiHidden="0" w:uiPriority="0" w:unhideWhenUsed="0"/>
-    <w:lsdException w:name="Table Classic 4" w:semiHidden="0" w:uiPriority="0" w:unhideWhenUsed="0"/>
-    <w:lsdException w:name="Table Colorful 1" w:semiHidden="0" w:uiPriority="0" w:unhideWhenUsed="0"/>
-    <w:lsdException w:name="Table Colorful 2" w:semiHidden="0" w:uiPriority="0" w:unhideWhenUsed="0"/>
-    <w:lsdException w:name="Table Colorful 3" w:semiHidden="0" w:uiPriority="0" w:unhideWhenUsed="0"/>
-    <w:lsdException w:name="Table Columns 1" w:semiHidden="0" w:uiPriority="0" w:unhideWhenUsed="0"/>
-    <w:lsdException w:name="Table Columns 2" w:semiHidden="0" w:uiPriority="0" w:unhideWhenUsed="0"/>
-    <w:lsdException w:name="Table Columns 3" w:semiHidden="0" w:uiPriority="0" w:unhideWhenUsed="0"/>
-    <w:lsdException w:name="Table Columns 4" w:semiHidden="0" w:uiPriority="0" w:unhideWhenUsed="0"/>
-    <w:lsdException w:name="Table Columns 5" w:semiHidden="0" w:uiPriority="0" w:unhideWhenUsed="0"/>
-    <w:lsdException w:name="Table Grid 1" w:semiHidden="0" w:uiPriority="0" w:unhideWhenUsed="0"/>
-    <w:lsdException w:name="Table Grid 2" w:semiHidden="0" w:uiPriority="0" w:unhideWhenUsed="0"/>
-    <w:lsdException w:name="Table Grid 3" w:semiHidden="0" w:uiPriority="0" w:unhideWhenUsed="0"/>
-    <w:lsdException w:name="Table Grid 4" w:semiHidden="0" w:uiPriority="0" w:unhideWhenUsed="0"/>
-    <w:lsdException w:name="Table Grid 5" w:semiHidden="0" w:uiPriority="0" w:unhideWhenUsed="0"/>
-    <w:lsdException w:name="Table Grid 6" w:semiHidden="0" w:uiPriority="0" w:unhideWhenUsed="0"/>
-    <w:lsdException w:name="Table Grid 7" w:semiHidden="0" w:uiPriority="0" w:unhideWhenUsed="0"/>
-    <w:lsdException w:name="Table Grid 8" w:semiHidden="0" w:uiPriority="0" w:unhideWhenUsed="0"/>
-    <w:lsdException w:name="Table List 1" w:semiHidden="0" w:uiPriority="0" w:unhideWhenUsed="0"/>
-    <w:lsdException w:name="Table List 2" w:semiHidden="0" w:uiPriority="0" w:unhideWhenUsed="0"/>
-    <w:lsdException w:name="Table List 3" w:semiHidden="0" w:uiPriority="0" w:unhideWhenUsed="0"/>
-    <w:lsdException w:name="Table List 4" w:semiHidden="0" w:uiPriority="0" w:unhideWhenUsed="0"/>
-    <w:lsdException w:name="Table List 5" w:semiHidden="0" w:uiPriority="0" w:unhideWhenUsed="0"/>
-    <w:lsdException w:name="Table List 6" w:semiHidden="0" w:uiPriority="0" w:unhideWhenUsed="0"/>
-    <w:lsdException w:name="Table List 7" w:semiHidden="0" w:uiPriority="0" w:unhideWhenUsed="0"/>
-    <w:lsdException w:name="Table List 8" w:semiHidden="0" w:uiPriority="0" w:unhideWhenUsed="0"/>
-    <w:lsdException w:name="Table 3D effects 1" w:semiHidden="0" w:uiPriority="0" w:unhideWhenUsed="0"/>
-    <w:lsdException w:name="Table 3D effects 2" w:semiHidden="0" w:uiPriority="0" w:unhideWhenUsed="0"/>
-    <w:lsdException w:name="Table 3D effects 3" w:semiHidden="0" w:uiPriority="0" w:unhideWhenUsed="0"/>
-    <w:lsdException w:name="Table Contemporary" w:semiHidden="0" w:uiPriority="0" w:unhideWhenUsed="0"/>
-    <w:lsdException w:name="Table Elegant" w:semiHidden="0" w:uiPriority="0" w:unhideWhenUsed="0"/>
-    <w:lsdException w:name="Table Professional" w:semiHidden="0" w:uiPriority="0" w:unhideWhenUsed="0"/>
-    <w:lsdException w:name="Table Subtle 1" w:semiHidden="0" w:uiPriority="0" w:unhideWhenUsed="0"/>
-    <w:lsdException w:name="Table Subtle 2" w:semiHidden="0" w:uiPriority="0" w:unhideWhenUsed="0"/>
-    <w:lsdException w:name="Table Web 1" w:semiHidden="0" w:uiPriority="0" w:unhideWhenUsed="0"/>
-    <w:lsdException w:name="Table Web 2" w:semiHidden="0" w:uiPriority="0" w:unhideWhenUsed="0"/>
-    <w:lsdException w:name="Table Web 3" w:semiHidden="0" w:uiPriority="0" w:unhideWhenUsed="0"/>
-    <w:lsdException w:name="Balloon Text" w:semiHidden="0" w:uiPriority="0" w:unhideWhenUsed="0"/>
-    <w:lsdException w:name="Table Grid" w:semiHidden="0" w:uiPriority="0" w:unhideWhenUsed="0" w:qFormat="1"/>
-    <w:lsdException w:name="Table Theme" w:semiHidden="0" w:uiPriority="0" w:unhideWhenUsed="0"/>
-    <w:lsdException w:name="Light Shading" w:semiHidden="0" w:uiPriority="60" w:unhideWhenUsed="0"/>
-    <w:lsdException w:name="Light List" w:semiHidden="0" w:uiPriority="61" w:unhideWhenUsed="0"/>
-    <w:lsdException w:name="Light Grid" w:semiHidden="0" w:uiPriority="62" w:unhideWhenUsed="0"/>
-    <w:lsdException w:name="Medium Shading 1" w:semiHidden="0" w:uiPriority="63" w:unhideWhenUsed="0"/>
-    <w:lsdException w:name="Medium Shading 2" w:semiHidden="0" w:uiPriority="64" w:unhideWhenUsed="0"/>
-    <w:lsdException w:name="Medium List 1" w:semiHidden="0" w:uiPriority="65" w:unhideWhenUsed="0"/>
-    <w:lsdException w:name="Medium List 2" w:semiHidden="0" w:uiPriority="66" w:unhideWhenUsed="0"/>
-    <w:lsdException w:name="Medium Grid 1" w:semiHidden="0" w:uiPriority="67" w:unhideWhenUsed="0"/>
-    <w:lsdException w:name="Medium Grid 2" w:semiHidden="0" w:uiPriority="68" w:unhideWhenUsed="0"/>
-    <w:lsdException w:name="Medium Grid 3" w:semiHidden="0" w:uiPriority="69" w:unhideWhenUsed="0"/>
-    <w:lsdException w:name="Dark List" w:semiHidden="0" w:uiPriority="70" w:unhideWhenUsed="0"/>
-    <w:lsdException w:name="Colorful Shading" w:semiHidden="0" w:uiPriority="71" w:unhideWhenUsed="0"/>
-    <w:lsdException w:name="Colorful List" w:semiHidden="0" w:uiPriority="72" w:unhideWhenUsed="0"/>
-    <w:lsdException w:name="Colorful Grid" w:semiHidden="0" w:uiPriority="73" w:unhideWhenUsed="0"/>
-    <w:lsdException w:name="Light Shading Accent 1" w:semiHidden="0" w:uiPriority="60" w:unhideWhenUsed="0"/>
-    <w:lsdException w:name="Light List Accent 1" w:semiHidden="0" w:uiPriority="61" w:unhideWhenUsed="0"/>
-    <w:lsdException w:name="Light Grid Accent 1" w:semiHidden="0" w:uiPriority="62" w:unhideWhenUsed="0"/>
-    <w:lsdException w:name="Medium Shading 1 Accent 1" w:semiHidden="0" w:uiPriority="63" w:unhideWhenUsed="0"/>
-    <w:lsdException w:name="Medium Shading 2 Accent 1" w:semiHidden="0" w:uiPriority="64" w:unhideWhenUsed="0"/>
-    <w:lsdException w:name="Medium List 1 Accent 1" w:semiHidden="0" w:uiPriority="65" w:unhideWhenUsed="0"/>
-    <w:lsdException w:name="Medium List 2 Accent 1" w:semiHidden="0" w:uiPriority="66" w:unhideWhenUsed="0"/>
-    <w:lsdException w:name="Medium Grid 1 Accent 1" w:semiHidden="0" w:uiPriority="67" w:unhideWhenUsed="0"/>
-    <w:lsdException w:name="Medium Grid 2 Accent 1" w:semiHidden="0" w:uiPriority="68" w:unhideWhenUsed="0"/>
-    <w:lsdException w:name="Medium Grid 3 Accent 1" w:semiHidden="0" w:uiPriority="69" w:unhideWhenUsed="0"/>
-    <w:lsdException w:name="Dark List Accent 1" w:semiHidden="0" w:uiPriority="70" w:unhideWhenUsed="0"/>
-    <w:lsdException w:name="Colorful Shading Accent 1" w:semiHidden="0" w:uiPriority="71" w:unhideWhenUsed="0"/>
-    <w:lsdException w:name="Colorful List Accent 1" w:semiHidden="0" w:uiPriority="72" w:unhideWhenUsed="0"/>
-    <w:lsdException w:name="Colorful Grid Accent 1" w:semiHidden="0" w:uiPriority="73" w:unhideWhenUsed="0"/>
-    <w:lsdException w:name="Light Shading Accent 2" w:semiHidden="0" w:uiPriority="60" w:unhideWhenUsed="0"/>
-    <w:lsdException w:name="Light List Accent 2" w:semiHidden="0" w:uiPriority="61" w:unhideWhenUsed="0"/>
-    <w:lsdException w:name="Light Grid Accent 2" w:semiHidden="0" w:uiPriority="62" w:unhideWhenUsed="0"/>
-    <w:lsdException w:name="Medium Shading 1 Accent 2" w:semiHidden="0" w:uiPriority="63" w:unhideWhenUsed="0"/>
-    <w:lsdException w:name="Medium Shading 2 Accent 2" w:semiHidden="0" w:uiPriority="64" w:unhideWhenUsed="0"/>
-    <w:lsdException w:name="Medium List 1 Accent 2" w:semiHidden="0" w:uiPriority="65" w:unhideWhenUsed="0"/>
-    <w:lsdException w:name="Medium List 2 Accent 2" w:semiHidden="0" w:uiPriority="66" w:unhideWhenUsed="0"/>
-    <w:lsdException w:name="Medium Grid 1 Accent 2" w:semiHidden="0" w:uiPriority="67" w:unhideWhenUsed="0"/>
-    <w:lsdException w:name="Medium Grid 2 Accent 2" w:semiHidden="0" w:uiPriority="68" w:unhideWhenUsed="0"/>
-    <w:lsdException w:name="Medium Grid 3 Accent 2" w:semiHidden="0" w:uiPriority="69" w:unhideWhenUsed="0"/>
-    <w:lsdException w:name="Dark List Accent 2" w:semiHidden="0" w:uiPriority="70" w:unhideWhenUsed="0"/>
-    <w:lsdException w:name="Colorful Shading Accent 2" w:semiHidden="0" w:uiPriority="71" w:unhideWhenUsed="0"/>
-    <w:lsdException w:name="Colorful List Accent 2" w:semiHidden="0" w:uiPriority="72" w:unhideWhenUsed="0"/>
-    <w:lsdException w:name="Colorful Grid Accent 2" w:semiHidden="0" w:uiPriority="73" w:unhideWhenUsed="0"/>
-    <w:lsdException w:name="Light Shading Accent 3" w:semiHidden="0" w:uiPriority="60" w:unhideWhenUsed="0"/>
-    <w:lsdException w:name="Light List Accent 3" w:semiHidden="0" w:uiPriority="61" w:unhideWhenUsed="0"/>
-    <w:lsdException w:name="Light Grid Accent 3" w:semiHidden="0" w:uiPriority="62" w:unhideWhenUsed="0"/>
-    <w:lsdException w:name="Medium Shading 1 Accent 3" w:semiHidden="0" w:uiPriority="63" w:unhideWhenUsed="0"/>
-    <w:lsdException w:name="Medium Shading 2 Accent 3" w:semiHidden="0" w:uiPriority="64" w:unhideWhenUsed="0"/>
-    <w:lsdException w:name="Medium List 1 Accent 3" w:semiHidden="0" w:uiPriority="65" w:unhideWhenUsed="0"/>
-    <w:lsdException w:name="Medium List 2 Accent 3" w:semiHidden="0" w:uiPriority="66" w:unhideWhenUsed="0"/>
-    <w:lsdException w:name="Medium Grid 1 Accent 3" w:semiHidden="0" w:uiPriority="67" w:unhideWhenUsed="0"/>
-    <w:lsdException w:name="Medium Grid 2 Accent 3" w:semiHidden="0" w:uiPriority="68" w:unhideWhenUsed="0"/>
-    <w:lsdException w:name="Medium Grid 3 Accent 3" w:semiHidden="0" w:uiPriority="69" w:unhideWhenUsed="0"/>
-    <w:lsdException w:name="Dark List Accent 3" w:semiHidden="0" w:uiPriority="70" w:unhideWhenUsed="0"/>
-    <w:lsdException w:name="Colorful Shading Accent 3" w:semiHidden="0" w:uiPriority="71" w:unhideWhenUsed="0"/>
-    <w:lsdException w:name="Colorful List Accent 3" w:semiHidden="0" w:uiPriority="72" w:unhideWhenUsed="0"/>
-    <w:lsdException w:name="Colorful Grid Accent 3" w:semiHidden="0" w:uiPriority="73" w:unhideWhenUsed="0"/>
-    <w:lsdException w:name="Light Shading Accent 4" w:semiHidden="0" w:uiPriority="60" w:unhideWhenUsed="0"/>
-    <w:lsdException w:name="Light List Accent 4" w:semiHidden="0" w:uiPriority="61" w:unhideWhenUsed="0"/>
-    <w:lsdException w:name="Light Grid Accent 4" w:semiHidden="0" w:uiPriority="62" w:unhideWhenUsed="0"/>
-    <w:lsdException w:name="Medium Shading 1 Accent 4" w:semiHidden="0" w:uiPriority="63" w:unhideWhenUsed="0"/>
-    <w:lsdException w:name="Medium Shading 2 Accent 4" w:semiHidden="0" w:uiPriority="64" w:unhideWhenUsed="0"/>
-    <w:lsdException w:name="Medium List 1 Accent 4" w:semiHidden="0" w:uiPriority="65" w:unhideWhenUsed="0"/>
-    <w:lsdException w:name="Medium List 2 Accent 4" w:semiHidden="0" w:uiPriority="66" w:unhideWhenUsed="0"/>
-    <w:lsdException w:name="Medium Grid 1 Accent 4" w:semiHidden="0" w:uiPriority="67" w:unhideWhenUsed="0"/>
-    <w:lsdException w:name="Medium Grid 2 Accent 4" w:semiHidden="0" w:uiPriority="68" w:unhideWhenUsed="0"/>
-    <w:lsdException w:name="Medium Grid 3 Accent 4" w:semiHidden="0" w:uiPriority="69" w:unhideWhenUsed="0"/>
-    <w:lsdException w:name="Dark List Accent 4" w:semiHidden="0" w:uiPriority="70" w:unhideWhenUsed="0"/>
-    <w:lsdException w:name="Colorful Shading Accent 4" w:semiHidden="0" w:uiPriority="71" w:unhideWhenUsed="0"/>
-    <w:lsdException w:name="Colorful List Accent 4" w:semiHidden="0" w:uiPriority="72" w:unhideWhenUsed="0"/>
-    <w:lsdException w:name="Colorful Grid Accent 4" w:semiHidden="0" w:uiPriority="73" w:unhideWhenUsed="0"/>
-    <w:lsdException w:name="Light Shading Accent 5" w:semiHidden="0" w:uiPriority="60" w:unhideWhenUsed="0"/>
-    <w:lsdException w:name="Light List Accent 5" w:semiHidden="0" w:uiPriority="61" w:unhideWhenUsed="0"/>
-    <w:lsdException w:name="Light Grid Accent 5" w:semiHidden="0" w:uiPriority="62" w:unhideWhenUsed="0"/>
-    <w:lsdException w:name="Medium Shading 1 Accent 5" w:semiHidden="0" w:uiPriority="63" w:unhideWhenUsed="0"/>
-    <w:lsdException w:name="Medium Shading 2 Accent 5" w:semiHidden="0" w:uiPriority="64" w:unhideWhenUsed="0"/>
-    <w:lsdException w:name="Medium List 1 Accent 5" w:semiHidden="0" w:uiPriority="65" w:unhideWhenUsed="0"/>
-    <w:lsdException w:name="Medium List 2 Accent 5" w:semiHidden="0" w:uiPriority="66" w:unhideWhenUsed="0"/>
-    <w:lsdException w:name="Medium Grid 1 Accent 5" w:semiHidden="0" w:uiPriority="67" w:unhideWhenUsed="0"/>
-    <w:lsdException w:name="Medium Grid 2 Accent 5" w:semiHidden="0" w:uiPriority="68" w:unhideWhenUsed="0"/>
-    <w:lsdException w:name="Medium Grid 3 Accent 5" w:semiHidden="0" w:uiPriority="69" w:unhideWhenUsed="0"/>
-    <w:lsdException w:name="Dark List Accent 5" w:semiHidden="0" w:uiPriority="70" w:unhideWhenUsed="0"/>
-    <w:lsdException w:name="Colorful Shading Accent 5" w:semiHidden="0" w:uiPriority="71" w:unhideWhenUsed="0"/>
-    <w:lsdException w:name="Colorful List Accent 5" w:semiHidden="0" w:uiPriority="72" w:unhideWhenUsed="0"/>
-    <w:lsdException w:name="Colorful Grid Accent 5" w:semiHidden="0" w:uiPriority="73" w:unhideWhenUsed="0"/>
-    <w:lsdException w:name="Light Shading Accent 6" w:semiHidden="0" w:uiPriority="60" w:unhideWhenUsed="0"/>
-    <w:lsdException w:name="Light List Accent 6" w:semiHidden="0" w:uiPriority="61" w:unhideWhenUsed="0"/>
-    <w:lsdException w:name="Light Grid Accent 6" w:semiHidden="0" w:uiPriority="62" w:unhideWhenUsed="0"/>
-    <w:lsdException w:name="Medium Shading 1 Accent 6" w:semiHidden="0" w:uiPriority="63" w:unhideWhenUsed="0"/>
-    <w:lsdException w:name="Medium Shading 2 Accent 6" w:semiHidden="0" w:uiPriority="64" w:unhideWhenUsed="0"/>
-    <w:lsdException w:name="Medium List 1 Accent 6" w:semiHidden="0" w:uiPriority="65" w:unhideWhenUsed="0"/>
-    <w:lsdException w:name="Medium List 2 Accent 6" w:semiHidden="0" w:uiPriority="66" w:unhideWhenUsed="0"/>
-    <w:lsdException w:name="Medium Grid 1 Accent 6" w:semiHidden="0" w:uiPriority="67" w:unhideWhenUsed="0"/>
-    <w:lsdException w:name="Medium Grid 2 Accent 6" w:semiHidden="0" w:uiPriority="68" w:unhideWhenUsed="0"/>
-    <w:lsdException w:name="Medium Grid 3 Accent 6" w:semiHidden="0" w:uiPriority="69" w:unhideWhenUsed="0"/>
-    <w:lsdException w:name="Dark List Accent 6" w:semiHidden="0" w:uiPriority="70" w:unhideWhenUsed="0"/>
-    <w:lsdException w:name="Colorful Shading Accent 6" w:semiHidden="0" w:uiPriority="71" w:unhideWhenUsed="0"/>
-    <w:lsdException w:name="Colorful List Accent 6" w:semiHidden="0" w:uiPriority="72" w:unhideWhenUsed="0"/>
-    <w:lsdException w:name="Colorful Grid Accent 6" w:semiHidden="0" w:uiPriority="73" w:unhideWhenUsed="0"/>
+  <w:latentStyles w:count="260" w:defQFormat="0" w:defUnhideWhenUsed="1" w:defSemiHidden="1" w:defUIPriority="99" w:defLockedState="0">
+    <w:lsdException w:qFormat="1" w:unhideWhenUsed="0" w:uiPriority="0" w:semiHidden="0" w:name="Normal"/>
+    <w:lsdException w:qFormat="1" w:unhideWhenUsed="0" w:uiPriority="0" w:semiHidden="0" w:name="heading 1"/>
+    <w:lsdException w:qFormat="1" w:uiPriority="0" w:semiHidden="0" w:name="heading 2"/>
+    <w:lsdException w:qFormat="1" w:uiPriority="0" w:name="heading 3"/>
+    <w:lsdException w:qFormat="1" w:uiPriority="0" w:semiHidden="0" w:name="heading 4"/>
+    <w:lsdException w:qFormat="1" w:uiPriority="0" w:name="heading 5"/>
+    <w:lsdException w:qFormat="1" w:uiPriority="0" w:name="heading 6"/>
+    <w:lsdException w:qFormat="1" w:uiPriority="0" w:name="heading 7"/>
+    <w:lsdException w:qFormat="1" w:uiPriority="0" w:name="heading 8"/>
+    <w:lsdException w:qFormat="1" w:uiPriority="0" w:name="heading 9"/>
+    <w:lsdException w:unhideWhenUsed="0" w:uiPriority="0" w:semiHidden="0" w:name="index 1"/>
+    <w:lsdException w:unhideWhenUsed="0" w:uiPriority="0" w:semiHidden="0" w:name="index 2"/>
+    <w:lsdException w:unhideWhenUsed="0" w:uiPriority="0" w:semiHidden="0" w:name="index 3"/>
+    <w:lsdException w:unhideWhenUsed="0" w:uiPriority="0" w:semiHidden="0" w:name="index 4"/>
+    <w:lsdException w:unhideWhenUsed="0" w:uiPriority="0" w:semiHidden="0" w:name="index 5"/>
+    <w:lsdException w:unhideWhenUsed="0" w:uiPriority="0" w:semiHidden="0" w:name="index 6"/>
+    <w:lsdException w:unhideWhenUsed="0" w:uiPriority="0" w:semiHidden="0" w:name="index 7"/>
+    <w:lsdException w:unhideWhenUsed="0" w:uiPriority="0" w:semiHidden="0" w:name="index 8"/>
+    <w:lsdException w:unhideWhenUsed="0" w:uiPriority="0" w:semiHidden="0" w:name="index 9"/>
+    <w:lsdException w:qFormat="1" w:unhideWhenUsed="0" w:uiPriority="0" w:semiHidden="0" w:name="toc 1"/>
+    <w:lsdException w:qFormat="1" w:unhideWhenUsed="0" w:uiPriority="0" w:semiHidden="0" w:name="toc 2"/>
+    <w:lsdException w:qFormat="1" w:unhideWhenUsed="0" w:uiPriority="0" w:semiHidden="0" w:name="toc 3"/>
+    <w:lsdException w:unhideWhenUsed="0" w:uiPriority="0" w:semiHidden="0" w:name="toc 4"/>
+    <w:lsdException w:unhideWhenUsed="0" w:uiPriority="0" w:semiHidden="0" w:name="toc 5"/>
+    <w:lsdException w:unhideWhenUsed="0" w:uiPriority="0" w:semiHidden="0" w:name="toc 6"/>
+    <w:lsdException w:unhideWhenUsed="0" w:uiPriority="0" w:semiHidden="0" w:name="toc 7"/>
+    <w:lsdException w:unhideWhenUsed="0" w:uiPriority="0" w:semiHidden="0" w:name="toc 8"/>
+    <w:lsdException w:unhideWhenUsed="0" w:uiPriority="0" w:semiHidden="0" w:name="toc 9"/>
+    <w:lsdException w:unhideWhenUsed="0" w:uiPriority="0" w:semiHidden="0" w:name="Normal Indent"/>
+    <w:lsdException w:unhideWhenUsed="0" w:uiPriority="0" w:semiHidden="0" w:name="footnote text"/>
+    <w:lsdException w:qFormat="1" w:unhideWhenUsed="0" w:uiPriority="0" w:semiHidden="0" w:name="annotation text"/>
+    <w:lsdException w:qFormat="1" w:unhideWhenUsed="0" w:uiPriority="0" w:semiHidden="0" w:name="header"/>
+    <w:lsdException w:qFormat="1" w:unhideWhenUsed="0" w:uiPriority="0" w:semiHidden="0" w:name="footer"/>
+    <w:lsdException w:unhideWhenUsed="0" w:uiPriority="0" w:semiHidden="0" w:name="index heading"/>
+    <w:lsdException w:qFormat="1" w:uiPriority="0" w:name="caption"/>
+    <w:lsdException w:unhideWhenUsed="0" w:uiPriority="0" w:semiHidden="0" w:name="table of figures"/>
+    <w:lsdException w:unhideWhenUsed="0" w:uiPriority="0" w:semiHidden="0" w:name="envelope address"/>
+    <w:lsdException w:unhideWhenUsed="0" w:uiPriority="0" w:semiHidden="0" w:name="envelope return"/>
+    <w:lsdException w:unhideWhenUsed="0" w:uiPriority="0" w:semiHidden="0" w:name="footnote reference"/>
+    <w:lsdException w:unhideWhenUsed="0" w:uiPriority="0" w:semiHidden="0" w:name="annotation reference"/>
+    <w:lsdException w:unhideWhenUsed="0" w:uiPriority="0" w:semiHidden="0" w:name="line number"/>
+    <w:lsdException w:unhideWhenUsed="0" w:uiPriority="0" w:semiHidden="0" w:name="page number"/>
+    <w:lsdException w:unhideWhenUsed="0" w:uiPriority="0" w:semiHidden="0" w:name="endnote reference"/>
+    <w:lsdException w:unhideWhenUsed="0" w:uiPriority="0" w:semiHidden="0" w:name="endnote text"/>
+    <w:lsdException w:unhideWhenUsed="0" w:uiPriority="0" w:semiHidden="0" w:name="table of authorities"/>
+    <w:lsdException w:unhideWhenUsed="0" w:uiPriority="0" w:semiHidden="0" w:name="macro"/>
+    <w:lsdException w:unhideWhenUsed="0" w:uiPriority="0" w:semiHidden="0" w:name="toa heading"/>
+    <w:lsdException w:unhideWhenUsed="0" w:uiPriority="0" w:semiHidden="0" w:name="List"/>
+    <w:lsdException w:unhideWhenUsed="0" w:uiPriority="0" w:semiHidden="0" w:name="List Bullet"/>
+    <w:lsdException w:unhideWhenUsed="0" w:uiPriority="0" w:semiHidden="0" w:name="List Number"/>
+    <w:lsdException w:unhideWhenUsed="0" w:uiPriority="0" w:semiHidden="0" w:name="List 2"/>
+    <w:lsdException w:unhideWhenUsed="0" w:uiPriority="0" w:semiHidden="0" w:name="List 3"/>
+    <w:lsdException w:unhideWhenUsed="0" w:uiPriority="0" w:semiHidden="0" w:name="List 4"/>
+    <w:lsdException w:unhideWhenUsed="0" w:uiPriority="0" w:semiHidden="0" w:name="List 5"/>
+    <w:lsdException w:unhideWhenUsed="0" w:uiPriority="0" w:semiHidden="0" w:name="List Bullet 2"/>
+    <w:lsdException w:unhideWhenUsed="0" w:uiPriority="0" w:semiHidden="0" w:name="List Bullet 3"/>
+    <w:lsdException w:unhideWhenUsed="0" w:uiPriority="0" w:semiHidden="0" w:name="List Bullet 4"/>
+    <w:lsdException w:unhideWhenUsed="0" w:uiPriority="0" w:semiHidden="0" w:name="List Bullet 5"/>
+    <w:lsdException w:unhideWhenUsed="0" w:uiPriority="0" w:semiHidden="0" w:name="List Number 2"/>
+    <w:lsdException w:unhideWhenUsed="0" w:uiPriority="0" w:semiHidden="0" w:name="List Number 3"/>
+    <w:lsdException w:unhideWhenUsed="0" w:uiPriority="0" w:semiHidden="0" w:name="List Number 4"/>
+    <w:lsdException w:unhideWhenUsed="0" w:uiPriority="0" w:semiHidden="0" w:name="List Number 5"/>
+    <w:lsdException w:qFormat="1" w:unhideWhenUsed="0" w:uiPriority="0" w:semiHidden="0" w:name="Title"/>
+    <w:lsdException w:unhideWhenUsed="0" w:uiPriority="0" w:semiHidden="0" w:name="Closing"/>
+    <w:lsdException w:unhideWhenUsed="0" w:uiPriority="0" w:semiHidden="0" w:name="Signature"/>
+    <w:lsdException w:qFormat="1" w:unhideWhenUsed="0" w:uiPriority="0" w:name="Default Paragraph Font"/>
+    <w:lsdException w:qFormat="1" w:unhideWhenUsed="0" w:uiPriority="0" w:name="Body Text"/>
+    <w:lsdException w:unhideWhenUsed="0" w:uiPriority="0" w:semiHidden="0" w:name="Body Text Indent"/>
+    <w:lsdException w:unhideWhenUsed="0" w:uiPriority="0" w:semiHidden="0" w:name="List Continue"/>
+    <w:lsdException w:unhideWhenUsed="0" w:uiPriority="0" w:semiHidden="0" w:name="List Continue 2"/>
+    <w:lsdException w:unhideWhenUsed="0" w:uiPriority="0" w:semiHidden="0" w:name="List Continue 3"/>
+    <w:lsdException w:unhideWhenUsed="0" w:uiPriority="0" w:semiHidden="0" w:name="List Continue 4"/>
+    <w:lsdException w:unhideWhenUsed="0" w:uiPriority="0" w:semiHidden="0" w:name="List Continue 5"/>
+    <w:lsdException w:unhideWhenUsed="0" w:uiPriority="0" w:semiHidden="0" w:name="Message Header"/>
+    <w:lsdException w:qFormat="1" w:unhideWhenUsed="0" w:uiPriority="0" w:semiHidden="0" w:name="Subtitle"/>
+    <w:lsdException w:unhideWhenUsed="0" w:uiPriority="0" w:semiHidden="0" w:name="Salutation"/>
+    <w:lsdException w:unhideWhenUsed="0" w:uiPriority="0" w:semiHidden="0" w:name="Date"/>
+    <w:lsdException w:unhideWhenUsed="0" w:uiPriority="0" w:semiHidden="0" w:name="Body Text First Indent"/>
+    <w:lsdException w:unhideWhenUsed="0" w:uiPriority="0" w:semiHidden="0" w:name="Body Text First Indent 2"/>
+    <w:lsdException w:uiPriority="99" w:name="Note Heading"/>
+    <w:lsdException w:unhideWhenUsed="0" w:uiPriority="0" w:semiHidden="0" w:name="Body Text 2"/>
+    <w:lsdException w:unhideWhenUsed="0" w:uiPriority="0" w:semiHidden="0" w:name="Body Text 3"/>
+    <w:lsdException w:unhideWhenUsed="0" w:uiPriority="0" w:semiHidden="0" w:name="Body Text Indent 2"/>
+    <w:lsdException w:unhideWhenUsed="0" w:uiPriority="0" w:semiHidden="0" w:name="Body Text Indent 3"/>
+    <w:lsdException w:unhideWhenUsed="0" w:uiPriority="0" w:semiHidden="0" w:name="Block Text"/>
+    <w:lsdException w:unhideWhenUsed="0" w:uiPriority="0" w:semiHidden="0" w:name="Hyperlink"/>
+    <w:lsdException w:unhideWhenUsed="0" w:uiPriority="0" w:semiHidden="0" w:name="FollowedHyperlink"/>
+    <w:lsdException w:qFormat="1" w:unhideWhenUsed="0" w:uiPriority="0" w:semiHidden="0" w:name="Strong"/>
+    <w:lsdException w:qFormat="1" w:unhideWhenUsed="0" w:uiPriority="0" w:semiHidden="0" w:name="Emphasis"/>
+    <w:lsdException w:unhideWhenUsed="0" w:uiPriority="0" w:semiHidden="0" w:name="Document Map"/>
+    <w:lsdException w:unhideWhenUsed="0" w:uiPriority="0" w:semiHidden="0" w:name="Plain Text"/>
+    <w:lsdException w:unhideWhenUsed="0" w:uiPriority="0" w:semiHidden="0" w:name="E-mail Signature"/>
+    <w:lsdException w:qFormat="1" w:unhideWhenUsed="0" w:uiPriority="0" w:semiHidden="0" w:name="Normal (Web)"/>
+    <w:lsdException w:unhideWhenUsed="0" w:uiPriority="0" w:semiHidden="0" w:name="HTML Acronym"/>
+    <w:lsdException w:unhideWhenUsed="0" w:uiPriority="0" w:semiHidden="0" w:name="HTML Address"/>
+    <w:lsdException w:unhideWhenUsed="0" w:uiPriority="0" w:semiHidden="0" w:name="HTML Cite"/>
+    <w:lsdException w:unhideWhenUsed="0" w:uiPriority="0" w:semiHidden="0" w:name="HTML Code"/>
+    <w:lsdException w:unhideWhenUsed="0" w:uiPriority="0" w:semiHidden="0" w:name="HTML Definition"/>
+    <w:lsdException w:unhideWhenUsed="0" w:uiPriority="0" w:semiHidden="0" w:name="HTML Keyboard"/>
+    <w:lsdException w:unhideWhenUsed="0" w:uiPriority="0" w:semiHidden="0" w:name="HTML Preformatted"/>
+    <w:lsdException w:unhideWhenUsed="0" w:uiPriority="0" w:semiHidden="0" w:name="HTML Sample"/>
+    <w:lsdException w:unhideWhenUsed="0" w:uiPriority="0" w:semiHidden="0" w:name="HTML Typewriter"/>
+    <w:lsdException w:unhideWhenUsed="0" w:uiPriority="0" w:semiHidden="0" w:name="HTML Variable"/>
+    <w:lsdException w:qFormat="1" w:unhideWhenUsed="0" w:uiPriority="0" w:name="Normal Table"/>
+    <w:lsdException w:unhideWhenUsed="0" w:uiPriority="0" w:semiHidden="0" w:name="annotation subject"/>
+    <w:lsdException w:unhideWhenUsed="0" w:uiPriority="0" w:semiHidden="0" w:name="Table Simple 1"/>
+    <w:lsdException w:unhideWhenUsed="0" w:uiPriority="0" w:semiHidden="0" w:name="Table Simple 2"/>
+    <w:lsdException w:unhideWhenUsed="0" w:uiPriority="0" w:semiHidden="0" w:name="Table Simple 3"/>
+    <w:lsdException w:unhideWhenUsed="0" w:uiPriority="0" w:semiHidden="0" w:name="Table Classic 1"/>
+    <w:lsdException w:unhideWhenUsed="0" w:uiPriority="0" w:semiHidden="0" w:name="Table Classic 2"/>
+    <w:lsdException w:unhideWhenUsed="0" w:uiPriority="0" w:semiHidden="0" w:name="Table Classic 3"/>
+    <w:lsdException w:unhideWhenUsed="0" w:uiPriority="0" w:semiHidden="0" w:name="Table Classic 4"/>
+    <w:lsdException w:unhideWhenUsed="0" w:uiPriority="0" w:semiHidden="0" w:name="Table Colorful 1"/>
+    <w:lsdException w:unhideWhenUsed="0" w:uiPriority="0" w:semiHidden="0" w:name="Table Colorful 2"/>
+    <w:lsdException w:unhideWhenUsed="0" w:uiPriority="0" w:semiHidden="0" w:name="Table Colorful 3"/>
+    <w:lsdException w:unhideWhenUsed="0" w:uiPriority="0" w:semiHidden="0" w:name="Table Columns 1"/>
+    <w:lsdException w:unhideWhenUsed="0" w:uiPriority="0" w:semiHidden="0" w:name="Table Columns 2"/>
+    <w:lsdException w:unhideWhenUsed="0" w:uiPriority="0" w:semiHidden="0" w:name="Table Columns 3"/>
+    <w:lsdException w:unhideWhenUsed="0" w:uiPriority="0" w:semiHidden="0" w:name="Table Columns 4"/>
+    <w:lsdException w:unhideWhenUsed="0" w:uiPriority="0" w:semiHidden="0" w:name="Table Columns 5"/>
+    <w:lsdException w:unhideWhenUsed="0" w:uiPriority="0" w:semiHidden="0" w:name="Table Grid 1"/>
+    <w:lsdException w:unhideWhenUsed="0" w:uiPriority="0" w:semiHidden="0" w:name="Table Grid 2"/>
+    <w:lsdException w:unhideWhenUsed="0" w:uiPriority="0" w:semiHidden="0" w:name="Table Grid 3"/>
+    <w:lsdException w:unhideWhenUsed="0" w:uiPriority="0" w:semiHidden="0" w:name="Table Grid 4"/>
+    <w:lsdException w:unhideWhenUsed="0" w:uiPriority="0" w:semiHidden="0" w:name="Table Grid 5"/>
+    <w:lsdException w:unhideWhenUsed="0" w:uiPriority="0" w:semiHidden="0" w:name="Table Grid 6"/>
+    <w:lsdException w:unhideWhenUsed="0" w:uiPriority="0" w:semiHidden="0" w:name="Table Grid 7"/>
+    <w:lsdException w:unhideWhenUsed="0" w:uiPriority="0" w:semiHidden="0" w:name="Table Grid 8"/>
+    <w:lsdException w:unhideWhenUsed="0" w:uiPriority="0" w:semiHidden="0" w:name="Table List 1"/>
+    <w:lsdException w:unhideWhenUsed="0" w:uiPriority="0" w:semiHidden="0" w:name="Table List 2"/>
+    <w:lsdException w:unhideWhenUsed="0" w:uiPriority="0" w:semiHidden="0" w:name="Table List 3"/>
+    <w:lsdException w:unhideWhenUsed="0" w:uiPriority="0" w:semiHidden="0" w:name="Table List 4"/>
+    <w:lsdException w:unhideWhenUsed="0" w:uiPriority="0" w:semiHidden="0" w:name="Table List 5"/>
+    <w:lsdException w:unhideWhenUsed="0" w:uiPriority="0" w:semiHidden="0" w:name="Table List 6"/>
+    <w:lsdException w:unhideWhenUsed="0" w:uiPriority="0" w:semiHidden="0" w:name="Table List 7"/>
+    <w:lsdException w:unhideWhenUsed="0" w:uiPriority="0" w:semiHidden="0" w:name="Table List 8"/>
+    <w:lsdException w:unhideWhenUsed="0" w:uiPriority="0" w:semiHidden="0" w:name="Table 3D effects 1"/>
+    <w:lsdException w:unhideWhenUsed="0" w:uiPriority="0" w:semiHidden="0" w:name="Table 3D effects 2"/>
+    <w:lsdException w:unhideWhenUsed="0" w:uiPriority="0" w:semiHidden="0" w:name="Table 3D effects 3"/>
+    <w:lsdException w:unhideWhenUsed="0" w:uiPriority="0" w:semiHidden="0" w:name="Table Contemporary"/>
+    <w:lsdException w:unhideWhenUsed="0" w:uiPriority="0" w:semiHidden="0" w:name="Table Elegant"/>
+    <w:lsdException w:unhideWhenUsed="0" w:uiPriority="0" w:semiHidden="0" w:name="Table Professional"/>
+    <w:lsdException w:unhideWhenUsed="0" w:uiPriority="0" w:semiHidden="0" w:name="Table Subtle 1"/>
+    <w:lsdException w:unhideWhenUsed="0" w:uiPriority="0" w:semiHidden="0" w:name="Table Subtle 2"/>
+    <w:lsdException w:unhideWhenUsed="0" w:uiPriority="0" w:semiHidden="0" w:name="Table Web 1"/>
+    <w:lsdException w:unhideWhenUsed="0" w:uiPriority="0" w:semiHidden="0" w:name="Table Web 2"/>
+    <w:lsdException w:unhideWhenUsed="0" w:uiPriority="0" w:semiHidden="0" w:name="Table Web 3"/>
+    <w:lsdException w:unhideWhenUsed="0" w:uiPriority="0" w:semiHidden="0" w:name="Balloon Text"/>
+    <w:lsdException w:qFormat="1" w:unhideWhenUsed="0" w:uiPriority="0" w:semiHidden="0" w:name="Table Grid"/>
+    <w:lsdException w:unhideWhenUsed="0" w:uiPriority="0" w:semiHidden="0" w:name="Table Theme"/>
+    <w:lsdException w:unhideWhenUsed="0" w:uiPriority="60" w:semiHidden="0" w:name="Light Shading"/>
+    <w:lsdException w:unhideWhenUsed="0" w:uiPriority="61" w:semiHidden="0" w:name="Light List"/>
+    <w:lsdException w:unhideWhenUsed="0" w:uiPriority="62" w:semiHidden="0" w:name="Light Grid"/>
+    <w:lsdException w:unhideWhenUsed="0" w:uiPriority="63" w:semiHidden="0" w:name="Medium Shading 1"/>
+    <w:lsdException w:unhideWhenUsed="0" w:uiPriority="64" w:semiHidden="0" w:name="Medium Shading 2"/>
+    <w:lsdException w:unhideWhenUsed="0" w:uiPriority="65" w:semiHidden="0" w:name="Medium List 1"/>
+    <w:lsdException w:unhideWhenUsed="0" w:uiPriority="66" w:semiHidden="0" w:name="Medium List 2"/>
+    <w:lsdException w:unhideWhenUsed="0" w:uiPriority="67" w:semiHidden="0" w:name="Medium Grid 1"/>
+    <w:lsdException w:unhideWhenUsed="0" w:uiPriority="68" w:semiHidden="0" w:name="Medium Grid 2"/>
+    <w:lsdException w:unhideWhenUsed="0" w:uiPriority="69" w:semiHidden="0" w:name="Medium Grid 3"/>
+    <w:lsdException w:unhideWhenUsed="0" w:uiPriority="70" w:semiHidden="0" w:name="Dark List"/>
+    <w:lsdException w:unhideWhenUsed="0" w:uiPriority="71" w:semiHidden="0" w:name="Colorful Shading"/>
+    <w:lsdException w:unhideWhenUsed="0" w:uiPriority="72" w:semiHidden="0" w:name="Colorful List"/>
+    <w:lsdException w:unhideWhenUsed="0" w:uiPriority="73" w:semiHidden="0" w:name="Colorful Grid"/>
+    <w:lsdException w:unhideWhenUsed="0" w:uiPriority="60" w:semiHidden="0" w:name="Light Shading Accent 1"/>
+    <w:lsdException w:unhideWhenUsed="0" w:uiPriority="61" w:semiHidden="0" w:name="Light List Accent 1"/>
+    <w:lsdException w:unhideWhenUsed="0" w:uiPriority="62" w:semiHidden="0" w:name="Light Grid Accent 1"/>
+    <w:lsdException w:unhideWhenUsed="0" w:uiPriority="63" w:semiHidden="0" w:name="Medium Shading 1 Accent 1"/>
+    <w:lsdException w:unhideWhenUsed="0" w:uiPriority="64" w:semiHidden="0" w:name="Medium Shading 2 Accent 1"/>
+    <w:lsdException w:unhideWhenUsed="0" w:uiPriority="65" w:semiHidden="0" w:name="Medium List 1 Accent 1"/>
+    <w:lsdException w:unhideWhenUsed="0" w:uiPriority="66" w:semiHidden="0" w:name="Medium List 2 Accent 1"/>
+    <w:lsdException w:unhideWhenUsed="0" w:uiPriority="67" w:semiHidden="0" w:name="Medium Grid 1 Accent 1"/>
+    <w:lsdException w:unhideWhenUsed="0" w:uiPriority="68" w:semiHidden="0" w:name="Medium Grid 2 Accent 1"/>
+    <w:lsdException w:unhideWhenUsed="0" w:uiPriority="69" w:semiHidden="0" w:name="Medium Grid 3 Accent 1"/>
+    <w:lsdException w:unhideWhenUsed="0" w:uiPriority="70" w:semiHidden="0" w:name="Dark List Accent 1"/>
+    <w:lsdException w:unhideWhenUsed="0" w:uiPriority="71" w:semiHidden="0" w:name="Colorful Shading Accent 1"/>
+    <w:lsdException w:unhideWhenUsed="0" w:uiPriority="72" w:semiHidden="0" w:name="Colorful List Accent 1"/>
+    <w:lsdException w:unhideWhenUsed="0" w:uiPriority="73" w:semiHidden="0" w:name="Colorful Grid Accent 1"/>
+    <w:lsdException w:unhideWhenUsed="0" w:uiPriority="60" w:semiHidden="0" w:name="Light Shading Accent 2"/>
+    <w:lsdException w:unhideWhenUsed="0" w:uiPriority="61" w:semiHidden="0" w:name="Light List Accent 2"/>
+    <w:lsdException w:unhideWhenUsed="0" w:uiPriority="62" w:semiHidden="0" w:name="Light Grid Accent 2"/>
+    <w:lsdException w:unhideWhenUsed="0" w:uiPriority="63" w:semiHidden="0" w:name="Medium Shading 1 Accent 2"/>
+    <w:lsdException w:unhideWhenUsed="0" w:uiPriority="64" w:semiHidden="0" w:name="Medium Shading 2 Accent 2"/>
+    <w:lsdException w:unhideWhenUsed="0" w:uiPriority="65" w:semiHidden="0" w:name="Medium List 1 Accent 2"/>
+    <w:lsdException w:unhideWhenUsed="0" w:uiPriority="66" w:semiHidden="0" w:name="Medium List 2 Accent 2"/>
+    <w:lsdException w:unhideWhenUsed="0" w:uiPriority="67" w:semiHidden="0" w:name="Medium Grid 1 Accent 2"/>
+    <w:lsdException w:unhideWhenUsed="0" w:uiPriority="68" w:semiHidden="0" w:name="Medium Grid 2 Accent 2"/>
+    <w:lsdException w:unhideWhenUsed="0" w:uiPriority="69" w:semiHidden="0" w:name="Medium Grid 3 Accent 2"/>
+    <w:lsdException w:unhideWhenUsed="0" w:uiPriority="70" w:semiHidden="0" w:name="Dark List Accent 2"/>
+    <w:lsdException w:unhideWhenUsed="0" w:uiPriority="71" w:semiHidden="0" w:name="Colorful Shading Accent 2"/>
+    <w:lsdException w:unhideWhenUsed="0" w:uiPriority="72" w:semiHidden="0" w:name="Colorful List Accent 2"/>
+    <w:lsdException w:unhideWhenUsed="0" w:uiPriority="73" w:semiHidden="0" w:name="Colorful Grid Accent 2"/>
+    <w:lsdException w:unhideWhenUsed="0" w:uiPriority="60" w:semiHidden="0" w:name="Light Shading Accent 3"/>
+    <w:lsdException w:unhideWhenUsed="0" w:uiPriority="61" w:semiHidden="0" w:name="Light List Accent 3"/>
+    <w:lsdException w:unhideWhenUsed="0" w:uiPriority="62" w:semiHidden="0" w:name="Light Grid Accent 3"/>
+    <w:lsdException w:unhideWhenUsed="0" w:uiPriority="63" w:semiHidden="0" w:name="Medium Shading 1 Accent 3"/>
+    <w:lsdException w:unhideWhenUsed="0" w:uiPriority="64" w:semiHidden="0" w:name="Medium Shading 2 Accent 3"/>
+    <w:lsdException w:unhideWhenUsed="0" w:uiPriority="65" w:semiHidden="0" w:name="Medium List 1 Accent 3"/>
+    <w:lsdException w:unhideWhenUsed="0" w:uiPriority="66" w:semiHidden="0" w:name="Medium List 2 Accent 3"/>
+    <w:lsdException w:unhideWhenUsed="0" w:uiPriority="67" w:semiHidden="0" w:name="Medium Grid 1 Accent 3"/>
+    <w:lsdException w:unhideWhenUsed="0" w:uiPriority="68" w:semiHidden="0" w:name="Medium Grid 2 Accent 3"/>
+    <w:lsdException w:unhideWhenUsed="0" w:uiPriority="69" w:semiHidden="0" w:name="Medium Grid 3 Accent 3"/>
+    <w:lsdException w:unhideWhenUsed="0" w:uiPriority="70" w:semiHidden="0" w:name="Dark List Accent 3"/>
+    <w:lsdException w:unhideWhenUsed="0" w:uiPriority="71" w:semiHidden="0" w:name="Colorful Shading Accent 3"/>
+    <w:lsdException w:unhideWhenUsed="0" w:uiPriority="72" w:semiHidden="0" w:name="Colorful List Accent 3"/>
+    <w:lsdException w:unhideWhenUsed="0" w:uiPriority="73" w:semiHidden="0" w:name="Colorful Grid Accent 3"/>
+    <w:lsdException w:unhideWhenUsed="0" w:uiPriority="60" w:semiHidden="0" w:name="Light Shading Accent 4"/>
+    <w:lsdException w:unhideWhenUsed="0" w:uiPriority="61" w:semiHidden="0" w:name="Light List Accent 4"/>
+    <w:lsdException w:unhideWhenUsed="0" w:uiPriority="62" w:semiHidden="0" w:name="Light Grid Accent 4"/>
+    <w:lsdException w:unhideWhenUsed="0" w:uiPriority="63" w:semiHidden="0" w:name="Medium Shading 1 Accent 4"/>
+    <w:lsdException w:unhideWhenUsed="0" w:uiPriority="64" w:semiHidden="0" w:name="Medium Shading 2 Accent 4"/>
+    <w:lsdException w:unhideWhenUsed="0" w:uiPriority="65" w:semiHidden="0" w:name="Medium List 1 Accent 4"/>
+    <w:lsdException w:unhideWhenUsed="0" w:uiPriority="66" w:semiHidden="0" w:name="Medium List 2 Accent 4"/>
+    <w:lsdException w:unhideWhenUsed="0" w:uiPriority="67" w:semiHidden="0" w:name="Medium Grid 1 Accent 4"/>
+    <w:lsdException w:unhideWhenUsed="0" w:uiPriority="68" w:semiHidden="0" w:name="Medium Grid 2 Accent 4"/>
+    <w:lsdException w:unhideWhenUsed="0" w:uiPriority="69" w:semiHidden="0" w:name="Medium Grid 3 Accent 4"/>
+    <w:lsdException w:unhideWhenUsed="0" w:uiPriority="70" w:semiHidden="0" w:name="Dark List Accent 4"/>
+    <w:lsdException w:unhideWhenUsed="0" w:uiPriority="71" w:semiHidden="0" w:name="Colorful Shading Accent 4"/>
+    <w:lsdException w:unhideWhenUsed="0" w:uiPriority="72" w:semiHidden="0" w:name="Colorful List Accent 4"/>
+    <w:lsdException w:unhideWhenUsed="0" w:uiPriority="73" w:semiHidden="0" w:name="Colorful Grid Accent 4"/>
+    <w:lsdException w:unhideWhenUsed="0" w:uiPriority="60" w:semiHidden="0" w:name="Light Shading Accent 5"/>
+    <w:lsdException w:unhideWhenUsed="0" w:uiPriority="61" w:semiHidden="0" w:name="Light List Accent 5"/>
+    <w:lsdException w:unhideWhenUsed="0" w:uiPriority="62" w:semiHidden="0" w:name="Light Grid Accent 5"/>
+    <w:lsdException w:unhideWhenUsed="0" w:uiPriority="63" w:semiHidden="0" w:name="Medium Shading 1 Accent 5"/>
+    <w:lsdException w:unhideWhenUsed="0" w:uiPriority="64" w:semiHidden="0" w:name="Medium Shading 2 Accent 5"/>
+    <w:lsdException w:unhideWhenUsed="0" w:uiPriority="65" w:semiHidden="0" w:name="Medium List 1 Accent 5"/>
+    <w:lsdException w:unhideWhenUsed="0" w:uiPriority="66" w:semiHidden="0" w:name="Medium List 2 Accent 5"/>
+    <w:lsdException w:unhideWhenUsed="0" w:uiPriority="67" w:semiHidden="0" w:name="Medium Grid 1 Accent 5"/>
+    <w:lsdException w:unhideWhenUsed="0" w:uiPriority="68" w:semiHidden="0" w:name="Medium Grid 2 Accent 5"/>
+    <w:lsdException w:unhideWhenUsed="0" w:uiPriority="69" w:semiHidden="0" w:name="Medium Grid 3 Accent 5"/>
+    <w:lsdException w:unhideWhenUsed="0" w:uiPriority="70" w:semiHidden="0" w:name="Dark List Accent 5"/>
+    <w:lsdException w:unhideWhenUsed="0" w:uiPriority="71" w:semiHidden="0" w:name="Colorful Shading Accent 5"/>
+    <w:lsdException w:unhideWhenUsed="0" w:uiPriority="72" w:semiHidden="0" w:name="Colorful List Accent 5"/>
+    <w:lsdException w:unhideWhenUsed="0" w:uiPriority="73" w:semiHidden="0" w:name="Colorful Grid Accent 5"/>
+    <w:lsdException w:unhideWhenUsed="0" w:uiPriority="60" w:semiHidden="0" w:name="Light Shading Accent 6"/>
+    <w:lsdException w:unhideWhenUsed="0" w:uiPriority="61" w:semiHidden="0" w:name="Light List Accent 6"/>
+    <w:lsdException w:unhideWhenUsed="0" w:uiPriority="62" w:semiHidden="0" w:name="Light Grid Accent 6"/>
+    <w:lsdException w:unhideWhenUsed="0" w:uiPriority="63" w:semiHidden="0" w:name="Medium Shading 1 Accent 6"/>
+    <w:lsdException w:unhideWhenUsed="0" w:uiPriority="64" w:semiHidden="0" w:name="Medium Shading 2 Accent 6"/>
+    <w:lsdException w:unhideWhenUsed="0" w:uiPriority="65" w:semiHidden="0" w:name="Medium List 1 Accent 6"/>
+    <w:lsdException w:unhideWhenUsed="0" w:uiPriority="66" w:semiHidden="0" w:name="Medium List 2 Accent 6"/>
+    <w:lsdException w:unhideWhenUsed="0" w:uiPriority="67" w:semiHidden="0" w:name="Medium Grid 1 Accent 6"/>
+    <w:lsdException w:unhideWhenUsed="0" w:uiPriority="68" w:semiHidden="0" w:name="Medium Grid 2 Accent 6"/>
+    <w:lsdException w:unhideWhenUsed="0" w:uiPriority="69" w:semiHidden="0" w:name="Medium Grid 3 Accent 6"/>
+    <w:lsdException w:unhideWhenUsed="0" w:uiPriority="70" w:semiHidden="0" w:name="Dark List Accent 6"/>
+    <w:lsdException w:unhideWhenUsed="0" w:uiPriority="71" w:semiHidden="0" w:name="Colorful Shading Accent 6"/>
+    <w:lsdException w:unhideWhenUsed="0" w:uiPriority="72" w:semiHidden="0" w:name="Colorful List Accent 6"/>
+    <w:lsdException w:unhideWhenUsed="0" w:uiPriority="73" w:semiHidden="0" w:name="Colorful Grid Accent 6"/>
   </w:latentStyles>
-  <w:style w:type="paragraph" w:default="1" w:styleId="Normal">
+  <w:style w:type="paragraph" w:default="1" w:styleId="1">
     <w:name w:val="Normal"/>
     <w:qFormat/>
+    <w:uiPriority w:val="0"/>
     <w:pPr>
       <w:kinsoku w:val="0"/>
       <w:autoSpaceDE w:val="0"/>
@@ -5302,7 +5407,7 @@
       <w:textAlignment w:val="baseline"/>
     </w:pPr>
     <w:rPr>
-      <w:rFonts w:ascii="Arial" w:eastAsia="宋体" w:hAnsi="Arial" w:cs="Arial"/>
+      <w:rFonts w:ascii="Arial" w:hAnsi="Arial" w:eastAsia="宋体" w:cs="Arial"/>
       <w:snapToGrid w:val="0"/>
       <w:color w:val="000000"/>
       <w:kern w:val="0"/>
@@ -5311,11 +5416,12 @@
       <w:lang w:val="en-US" w:eastAsia="en-US" w:bidi="ar-SA"/>
     </w:rPr>
   </w:style>
-  <w:style w:type="paragraph" w:styleId="Heading1">
+  <w:style w:type="paragraph" w:styleId="2">
     <w:name w:val="heading 1"/>
-    <w:basedOn w:val="Normal"/>
-    <w:next w:val="Normal"/>
+    <w:basedOn w:val="1"/>
+    <w:next w:val="1"/>
     <w:qFormat/>
+    <w:uiPriority w:val="0"/>
     <w:pPr>
       <w:keepNext/>
       <w:keepLines/>
@@ -5333,12 +5439,13 @@
       <w:sz w:val="44"/>
     </w:rPr>
   </w:style>
-  <w:style w:type="paragraph" w:styleId="Heading2">
+  <w:style w:type="paragraph" w:styleId="3">
     <w:name w:val="heading 2"/>
-    <w:basedOn w:val="Normal"/>
-    <w:next w:val="Normal"/>
+    <w:basedOn w:val="1"/>
+    <w:next w:val="1"/>
     <w:unhideWhenUsed/>
     <w:qFormat/>
+    <w:uiPriority w:val="0"/>
     <w:pPr>
       <w:keepNext/>
       <w:keepLines/>
@@ -5351,18 +5458,19 @@
       <w:outlineLvl w:val="1"/>
     </w:pPr>
     <w:rPr>
-      <w:rFonts w:ascii="Arial" w:eastAsia="黑体" w:hAnsi="Arial"/>
+      <w:rFonts w:ascii="Arial" w:hAnsi="Arial" w:eastAsia="黑体"/>
       <w:b/>
       <w:sz w:val="32"/>
     </w:rPr>
   </w:style>
-  <w:style w:type="paragraph" w:styleId="Heading3">
+  <w:style w:type="paragraph" w:styleId="4">
     <w:name w:val="heading 3"/>
-    <w:basedOn w:val="Normal"/>
-    <w:next w:val="Normal"/>
+    <w:basedOn w:val="1"/>
+    <w:next w:val="1"/>
     <w:semiHidden/>
     <w:unhideWhenUsed/>
     <w:qFormat/>
+    <w:uiPriority w:val="0"/>
     <w:pPr>
       <w:keepNext/>
       <w:keepLines/>
@@ -5379,12 +5487,13 @@
       <w:sz w:val="32"/>
     </w:rPr>
   </w:style>
-  <w:style w:type="paragraph" w:styleId="Heading4">
+  <w:style w:type="paragraph" w:styleId="5">
     <w:name w:val="heading 4"/>
-    <w:basedOn w:val="Normal"/>
-    <w:next w:val="Normal"/>
+    <w:basedOn w:val="1"/>
+    <w:next w:val="1"/>
     <w:unhideWhenUsed/>
     <w:qFormat/>
+    <w:uiPriority w:val="0"/>
     <w:pPr>
       <w:keepNext/>
       <w:keepLines/>
@@ -5397,18 +5506,19 @@
       <w:outlineLvl w:val="3"/>
     </w:pPr>
     <w:rPr>
-      <w:rFonts w:ascii="Arial" w:eastAsia="黑体" w:hAnsi="Arial"/>
+      <w:rFonts w:ascii="Arial" w:hAnsi="Arial" w:eastAsia="黑体"/>
       <w:b/>
       <w:sz w:val="28"/>
     </w:rPr>
   </w:style>
-  <w:style w:type="paragraph" w:styleId="Heading5">
+  <w:style w:type="paragraph" w:styleId="6">
     <w:name w:val="heading 5"/>
-    <w:basedOn w:val="Normal"/>
-    <w:next w:val="Normal"/>
+    <w:basedOn w:val="1"/>
+    <w:next w:val="1"/>
     <w:semiHidden/>
     <w:unhideWhenUsed/>
     <w:qFormat/>
+    <w:uiPriority w:val="0"/>
     <w:pPr>
       <w:keepNext/>
       <w:keepLines/>
@@ -5425,13 +5535,14 @@
       <w:sz w:val="28"/>
     </w:rPr>
   </w:style>
-  <w:style w:type="paragraph" w:styleId="Heading6">
+  <w:style w:type="paragraph" w:styleId="7">
     <w:name w:val="heading 6"/>
-    <w:basedOn w:val="Normal"/>
-    <w:next w:val="Normal"/>
+    <w:basedOn w:val="1"/>
+    <w:next w:val="1"/>
     <w:semiHidden/>
     <w:unhideWhenUsed/>
     <w:qFormat/>
+    <w:uiPriority w:val="0"/>
     <w:pPr>
       <w:keepNext/>
       <w:keepLines/>
@@ -5444,18 +5555,19 @@
       <w:outlineLvl w:val="5"/>
     </w:pPr>
     <w:rPr>
-      <w:rFonts w:ascii="Arial" w:eastAsia="黑体" w:hAnsi="Arial"/>
+      <w:rFonts w:ascii="Arial" w:hAnsi="Arial" w:eastAsia="黑体"/>
       <w:b/>
       <w:sz w:val="24"/>
     </w:rPr>
   </w:style>
-  <w:style w:type="paragraph" w:styleId="Heading7">
+  <w:style w:type="paragraph" w:styleId="8">
     <w:name w:val="heading 7"/>
-    <w:basedOn w:val="Normal"/>
-    <w:next w:val="Normal"/>
+    <w:basedOn w:val="1"/>
+    <w:next w:val="1"/>
     <w:semiHidden/>
     <w:unhideWhenUsed/>
     <w:qFormat/>
+    <w:uiPriority w:val="0"/>
     <w:pPr>
       <w:keepNext/>
       <w:keepLines/>
@@ -5472,13 +5584,14 @@
       <w:sz w:val="24"/>
     </w:rPr>
   </w:style>
-  <w:style w:type="paragraph" w:styleId="Heading8">
+  <w:style w:type="paragraph" w:styleId="9">
     <w:name w:val="heading 8"/>
-    <w:basedOn w:val="Normal"/>
-    <w:next w:val="Normal"/>
+    <w:basedOn w:val="1"/>
+    <w:next w:val="1"/>
     <w:semiHidden/>
     <w:unhideWhenUsed/>
     <w:qFormat/>
+    <w:uiPriority w:val="0"/>
     <w:pPr>
       <w:keepNext/>
       <w:keepLines/>
@@ -5491,17 +5604,18 @@
       <w:outlineLvl w:val="7"/>
     </w:pPr>
     <w:rPr>
-      <w:rFonts w:ascii="Arial" w:eastAsia="黑体" w:hAnsi="Arial"/>
+      <w:rFonts w:ascii="Arial" w:hAnsi="Arial" w:eastAsia="黑体"/>
       <w:sz w:val="24"/>
     </w:rPr>
   </w:style>
-  <w:style w:type="paragraph" w:styleId="Heading9">
+  <w:style w:type="paragraph" w:styleId="10">
     <w:name w:val="heading 9"/>
-    <w:basedOn w:val="Normal"/>
-    <w:next w:val="Normal"/>
+    <w:basedOn w:val="1"/>
+    <w:next w:val="1"/>
     <w:semiHidden/>
     <w:unhideWhenUsed/>
     <w:qFormat/>
+    <w:uiPriority w:val="0"/>
     <w:pPr>
       <w:keepNext/>
       <w:keepLines/>
@@ -5514,19 +5628,21 @@
       <w:outlineLvl w:val="8"/>
     </w:pPr>
     <w:rPr>
-      <w:rFonts w:ascii="Arial" w:eastAsia="黑体" w:hAnsi="Arial"/>
+      <w:rFonts w:ascii="Arial" w:hAnsi="Arial" w:eastAsia="黑体"/>
       <w:sz w:val="21"/>
     </w:rPr>
   </w:style>
-  <w:style w:type="character" w:default="1" w:styleId="DefaultParagraphFont">
+  <w:style w:type="character" w:default="1" w:styleId="22">
     <w:name w:val="Default Paragraph Font"/>
     <w:semiHidden/>
     <w:qFormat/>
+    <w:uiPriority w:val="0"/>
   </w:style>
-  <w:style w:type="table" w:default="1" w:styleId="TableNormal">
+  <w:style w:type="table" w:default="1" w:styleId="20">
     <w:name w:val="Normal Table"/>
     <w:semiHidden/>
     <w:qFormat/>
+    <w:uiPriority w:val="0"/>
     <w:tblPr>
       <w:tblCellMar>
         <w:top w:w="0" w:type="dxa"/>
@@ -5536,39 +5652,43 @@
       </w:tblCellMar>
     </w:tblPr>
   </w:style>
-  <w:style w:type="paragraph" w:styleId="CommentText">
+  <w:style w:type="paragraph" w:styleId="11">
     <w:name w:val="annotation text"/>
-    <w:basedOn w:val="Normal"/>
+    <w:basedOn w:val="1"/>
     <w:qFormat/>
+    <w:uiPriority w:val="0"/>
     <w:pPr>
       <w:jc w:val="left"/>
     </w:pPr>
   </w:style>
-  <w:style w:type="paragraph" w:styleId="BodyText">
+  <w:style w:type="paragraph" w:styleId="12">
     <w:name w:val="Body Text"/>
-    <w:basedOn w:val="Normal"/>
+    <w:basedOn w:val="1"/>
     <w:semiHidden/>
     <w:qFormat/>
+    <w:uiPriority w:val="0"/>
     <w:rPr>
-      <w:rFonts w:ascii="Arial" w:eastAsia="Arial" w:hAnsi="Arial" w:cs="Arial"/>
+      <w:rFonts w:ascii="Arial" w:hAnsi="Arial" w:eastAsia="Arial" w:cs="Arial"/>
       <w:sz w:val="21"/>
       <w:szCs w:val="21"/>
       <w:lang w:val="en-US" w:eastAsia="en-US" w:bidi="ar-SA"/>
     </w:rPr>
   </w:style>
-  <w:style w:type="paragraph" w:styleId="TOC3">
+  <w:style w:type="paragraph" w:styleId="13">
     <w:name w:val="toc 3"/>
-    <w:basedOn w:val="Normal"/>
-    <w:next w:val="Normal"/>
+    <w:basedOn w:val="1"/>
+    <w:next w:val="1"/>
     <w:qFormat/>
+    <w:uiPriority w:val="0"/>
     <w:pPr>
       <w:ind w:left="840" w:leftChars="400"/>
     </w:pPr>
   </w:style>
-  <w:style w:type="paragraph" w:styleId="Footer">
+  <w:style w:type="paragraph" w:styleId="14">
     <w:name w:val="footer"/>
-    <w:basedOn w:val="Normal"/>
+    <w:basedOn w:val="1"/>
     <w:qFormat/>
+    <w:uiPriority w:val="0"/>
     <w:pPr>
       <w:tabs>
         <w:tab w:val="center" w:pos="4153"/>
@@ -5581,16 +5701,17 @@
       <w:sz w:val="18"/>
     </w:rPr>
   </w:style>
-  <w:style w:type="paragraph" w:styleId="Header">
+  <w:style w:type="paragraph" w:styleId="15">
     <w:name w:val="header"/>
-    <w:basedOn w:val="Normal"/>
+    <w:basedOn w:val="1"/>
     <w:qFormat/>
+    <w:uiPriority w:val="0"/>
     <w:pPr>
       <w:pBdr>
-        <w:top w:val="nil"/>
-        <w:left w:val="nil"/>
-        <w:bottom w:val="nil"/>
-        <w:right w:val="nil"/>
+        <w:top w:val="none" w:color="auto" w:sz="0" w:space="0"/>
+        <w:left w:val="none" w:color="auto" w:sz="0" w:space="0"/>
+        <w:bottom w:val="none" w:color="auto" w:sz="0" w:space="0"/>
+        <w:right w:val="none" w:color="auto" w:sz="0" w:space="0"/>
       </w:pBdr>
       <w:tabs>
         <w:tab w:val="center" w:pos="4153"/>
@@ -5605,37 +5726,41 @@
       <w:sz w:val="18"/>
     </w:rPr>
   </w:style>
-  <w:style w:type="paragraph" w:styleId="TOC1">
+  <w:style w:type="paragraph" w:styleId="16">
     <w:name w:val="toc 1"/>
-    <w:basedOn w:val="Normal"/>
-    <w:next w:val="Normal"/>
+    <w:basedOn w:val="1"/>
+    <w:next w:val="1"/>
     <w:qFormat/>
+    <w:uiPriority w:val="0"/>
     <w:rPr>
-      <w:rFonts w:ascii="Arial" w:eastAsia="Microsoft JhengHei" w:hAnsi="Arial"/>
+      <w:rFonts w:ascii="Arial" w:hAnsi="Arial" w:eastAsia="Microsoft JhengHei"/>
       <w:sz w:val="24"/>
     </w:rPr>
   </w:style>
-  <w:style w:type="paragraph" w:styleId="TOC2">
+  <w:style w:type="paragraph" w:styleId="17">
     <w:name w:val="toc 2"/>
-    <w:basedOn w:val="Normal"/>
-    <w:next w:val="Normal"/>
+    <w:basedOn w:val="1"/>
+    <w:next w:val="1"/>
     <w:qFormat/>
+    <w:uiPriority w:val="0"/>
     <w:pPr>
       <w:ind w:left="420" w:leftChars="200"/>
     </w:pPr>
   </w:style>
-  <w:style w:type="paragraph" w:styleId="NormalWeb">
+  <w:style w:type="paragraph" w:styleId="18">
     <w:name w:val="Normal (Web)"/>
-    <w:basedOn w:val="Normal"/>
+    <w:basedOn w:val="1"/>
     <w:qFormat/>
+    <w:uiPriority w:val="0"/>
     <w:rPr>
       <w:sz w:val="24"/>
     </w:rPr>
   </w:style>
-  <w:style w:type="paragraph" w:styleId="Title">
+  <w:style w:type="paragraph" w:styleId="19">
     <w:name w:val="Title"/>
-    <w:basedOn w:val="Normal"/>
+    <w:basedOn w:val="1"/>
     <w:qFormat/>
+    <w:uiPriority w:val="0"/>
     <w:pPr>
       <w:spacing w:before="240" w:beforeLines="0" w:beforeAutospacing="0" w:after="60" w:afterLines="0" w:afterAutospacing="0"/>
       <w:jc w:val="center"/>
@@ -5647,38 +5772,41 @@
       <w:sz w:val="32"/>
     </w:rPr>
   </w:style>
-  <w:style w:type="table" w:styleId="TableGrid">
+  <w:style w:type="table" w:styleId="21">
     <w:name w:val="Table Grid"/>
-    <w:basedOn w:val="TableNormal"/>
+    <w:basedOn w:val="20"/>
     <w:qFormat/>
+    <w:uiPriority w:val="0"/>
     <w:pPr>
       <w:widowControl w:val="0"/>
       <w:jc w:val="both"/>
     </w:pPr>
     <w:tblPr>
       <w:tblBorders>
-        <w:top w:val="single" w:sz="4" w:space="0" w:color="auto"/>
-        <w:left w:val="single" w:sz="4" w:space="0" w:color="auto"/>
-        <w:bottom w:val="single" w:sz="4" w:space="0" w:color="auto"/>
-        <w:right w:val="single" w:sz="4" w:space="0" w:color="auto"/>
-        <w:insideH w:val="single" w:sz="4" w:space="0" w:color="auto"/>
-        <w:insideV w:val="single" w:sz="4" w:space="0" w:color="auto"/>
+        <w:top w:val="single" w:color="auto" w:sz="4" w:space="0"/>
+        <w:left w:val="single" w:color="auto" w:sz="4" w:space="0"/>
+        <w:bottom w:val="single" w:color="auto" w:sz="4" w:space="0"/>
+        <w:right w:val="single" w:color="auto" w:sz="4" w:space="0"/>
+        <w:insideH w:val="single" w:color="auto" w:sz="4" w:space="0"/>
+        <w:insideV w:val="single" w:color="auto" w:sz="4" w:space="0"/>
       </w:tblBorders>
     </w:tblPr>
   </w:style>
-  <w:style w:type="character" w:styleId="Strong">
+  <w:style w:type="character" w:styleId="23">
     <w:name w:val="Strong"/>
-    <w:basedOn w:val="DefaultParagraphFont"/>
+    <w:basedOn w:val="22"/>
     <w:qFormat/>
+    <w:uiPriority w:val="0"/>
     <w:rPr>
       <w:b/>
     </w:rPr>
   </w:style>
-  <w:style w:type="table" w:customStyle="1" w:styleId="TableNormal0">
+  <w:style w:type="table" w:customStyle="1" w:styleId="24">
     <w:name w:val="Table Normal_0"/>
     <w:semiHidden/>
     <w:unhideWhenUsed/>
     <w:qFormat/>
+    <w:uiPriority w:val="0"/>
     <w:tblPr>
       <w:tblCellMar>
         <w:top w:w="0" w:type="dxa"/>
@@ -5688,81 +5816,87 @@
       </w:tblCellMar>
     </w:tblPr>
   </w:style>
-  <w:style w:type="paragraph" w:customStyle="1" w:styleId="TableText">
+  <w:style w:type="paragraph" w:customStyle="1" w:styleId="25">
     <w:name w:val="Table Text"/>
-    <w:basedOn w:val="Normal"/>
+    <w:basedOn w:val="1"/>
     <w:semiHidden/>
     <w:qFormat/>
+    <w:uiPriority w:val="0"/>
     <w:rPr>
-      <w:rFonts w:ascii="宋体" w:eastAsia="宋体" w:hAnsi="宋体" w:cs="宋体"/>
+      <w:rFonts w:ascii="宋体" w:hAnsi="宋体" w:eastAsia="宋体" w:cs="宋体"/>
       <w:sz w:val="21"/>
       <w:szCs w:val="21"/>
       <w:lang w:val="en-US" w:eastAsia="en-US" w:bidi="ar-SA"/>
     </w:rPr>
   </w:style>
-  <w:style w:type="paragraph" w:customStyle="1" w:styleId="1">
+  <w:style w:type="paragraph" w:customStyle="1" w:styleId="26">
     <w:name w:val="柴_标题1"/>
-    <w:basedOn w:val="Heading1"/>
-    <w:next w:val="a"/>
-    <w:link w:val="1Char"/>
+    <w:basedOn w:val="2"/>
+    <w:next w:val="27"/>
+    <w:link w:val="38"/>
     <w:qFormat/>
+    <w:uiPriority w:val="0"/>
     <w:pPr>
       <w:spacing w:before="100" w:after="90" w:line="360" w:lineRule="auto"/>
     </w:pPr>
     <w:rPr>
-      <w:rFonts w:ascii="Arial" w:eastAsia="宋体" w:hAnsi="Arial"/>
+      <w:rFonts w:ascii="Arial" w:hAnsi="Arial" w:eastAsia="宋体"/>
       <w:sz w:val="32"/>
     </w:rPr>
   </w:style>
-  <w:style w:type="paragraph" w:customStyle="1" w:styleId="a">
+  <w:style w:type="paragraph" w:customStyle="1" w:styleId="27">
     <w:name w:val="柴_正文"/>
-    <w:basedOn w:val="BodyText"/>
-    <w:link w:val="Char"/>
+    <w:basedOn w:val="12"/>
+    <w:link w:val="41"/>
     <w:qFormat/>
+    <w:uiPriority w:val="0"/>
     <w:pPr>
       <w:spacing w:line="360" w:lineRule="auto"/>
       <w:ind w:firstLine="470" w:firstLineChars="200"/>
     </w:pPr>
     <w:rPr>
-      <w:rFonts w:ascii="Arial" w:eastAsia="宋体" w:hAnsi="Arial"/>
+      <w:rFonts w:ascii="Arial" w:hAnsi="Arial" w:eastAsia="宋体"/>
       <w:sz w:val="24"/>
       <w:lang w:eastAsia="zh-CN"/>
     </w:rPr>
   </w:style>
-  <w:style w:type="paragraph" w:customStyle="1" w:styleId="2">
+  <w:style w:type="paragraph" w:customStyle="1" w:styleId="28">
     <w:name w:val="柴_标题2"/>
-    <w:basedOn w:val="Heading2"/>
-    <w:next w:val="a"/>
+    <w:basedOn w:val="3"/>
+    <w:next w:val="27"/>
     <w:qFormat/>
+    <w:uiPriority w:val="0"/>
     <w:pPr>
       <w:spacing w:line="360" w:lineRule="auto"/>
     </w:pPr>
     <w:rPr>
-      <w:rFonts w:ascii="Arial" w:eastAsia="宋体" w:hAnsi="Arial"/>
+      <w:rFonts w:ascii="Arial" w:hAnsi="Arial" w:eastAsia="宋体"/>
       <w:sz w:val="28"/>
     </w:rPr>
   </w:style>
-  <w:style w:type="paragraph" w:customStyle="1" w:styleId="3">
+  <w:style w:type="paragraph" w:customStyle="1" w:styleId="29">
     <w:name w:val="柴_标题3"/>
-    <w:basedOn w:val="Heading3"/>
-    <w:next w:val="a"/>
+    <w:basedOn w:val="4"/>
+    <w:next w:val="27"/>
     <w:qFormat/>
+    <w:uiPriority w:val="0"/>
     <w:pPr>
       <w:spacing w:line="360" w:lineRule="auto"/>
       <w:ind w:left="0" w:firstLine="472" w:firstLineChars="200"/>
     </w:pPr>
     <w:rPr>
-      <w:rFonts w:ascii="宋体" w:eastAsia="宋体" w:hAnsi="宋体" w:cs="宋体"/>
+      <w:rFonts w:ascii="宋体" w:hAnsi="宋体" w:eastAsia="宋体" w:cs="宋体"/>
       <w:spacing w:val="-2"/>
       <w:sz w:val="24"/>
       <w:szCs w:val="24"/>
     </w:rPr>
   </w:style>
-  <w:style w:type="paragraph" w:customStyle="1" w:styleId="a0">
+  <w:style w:type="paragraph" w:customStyle="1" w:styleId="30">
     <w:name w:val="柴_目录"/>
-    <w:basedOn w:val="Normal"/>
-    <w:next w:val="BodyText"/>
+    <w:basedOn w:val="1"/>
+    <w:next w:val="12"/>
     <w:qFormat/>
+    <w:uiPriority w:val="0"/>
     <w:pPr>
       <w:tabs>
         <w:tab w:val="right" w:leader="dot" w:pos="8442"/>
@@ -5770,89 +5904,96 @@
       <w:ind w:left="0" w:leftChars="0"/>
     </w:pPr>
     <w:rPr>
-      <w:rFonts w:ascii="Arial" w:eastAsia="Microsoft JhengHei" w:hAnsi="Arial"/>
+      <w:rFonts w:ascii="Arial" w:hAnsi="Arial" w:eastAsia="Microsoft JhengHei"/>
       <w:sz w:val="24"/>
     </w:rPr>
   </w:style>
-  <w:style w:type="paragraph" w:customStyle="1" w:styleId="a1">
+  <w:style w:type="paragraph" w:customStyle="1" w:styleId="31">
     <w:name w:val="柴_公司名"/>
-    <w:basedOn w:val="Title"/>
+    <w:basedOn w:val="19"/>
     <w:qFormat/>
+    <w:uiPriority w:val="0"/>
     <w:pPr>
       <w:spacing w:after="600" w:afterLines="600"/>
     </w:pPr>
     <w:rPr>
-      <w:rFonts w:ascii="宋体" w:eastAsia="宋体" w:hAnsi="宋体" w:cs="宋体" w:hint="eastAsia"/>
+      <w:rFonts w:hint="eastAsia" w:ascii="宋体" w:hAnsi="宋体" w:eastAsia="宋体" w:cs="宋体"/>
       <w:bCs/>
       <w:spacing w:val="-6"/>
       <w:sz w:val="52"/>
       <w:szCs w:val="52"/>
     </w:rPr>
   </w:style>
-  <w:style w:type="paragraph" w:customStyle="1" w:styleId="a2">
+  <w:style w:type="paragraph" w:customStyle="1" w:styleId="32">
     <w:name w:val="柴_文档名"/>
-    <w:basedOn w:val="Title"/>
+    <w:basedOn w:val="19"/>
     <w:qFormat/>
+    <w:uiPriority w:val="0"/>
     <w:pPr>
       <w:spacing w:after="900" w:afterLines="900"/>
     </w:pPr>
     <w:rPr>
-      <w:rFonts w:ascii="黑体" w:eastAsia="黑体" w:hAnsi="黑体" w:cs="黑体"/>
+      <w:rFonts w:ascii="黑体" w:hAnsi="黑体" w:eastAsia="黑体" w:cs="黑体"/>
       <w:bCs/>
       <w:spacing w:val="-7"/>
       <w:sz w:val="52"/>
       <w:szCs w:val="52"/>
     </w:rPr>
   </w:style>
-  <w:style w:type="paragraph" w:customStyle="1" w:styleId="WPSOffice1">
+  <w:style w:type="paragraph" w:customStyle="1" w:styleId="33">
     <w:name w:val="WPSOffice手动目录 1"/>
     <w:qFormat/>
+    <w:uiPriority w:val="0"/>
     <w:pPr>
       <w:ind w:leftChars="0"/>
     </w:pPr>
     <w:rPr>
-      <w:rFonts w:ascii="Times New Roman" w:eastAsia="宋体" w:hAnsi="Times New Roman" w:cs="Times New Roman"/>
+      <w:rFonts w:ascii="Times New Roman" w:hAnsi="Times New Roman" w:eastAsia="宋体" w:cs="Times New Roman"/>
       <w:sz w:val="20"/>
       <w:szCs w:val="20"/>
     </w:rPr>
   </w:style>
-  <w:style w:type="paragraph" w:customStyle="1" w:styleId="WPSOffice2">
+  <w:style w:type="paragraph" w:customStyle="1" w:styleId="34">
     <w:name w:val="WPSOffice手动目录 2"/>
     <w:qFormat/>
+    <w:uiPriority w:val="0"/>
     <w:pPr>
       <w:ind w:leftChars="200"/>
     </w:pPr>
     <w:rPr>
-      <w:rFonts w:ascii="Times New Roman" w:eastAsia="宋体" w:hAnsi="Times New Roman" w:cs="Times New Roman"/>
+      <w:rFonts w:ascii="Times New Roman" w:hAnsi="Times New Roman" w:eastAsia="宋体" w:cs="Times New Roman"/>
       <w:sz w:val="20"/>
       <w:szCs w:val="20"/>
     </w:rPr>
   </w:style>
-  <w:style w:type="paragraph" w:customStyle="1" w:styleId="WPSOffice3">
+  <w:style w:type="paragraph" w:customStyle="1" w:styleId="35">
     <w:name w:val="WPSOffice手动目录 3"/>
     <w:qFormat/>
+    <w:uiPriority w:val="0"/>
     <w:pPr>
       <w:ind w:leftChars="400"/>
     </w:pPr>
     <w:rPr>
-      <w:rFonts w:ascii="Times New Roman" w:eastAsia="宋体" w:hAnsi="Times New Roman" w:cs="Times New Roman"/>
+      <w:rFonts w:ascii="Times New Roman" w:hAnsi="Times New Roman" w:eastAsia="宋体" w:cs="Times New Roman"/>
       <w:sz w:val="20"/>
       <w:szCs w:val="20"/>
     </w:rPr>
   </w:style>
-  <w:style w:type="paragraph" w:customStyle="1" w:styleId="Compact">
+  <w:style w:type="paragraph" w:customStyle="1" w:styleId="36">
     <w:name w:val="Compact"/>
-    <w:basedOn w:val="BodyText"/>
+    <w:basedOn w:val="12"/>
     <w:qFormat/>
+    <w:uiPriority w:val="0"/>
     <w:pPr>
       <w:spacing w:before="36" w:after="36"/>
     </w:pPr>
   </w:style>
-  <w:style w:type="table" w:customStyle="1" w:styleId="Table">
+  <w:style w:type="table" w:customStyle="1" w:styleId="37">
     <w:name w:val="Table"/>
     <w:semiHidden/>
     <w:unhideWhenUsed/>
     <w:qFormat/>
+    <w:uiPriority w:val="0"/>
     <w:tblPr>
       <w:tblCellMar>
         <w:top w:w="0" w:type="dxa"/>
@@ -5864,25 +6005,27 @@
     <w:tblStylePr w:type="firstRow">
       <w:tcPr>
         <w:tcBorders>
-          <w:bottom w:val="single" w:sz="0" w:space="0" w:color="auto"/>
+          <w:bottom w:val="single" w:color="auto" w:sz="0" w:space="0"/>
         </w:tcBorders>
         <w:vAlign w:val="bottom"/>
       </w:tcPr>
     </w:tblStylePr>
   </w:style>
-  <w:style w:type="character" w:customStyle="1" w:styleId="1Char">
+  <w:style w:type="character" w:customStyle="1" w:styleId="38">
     <w:name w:val="柴_标题1 Char"/>
-    <w:link w:val="1"/>
+    <w:link w:val="26"/>
     <w:qFormat/>
+    <w:uiPriority w:val="0"/>
     <w:rPr>
-      <w:rFonts w:ascii="Arial" w:eastAsia="宋体" w:hAnsi="Arial"/>
+      <w:rFonts w:ascii="Arial" w:hAnsi="Arial" w:eastAsia="宋体"/>
       <w:sz w:val="32"/>
     </w:rPr>
   </w:style>
-  <w:style w:type="paragraph" w:customStyle="1" w:styleId="a3">
+  <w:style w:type="paragraph" w:customStyle="1" w:styleId="39">
     <w:name w:val="柴_正文_无缩进"/>
-    <w:basedOn w:val="Normal"/>
+    <w:basedOn w:val="1"/>
     <w:qFormat/>
+    <w:uiPriority w:val="0"/>
     <w:pPr>
       <w:ind w:firstLine="0" w:firstLineChars="0"/>
     </w:pPr>
@@ -5892,29 +6035,31 @@
       <w:lang w:eastAsia="zh-CN"/>
     </w:rPr>
   </w:style>
-  <w:style w:type="paragraph" w:customStyle="1" w:styleId="4">
+  <w:style w:type="paragraph" w:customStyle="1" w:styleId="40">
     <w:name w:val="柴_标题4"/>
-    <w:basedOn w:val="Heading4"/>
-    <w:next w:val="Normal"/>
+    <w:basedOn w:val="5"/>
+    <w:next w:val="1"/>
     <w:qFormat/>
+    <w:uiPriority w:val="0"/>
     <w:pPr>
       <w:widowControl w:val="0"/>
       <w:spacing w:before="160" w:line="360" w:lineRule="auto"/>
-      <w:ind w:left="981" w:hanging="862" w:leftChars="300"/>
+      <w:ind w:left="981" w:leftChars="300" w:hanging="862"/>
     </w:pPr>
     <w:rPr>
-      <w:rFonts w:ascii="Calibri" w:eastAsia="宋体" w:hAnsi="Calibri" w:cs="宋体" w:hint="eastAsia"/>
+      <w:rFonts w:hint="eastAsia" w:ascii="Calibri" w:hAnsi="Calibri" w:eastAsia="宋体" w:cs="宋体"/>
       <w:sz w:val="24"/>
       <w:szCs w:val="24"/>
       <w:lang w:eastAsia="zh-CN" w:bidi="zh-CN"/>
     </w:rPr>
   </w:style>
-  <w:style w:type="character" w:customStyle="1" w:styleId="Char">
+  <w:style w:type="character" w:customStyle="1" w:styleId="41">
     <w:name w:val="柴_正文 Char"/>
-    <w:link w:val="a"/>
+    <w:link w:val="27"/>
     <w:qFormat/>
+    <w:uiPriority w:val="0"/>
     <w:rPr>
-      <w:rFonts w:ascii="Arial" w:eastAsia="宋体" w:hAnsi="Arial"/>
+      <w:rFonts w:ascii="Arial" w:hAnsi="Arial" w:eastAsia="宋体"/>
       <w:sz w:val="24"/>
       <w:lang w:eastAsia="zh-CN"/>
     </w:rPr>

--- a/5.人员管理/1.流程制度规范类文件/050102-运维服务人员储备制度.docx
+++ b/5.人员管理/1.流程制度规范类文件/050102-运维服务人员储备制度.docx
@@ -39,7 +39,7 @@
         <w:snapToGrid w:val="0"/>
         <w:textAlignment w:val="baseline"/>
       </w:pPr>
-      <w:bookmarkStart w:id="0" w:name="_Toc21639"/>
+      <w:bookmarkStart w:id="0" w:name="_Toc28691"/>
       <w:r>
         <w:t>运维服务人员储备制度</w:t>
       </w:r>
@@ -63,7 +63,7 @@
         <w:snapToGrid w:val="0"/>
         <w:textAlignment w:val="baseline"/>
       </w:pPr>
-      <w:bookmarkStart w:id="1" w:name="_Toc26679"/>
+      <w:bookmarkStart w:id="1" w:name="_Toc23392"/>
       <w:r>
         <w:t>中达丰集团有限公司</w:t>
       </w:r>
@@ -100,7 +100,7 @@
           <w:cols w:space="720" w:num="1"/>
         </w:sectPr>
       </w:pPr>
-      <w:bookmarkStart w:id="2" w:name="_Toc25745"/>
+      <w:bookmarkStart w:id="2" w:name="_Toc1664"/>
       <w:r>
         <w:rPr>
           <w:rFonts w:hint="eastAsia" w:ascii="宋体" w:hAnsi="宋体" w:eastAsia="宋体" w:cs="宋体"/>
@@ -139,7 +139,7 @@
           <w:szCs w:val="28"/>
         </w:rPr>
       </w:pPr>
-      <w:bookmarkStart w:id="3" w:name="_Toc13620"/>
+      <w:bookmarkStart w:id="3" w:name="_Toc14013"/>
       <w:r>
         <w:rPr>
           <w:rFonts w:ascii="宋体" w:hAnsi="宋体" w:eastAsia="宋体" w:cs="宋体"/>
@@ -2043,7 +2043,7 @@
               <w:rFonts w:ascii="Calibri" w:hAnsi="Calibri" w:eastAsia="Calibri" w:cs="Calibri"/>
               <w:szCs w:val="22"/>
             </w:rPr>
-            <w:instrText xml:space="preserve"> HYPERLINK \l _Toc21639 </w:instrText>
+            <w:instrText xml:space="preserve"> HYPERLINK \l _Toc28691 </w:instrText>
           </w:r>
           <w:r>
             <w:rPr>
@@ -2062,7 +2062,7 @@
             <w:fldChar w:fldCharType="begin"/>
           </w:r>
           <w:r>
-            <w:instrText xml:space="preserve"> PAGEREF _Toc21639 \h </w:instrText>
+            <w:instrText xml:space="preserve"> PAGEREF _Toc28691 \h </w:instrText>
           </w:r>
           <w:r>
             <w:fldChar w:fldCharType="separate"/>
@@ -2100,7 +2100,7 @@
               <w:rFonts w:ascii="Calibri" w:hAnsi="Calibri" w:eastAsia="Calibri" w:cs="Calibri"/>
               <w:szCs w:val="22"/>
             </w:rPr>
-            <w:instrText xml:space="preserve"> HYPERLINK \l _Toc26679 </w:instrText>
+            <w:instrText xml:space="preserve"> HYPERLINK \l _Toc23392 </w:instrText>
           </w:r>
           <w:r>
             <w:rPr>
@@ -2119,7 +2119,7 @@
             <w:fldChar w:fldCharType="begin"/>
           </w:r>
           <w:r>
-            <w:instrText xml:space="preserve"> PAGEREF _Toc26679 \h </w:instrText>
+            <w:instrText xml:space="preserve"> PAGEREF _Toc23392 \h </w:instrText>
           </w:r>
           <w:r>
             <w:fldChar w:fldCharType="separate"/>
@@ -2157,7 +2157,7 @@
               <w:rFonts w:ascii="Calibri" w:hAnsi="Calibri" w:eastAsia="Calibri" w:cs="Calibri"/>
               <w:szCs w:val="22"/>
             </w:rPr>
-            <w:instrText xml:space="preserve"> HYPERLINK \l _Toc25745 </w:instrText>
+            <w:instrText xml:space="preserve"> HYPERLINK \l _Toc1664 </w:instrText>
           </w:r>
           <w:r>
             <w:rPr>
@@ -2182,7 +2182,7 @@
             <w:fldChar w:fldCharType="begin"/>
           </w:r>
           <w:r>
-            <w:instrText xml:space="preserve"> PAGEREF _Toc25745 \h </w:instrText>
+            <w:instrText xml:space="preserve"> PAGEREF _Toc1664 \h </w:instrText>
           </w:r>
           <w:r>
             <w:fldChar w:fldCharType="separate"/>
@@ -2220,7 +2220,7 @@
               <w:rFonts w:ascii="Calibri" w:hAnsi="Calibri" w:eastAsia="Calibri" w:cs="Calibri"/>
               <w:szCs w:val="22"/>
             </w:rPr>
-            <w:instrText xml:space="preserve"> HYPERLINK \l _Toc13620 </w:instrText>
+            <w:instrText xml:space="preserve"> HYPERLINK \l _Toc14013 </w:instrText>
           </w:r>
           <w:r>
             <w:rPr>
@@ -2244,7 +2244,7 @@
             <w:fldChar w:fldCharType="begin"/>
           </w:r>
           <w:r>
-            <w:instrText xml:space="preserve"> PAGEREF _Toc13620 \h </w:instrText>
+            <w:instrText xml:space="preserve"> PAGEREF _Toc14013 \h </w:instrText>
           </w:r>
           <w:r>
             <w:fldChar w:fldCharType="separate"/>
@@ -2282,7 +2282,7 @@
               <w:rFonts w:ascii="Calibri" w:hAnsi="Calibri" w:eastAsia="Calibri" w:cs="Calibri"/>
               <w:szCs w:val="22"/>
             </w:rPr>
-            <w:instrText xml:space="preserve"> HYPERLINK \l _Toc28264 </w:instrText>
+            <w:instrText xml:space="preserve"> HYPERLINK \l _Toc26399 </w:instrText>
           </w:r>
           <w:r>
             <w:rPr>
@@ -2307,7 +2307,7 @@
             <w:fldChar w:fldCharType="begin"/>
           </w:r>
           <w:r>
-            <w:instrText xml:space="preserve"> PAGEREF _Toc28264 \h </w:instrText>
+            <w:instrText xml:space="preserve"> PAGEREF _Toc26399 \h </w:instrText>
           </w:r>
           <w:r>
             <w:fldChar w:fldCharType="separate"/>
@@ -2345,7 +2345,7 @@
               <w:rFonts w:ascii="Calibri" w:hAnsi="Calibri" w:eastAsia="Calibri" w:cs="Calibri"/>
               <w:szCs w:val="22"/>
             </w:rPr>
-            <w:instrText xml:space="preserve"> HYPERLINK \l _Toc3302 </w:instrText>
+            <w:instrText xml:space="preserve"> HYPERLINK \l _Toc20698 </w:instrText>
           </w:r>
           <w:r>
             <w:rPr>
@@ -2370,7 +2370,7 @@
             <w:fldChar w:fldCharType="begin"/>
           </w:r>
           <w:r>
-            <w:instrText xml:space="preserve"> PAGEREF _Toc3302 \h </w:instrText>
+            <w:instrText xml:space="preserve"> PAGEREF _Toc20698 \h </w:instrText>
           </w:r>
           <w:r>
             <w:fldChar w:fldCharType="separate"/>
@@ -2408,7 +2408,7 @@
               <w:rFonts w:ascii="Calibri" w:hAnsi="Calibri" w:eastAsia="Calibri" w:cs="Calibri"/>
               <w:szCs w:val="22"/>
             </w:rPr>
-            <w:instrText xml:space="preserve"> HYPERLINK \l _Toc12489 </w:instrText>
+            <w:instrText xml:space="preserve"> HYPERLINK \l _Toc10355 </w:instrText>
           </w:r>
           <w:r>
             <w:rPr>
@@ -2433,7 +2433,7 @@
             <w:fldChar w:fldCharType="begin"/>
           </w:r>
           <w:r>
-            <w:instrText xml:space="preserve"> PAGEREF _Toc12489 \h </w:instrText>
+            <w:instrText xml:space="preserve"> PAGEREF _Toc10355 \h </w:instrText>
           </w:r>
           <w:r>
             <w:fldChar w:fldCharType="separate"/>
@@ -2471,7 +2471,7 @@
               <w:rFonts w:ascii="Calibri" w:hAnsi="Calibri" w:eastAsia="Calibri" w:cs="Calibri"/>
               <w:szCs w:val="22"/>
             </w:rPr>
-            <w:instrText xml:space="preserve"> HYPERLINK \l _Toc28152 </w:instrText>
+            <w:instrText xml:space="preserve"> HYPERLINK \l _Toc4863 </w:instrText>
           </w:r>
           <w:r>
             <w:rPr>
@@ -2496,7 +2496,7 @@
             <w:fldChar w:fldCharType="begin"/>
           </w:r>
           <w:r>
-            <w:instrText xml:space="preserve"> PAGEREF _Toc28152 \h </w:instrText>
+            <w:instrText xml:space="preserve"> PAGEREF _Toc4863 \h </w:instrText>
           </w:r>
           <w:r>
             <w:fldChar w:fldCharType="separate"/>
@@ -2534,7 +2534,7 @@
               <w:rFonts w:ascii="Calibri" w:hAnsi="Calibri" w:eastAsia="Calibri" w:cs="Calibri"/>
               <w:szCs w:val="22"/>
             </w:rPr>
-            <w:instrText xml:space="preserve"> HYPERLINK \l _Toc1809 </w:instrText>
+            <w:instrText xml:space="preserve"> HYPERLINK \l _Toc12356 </w:instrText>
           </w:r>
           <w:r>
             <w:rPr>
@@ -2559,7 +2559,7 @@
             <w:fldChar w:fldCharType="begin"/>
           </w:r>
           <w:r>
-            <w:instrText xml:space="preserve"> PAGEREF _Toc1809 \h </w:instrText>
+            <w:instrText xml:space="preserve"> PAGEREF _Toc12356 \h </w:instrText>
           </w:r>
           <w:r>
             <w:fldChar w:fldCharType="separate"/>
@@ -2597,7 +2597,7 @@
               <w:rFonts w:ascii="Calibri" w:hAnsi="Calibri" w:eastAsia="Calibri" w:cs="Calibri"/>
               <w:szCs w:val="22"/>
             </w:rPr>
-            <w:instrText xml:space="preserve"> HYPERLINK \l _Toc10313 </w:instrText>
+            <w:instrText xml:space="preserve"> HYPERLINK \l _Toc28393 </w:instrText>
           </w:r>
           <w:r>
             <w:rPr>
@@ -2622,7 +2622,7 @@
             <w:fldChar w:fldCharType="begin"/>
           </w:r>
           <w:r>
-            <w:instrText xml:space="preserve"> PAGEREF _Toc10313 \h </w:instrText>
+            <w:instrText xml:space="preserve"> PAGEREF _Toc28393 \h </w:instrText>
           </w:r>
           <w:r>
             <w:fldChar w:fldCharType="separate"/>
@@ -2660,7 +2660,7 @@
               <w:rFonts w:ascii="Calibri" w:hAnsi="Calibri" w:eastAsia="Calibri" w:cs="Calibri"/>
               <w:szCs w:val="22"/>
             </w:rPr>
-            <w:instrText xml:space="preserve"> HYPERLINK \l _Toc9164 </w:instrText>
+            <w:instrText xml:space="preserve"> HYPERLINK \l _Toc10257 </w:instrText>
           </w:r>
           <w:r>
             <w:rPr>
@@ -2685,7 +2685,7 @@
             <w:fldChar w:fldCharType="begin"/>
           </w:r>
           <w:r>
-            <w:instrText xml:space="preserve"> PAGEREF _Toc9164 \h </w:instrText>
+            <w:instrText xml:space="preserve"> PAGEREF _Toc10257 \h </w:instrText>
           </w:r>
           <w:r>
             <w:fldChar w:fldCharType="separate"/>
@@ -2723,7 +2723,7 @@
               <w:rFonts w:ascii="Calibri" w:hAnsi="Calibri" w:eastAsia="Calibri" w:cs="Calibri"/>
               <w:szCs w:val="22"/>
             </w:rPr>
-            <w:instrText xml:space="preserve"> HYPERLINK \l _Toc26030 </w:instrText>
+            <w:instrText xml:space="preserve"> HYPERLINK \l _Toc13318 </w:instrText>
           </w:r>
           <w:r>
             <w:rPr>
@@ -2748,7 +2748,7 @@
             <w:fldChar w:fldCharType="begin"/>
           </w:r>
           <w:r>
-            <w:instrText xml:space="preserve"> PAGEREF _Toc26030 \h </w:instrText>
+            <w:instrText xml:space="preserve"> PAGEREF _Toc13318 \h </w:instrText>
           </w:r>
           <w:r>
             <w:fldChar w:fldCharType="separate"/>
@@ -2786,7 +2786,7 @@
               <w:rFonts w:ascii="Calibri" w:hAnsi="Calibri" w:eastAsia="Calibri" w:cs="Calibri"/>
               <w:szCs w:val="22"/>
             </w:rPr>
-            <w:instrText xml:space="preserve"> HYPERLINK \l _Toc19699 </w:instrText>
+            <w:instrText xml:space="preserve"> HYPERLINK \l _Toc26059 </w:instrText>
           </w:r>
           <w:r>
             <w:rPr>
@@ -2811,7 +2811,7 @@
             <w:fldChar w:fldCharType="begin"/>
           </w:r>
           <w:r>
-            <w:instrText xml:space="preserve"> PAGEREF _Toc19699 \h </w:instrText>
+            <w:instrText xml:space="preserve"> PAGEREF _Toc26059 \h </w:instrText>
           </w:r>
           <w:r>
             <w:fldChar w:fldCharType="separate"/>
@@ -2849,7 +2849,7 @@
               <w:rFonts w:ascii="Calibri" w:hAnsi="Calibri" w:eastAsia="Calibri" w:cs="Calibri"/>
               <w:szCs w:val="22"/>
             </w:rPr>
-            <w:instrText xml:space="preserve"> HYPERLINK \l _Toc29144 </w:instrText>
+            <w:instrText xml:space="preserve"> HYPERLINK \l _Toc7102 </w:instrText>
           </w:r>
           <w:r>
             <w:rPr>
@@ -2874,7 +2874,7 @@
             <w:fldChar w:fldCharType="begin"/>
           </w:r>
           <w:r>
-            <w:instrText xml:space="preserve"> PAGEREF _Toc29144 \h </w:instrText>
+            <w:instrText xml:space="preserve"> PAGEREF _Toc7102 \h </w:instrText>
           </w:r>
           <w:r>
             <w:fldChar w:fldCharType="separate"/>
@@ -2912,7 +2912,7 @@
               <w:rFonts w:ascii="Calibri" w:hAnsi="Calibri" w:eastAsia="Calibri" w:cs="Calibri"/>
               <w:szCs w:val="22"/>
             </w:rPr>
-            <w:instrText xml:space="preserve"> HYPERLINK \l _Toc3776 </w:instrText>
+            <w:instrText xml:space="preserve"> HYPERLINK \l _Toc29587 </w:instrText>
           </w:r>
           <w:r>
             <w:rPr>
@@ -2937,7 +2937,7 @@
             <w:fldChar w:fldCharType="begin"/>
           </w:r>
           <w:r>
-            <w:instrText xml:space="preserve"> PAGEREF _Toc3776 \h </w:instrText>
+            <w:instrText xml:space="preserve"> PAGEREF _Toc29587 \h </w:instrText>
           </w:r>
           <w:r>
             <w:fldChar w:fldCharType="separate"/>
@@ -2975,7 +2975,7 @@
               <w:rFonts w:ascii="Calibri" w:hAnsi="Calibri" w:eastAsia="Calibri" w:cs="Calibri"/>
               <w:szCs w:val="22"/>
             </w:rPr>
-            <w:instrText xml:space="preserve"> HYPERLINK \l _Toc563 </w:instrText>
+            <w:instrText xml:space="preserve"> HYPERLINK \l _Toc11444 </w:instrText>
           </w:r>
           <w:r>
             <w:rPr>
@@ -3000,7 +3000,7 @@
             <w:fldChar w:fldCharType="begin"/>
           </w:r>
           <w:r>
-            <w:instrText xml:space="preserve"> PAGEREF _Toc563 \h </w:instrText>
+            <w:instrText xml:space="preserve"> PAGEREF _Toc11444 \h </w:instrText>
           </w:r>
           <w:r>
             <w:fldChar w:fldCharType="separate"/>
@@ -3038,7 +3038,7 @@
               <w:rFonts w:ascii="Calibri" w:hAnsi="Calibri" w:eastAsia="Calibri" w:cs="Calibri"/>
               <w:szCs w:val="22"/>
             </w:rPr>
-            <w:instrText xml:space="preserve"> HYPERLINK \l _Toc17029 </w:instrText>
+            <w:instrText xml:space="preserve"> HYPERLINK \l _Toc30303 </w:instrText>
           </w:r>
           <w:r>
             <w:rPr>
@@ -3063,7 +3063,7 @@
             <w:fldChar w:fldCharType="begin"/>
           </w:r>
           <w:r>
-            <w:instrText xml:space="preserve"> PAGEREF _Toc17029 \h </w:instrText>
+            <w:instrText xml:space="preserve"> PAGEREF _Toc30303 \h </w:instrText>
           </w:r>
           <w:r>
             <w:fldChar w:fldCharType="separate"/>
@@ -3101,7 +3101,7 @@
               <w:rFonts w:ascii="Calibri" w:hAnsi="Calibri" w:eastAsia="Calibri" w:cs="Calibri"/>
               <w:szCs w:val="22"/>
             </w:rPr>
-            <w:instrText xml:space="preserve"> HYPERLINK \l _Toc1534 </w:instrText>
+            <w:instrText xml:space="preserve"> HYPERLINK \l _Toc21865 </w:instrText>
           </w:r>
           <w:r>
             <w:rPr>
@@ -3126,7 +3126,7 @@
             <w:fldChar w:fldCharType="begin"/>
           </w:r>
           <w:r>
-            <w:instrText xml:space="preserve"> PAGEREF _Toc1534 \h </w:instrText>
+            <w:instrText xml:space="preserve"> PAGEREF _Toc21865 \h </w:instrText>
           </w:r>
           <w:r>
             <w:fldChar w:fldCharType="separate"/>
@@ -3164,7 +3164,7 @@
               <w:rFonts w:ascii="Calibri" w:hAnsi="Calibri" w:eastAsia="Calibri" w:cs="Calibri"/>
               <w:szCs w:val="22"/>
             </w:rPr>
-            <w:instrText xml:space="preserve"> HYPERLINK \l _Toc28913 </w:instrText>
+            <w:instrText xml:space="preserve"> HYPERLINK \l _Toc29344 </w:instrText>
           </w:r>
           <w:r>
             <w:rPr>
@@ -3189,7 +3189,7 @@
             <w:fldChar w:fldCharType="begin"/>
           </w:r>
           <w:r>
-            <w:instrText xml:space="preserve"> PAGEREF _Toc28913 \h </w:instrText>
+            <w:instrText xml:space="preserve"> PAGEREF _Toc29344 \h </w:instrText>
           </w:r>
           <w:r>
             <w:fldChar w:fldCharType="separate"/>
@@ -3227,7 +3227,7 @@
               <w:rFonts w:ascii="Calibri" w:hAnsi="Calibri" w:eastAsia="Calibri" w:cs="Calibri"/>
               <w:szCs w:val="22"/>
             </w:rPr>
-            <w:instrText xml:space="preserve"> HYPERLINK \l _Toc2033 </w:instrText>
+            <w:instrText xml:space="preserve"> HYPERLINK \l _Toc24745 </w:instrText>
           </w:r>
           <w:r>
             <w:rPr>
@@ -3252,7 +3252,7 @@
             <w:fldChar w:fldCharType="begin"/>
           </w:r>
           <w:r>
-            <w:instrText xml:space="preserve"> PAGEREF _Toc2033 \h </w:instrText>
+            <w:instrText xml:space="preserve"> PAGEREF _Toc24745 \h </w:instrText>
           </w:r>
           <w:r>
             <w:fldChar w:fldCharType="separate"/>
@@ -3290,7 +3290,7 @@
               <w:rFonts w:ascii="Calibri" w:hAnsi="Calibri" w:eastAsia="Calibri" w:cs="Calibri"/>
               <w:szCs w:val="22"/>
             </w:rPr>
-            <w:instrText xml:space="preserve"> HYPERLINK \l _Toc5015 </w:instrText>
+            <w:instrText xml:space="preserve"> HYPERLINK \l _Toc10097 </w:instrText>
           </w:r>
           <w:r>
             <w:rPr>
@@ -3315,7 +3315,7 @@
             <w:fldChar w:fldCharType="begin"/>
           </w:r>
           <w:r>
-            <w:instrText xml:space="preserve"> PAGEREF _Toc5015 \h </w:instrText>
+            <w:instrText xml:space="preserve"> PAGEREF _Toc10097 \h </w:instrText>
           </w:r>
           <w:r>
             <w:fldChar w:fldCharType="separate"/>
@@ -3425,7 +3425,7 @@
       </w:pPr>
       <w:bookmarkStart w:id="4" w:name="bookmark1"/>
       <w:bookmarkEnd w:id="4"/>
-      <w:bookmarkStart w:id="5" w:name="_Toc28264"/>
+      <w:bookmarkStart w:id="5" w:name="_Toc26399"/>
       <w:r>
         <w:t>简介</w:t>
       </w:r>
@@ -3449,7 +3449,7 @@
         <w:snapToGrid w:val="0"/>
         <w:textAlignment w:val="baseline"/>
       </w:pPr>
-      <w:bookmarkStart w:id="6" w:name="_Toc3302"/>
+      <w:bookmarkStart w:id="6" w:name="_Toc20698"/>
       <w:r>
         <w:t>目的</w:t>
       </w:r>
@@ -3495,7 +3495,7 @@
         <w:snapToGrid w:val="0"/>
         <w:textAlignment w:val="baseline"/>
       </w:pPr>
-      <w:bookmarkStart w:id="7" w:name="_Toc12489"/>
+      <w:bookmarkStart w:id="7" w:name="_Toc10355"/>
       <w:r>
         <w:t>原则</w:t>
       </w:r>
@@ -3519,7 +3519,7 @@
         <w:snapToGrid w:val="0"/>
         <w:textAlignment w:val="baseline"/>
       </w:pPr>
-      <w:bookmarkStart w:id="8" w:name="_Toc28152"/>
+      <w:bookmarkStart w:id="8" w:name="_Toc4863"/>
       <w:r>
         <w:t>适用原则</w:t>
       </w:r>
@@ -3565,7 +3565,7 @@
         <w:snapToGrid w:val="0"/>
         <w:textAlignment w:val="baseline"/>
       </w:pPr>
-      <w:bookmarkStart w:id="9" w:name="_Toc1809"/>
+      <w:bookmarkStart w:id="9" w:name="_Toc12356"/>
       <w:r>
         <w:t>以人为本的原则</w:t>
       </w:r>
@@ -3611,7 +3611,7 @@
         <w:snapToGrid w:val="0"/>
         <w:textAlignment w:val="baseline"/>
       </w:pPr>
-      <w:bookmarkStart w:id="10" w:name="_Toc10313"/>
+      <w:bookmarkStart w:id="10" w:name="_Toc28393"/>
       <w:r>
         <w:t>权变原则</w:t>
       </w:r>
@@ -3657,7 +3657,7 @@
         <w:snapToGrid w:val="0"/>
         <w:textAlignment w:val="baseline"/>
       </w:pPr>
-      <w:bookmarkStart w:id="11" w:name="_Toc9164"/>
+      <w:bookmarkStart w:id="11" w:name="_Toc10257"/>
       <w:r>
         <w:t>储备原因分类</w:t>
       </w:r>
@@ -3762,7 +3762,7 @@
         <w:snapToGrid w:val="0"/>
         <w:textAlignment w:val="baseline"/>
       </w:pPr>
-      <w:bookmarkStart w:id="12" w:name="_Toc26030"/>
+      <w:bookmarkStart w:id="12" w:name="_Toc13318"/>
       <w:r>
         <w:t>储备人才分类</w:t>
       </w:r>
@@ -3840,13 +3840,11 @@
         <w:snapToGrid w:val="0"/>
         <w:textAlignment w:val="baseline"/>
       </w:pPr>
-      <w:bookmarkStart w:id="13" w:name="_Toc19699"/>
+      <w:bookmarkStart w:id="13" w:name="_Toc26059"/>
       <w:r>
         <w:t>储备人才渠道</w:t>
       </w:r>
       <w:bookmarkEnd w:id="13"/>
-      <w:bookmarkStart w:id="23" w:name="_GoBack"/>
-      <w:bookmarkEnd w:id="23"/>
     </w:p>
     <w:p>
       <w:pPr>
@@ -3866,7 +3864,7 @@
         <w:snapToGrid w:val="0"/>
         <w:textAlignment w:val="baseline"/>
       </w:pPr>
-      <w:bookmarkStart w:id="14" w:name="_Toc29144"/>
+      <w:bookmarkStart w:id="14" w:name="_Toc7102"/>
       <w:r>
         <w:t>外部招聘渠道</w:t>
       </w:r>
@@ -3912,7 +3910,7 @@
         <w:snapToGrid w:val="0"/>
         <w:textAlignment w:val="baseline"/>
       </w:pPr>
-      <w:bookmarkStart w:id="15" w:name="_Toc3776"/>
+      <w:bookmarkStart w:id="15" w:name="_Toc29587"/>
       <w:r>
         <w:t>内部招聘渠道</w:t>
       </w:r>
@@ -3958,7 +3956,7 @@
         <w:snapToGrid w:val="0"/>
         <w:textAlignment w:val="baseline"/>
       </w:pPr>
-      <w:bookmarkStart w:id="16" w:name="_Toc563"/>
+      <w:bookmarkStart w:id="16" w:name="_Toc11444"/>
       <w:r>
         <w:t>内部调控和培养</w:t>
       </w:r>
@@ -3967,20 +3965,7 @@
     <w:p>
       <w:pPr>
         <w:pStyle w:val="27"/>
-        <w:keepNext w:val="0"/>
-        <w:keepLines w:val="0"/>
-        <w:pageBreakBefore w:val="0"/>
-        <w:widowControl w:val="0"/>
-        <w:kinsoku w:val="0"/>
-        <w:wordWrap/>
-        <w:overflowPunct/>
-        <w:topLinePunct w:val="0"/>
-        <w:autoSpaceDE w:val="0"/>
-        <w:autoSpaceDN w:val="0"/>
         <w:bidi w:val="0"/>
-        <w:adjustRightInd w:val="0"/>
-        <w:snapToGrid w:val="0"/>
-        <w:textAlignment w:val="baseline"/>
       </w:pPr>
       <w:r>
         <w:t>结合公司业务发展需求和员工个人职业发展生涯。调整人员储备结构：针对目前存在各业务部门在人员分工结构上分布不适应公司业务和技术发展需求的、或因员工个人职业生涯的与现任岗位不一致等现实问题，阶段性调控，坚持应急业务项目人员需求或目前缺编的岗位优先储备；产品研发岗位、公司中长期业务岗位和培养周期长期储备和有目标培养；对即将开展的业务提前储备或培养。</w:t>
@@ -4004,7 +3989,7 @@
         <w:snapToGrid w:val="0"/>
         <w:textAlignment w:val="baseline"/>
       </w:pPr>
-      <w:bookmarkStart w:id="17" w:name="_Toc17029"/>
+      <w:bookmarkStart w:id="17" w:name="_Toc30303"/>
       <w:r>
         <w:t>储备人才的培养与考核</w:t>
       </w:r>
@@ -4030,7 +4015,7 @@
       </w:pPr>
       <w:bookmarkStart w:id="18" w:name="bookmark16"/>
       <w:bookmarkEnd w:id="18"/>
-      <w:bookmarkStart w:id="19" w:name="_Toc1534"/>
+      <w:bookmarkStart w:id="19" w:name="_Toc21865"/>
       <w:r>
         <w:t>建立长效的培训机制</w:t>
       </w:r>
@@ -4076,7 +4061,7 @@
         <w:snapToGrid w:val="0"/>
         <w:textAlignment w:val="baseline"/>
       </w:pPr>
-      <w:bookmarkStart w:id="20" w:name="_Toc28913"/>
+      <w:bookmarkStart w:id="20" w:name="_Toc29344"/>
       <w:r>
         <w:t>利用社会培训资源对储备人才能力提升作用</w:t>
       </w:r>
@@ -4144,7 +4129,7 @@
         <w:snapToGrid w:val="0"/>
         <w:textAlignment w:val="baseline"/>
       </w:pPr>
-      <w:bookmarkStart w:id="21" w:name="_Toc2033"/>
+      <w:bookmarkStart w:id="21" w:name="_Toc24745"/>
       <w:r>
         <w:t>储备人才的激励</w:t>
       </w:r>
@@ -4210,7 +4195,7 @@
         <w:snapToGrid w:val="0"/>
         <w:textAlignment w:val="baseline"/>
       </w:pPr>
-      <w:bookmarkStart w:id="22" w:name="_Toc5015"/>
+      <w:bookmarkStart w:id="22" w:name="_Toc10097"/>
       <w:r>
         <w:t>流程衡量指标</w:t>
       </w:r>
@@ -4684,7 +4669,19 @@
                 <w:szCs w:val="18"/>
                 <w:lang w:val="en-US" w:eastAsia="zh-CN"/>
               </w:rPr>
-              <w:t>(实际储备人员的数量/计划储备人员的数量)*100%</w:t>
+              <w:t>(实际</w:t>
+            </w:r>
+            <w:bookmarkStart w:id="23" w:name="_GoBack"/>
+            <w:bookmarkEnd w:id="23"/>
+            <w:r>
+              <w:rPr>
+                <w:rFonts w:hint="eastAsia" w:ascii="宋体" w:hAnsi="宋体" w:eastAsia="宋体" w:cs="宋体"/>
+                <w:spacing w:val="-2"/>
+                <w:sz w:val="18"/>
+                <w:szCs w:val="18"/>
+                <w:lang w:val="en-US" w:eastAsia="zh-CN"/>
+              </w:rPr>
+              <w:t>储备人员的数量/计划储备人员的数量)*100%</w:t>
             </w:r>
           </w:p>
         </w:tc>

--- a/5.人员管理/1.流程制度规范类文件/050102-运维服务人员储备制度.docx
+++ b/5.人员管理/1.流程制度规范类文件/050102-运维服务人员储备制度.docx
@@ -39,7 +39,7 @@
         <w:snapToGrid w:val="0"/>
         <w:textAlignment w:val="baseline"/>
       </w:pPr>
-      <w:bookmarkStart w:id="0" w:name="_Toc28691"/>
+      <w:bookmarkStart w:id="0" w:name="_Toc837"/>
       <w:r>
         <w:t>运维服务人员储备制度</w:t>
       </w:r>
@@ -63,7 +63,7 @@
         <w:snapToGrid w:val="0"/>
         <w:textAlignment w:val="baseline"/>
       </w:pPr>
-      <w:bookmarkStart w:id="1" w:name="_Toc23392"/>
+      <w:bookmarkStart w:id="1" w:name="_Toc25530"/>
       <w:r>
         <w:t>中达丰集团有限公司</w:t>
       </w:r>
@@ -100,7 +100,7 @@
           <w:cols w:space="720" w:num="1"/>
         </w:sectPr>
       </w:pPr>
-      <w:bookmarkStart w:id="2" w:name="_Toc1664"/>
+      <w:bookmarkStart w:id="2" w:name="_Toc15194"/>
       <w:r>
         <w:rPr>
           <w:rFonts w:hint="eastAsia" w:ascii="宋体" w:hAnsi="宋体" w:eastAsia="宋体" w:cs="宋体"/>
@@ -139,7 +139,7 @@
           <w:szCs w:val="28"/>
         </w:rPr>
       </w:pPr>
-      <w:bookmarkStart w:id="3" w:name="_Toc14013"/>
+      <w:bookmarkStart w:id="3" w:name="_Toc29487"/>
       <w:r>
         <w:rPr>
           <w:rFonts w:ascii="宋体" w:hAnsi="宋体" w:eastAsia="宋体" w:cs="宋体"/>
@@ -2043,7 +2043,7 @@
               <w:rFonts w:ascii="Calibri" w:hAnsi="Calibri" w:eastAsia="Calibri" w:cs="Calibri"/>
               <w:szCs w:val="22"/>
             </w:rPr>
-            <w:instrText xml:space="preserve"> HYPERLINK \l _Toc28691 </w:instrText>
+            <w:instrText xml:space="preserve"> HYPERLINK \l _Toc837 </w:instrText>
           </w:r>
           <w:r>
             <w:rPr>
@@ -2062,7 +2062,7 @@
             <w:fldChar w:fldCharType="begin"/>
           </w:r>
           <w:r>
-            <w:instrText xml:space="preserve"> PAGEREF _Toc28691 \h </w:instrText>
+            <w:instrText xml:space="preserve"> PAGEREF _Toc837 \h </w:instrText>
           </w:r>
           <w:r>
             <w:fldChar w:fldCharType="separate"/>
@@ -2100,7 +2100,7 @@
               <w:rFonts w:ascii="Calibri" w:hAnsi="Calibri" w:eastAsia="Calibri" w:cs="Calibri"/>
               <w:szCs w:val="22"/>
             </w:rPr>
-            <w:instrText xml:space="preserve"> HYPERLINK \l _Toc23392 </w:instrText>
+            <w:instrText xml:space="preserve"> HYPERLINK \l _Toc25530 </w:instrText>
           </w:r>
           <w:r>
             <w:rPr>
@@ -2119,7 +2119,7 @@
             <w:fldChar w:fldCharType="begin"/>
           </w:r>
           <w:r>
-            <w:instrText xml:space="preserve"> PAGEREF _Toc23392 \h </w:instrText>
+            <w:instrText xml:space="preserve"> PAGEREF _Toc25530 \h </w:instrText>
           </w:r>
           <w:r>
             <w:fldChar w:fldCharType="separate"/>
@@ -2157,7 +2157,7 @@
               <w:rFonts w:ascii="Calibri" w:hAnsi="Calibri" w:eastAsia="Calibri" w:cs="Calibri"/>
               <w:szCs w:val="22"/>
             </w:rPr>
-            <w:instrText xml:space="preserve"> HYPERLINK \l _Toc1664 </w:instrText>
+            <w:instrText xml:space="preserve"> HYPERLINK \l _Toc15194 </w:instrText>
           </w:r>
           <w:r>
             <w:rPr>
@@ -2182,7 +2182,7 @@
             <w:fldChar w:fldCharType="begin"/>
           </w:r>
           <w:r>
-            <w:instrText xml:space="preserve"> PAGEREF _Toc1664 \h </w:instrText>
+            <w:instrText xml:space="preserve"> PAGEREF _Toc15194 \h </w:instrText>
           </w:r>
           <w:r>
             <w:fldChar w:fldCharType="separate"/>
@@ -2220,7 +2220,7 @@
               <w:rFonts w:ascii="Calibri" w:hAnsi="Calibri" w:eastAsia="Calibri" w:cs="Calibri"/>
               <w:szCs w:val="22"/>
             </w:rPr>
-            <w:instrText xml:space="preserve"> HYPERLINK \l _Toc14013 </w:instrText>
+            <w:instrText xml:space="preserve"> HYPERLINK \l _Toc29487 </w:instrText>
           </w:r>
           <w:r>
             <w:rPr>
@@ -2244,7 +2244,7 @@
             <w:fldChar w:fldCharType="begin"/>
           </w:r>
           <w:r>
-            <w:instrText xml:space="preserve"> PAGEREF _Toc14013 \h </w:instrText>
+            <w:instrText xml:space="preserve"> PAGEREF _Toc29487 \h </w:instrText>
           </w:r>
           <w:r>
             <w:fldChar w:fldCharType="separate"/>
@@ -2282,7 +2282,7 @@
               <w:rFonts w:ascii="Calibri" w:hAnsi="Calibri" w:eastAsia="Calibri" w:cs="Calibri"/>
               <w:szCs w:val="22"/>
             </w:rPr>
-            <w:instrText xml:space="preserve"> HYPERLINK \l _Toc26399 </w:instrText>
+            <w:instrText xml:space="preserve"> HYPERLINK \l _Toc21125 </w:instrText>
           </w:r>
           <w:r>
             <w:rPr>
@@ -2307,7 +2307,7 @@
             <w:fldChar w:fldCharType="begin"/>
           </w:r>
           <w:r>
-            <w:instrText xml:space="preserve"> PAGEREF _Toc26399 \h </w:instrText>
+            <w:instrText xml:space="preserve"> PAGEREF _Toc21125 \h </w:instrText>
           </w:r>
           <w:r>
             <w:fldChar w:fldCharType="separate"/>
@@ -2345,7 +2345,7 @@
               <w:rFonts w:ascii="Calibri" w:hAnsi="Calibri" w:eastAsia="Calibri" w:cs="Calibri"/>
               <w:szCs w:val="22"/>
             </w:rPr>
-            <w:instrText xml:space="preserve"> HYPERLINK \l _Toc20698 </w:instrText>
+            <w:instrText xml:space="preserve"> HYPERLINK \l _Toc5943 </w:instrText>
           </w:r>
           <w:r>
             <w:rPr>
@@ -2370,7 +2370,7 @@
             <w:fldChar w:fldCharType="begin"/>
           </w:r>
           <w:r>
-            <w:instrText xml:space="preserve"> PAGEREF _Toc20698 \h </w:instrText>
+            <w:instrText xml:space="preserve"> PAGEREF _Toc5943 \h </w:instrText>
           </w:r>
           <w:r>
             <w:fldChar w:fldCharType="separate"/>
@@ -2408,7 +2408,7 @@
               <w:rFonts w:ascii="Calibri" w:hAnsi="Calibri" w:eastAsia="Calibri" w:cs="Calibri"/>
               <w:szCs w:val="22"/>
             </w:rPr>
-            <w:instrText xml:space="preserve"> HYPERLINK \l _Toc10355 </w:instrText>
+            <w:instrText xml:space="preserve"> HYPERLINK \l _Toc31606 </w:instrText>
           </w:r>
           <w:r>
             <w:rPr>
@@ -2433,7 +2433,7 @@
             <w:fldChar w:fldCharType="begin"/>
           </w:r>
           <w:r>
-            <w:instrText xml:space="preserve"> PAGEREF _Toc10355 \h </w:instrText>
+            <w:instrText xml:space="preserve"> PAGEREF _Toc31606 \h </w:instrText>
           </w:r>
           <w:r>
             <w:fldChar w:fldCharType="separate"/>
@@ -2471,7 +2471,7 @@
               <w:rFonts w:ascii="Calibri" w:hAnsi="Calibri" w:eastAsia="Calibri" w:cs="Calibri"/>
               <w:szCs w:val="22"/>
             </w:rPr>
-            <w:instrText xml:space="preserve"> HYPERLINK \l _Toc4863 </w:instrText>
+            <w:instrText xml:space="preserve"> HYPERLINK \l _Toc26731 </w:instrText>
           </w:r>
           <w:r>
             <w:rPr>
@@ -2496,7 +2496,7 @@
             <w:fldChar w:fldCharType="begin"/>
           </w:r>
           <w:r>
-            <w:instrText xml:space="preserve"> PAGEREF _Toc4863 \h </w:instrText>
+            <w:instrText xml:space="preserve"> PAGEREF _Toc26731 \h </w:instrText>
           </w:r>
           <w:r>
             <w:fldChar w:fldCharType="separate"/>
@@ -2534,7 +2534,7 @@
               <w:rFonts w:ascii="Calibri" w:hAnsi="Calibri" w:eastAsia="Calibri" w:cs="Calibri"/>
               <w:szCs w:val="22"/>
             </w:rPr>
-            <w:instrText xml:space="preserve"> HYPERLINK \l _Toc12356 </w:instrText>
+            <w:instrText xml:space="preserve"> HYPERLINK \l _Toc610 </w:instrText>
           </w:r>
           <w:r>
             <w:rPr>
@@ -2559,7 +2559,7 @@
             <w:fldChar w:fldCharType="begin"/>
           </w:r>
           <w:r>
-            <w:instrText xml:space="preserve"> PAGEREF _Toc12356 \h </w:instrText>
+            <w:instrText xml:space="preserve"> PAGEREF _Toc610 \h </w:instrText>
           </w:r>
           <w:r>
             <w:fldChar w:fldCharType="separate"/>
@@ -2597,7 +2597,7 @@
               <w:rFonts w:ascii="Calibri" w:hAnsi="Calibri" w:eastAsia="Calibri" w:cs="Calibri"/>
               <w:szCs w:val="22"/>
             </w:rPr>
-            <w:instrText xml:space="preserve"> HYPERLINK \l _Toc28393 </w:instrText>
+            <w:instrText xml:space="preserve"> HYPERLINK \l _Toc18472 </w:instrText>
           </w:r>
           <w:r>
             <w:rPr>
@@ -2622,7 +2622,7 @@
             <w:fldChar w:fldCharType="begin"/>
           </w:r>
           <w:r>
-            <w:instrText xml:space="preserve"> PAGEREF _Toc28393 \h </w:instrText>
+            <w:instrText xml:space="preserve"> PAGEREF _Toc18472 \h </w:instrText>
           </w:r>
           <w:r>
             <w:fldChar w:fldCharType="separate"/>
@@ -2660,7 +2660,7 @@
               <w:rFonts w:ascii="Calibri" w:hAnsi="Calibri" w:eastAsia="Calibri" w:cs="Calibri"/>
               <w:szCs w:val="22"/>
             </w:rPr>
-            <w:instrText xml:space="preserve"> HYPERLINK \l _Toc10257 </w:instrText>
+            <w:instrText xml:space="preserve"> HYPERLINK \l _Toc22860 </w:instrText>
           </w:r>
           <w:r>
             <w:rPr>
@@ -2685,7 +2685,7 @@
             <w:fldChar w:fldCharType="begin"/>
           </w:r>
           <w:r>
-            <w:instrText xml:space="preserve"> PAGEREF _Toc10257 \h </w:instrText>
+            <w:instrText xml:space="preserve"> PAGEREF _Toc22860 \h </w:instrText>
           </w:r>
           <w:r>
             <w:fldChar w:fldCharType="separate"/>
@@ -2723,7 +2723,7 @@
               <w:rFonts w:ascii="Calibri" w:hAnsi="Calibri" w:eastAsia="Calibri" w:cs="Calibri"/>
               <w:szCs w:val="22"/>
             </w:rPr>
-            <w:instrText xml:space="preserve"> HYPERLINK \l _Toc13318 </w:instrText>
+            <w:instrText xml:space="preserve"> HYPERLINK \l _Toc26156 </w:instrText>
           </w:r>
           <w:r>
             <w:rPr>
@@ -2748,7 +2748,7 @@
             <w:fldChar w:fldCharType="begin"/>
           </w:r>
           <w:r>
-            <w:instrText xml:space="preserve"> PAGEREF _Toc13318 \h </w:instrText>
+            <w:instrText xml:space="preserve"> PAGEREF _Toc26156 \h </w:instrText>
           </w:r>
           <w:r>
             <w:fldChar w:fldCharType="separate"/>
@@ -2786,7 +2786,7 @@
               <w:rFonts w:ascii="Calibri" w:hAnsi="Calibri" w:eastAsia="Calibri" w:cs="Calibri"/>
               <w:szCs w:val="22"/>
             </w:rPr>
-            <w:instrText xml:space="preserve"> HYPERLINK \l _Toc26059 </w:instrText>
+            <w:instrText xml:space="preserve"> HYPERLINK \l _Toc1939 </w:instrText>
           </w:r>
           <w:r>
             <w:rPr>
@@ -2811,7 +2811,7 @@
             <w:fldChar w:fldCharType="begin"/>
           </w:r>
           <w:r>
-            <w:instrText xml:space="preserve"> PAGEREF _Toc26059 \h </w:instrText>
+            <w:instrText xml:space="preserve"> PAGEREF _Toc1939 \h </w:instrText>
           </w:r>
           <w:r>
             <w:fldChar w:fldCharType="separate"/>
@@ -2849,7 +2849,7 @@
               <w:rFonts w:ascii="Calibri" w:hAnsi="Calibri" w:eastAsia="Calibri" w:cs="Calibri"/>
               <w:szCs w:val="22"/>
             </w:rPr>
-            <w:instrText xml:space="preserve"> HYPERLINK \l _Toc7102 </w:instrText>
+            <w:instrText xml:space="preserve"> HYPERLINK \l _Toc28793 </w:instrText>
           </w:r>
           <w:r>
             <w:rPr>
@@ -2874,7 +2874,7 @@
             <w:fldChar w:fldCharType="begin"/>
           </w:r>
           <w:r>
-            <w:instrText xml:space="preserve"> PAGEREF _Toc7102 \h </w:instrText>
+            <w:instrText xml:space="preserve"> PAGEREF _Toc28793 \h </w:instrText>
           </w:r>
           <w:r>
             <w:fldChar w:fldCharType="separate"/>
@@ -2912,7 +2912,7 @@
               <w:rFonts w:ascii="Calibri" w:hAnsi="Calibri" w:eastAsia="Calibri" w:cs="Calibri"/>
               <w:szCs w:val="22"/>
             </w:rPr>
-            <w:instrText xml:space="preserve"> HYPERLINK \l _Toc29587 </w:instrText>
+            <w:instrText xml:space="preserve"> HYPERLINK \l _Toc7914 </w:instrText>
           </w:r>
           <w:r>
             <w:rPr>
@@ -2937,7 +2937,7 @@
             <w:fldChar w:fldCharType="begin"/>
           </w:r>
           <w:r>
-            <w:instrText xml:space="preserve"> PAGEREF _Toc29587 \h </w:instrText>
+            <w:instrText xml:space="preserve"> PAGEREF _Toc7914 \h </w:instrText>
           </w:r>
           <w:r>
             <w:fldChar w:fldCharType="separate"/>
@@ -2975,7 +2975,7 @@
               <w:rFonts w:ascii="Calibri" w:hAnsi="Calibri" w:eastAsia="Calibri" w:cs="Calibri"/>
               <w:szCs w:val="22"/>
             </w:rPr>
-            <w:instrText xml:space="preserve"> HYPERLINK \l _Toc11444 </w:instrText>
+            <w:instrText xml:space="preserve"> HYPERLINK \l _Toc9947 </w:instrText>
           </w:r>
           <w:r>
             <w:rPr>
@@ -3000,7 +3000,7 @@
             <w:fldChar w:fldCharType="begin"/>
           </w:r>
           <w:r>
-            <w:instrText xml:space="preserve"> PAGEREF _Toc11444 \h </w:instrText>
+            <w:instrText xml:space="preserve"> PAGEREF _Toc9947 \h </w:instrText>
           </w:r>
           <w:r>
             <w:fldChar w:fldCharType="separate"/>
@@ -3038,7 +3038,7 @@
               <w:rFonts w:ascii="Calibri" w:hAnsi="Calibri" w:eastAsia="Calibri" w:cs="Calibri"/>
               <w:szCs w:val="22"/>
             </w:rPr>
-            <w:instrText xml:space="preserve"> HYPERLINK \l _Toc30303 </w:instrText>
+            <w:instrText xml:space="preserve"> HYPERLINK \l _Toc10540 </w:instrText>
           </w:r>
           <w:r>
             <w:rPr>
@@ -3063,7 +3063,7 @@
             <w:fldChar w:fldCharType="begin"/>
           </w:r>
           <w:r>
-            <w:instrText xml:space="preserve"> PAGEREF _Toc30303 \h </w:instrText>
+            <w:instrText xml:space="preserve"> PAGEREF _Toc10540 \h </w:instrText>
           </w:r>
           <w:r>
             <w:fldChar w:fldCharType="separate"/>
@@ -3101,7 +3101,7 @@
               <w:rFonts w:ascii="Calibri" w:hAnsi="Calibri" w:eastAsia="Calibri" w:cs="Calibri"/>
               <w:szCs w:val="22"/>
             </w:rPr>
-            <w:instrText xml:space="preserve"> HYPERLINK \l _Toc21865 </w:instrText>
+            <w:instrText xml:space="preserve"> HYPERLINK \l _Toc6143 </w:instrText>
           </w:r>
           <w:r>
             <w:rPr>
@@ -3126,7 +3126,7 @@
             <w:fldChar w:fldCharType="begin"/>
           </w:r>
           <w:r>
-            <w:instrText xml:space="preserve"> PAGEREF _Toc21865 \h </w:instrText>
+            <w:instrText xml:space="preserve"> PAGEREF _Toc6143 \h </w:instrText>
           </w:r>
           <w:r>
             <w:fldChar w:fldCharType="separate"/>
@@ -3164,7 +3164,7 @@
               <w:rFonts w:ascii="Calibri" w:hAnsi="Calibri" w:eastAsia="Calibri" w:cs="Calibri"/>
               <w:szCs w:val="22"/>
             </w:rPr>
-            <w:instrText xml:space="preserve"> HYPERLINK \l _Toc29344 </w:instrText>
+            <w:instrText xml:space="preserve"> HYPERLINK \l _Toc23972 </w:instrText>
           </w:r>
           <w:r>
             <w:rPr>
@@ -3189,7 +3189,7 @@
             <w:fldChar w:fldCharType="begin"/>
           </w:r>
           <w:r>
-            <w:instrText xml:space="preserve"> PAGEREF _Toc29344 \h </w:instrText>
+            <w:instrText xml:space="preserve"> PAGEREF _Toc23972 \h </w:instrText>
           </w:r>
           <w:r>
             <w:fldChar w:fldCharType="separate"/>
@@ -3227,7 +3227,7 @@
               <w:rFonts w:ascii="Calibri" w:hAnsi="Calibri" w:eastAsia="Calibri" w:cs="Calibri"/>
               <w:szCs w:val="22"/>
             </w:rPr>
-            <w:instrText xml:space="preserve"> HYPERLINK \l _Toc24745 </w:instrText>
+            <w:instrText xml:space="preserve"> HYPERLINK \l _Toc15370 </w:instrText>
           </w:r>
           <w:r>
             <w:rPr>
@@ -3252,7 +3252,7 @@
             <w:fldChar w:fldCharType="begin"/>
           </w:r>
           <w:r>
-            <w:instrText xml:space="preserve"> PAGEREF _Toc24745 \h </w:instrText>
+            <w:instrText xml:space="preserve"> PAGEREF _Toc15370 \h </w:instrText>
           </w:r>
           <w:r>
             <w:fldChar w:fldCharType="separate"/>
@@ -3290,7 +3290,7 @@
               <w:rFonts w:ascii="Calibri" w:hAnsi="Calibri" w:eastAsia="Calibri" w:cs="Calibri"/>
               <w:szCs w:val="22"/>
             </w:rPr>
-            <w:instrText xml:space="preserve"> HYPERLINK \l _Toc10097 </w:instrText>
+            <w:instrText xml:space="preserve"> HYPERLINK \l _Toc8643 </w:instrText>
           </w:r>
           <w:r>
             <w:rPr>
@@ -3315,7 +3315,7 @@
             <w:fldChar w:fldCharType="begin"/>
           </w:r>
           <w:r>
-            <w:instrText xml:space="preserve"> PAGEREF _Toc10097 \h </w:instrText>
+            <w:instrText xml:space="preserve"> PAGEREF _Toc8643 \h </w:instrText>
           </w:r>
           <w:r>
             <w:fldChar w:fldCharType="separate"/>
@@ -3425,7 +3425,7 @@
       </w:pPr>
       <w:bookmarkStart w:id="4" w:name="bookmark1"/>
       <w:bookmarkEnd w:id="4"/>
-      <w:bookmarkStart w:id="5" w:name="_Toc26399"/>
+      <w:bookmarkStart w:id="5" w:name="_Toc21125"/>
       <w:r>
         <w:t>简介</w:t>
       </w:r>
@@ -3449,7 +3449,7 @@
         <w:snapToGrid w:val="0"/>
         <w:textAlignment w:val="baseline"/>
       </w:pPr>
-      <w:bookmarkStart w:id="6" w:name="_Toc20698"/>
+      <w:bookmarkStart w:id="6" w:name="_Toc5943"/>
       <w:r>
         <w:t>目的</w:t>
       </w:r>
@@ -3495,7 +3495,7 @@
         <w:snapToGrid w:val="0"/>
         <w:textAlignment w:val="baseline"/>
       </w:pPr>
-      <w:bookmarkStart w:id="7" w:name="_Toc10355"/>
+      <w:bookmarkStart w:id="7" w:name="_Toc31606"/>
       <w:r>
         <w:t>原则</w:t>
       </w:r>
@@ -3519,7 +3519,7 @@
         <w:snapToGrid w:val="0"/>
         <w:textAlignment w:val="baseline"/>
       </w:pPr>
-      <w:bookmarkStart w:id="8" w:name="_Toc4863"/>
+      <w:bookmarkStart w:id="8" w:name="_Toc26731"/>
       <w:r>
         <w:t>适用原则</w:t>
       </w:r>
@@ -3565,7 +3565,7 @@
         <w:snapToGrid w:val="0"/>
         <w:textAlignment w:val="baseline"/>
       </w:pPr>
-      <w:bookmarkStart w:id="9" w:name="_Toc12356"/>
+      <w:bookmarkStart w:id="9" w:name="_Toc610"/>
       <w:r>
         <w:t>以人为本的原则</w:t>
       </w:r>
@@ -3611,7 +3611,7 @@
         <w:snapToGrid w:val="0"/>
         <w:textAlignment w:val="baseline"/>
       </w:pPr>
-      <w:bookmarkStart w:id="10" w:name="_Toc28393"/>
+      <w:bookmarkStart w:id="10" w:name="_Toc18472"/>
       <w:r>
         <w:t>权变原则</w:t>
       </w:r>
@@ -3657,7 +3657,7 @@
         <w:snapToGrid w:val="0"/>
         <w:textAlignment w:val="baseline"/>
       </w:pPr>
-      <w:bookmarkStart w:id="11" w:name="_Toc10257"/>
+      <w:bookmarkStart w:id="11" w:name="_Toc22860"/>
       <w:r>
         <w:t>储备原因分类</w:t>
       </w:r>
@@ -3762,7 +3762,7 @@
         <w:snapToGrid w:val="0"/>
         <w:textAlignment w:val="baseline"/>
       </w:pPr>
-      <w:bookmarkStart w:id="12" w:name="_Toc13318"/>
+      <w:bookmarkStart w:id="12" w:name="_Toc26156"/>
       <w:r>
         <w:t>储备人才分类</w:t>
       </w:r>
@@ -3840,9 +3840,14 @@
         <w:snapToGrid w:val="0"/>
         <w:textAlignment w:val="baseline"/>
       </w:pPr>
-      <w:bookmarkStart w:id="13" w:name="_Toc26059"/>
+      <w:bookmarkStart w:id="13" w:name="_Toc1939"/>
       <w:r>
-        <w:t>储备人才渠道</w:t>
+        <w:t>储备人才</w:t>
+      </w:r>
+      <w:bookmarkStart w:id="23" w:name="_GoBack"/>
+      <w:bookmarkEnd w:id="23"/>
+      <w:r>
+        <w:t>渠道</w:t>
       </w:r>
       <w:bookmarkEnd w:id="13"/>
     </w:p>
@@ -3864,7 +3869,7 @@
         <w:snapToGrid w:val="0"/>
         <w:textAlignment w:val="baseline"/>
       </w:pPr>
-      <w:bookmarkStart w:id="14" w:name="_Toc7102"/>
+      <w:bookmarkStart w:id="14" w:name="_Toc28793"/>
       <w:r>
         <w:t>外部招聘渠道</w:t>
       </w:r>
@@ -3910,7 +3915,7 @@
         <w:snapToGrid w:val="0"/>
         <w:textAlignment w:val="baseline"/>
       </w:pPr>
-      <w:bookmarkStart w:id="15" w:name="_Toc29587"/>
+      <w:bookmarkStart w:id="15" w:name="_Toc7914"/>
       <w:r>
         <w:t>内部招聘渠道</w:t>
       </w:r>
@@ -3956,7 +3961,7 @@
         <w:snapToGrid w:val="0"/>
         <w:textAlignment w:val="baseline"/>
       </w:pPr>
-      <w:bookmarkStart w:id="16" w:name="_Toc11444"/>
+      <w:bookmarkStart w:id="16" w:name="_Toc9947"/>
       <w:r>
         <w:t>内部调控和培养</w:t>
       </w:r>
@@ -3989,7 +3994,7 @@
         <w:snapToGrid w:val="0"/>
         <w:textAlignment w:val="baseline"/>
       </w:pPr>
-      <w:bookmarkStart w:id="17" w:name="_Toc30303"/>
+      <w:bookmarkStart w:id="17" w:name="_Toc10540"/>
       <w:r>
         <w:t>储备人才的培养与考核</w:t>
       </w:r>
@@ -4015,7 +4020,7 @@
       </w:pPr>
       <w:bookmarkStart w:id="18" w:name="bookmark16"/>
       <w:bookmarkEnd w:id="18"/>
-      <w:bookmarkStart w:id="19" w:name="_Toc21865"/>
+      <w:bookmarkStart w:id="19" w:name="_Toc6143"/>
       <w:r>
         <w:t>建立长效的培训机制</w:t>
       </w:r>
@@ -4061,7 +4066,7 @@
         <w:snapToGrid w:val="0"/>
         <w:textAlignment w:val="baseline"/>
       </w:pPr>
-      <w:bookmarkStart w:id="20" w:name="_Toc29344"/>
+      <w:bookmarkStart w:id="20" w:name="_Toc23972"/>
       <w:r>
         <w:t>利用社会培训资源对储备人才能力提升作用</w:t>
       </w:r>
@@ -4129,7 +4134,7 @@
         <w:snapToGrid w:val="0"/>
         <w:textAlignment w:val="baseline"/>
       </w:pPr>
-      <w:bookmarkStart w:id="21" w:name="_Toc24745"/>
+      <w:bookmarkStart w:id="21" w:name="_Toc15370"/>
       <w:r>
         <w:t>储备人才的激励</w:t>
       </w:r>
@@ -4195,7 +4200,7 @@
         <w:snapToGrid w:val="0"/>
         <w:textAlignment w:val="baseline"/>
       </w:pPr>
-      <w:bookmarkStart w:id="22" w:name="_Toc10097"/>
+      <w:bookmarkStart w:id="22" w:name="_Toc8643"/>
       <w:r>
         <w:t>流程衡量指标</w:t>
       </w:r>
@@ -4669,19 +4674,7 @@
                 <w:szCs w:val="18"/>
                 <w:lang w:val="en-US" w:eastAsia="zh-CN"/>
               </w:rPr>
-              <w:t>(实际</w:t>
-            </w:r>
-            <w:bookmarkStart w:id="23" w:name="_GoBack"/>
-            <w:bookmarkEnd w:id="23"/>
-            <w:r>
-              <w:rPr>
-                <w:rFonts w:hint="eastAsia" w:ascii="宋体" w:hAnsi="宋体" w:eastAsia="宋体" w:cs="宋体"/>
-                <w:spacing w:val="-2"/>
-                <w:sz w:val="18"/>
-                <w:szCs w:val="18"/>
-                <w:lang w:val="en-US" w:eastAsia="zh-CN"/>
-              </w:rPr>
-              <w:t>储备人员的数量/计划储备人员的数量)*100%</w:t>
+              <w:t>(实际储备人员的数量/计划储备人员的数量)*100%</w:t>
             </w:r>
           </w:p>
         </w:tc>
